--- a/downloads/teacher/ai-2-week-13.docx
+++ b/downloads/teacher/ai-2-week-13.docx
@@ -3052,6 +3052,396 @@
         <w:t>Use a confusion table when evaluating recommender category predictions and attach concrete consequences to each error.</w:t>
       </w:r>
     </w:p>
+    <w:p>
+      <w:pPr>
+        <w:pStyle w:val="Heading1"/>
+      </w:pPr>
+      <w:r>
+        <w:t>07. Prepare, teach and assess</w:t>
+      </w:r>
+    </w:p>
+    <w:p>
+      <w:r>
+        <w:t>Teaching target: Build a labelled confusion matrix from matched reference and prediction pairs</w:t>
+      </w:r>
+    </w:p>
+    <w:p>
+      <w:r>
+        <w:t>Prepare the labelled worked-case picture, the matching workbook, fictional input cards and a place for individual responses. No paid AI account is required for the paper reasoning activities.</w:t>
+      </w:r>
+    </w:p>
+    <w:tbl>
+      <w:tblPr>
+        <w:tblStyle w:val="LightShading-Accent1"/>
+        <w:tblW w:type="auto" w:w="0"/>
+        <w:tblLook w:firstColumn="1" w:firstRow="1" w:lastColumn="0" w:lastRow="0" w:noHBand="0" w:noVBand="1" w:val="04A0"/>
+      </w:tblPr>
+      <w:tblGrid>
+        <w:gridCol w:w="3408"/>
+        <w:gridCol w:w="3408"/>
+        <w:gridCol w:w="3408"/>
+      </w:tblGrid>
+      <w:tr>
+        <w:trPr>
+          <w:tblHeader/>
+        </w:trPr>
+        <w:tc>
+          <w:tcPr>
+            <w:tcW w:type="dxa" w:w="3408"/>
+          </w:tcPr>
+          <w:p>
+            <w:r>
+              <w:t>Session</w:t>
+            </w:r>
+          </w:p>
+        </w:tc>
+        <w:tc>
+          <w:tcPr>
+            <w:tcW w:type="dxa" w:w="3408"/>
+          </w:tcPr>
+          <w:p>
+            <w:r>
+              <w:t>Plan</w:t>
+            </w:r>
+          </w:p>
+        </w:tc>
+        <w:tc>
+          <w:tcPr>
+            <w:tcW w:type="dxa" w:w="3408"/>
+          </w:tcPr>
+          <w:p>
+            <w:r>
+              <w:t>Resources</w:t>
+            </w:r>
+          </w:p>
+        </w:tc>
+      </w:tr>
+      <w:tr>
+        <w:tc>
+          <w:tcPr>
+            <w:tcW w:type="dxa" w:w="3408"/>
+          </w:tcPr>
+          <w:p>
+            <w:r>
+              <w:t>Session 1 · Understand · 45 min</w:t>
+            </w:r>
+          </w:p>
+        </w:tc>
+        <w:tc>
+          <w:tcPr>
+            <w:tcW w:type="dxa" w:w="3408"/>
+          </w:tcPr>
+          <w:p>
+            <w:r>
+              <w:t>0–7: recall and prerequisite; 7–15: inspect the concrete case and predict; 15–30: teacher models the worked trace; 30–40: learners explain a step using the text and visual; 40–45: check the core idea.</w:t>
+            </w:r>
+          </w:p>
+        </w:tc>
+        <w:tc>
+          <w:tcPr>
+            <w:tcW w:type="dxa" w:w="3408"/>
+          </w:tcPr>
+          <w:p>
+            <w:r>
+              <w:t>Sections 1–6; record the brief recall in the workbook.</w:t>
+            </w:r>
+          </w:p>
+        </w:tc>
+      </w:tr>
+      <w:tr>
+        <w:tc>
+          <w:tcPr>
+            <w:tcW w:type="dxa" w:w="3408"/>
+          </w:tcPr>
+          <w:p>
+            <w:r>
+              <w:t>Session 2 · Practise · 45 min</w:t>
+            </w:r>
+          </w:p>
+        </w:tc>
+        <w:tc>
+          <w:tcPr>
+            <w:tcW w:type="dxa" w:w="3408"/>
+          </w:tcPr>
+          <w:p>
+            <w:r>
+              <w:t>0–5: retrieve the procedure; 5–15: W2 completion practice; 15–23: explain and check with a partner; 23–30: each learner answers the misconception check; 30–40: targeted reteaching or a harder variation; 40–45: prepare the investigation.</w:t>
+            </w:r>
+          </w:p>
+        </w:tc>
+        <w:tc>
+          <w:tcPr>
+            <w:tcW w:type="dxa" w:w="3408"/>
+          </w:tcPr>
+          <w:p>
+            <w:r>
+              <w:t>Sections 7–10; use the matching workbook W2 and misconception check.</w:t>
+            </w:r>
+          </w:p>
+        </w:tc>
+      </w:tr>
+      <w:tr>
+        <w:tc>
+          <w:tcPr>
+            <w:tcW w:type="dxa" w:w="3408"/>
+          </w:tcPr>
+          <w:p>
+            <w:r>
+              <w:t>Session 3 · Investigate and transfer · 45 min</w:t>
+            </w:r>
+          </w:p>
+        </w:tc>
+        <w:tc>
+          <w:tcPr>
+            <w:tcW w:type="dxa" w:w="3408"/>
+          </w:tcPr>
+          <w:p>
+            <w:r>
+              <w:t>0–5: retrieve the decision rule; 5–20: investigate or trace; 20–30: start the independent case; 30–38: connect the project; 38–43: act on feedback; 43–45: plan the return check.</w:t>
+            </w:r>
+          </w:p>
+        </w:tc>
+        <w:tc>
+          <w:tcPr>
+            <w:tcW w:type="dxa" w:w="3408"/>
+          </w:tcPr>
+          <w:p>
+            <w:r>
+              <w:t>Sections 9 and 11–14. Give extra time to finish the full task set; use Section 15 when the week includes a coding lab.</w:t>
+            </w:r>
+          </w:p>
+        </w:tc>
+      </w:tr>
+    </w:tbl>
+    <w:p>
+      <w:r>
+        <w:t>Before class, solve the supported practice: Declare blocked positive. Give TP,TN,FP,FN counts and explain V3 and V4 in plain language. Does positive mean a desirable outcome?</w:t>
+      </w:r>
+    </w:p>
+    <w:p>
+      <w:r>
+        <w:t>Reasoned practice answer: TP=3, TN=2, FP=1, FN=2. V3 predicts blocked for a reference-clear case, a false alarm or FP. V4 predicts clear for a reference-blocked case, a missed blocked case or FN. Positive names the chosen class; it does not mean desirable.</w:t>
+      </w:r>
+    </w:p>
+    <w:p>
+      <w:r>
+        <w:t>Check every learner before discussion: Use the worked case for Confusion matrices. Proposed explanation: “Positive means good”. Decide whether this explanation is supported. Point to the step or supplied fact that decides; explain your repair if needed.</w:t>
+      </w:r>
+    </w:p>
+    <w:p>
+      <w:r>
+        <w:t>Misconception repair: Positive is the chosen condition of interest; blocked is positive in this exercise.</w:t>
+      </w:r>
+    </w:p>
+    <w:p>
+      <w:r>
+        <w:t>Support: read the exact case aloud, enlarge the labelled picture, supply input cards and model only the first deciding step. Accept a spoken explanation or drawing; retain the reasoning goal.</w:t>
+      </w:r>
+    </w:p>
+    <w:p>
+      <w:r>
+        <w:t>Extension: Change one repair/sound prediction to repair/repair after a real model revision. Require a prediction and a reason before comparing. Expected result: Repair row becomes [0,3]; agreement becomes 5/6. Reason: One false negative moves to true positive; the sound row stays [2,1].</w:t>
+      </w:r>
+    </w:p>
+    <w:p>
+      <w:r>
+        <w:t>Independent assessment: withhold the reserved answer until the learner has attempted the new case. Record support separately from correctness.</w:t>
+      </w:r>
+    </w:p>
+    <w:tbl>
+      <w:tblPr>
+        <w:tblStyle w:val="LightShading-Accent1"/>
+        <w:tblW w:type="auto" w:w="0"/>
+        <w:tblLook w:firstColumn="1" w:firstRow="1" w:lastColumn="0" w:lastRow="0" w:noHBand="0" w:noVBand="1" w:val="04A0"/>
+      </w:tblPr>
+      <w:tblGrid>
+        <w:gridCol w:w="2556"/>
+        <w:gridCol w:w="2556"/>
+        <w:gridCol w:w="2556"/>
+        <w:gridCol w:w="2556"/>
+      </w:tblGrid>
+      <w:tr>
+        <w:trPr>
+          <w:tblHeader/>
+        </w:trPr>
+        <w:tc>
+          <w:tcPr>
+            <w:tcW w:type="dxa" w:w="2556"/>
+          </w:tcPr>
+          <w:p>
+            <w:r>
+              <w:t>Criterion</w:t>
+            </w:r>
+          </w:p>
+        </w:tc>
+        <w:tc>
+          <w:tcPr>
+            <w:tcW w:type="dxa" w:w="2556"/>
+          </w:tcPr>
+          <w:p>
+            <w:r>
+              <w:t>Not yet</w:t>
+            </w:r>
+          </w:p>
+        </w:tc>
+        <w:tc>
+          <w:tcPr>
+            <w:tcW w:type="dxa" w:w="2556"/>
+          </w:tcPr>
+          <w:p>
+            <w:r>
+              <w:t>With support</w:t>
+            </w:r>
+          </w:p>
+        </w:tc>
+        <w:tc>
+          <w:tcPr>
+            <w:tcW w:type="dxa" w:w="2556"/>
+          </w:tcPr>
+          <w:p>
+            <w:r>
+              <w:t>Independent</w:t>
+            </w:r>
+          </w:p>
+        </w:tc>
+      </w:tr>
+      <w:tr>
+        <w:tc>
+          <w:tcPr>
+            <w:tcW w:type="dxa" w:w="2556"/>
+          </w:tcPr>
+          <w:p>
+            <w:r>
+              <w:t>Explanation</w:t>
+            </w:r>
+          </w:p>
+        </w:tc>
+        <w:tc>
+          <w:tcPr>
+            <w:tcW w:type="dxa" w:w="2556"/>
+          </w:tcPr>
+          <w:p>
+            <w:r>
+              <w:t>Names an answer without a deciding fact</w:t>
+            </w:r>
+          </w:p>
+        </w:tc>
+        <w:tc>
+          <w:tcPr>
+            <w:tcW w:type="dxa" w:w="2556"/>
+          </w:tcPr>
+          <w:p>
+            <w:r>
+              <w:t>Uses a hint to link fact and decision</w:t>
+            </w:r>
+          </w:p>
+        </w:tc>
+        <w:tc>
+          <w:tcPr>
+            <w:tcW w:type="dxa" w:w="2556"/>
+          </w:tcPr>
+          <w:p>
+            <w:r>
+              <w:t>Explains the deciding fact in own words</w:t>
+            </w:r>
+          </w:p>
+        </w:tc>
+      </w:tr>
+      <w:tr>
+        <w:tc>
+          <w:tcPr>
+            <w:tcW w:type="dxa" w:w="2556"/>
+          </w:tcPr>
+          <w:p>
+            <w:r>
+              <w:t>Trace or test</w:t>
+            </w:r>
+          </w:p>
+        </w:tc>
+        <w:tc>
+          <w:tcPr>
+            <w:tcW w:type="dxa" w:w="2556"/>
+          </w:tcPr>
+          <w:p>
+            <w:r>
+              <w:t>Cannot connect input and result</w:t>
+            </w:r>
+          </w:p>
+        </w:tc>
+        <w:tc>
+          <w:tcPr>
+            <w:tcW w:type="dxa" w:w="2556"/>
+          </w:tcPr>
+          <w:p>
+            <w:r>
+              <w:t>Completes steps with prompts</w:t>
+            </w:r>
+          </w:p>
+        </w:tc>
+        <w:tc>
+          <w:tcPr>
+            <w:tcW w:type="dxa" w:w="2556"/>
+          </w:tcPr>
+          <w:p>
+            <w:r>
+              <w:t>Traces or tests a changed case accurately</w:t>
+            </w:r>
+          </w:p>
+        </w:tc>
+      </w:tr>
+      <w:tr>
+        <w:tc>
+          <w:tcPr>
+            <w:tcW w:type="dxa" w:w="2556"/>
+          </w:tcPr>
+          <w:p>
+            <w:r>
+              <w:t>Limits and revision</w:t>
+            </w:r>
+          </w:p>
+        </w:tc>
+        <w:tc>
+          <w:tcPr>
+            <w:tcW w:type="dxa" w:w="2556"/>
+          </w:tcPr>
+          <w:p>
+            <w:r>
+              <w:t>Claims more than evidence supports</w:t>
+            </w:r>
+          </w:p>
+        </w:tc>
+        <w:tc>
+          <w:tcPr>
+            <w:tcW w:type="dxa" w:w="2556"/>
+          </w:tcPr>
+          <w:p>
+            <w:r>
+              <w:t>Names a limit after a prompt</w:t>
+            </w:r>
+          </w:p>
+        </w:tc>
+        <w:tc>
+          <w:tcPr>
+            <w:tcW w:type="dxa" w:w="2556"/>
+          </w:tcPr>
+          <w:p>
+            <w:r>
+              <w:t>States a defensible limit and useful next test</w:t>
+            </w:r>
+          </w:p>
+        </w:tc>
+      </w:tr>
+    </w:tbl>
+    <w:p>
+      <w:r>
+        <w:t>Project checkpoint: Test changed cases. Keep normal, boundary and failure cases; compare expected and observed results.</w:t>
+      </w:r>
+    </w:p>
+    <w:p>
+      <w:r>
+        <w:t>Use the weekly teacher answer for topic-specific reasoning. A saved progress tick is an activity record; judge mastery from the learner’s explanation and evidence.</w:t>
+      </w:r>
+    </w:p>
     <w:sectPr>
       <w:pgSz w:w="12240" w:h="15840"/>
       <w:pgMar w:top="936" w:right="1008" w:bottom="936" w:left="1008" w:header="720" w:footer="720" w:gutter="0"/>

--- a/downloads/teacher/ai-2-week-13.docx
+++ b/downloads/teacher/ai-2-week-13.docx
@@ -3442,6 +3442,39 @@
         <w:t>Use the weekly teacher answer for topic-specific reasoning. A saved progress tick is an activity record; judge mastery from the learner’s explanation and evidence.</w:t>
       </w:r>
     </w:p>
+    <w:p>
+      <w:pPr>
+        <w:pStyle w:val="Heading1"/>
+      </w:pPr>
+      <w:r>
+        <w:t>08. Use feedback, labs and repair paths</w:t>
+      </w:r>
+    </w:p>
+    <w:p>
+      <w:r>
+        <w:t>Use the two formative questions as supported practice, not as independent mastery scores. Discuss the deciding evidence rather than accepting a guessed selection.</w:t>
+      </w:r>
+    </w:p>
+    <w:p>
+      <w:r>
+        <w:t>The feedback comes from the reviewed public worked case. Do not reveal the separately reserved independent teacher answer until the learner has attempted that case.</w:t>
+      </w:r>
+    </w:p>
+    <w:p>
+      <w:r>
+        <w:t>Ask students to predict before running code. Preserve errors and actual outputs; collect a changed test and an explanation. The branch-boundary and indexing lessons deliberately include failure cases.</w:t>
+      </w:r>
+    </w:p>
+    <w:p>
+      <w:r>
+        <w:t>Use the earlier worked-explanation links to address a specific missing building block, then return to the current question. Adapt this suggestion after observing the learner; it is not an automatic diagnosis.</w:t>
+      </w:r>
+    </w:p>
+    <w:p>
+      <w:r>
+        <w:t>Collect the completed-work portfolio as evidence. Record support separately from correctness, and assess explanation, trace/test and limitations. Progress ticks and quiz selections alone do not establish mastery.</w:t>
+      </w:r>
+    </w:p>
     <w:sectPr>
       <w:pgSz w:w="12240" w:h="15840"/>
       <w:pgMar w:top="936" w:right="1008" w:bottom="936" w:left="1008" w:header="720" w:footer="720" w:gutter="0"/>

--- a/downloads/teacher/ai-2-week-13.docx
+++ b/downloads/teacher/ai-2-week-13.docx
@@ -29,6 +29,11 @@
       </w:r>
     </w:p>
     <w:p>
+      <w:r>
+        <w:t>Prepare Types of Classification Error: check the target, prerequisites, resources and adaptable teaching schedule.</w:t>
+      </w:r>
+    </w:p>
+    <w:p>
       <w:pPr>
         <w:pStyle w:val="Heading3"/>
       </w:pPr>
@@ -37,8 +42,38 @@
       </w:r>
     </w:p>
     <w:p>
-      <w:r>
-        <w:t>Primary target: Build a labelled confusion matrix from matched reference and prediction pairs</w:t>
+      <w:pPr>
+        <w:spacing w:line="336" w:lineRule="auto" w:after="180"/>
+      </w:pPr>
+      <w:r>
+        <w:rPr>
+          <w:b w:val="0"/>
+        </w:rPr>
+        <w:t xml:space="preserve">Primary target: Build a labelled </w:t>
+      </w:r>
+      <w:r>
+        <w:rPr>
+          <w:b/>
+        </w:rPr>
+        <w:t>confusion matrix</w:t>
+      </w:r>
+      <w:r>
+        <w:rPr>
+          <w:b w:val="0"/>
+        </w:rPr>
+        <w:t xml:space="preserve"> from matched reference and </w:t>
+      </w:r>
+      <w:r>
+        <w:rPr>
+          <w:b/>
+        </w:rPr>
+        <w:t>prediction</w:t>
+      </w:r>
+      <w:r>
+        <w:rPr>
+          <w:b w:val="0"/>
+        </w:rPr>
+        <w:t xml:space="preserve"> pairs</w:t>
       </w:r>
     </w:p>
     <w:tbl>
@@ -185,12 +220,47 @@
       </w:tr>
     </w:tbl>
     <w:p>
-      <w:r>
-        <w:t>This is a starting allocation of 135 minutes, not a validated duration. Preserve all named topics. Schedule extra time for connected examples, the full investigation, independent cases and project building. Repeated copies of a case share one recorded attempt; they are not new evidence.</w:t>
-      </w:r>
-    </w:p>
-    <w:p>
-      <w:r>
+      <w:pPr>
+        <w:spacing w:line="336" w:lineRule="auto" w:after="180"/>
+      </w:pPr>
+      <w:r>
+        <w:rPr>
+          <w:b w:val="0"/>
+        </w:rPr>
+        <w:t>This is a starting allocation of 135 minutes, not a validated duration. Preserve all named topics. Schedule extra time for connected examples, the full investigation, independent cases and project building.</w:t>
+      </w:r>
+    </w:p>
+    <w:p>
+      <w:pPr>
+        <w:spacing w:line="336" w:lineRule="auto" w:after="180"/>
+      </w:pPr>
+      <w:r>
+        <w:rPr>
+          <w:b w:val="0"/>
+        </w:rPr>
+        <w:t xml:space="preserve">Repeated copies of a case share one recorded attempt; they are not new </w:t>
+      </w:r>
+      <w:r>
+        <w:rPr>
+          <w:b/>
+        </w:rPr>
+        <w:t>evidence</w:t>
+      </w:r>
+      <w:r>
+        <w:rPr>
+          <w:b w:val="0"/>
+        </w:rPr>
+        <w:t>.</w:t>
+      </w:r>
+    </w:p>
+    <w:p>
+      <w:pPr>
+        <w:spacing w:line="336" w:lineRule="auto" w:after="180"/>
+      </w:pPr>
+      <w:r>
+        <w:rPr>
+          <w:b w:val="0"/>
+        </w:rPr>
         <w:t>Case exposure check: this source example appears in ai-2/13, ai-4/15. Reuse a familiar case for recall or modelling; verify that the case used to assess transfer has not already received feedback.</w:t>
       </w:r>
     </w:p>
@@ -211,18 +281,59 @@
       </w:r>
     </w:p>
     <w:p>
-      <w:r>
+      <w:pPr>
+        <w:spacing w:line="336" w:lineRule="auto" w:after="180"/>
+      </w:pPr>
+      <w:r>
+        <w:rPr>
+          <w:b w:val="0"/>
+        </w:rPr>
         <w:t>Without opening the old lesson, explain one key idea from Accuracy as a Fraction. Give an example and a mistake that the idea helps you avoid.</w:t>
       </w:r>
     </w:p>
     <w:p>
-      <w:r>
+      <w:pPr>
+        <w:spacing w:line="336" w:lineRule="auto" w:after="180"/>
+      </w:pPr>
+      <w:r>
+        <w:rPr>
+          <w:b w:val="0"/>
+        </w:rPr>
         <w:t>Look for: Explain why overall accuracy can hide failure on a less common class</w:t>
       </w:r>
     </w:p>
     <w:p>
-      <w:r>
-        <w:t>Reference example, not the only acceptable wording: The training-majority rule always predicts clear. Matrix [[16,0],[4,0]] gives 16/20=80 percent, FP=0,FN=4. It misses all four blocked cases, so the overall score hides complete failure on that evaluated class.</w:t>
+      <w:pPr>
+        <w:spacing w:line="336" w:lineRule="auto" w:after="180"/>
+      </w:pPr>
+      <w:r>
+        <w:rPr>
+          <w:b w:val="0"/>
+        </w:rPr>
+        <w:t xml:space="preserve">Reference example, not the only acceptable wording: The </w:t>
+      </w:r>
+      <w:r>
+        <w:rPr>
+          <w:b/>
+        </w:rPr>
+        <w:t>training</w:t>
+      </w:r>
+      <w:r>
+        <w:rPr>
+          <w:b w:val="0"/>
+        </w:rPr>
+        <w:t>-majority rule always predicts clear. Matrix [[16,0],[4,0]] gives 16/20=80 percent, FP=0,FN=4.</w:t>
+      </w:r>
+    </w:p>
+    <w:p>
+      <w:pPr>
+        <w:spacing w:line="336" w:lineRule="auto" w:after="180"/>
+      </w:pPr>
+      <w:r>
+        <w:rPr>
+          <w:b w:val="0"/>
+        </w:rPr>
+        <w:t>It misses all four blocked cases, so the overall score hides complete failure on that evaluated class.</w:t>
       </w:r>
     </w:p>
     <w:p>
@@ -234,18 +345,112 @@
       </w:r>
     </w:p>
     <w:p>
-      <w:r>
+      <w:pPr>
+        <w:spacing w:line="336" w:lineRule="auto" w:after="180"/>
+      </w:pPr>
+      <w:r>
+        <w:rPr>
+          <w:b w:val="0"/>
+        </w:rPr>
         <w:t>Without opening the old lesson, explain one key idea from Human Classifier Simulation. Give an example and a mistake that the idea helps you avoid.</w:t>
       </w:r>
     </w:p>
     <w:p>
-      <w:r>
-        <w:t>Look for: Construct a classifier with a stated input format, selected rule and recorded output</w:t>
-      </w:r>
-    </w:p>
-    <w:p>
-      <w:r>
-        <w:t>Reference example, not the only acceptable wording: Require a present height, unit cm, a whole number and range 1 through 10 inclusive. For example, 7 cm is accepted; blank is missing, 60 mm has the wrong unit and 11 cm is outside the range. Fractional values such as 4.5 cm also fail. The contract defines accepted inputs; it does not list only the fitting records or establish prediction correctness.</w:t>
+      <w:pPr>
+        <w:spacing w:line="336" w:lineRule="auto" w:after="180"/>
+      </w:pPr>
+      <w:r>
+        <w:rPr>
+          <w:b w:val="0"/>
+        </w:rPr>
+        <w:t xml:space="preserve">Look for: Construct a classifier with a stated </w:t>
+      </w:r>
+      <w:r>
+        <w:rPr>
+          <w:b/>
+        </w:rPr>
+        <w:t>input</w:t>
+      </w:r>
+      <w:r>
+        <w:rPr>
+          <w:b w:val="0"/>
+        </w:rPr>
+        <w:t xml:space="preserve"> format, selected rule and recorded </w:t>
+      </w:r>
+      <w:r>
+        <w:rPr>
+          <w:b/>
+        </w:rPr>
+        <w:t>output</w:t>
+      </w:r>
+    </w:p>
+    <w:p>
+      <w:pPr>
+        <w:spacing w:line="336" w:lineRule="auto" w:after="180"/>
+      </w:pPr>
+      <w:r>
+        <w:rPr>
+          <w:b w:val="0"/>
+        </w:rPr>
+        <w:t>Reference example, not the only acceptable wording: Require a present height, unit cm, a whole number and range 1 through 10 inclusive.</w:t>
+      </w:r>
+    </w:p>
+    <w:p>
+      <w:pPr>
+        <w:spacing w:line="336" w:lineRule="auto" w:after="180"/>
+      </w:pPr>
+      <w:r>
+        <w:rPr>
+          <w:b w:val="0"/>
+        </w:rPr>
+        <w:t>For example, 7 cm is accepted; blank is missing, 60 mm has the wrong unit and 11 cm is outside the range. Fractional values such as 4.5 cm also fail.</w:t>
+      </w:r>
+    </w:p>
+    <w:p>
+      <w:pPr>
+        <w:spacing w:line="336" w:lineRule="auto" w:after="180"/>
+      </w:pPr>
+      <w:r>
+        <w:rPr>
+          <w:b w:val="0"/>
+        </w:rPr>
+        <w:t xml:space="preserve">The contract defines accepted </w:t>
+      </w:r>
+      <w:r>
+        <w:rPr>
+          <w:b/>
+        </w:rPr>
+        <w:t>input</w:t>
+      </w:r>
+      <w:r>
+        <w:rPr>
+          <w:b w:val="0"/>
+        </w:rPr>
+        <w:t xml:space="preserve">s; it does not list only the </w:t>
+      </w:r>
+      <w:r>
+        <w:rPr>
+          <w:b/>
+        </w:rPr>
+        <w:t>fitting</w:t>
+      </w:r>
+      <w:r>
+        <w:rPr>
+          <w:b w:val="0"/>
+        </w:rPr>
+        <w:t xml:space="preserve"> records or establish </w:t>
+      </w:r>
+      <w:r>
+        <w:rPr>
+          <w:b/>
+        </w:rPr>
+        <w:t>prediction</w:t>
+      </w:r>
+      <w:r>
+        <w:rPr>
+          <w:b w:val="0"/>
+        </w:rPr>
+        <w:t xml:space="preserve"> correctness.</w:t>
       </w:r>
     </w:p>
     <w:p>
@@ -257,22 +462,46 @@
       </w:r>
     </w:p>
     <w:p>
-      <w:r>
+      <w:pPr>
+        <w:spacing w:line="336" w:lineRule="auto" w:after="180"/>
+      </w:pPr>
+      <w:r>
+        <w:rPr>
+          <w:b w:val="0"/>
+        </w:rPr>
         <w:t>Without opening the old lesson, explain one key idea from Rows Columns and Data Types. Give an example and a mistake that the idea helps you avoid.</w:t>
       </w:r>
     </w:p>
     <w:p>
-      <w:r>
+      <w:pPr>
+        <w:spacing w:line="336" w:lineRule="auto" w:after="180"/>
+      </w:pPr>
+      <w:r>
+        <w:rPr>
+          <w:b w:val="0"/>
+        </w:rPr>
         <w:t>Look for: Specify a table schema</w:t>
       </w:r>
     </w:p>
     <w:p>
-      <w:r>
+      <w:pPr>
+        <w:spacing w:line="336" w:lineRule="auto" w:after="180"/>
+      </w:pPr>
+      <w:r>
+        <w:rPr>
+          <w:b w:val="0"/>
+        </w:rPr>
         <w:t>Reference example, not the only acceptable wording: activity: nonempty text; minutes: integer from 0 to 60 inclusive.</w:t>
       </w:r>
     </w:p>
     <w:p>
-      <w:r>
+      <w:pPr>
+        <w:spacing w:line="336" w:lineRule="auto" w:after="180"/>
+      </w:pPr>
+      <w:r>
+        <w:rPr>
+          <w:b w:val="0"/>
+        </w:rPr>
         <w:t>Use the student module and workbook section with this exact week title. The worked case, independent question and answers below form one aligned lesson sequence.</w:t>
       </w:r>
     </w:p>
@@ -285,7 +514,13 @@
       </w:r>
     </w:p>
     <w:p>
-      <w:r>
+      <w:pPr>
+        <w:spacing w:line="336" w:lineRule="auto" w:after="180"/>
+      </w:pPr>
+      <w:r>
+        <w:rPr>
+          <w:b w:val="0"/>
+        </w:rPr>
         <w:t>Positive means 'should recommend'. A book that should be recommended is rejected; a book that should not be recommended is accepted. Name both errors and explain who experiences each consequence.</w:t>
       </w:r>
     </w:p>
@@ -298,7 +533,13 @@
       </w:r>
     </w:p>
     <w:p>
-      <w:r>
+      <w:pPr>
+        <w:spacing w:line="336" w:lineRule="auto" w:after="180"/>
+      </w:pPr>
+      <w:r>
+        <w:rPr>
+          <w:b w:val="0"/>
+        </w:rPr>
         <w:t>Week 13: Types of Classification Error</w:t>
       </w:r>
     </w:p>
@@ -435,12 +676,38 @@
       </w:r>
     </w:p>
     <w:p>
-      <w:r>
+      <w:pPr>
+        <w:spacing w:line="336" w:lineRule="auto" w:after="180"/>
+      </w:pPr>
+      <w:r>
+        <w:rPr>
+          <w:b w:val="0"/>
+        </w:rPr>
         <w:t>Use the supplied scenario, student illustrations and blank paper. For numeric work, offer counters or a calculator after learners show the setup. Fictional records are supplied; personal data and paid accounts are unnecessary.</w:t>
       </w:r>
     </w:p>
     <w:p>
-      <w:r>
+      <w:pPr>
+        <w:pStyle w:val="Heading3"/>
+      </w:pPr>
+      <w:r>
+        <w:t>Alternative compact allocation</w:t>
+      </w:r>
+    </w:p>
+    <w:p>
+      <w:r>
+        <w:t>This compact option is not the full-week schedule. Use the main teaching cycle and allow extra sessions for the investigation, independent work and project.</w:t>
+      </w:r>
+    </w:p>
+    <w:p>
+      <w:pPr>
+        <w:spacing w:line="336" w:lineRule="auto" w:after="180"/>
+        <w:shd w:fill="F1F6F8"/>
+      </w:pPr>
+      <w:r>
+        <w:rPr>
+          <w:b w:val="0"/>
+        </w:rPr>
         <w:t>Allow 80 minutes: recall 8; explanation 12; worked demonstration 15; guided practice 20; independent assessment 15; project and reflection 10. Extend the lab into a second session when needed.</w:t>
       </w:r>
     </w:p>
@@ -453,8 +720,25 @@
       </w:r>
     </w:p>
     <w:p>
-      <w:r>
-        <w:t>Teach two 45-minute sessions. Start with ID cards and a physical two-by-two table so students count matched pairs before learning abbreviations. Use blocked as positive consistently. Keep raw counts visible and postpone precision and recall formulas to later weeks.</w:t>
+      <w:pPr>
+        <w:spacing w:line="336" w:lineRule="auto" w:after="180"/>
+      </w:pPr>
+      <w:r>
+        <w:rPr>
+          <w:b w:val="0"/>
+        </w:rPr>
+        <w:t>Teach two 45-minute sessions. Start with ID cards and a physical two-by-two table so students count matched pairs before learning abbreviations. Use blocked as positive consistently.</w:t>
+      </w:r>
+    </w:p>
+    <w:p>
+      <w:pPr>
+        <w:spacing w:line="336" w:lineRule="auto" w:after="180"/>
+      </w:pPr>
+      <w:r>
+        <w:rPr>
+          <w:b w:val="0"/>
+        </w:rPr>
+        <w:t>Keep raw counts visible and postpone precision and recall formulas to later weeks.</w:t>
       </w:r>
     </w:p>
     <w:p>
@@ -466,27 +750,105 @@
       </w:r>
     </w:p>
     <w:p>
-      <w:r>
-        <w:t>IDs preserve which reference belongs to each prediction and which examples were wrong. The same accuracy can come from different predictions and error patterns.</w:t>
-      </w:r>
-    </w:p>
-    <w:p>
-      <w:r>
+      <w:pPr>
+        <w:spacing w:line="336" w:lineRule="auto" w:after="180"/>
+      </w:pPr>
+      <w:r>
+        <w:rPr>
+          <w:b w:val="0"/>
+        </w:rPr>
+        <w:t xml:space="preserve">IDs preserve which reference belongs to each </w:t>
+      </w:r>
+      <w:r>
+        <w:rPr>
+          <w:b/>
+        </w:rPr>
+        <w:t>prediction</w:t>
+      </w:r>
+      <w:r>
+        <w:rPr>
+          <w:b w:val="0"/>
+        </w:rPr>
+        <w:t xml:space="preserve"> and which examples were wrong. The same accuracy can come from different </w:t>
+      </w:r>
+      <w:r>
+        <w:rPr>
+          <w:b/>
+        </w:rPr>
+        <w:t>prediction</w:t>
+      </w:r>
+      <w:r>
+        <w:rPr>
+          <w:b w:val="0"/>
+        </w:rPr>
+        <w:t>s and error patterns.</w:t>
+      </w:r>
+    </w:p>
+    <w:p>
+      <w:pPr>
+        <w:spacing w:line="336" w:lineRule="auto" w:after="180"/>
+      </w:pPr>
+      <w:r>
+        <w:rPr>
+          <w:b w:val="0"/>
+        </w:rPr>
         <w:t>Printed lesson and workbook</w:t>
       </w:r>
     </w:p>
     <w:p>
-      <w:r>
-        <w:t>Eight ID cards carrying the worked reference and prediction pairs</w:t>
-      </w:r>
-    </w:p>
-    <w:p>
-      <w:r>
-        <w:t>Two-by-two sorting mat labelled reference rows and prediction columns</w:t>
-      </w:r>
-    </w:p>
-    <w:p>
-      <w:r>
+      <w:pPr>
+        <w:spacing w:line="336" w:lineRule="auto" w:after="180"/>
+      </w:pPr>
+      <w:r>
+        <w:rPr>
+          <w:b w:val="0"/>
+        </w:rPr>
+        <w:t xml:space="preserve">Eight ID cards carrying the worked reference and </w:t>
+      </w:r>
+      <w:r>
+        <w:rPr>
+          <w:b/>
+        </w:rPr>
+        <w:t>prediction</w:t>
+      </w:r>
+      <w:r>
+        <w:rPr>
+          <w:b w:val="0"/>
+        </w:rPr>
+        <w:t xml:space="preserve"> pairs</w:t>
+      </w:r>
+    </w:p>
+    <w:p>
+      <w:pPr>
+        <w:spacing w:line="336" w:lineRule="auto" w:after="180"/>
+      </w:pPr>
+      <w:r>
+        <w:rPr>
+          <w:b w:val="0"/>
+        </w:rPr>
+        <w:t xml:space="preserve">Two-by-two sorting mat labelled reference rows and </w:t>
+      </w:r>
+      <w:r>
+        <w:rPr>
+          <w:b/>
+        </w:rPr>
+        <w:t>prediction</w:t>
+      </w:r>
+      <w:r>
+        <w:rPr>
+          <w:b w:val="0"/>
+        </w:rPr>
+        <w:t xml:space="preserve"> columns</w:t>
+      </w:r>
+    </w:p>
+    <w:p>
+      <w:pPr>
+        <w:spacing w:line="336" w:lineRule="auto" w:after="180"/>
+      </w:pPr>
+      <w:r>
+        <w:rPr>
+          <w:b w:val="0"/>
+        </w:rPr>
         <w:t>Optional Python 3 editor with no packages required</w:t>
       </w:r>
     </w:p>
@@ -499,12 +861,36 @@
       </w:r>
     </w:p>
     <w:p>
-      <w:r>
-        <w:t>By the end, I can construct a confusion matrix with declared axes and name both error types.</w:t>
-      </w:r>
-    </w:p>
-    <w:p>
-      <w:r>
+      <w:pPr>
+        <w:spacing w:line="336" w:lineRule="auto" w:after="180"/>
+      </w:pPr>
+      <w:r>
+        <w:rPr>
+          <w:b w:val="0"/>
+        </w:rPr>
+        <w:t xml:space="preserve">By the end, I can construct a </w:t>
+      </w:r>
+      <w:r>
+        <w:rPr>
+          <w:b/>
+        </w:rPr>
+        <w:t>confusion matrix</w:t>
+      </w:r>
+      <w:r>
+        <w:rPr>
+          <w:b w:val="0"/>
+        </w:rPr>
+        <w:t xml:space="preserve"> with declared axes and name both error types.</w:t>
+      </w:r>
+    </w:p>
+    <w:p>
+      <w:pPr>
+        <w:spacing w:line="336" w:lineRule="auto" w:after="180"/>
+      </w:pPr>
+      <w:r>
+        <w:rPr>
+          <w:b w:val="0"/>
+        </w:rPr>
         <w:t>This added worked case illustrates the week’s main idea. Retain all original and connected topics; schedule its practice within the teaching cycle.</w:t>
       </w:r>
     </w:p>
@@ -517,61 +903,191 @@
       </w:r>
     </w:p>
     <w:p>
+      <w:r>
+        <w:t>Model Types of Classification Error using the supplied case, labelled mechanism and reasoning. Make the scope of each conclusion explicit.</w:t>
+      </w:r>
+    </w:p>
+    <w:p>
+      <w:pPr>
+        <w:spacing w:line="336" w:lineRule="auto" w:after="180"/>
+      </w:pPr>
+      <w:r>
+        <w:rPr>
+          <w:b/>
+        </w:rPr>
+        <w:t>Input</w:t>
+      </w:r>
+      <w:r>
+        <w:rPr>
+          <w:b w:val="0"/>
+        </w:rPr>
+        <w:t xml:space="preserve"> → </w:t>
+      </w:r>
+      <w:r>
+        <w:rPr>
+          <w:b/>
+        </w:rPr>
+        <w:t>Process</w:t>
+      </w:r>
+      <w:r>
+        <w:rPr>
+          <w:b w:val="0"/>
+        </w:rPr>
+        <w:t xml:space="preserve"> → </w:t>
+      </w:r>
+      <w:r>
+        <w:rPr>
+          <w:b/>
+        </w:rPr>
+        <w:t>Output</w:t>
+      </w:r>
+    </w:p>
+    <w:p>
+      <w:pPr>
+        <w:spacing w:line="336" w:lineRule="auto" w:after="180"/>
+      </w:pPr>
+      <w:r>
+        <w:rPr>
+          <w:b w:val="0"/>
+        </w:rPr>
+        <w:t>Trace the information. At each stage, ask what changed and how you could test it.</w:t>
+      </w:r>
+    </w:p>
+    <w:p>
+      <w:pPr>
+        <w:spacing w:line="336" w:lineRule="auto" w:after="180"/>
+      </w:pPr>
+      <w:r>
+        <w:rPr>
+          <w:b w:val="0"/>
+        </w:rPr>
+        <w:t>Which stage could fail even when the other two are correct? Explain:</w:t>
+      </w:r>
+    </w:p>
+    <w:p>
+      <w:pPr>
+        <w:spacing w:line="336" w:lineRule="auto" w:after="180"/>
+      </w:pPr>
+      <w:r>
+        <w:rPr>
+          <w:b w:val="0"/>
+        </w:rPr>
+        <w:t xml:space="preserve">Predict first. Then check each step. A correct answer without visible reasoning is incomplete </w:t>
+      </w:r>
+      <w:r>
+        <w:rPr>
+          <w:b/>
+        </w:rPr>
+        <w:t>evidence</w:t>
+      </w:r>
+      <w:r>
+        <w:rPr>
+          <w:b w:val="0"/>
+        </w:rPr>
+        <w:t>.</w:t>
+      </w:r>
+    </w:p>
+    <w:p>
+      <w:pPr>
+        <w:spacing w:line="336" w:lineRule="auto" w:after="180"/>
+        <w:shd w:fill="F4F9FC"/>
+      </w:pPr>
+      <w:r>
+        <w:rPr>
+          <w:b w:val="0"/>
+        </w:rPr>
+        <w:t xml:space="preserve">1. </w:t>
+      </w:r>
+      <w:r>
+        <w:rPr>
+          <w:b/>
+        </w:rPr>
+        <w:t>Evidence</w:t>
+      </w:r>
+      <w:r>
+        <w:rPr>
+          <w:b w:val="0"/>
+        </w:rPr>
+        <w:t xml:space="preserve"> record: TP=4, TN=5, FP=2, FN=1.</w:t>
+      </w:r>
+    </w:p>
+    <w:p>
+      <w:pPr>
+        <w:spacing w:line="336" w:lineRule="auto" w:after="180"/>
+        <w:shd w:fill="F4F9FC"/>
+      </w:pPr>
+      <w:r>
+        <w:rPr>
+          <w:b w:val="0"/>
+        </w:rPr>
+        <w:t>2. Correct = TP + TN = 9; all = 12; accuracy = 9/12 = 75%.</w:t>
+      </w:r>
+    </w:p>
+    <w:p>
+      <w:pPr>
+        <w:spacing w:line="336" w:lineRule="auto" w:after="180"/>
+        <w:shd w:fill="F4F9FC"/>
+      </w:pPr>
+      <w:r>
+        <w:rPr>
+          <w:b w:val="0"/>
+        </w:rPr>
+        <w:t>3. False alarms = 2; misses = 1.</w:t>
+      </w:r>
+    </w:p>
+    <w:p>
+      <w:pPr>
+        <w:spacing w:line="336" w:lineRule="auto" w:after="180"/>
+        <w:shd w:fill="F4F9FC"/>
+      </w:pPr>
+      <w:r>
+        <w:rPr>
+          <w:b w:val="0"/>
+        </w:rPr>
+        <w:t>4. Which error matters more depends on the decision’s consequence.</w:t>
+      </w:r>
+    </w:p>
+    <w:p>
+      <w:pPr>
+        <w:spacing w:line="336" w:lineRule="auto" w:after="180"/>
+      </w:pPr>
+      <w:r>
+        <w:rPr>
+          <w:b w:val="0"/>
+        </w:rPr>
+        <w:t>Recalculate, retrace, or restate the reasoning in your own representation:</w:t>
+      </w:r>
+    </w:p>
+    <w:p>
+      <w:pPr>
+        <w:spacing w:line="336" w:lineRule="auto" w:after="180"/>
+        <w:shd w:fill="F5F1FB"/>
+      </w:pPr>
+      <w:r>
+        <w:rPr>
+          <w:b w:val="0"/>
+        </w:rPr>
+        <w:t xml:space="preserve">CHECK Did the </w:t>
+      </w:r>
+      <w:r>
+        <w:rPr>
+          <w:b/>
+        </w:rPr>
+        <w:t>evidence</w:t>
+      </w:r>
+      <w:r>
+        <w:rPr>
+          <w:b w:val="0"/>
+        </w:rPr>
+        <w:t xml:space="preserve"> answer the exact question? Did the total, path, or source record stay consistent?</w:t>
+      </w:r>
+    </w:p>
+    <w:p>
       <w:pPr>
         <w:pStyle w:val="Heading3"/>
       </w:pPr>
       <w:r>
-        <w:t>Explain the mechanism</w:t>
-      </w:r>
-    </w:p>
-    <w:p>
-      <w:r>
-        <w:t>Input → Process → Output</w:t>
-      </w:r>
-    </w:p>
-    <w:p>
-      <w:r>
-        <w:t>Trace the information. At each stage, ask what changed and how you could test it.</w:t>
-      </w:r>
-    </w:p>
-    <w:p>
-      <w:r>
-        <w:t>Which stage could fail even when the other two are correct? Explain:</w:t>
-      </w:r>
-    </w:p>
-    <w:p>
-      <w:r>
-        <w:t>Predict first. Then check each step. A correct answer without visible reasoning is incomplete evidence.</w:t>
-      </w:r>
-    </w:p>
-    <w:p>
-      <w:r>
-        <w:t>1. Evidence record: TP=4, TN=5, FP=2, FN=1.</w:t>
-      </w:r>
-    </w:p>
-    <w:p>
-      <w:r>
-        <w:t>2. Correct = TP + TN = 9; all = 12; accuracy = 9/12 = 75%.</w:t>
-      </w:r>
-    </w:p>
-    <w:p>
-      <w:r>
-        <w:t>3. False alarms = 2; misses = 1.</w:t>
-      </w:r>
-    </w:p>
-    <w:p>
-      <w:r>
-        <w:t>4. Which error matters more depends on the decision’s consequence.</w:t>
-      </w:r>
-    </w:p>
-    <w:p>
-      <w:r>
-        <w:t>Recalculate, retrace, or restate the reasoning in your own representation:</w:t>
-      </w:r>
-    </w:p>
-    <w:p>
-      <w:r>
-        <w:t>CHECK Did the evidence answer the exact question? Did the total, path, or source record stay consistent?</w:t>
+        <w:t>Concrete teaching case</w:t>
       </w:r>
     </w:p>
     <w:p>
@@ -579,16 +1095,38 @@
         <w:pStyle w:val="Heading3"/>
       </w:pPr>
       <w:r>
-        <w:t>Concrete teaching case</w:t>
-      </w:r>
-    </w:p>
-    <w:p>
-      <w:r>
+        <w:t>The teaching case</w:t>
+      </w:r>
+    </w:p>
+    <w:p>
+      <w:pPr>
+        <w:spacing w:line="336" w:lineRule="auto" w:after="180"/>
+        <w:shd w:fill="F1F6FC"/>
+      </w:pPr>
+      <w:r>
+        <w:rPr>
+          <w:b w:val="0"/>
+        </w:rPr>
         <w:t>Positive means should recommend. Actual/predicted pairs are yes/yes, no/yes, yes/no, no/no.</w:t>
       </w:r>
     </w:p>
     <w:p>
-      <w:r>
+      <w:pPr>
+        <w:pStyle w:val="Heading3"/>
+      </w:pPr>
+      <w:r>
+        <w:t>The teaching case</w:t>
+      </w:r>
+    </w:p>
+    <w:p>
+      <w:pPr>
+        <w:spacing w:line="336" w:lineRule="auto" w:after="180"/>
+        <w:shd w:fill="F1F6FC"/>
+      </w:pPr>
+      <w:r>
+        <w:rPr>
+          <w:b w:val="0"/>
+        </w:rPr>
         <w:t>Name the four outcomes.</w:t>
       </w:r>
     </w:p>
@@ -601,41 +1139,323 @@
       </w:r>
     </w:p>
     <w:p>
-      <w:r>
-        <w:t>True positive, false positive, false negative, true negative. Define positive before naming errors.</w:t>
-      </w:r>
-    </w:p>
-    <w:p>
       <w:pPr>
         <w:pStyle w:val="Heading3"/>
       </w:pPr>
       <w:r>
+        <w:t>Why the result follows</w:t>
+      </w:r>
+    </w:p>
+    <w:p>
+      <w:pPr>
+        <w:spacing w:line="336" w:lineRule="auto" w:after="180"/>
+        <w:shd w:fill="F1F6FC"/>
+      </w:pPr>
+      <w:r>
+        <w:rPr>
+          <w:b/>
+        </w:rPr>
+        <w:t>True positive</w:t>
+      </w:r>
+      <w:r>
+        <w:rPr>
+          <w:b w:val="0"/>
+        </w:rPr>
+        <w:t xml:space="preserve">, </w:t>
+      </w:r>
+      <w:r>
+        <w:rPr>
+          <w:b/>
+        </w:rPr>
+        <w:t>false positive</w:t>
+      </w:r>
+      <w:r>
+        <w:rPr>
+          <w:b w:val="0"/>
+        </w:rPr>
+        <w:t xml:space="preserve">, </w:t>
+      </w:r>
+      <w:r>
+        <w:rPr>
+          <w:b/>
+        </w:rPr>
+        <w:t>false negative</w:t>
+      </w:r>
+      <w:r>
+        <w:rPr>
+          <w:b w:val="0"/>
+        </w:rPr>
+        <w:t xml:space="preserve">, </w:t>
+      </w:r>
+      <w:r>
+        <w:rPr>
+          <w:b/>
+        </w:rPr>
+        <w:t>true negative</w:t>
+      </w:r>
+      <w:r>
+        <w:rPr>
+          <w:b w:val="0"/>
+        </w:rPr>
+        <w:t>. Define positive before naming errors.</w:t>
+      </w:r>
+    </w:p>
+    <w:p>
+      <w:pPr>
+        <w:pStyle w:val="Heading3"/>
+      </w:pPr>
+      <w:r>
         <w:t>Explain the added worked example</w:t>
       </w:r>
     </w:p>
     <w:p>
-      <w:r>
-        <w:t>A confusion matrix shows which labels a classifier mixes up. It counts examples after predictions are made; it does not fit or repair the classifier. Week 12 had reference/prediction pairs clear/clear, blocked/blocked, clear/blocked. A labelled table can preserve the type of that error as well as the total score.</w:t>
-      </w:r>
-    </w:p>
-    <w:p>
-      <w:r>
-        <w:t>This week uses eight new fictional evaluation records from a frozen classifier. They are not extra predictions from the Week 12 code. Each ID appears once with a reviewed reference and one prediction. The grouped table below lists every ID. Keep reference and prediction paired by ID before counting.</w:t>
-      </w:r>
-    </w:p>
-    <w:p>
-      <w:r>
-        <w:t>Use reference labels for rows and predicted labels for columns. On both axes the order is clear, then blocked. Declare blocked as the positive class and clear as negative. Positive means the condition of interest, not good or safe. A missed blocked case and a false alarm are different errors.</w:t>
-      </w:r>
-    </w:p>
-    <w:p>
-      <w:r>
-        <w:t>index maps clear to 0 and blocked to 1. Each paired record adds one to its reference row and prediction column. The script prints [[2, 1], [2, 3]] then 5 8. It assumes unique IDs and only these two labels. Check IDs and missing or unresolved references before counting; the code does not validate all those conditions.</w:t>
-      </w:r>
-    </w:p>
-    <w:p>
-      <w:r>
-        <w:t>The diagonal cells count correct predictions: 2+3=5. Off-diagonal cells count mistakes: 1+2=3. Every record must contribute exactly once. This is a count matrix, not percentages or probabilities. Keep the axis labels even when copying the numbers.</w:t>
+      <w:pPr>
+        <w:pStyle w:val="Heading3"/>
+      </w:pPr>
+      <w:r>
+        <w:t>Explain the added worked example · 1</w:t>
+      </w:r>
+    </w:p>
+    <w:p>
+      <w:pPr>
+        <w:spacing w:line="336" w:lineRule="auto" w:after="180"/>
+      </w:pPr>
+      <w:r>
+        <w:rPr>
+          <w:b w:val="0"/>
+        </w:rPr>
+        <w:t xml:space="preserve">A </w:t>
+      </w:r>
+      <w:r>
+        <w:rPr>
+          <w:b/>
+        </w:rPr>
+        <w:t>confusion matrix</w:t>
+      </w:r>
+      <w:r>
+        <w:rPr>
+          <w:b w:val="0"/>
+        </w:rPr>
+        <w:t xml:space="preserve"> shows which labels a classifier mixes up. It counts examples after </w:t>
+      </w:r>
+      <w:r>
+        <w:rPr>
+          <w:b/>
+        </w:rPr>
+        <w:t>prediction</w:t>
+      </w:r>
+      <w:r>
+        <w:rPr>
+          <w:b w:val="0"/>
+        </w:rPr>
+        <w:t>s are made; it does not fit or repair the classifier.</w:t>
+      </w:r>
+    </w:p>
+    <w:p>
+      <w:pPr>
+        <w:spacing w:line="336" w:lineRule="auto" w:after="180"/>
+      </w:pPr>
+      <w:r>
+        <w:rPr>
+          <w:b w:val="0"/>
+        </w:rPr>
+        <w:t>Week 12 had reference/</w:t>
+      </w:r>
+      <w:r>
+        <w:rPr>
+          <w:b/>
+        </w:rPr>
+        <w:t>prediction</w:t>
+      </w:r>
+      <w:r>
+        <w:rPr>
+          <w:b w:val="0"/>
+        </w:rPr>
+        <w:t xml:space="preserve"> pairs clear/clear, blocked/blocked, clear/blocked. A labelled table can preserve the type of that error as well as the total score.</w:t>
+      </w:r>
+    </w:p>
+    <w:p>
+      <w:pPr>
+        <w:pStyle w:val="Heading3"/>
+      </w:pPr>
+      <w:r>
+        <w:t>Explain the added worked example · 2</w:t>
+      </w:r>
+    </w:p>
+    <w:p>
+      <w:pPr>
+        <w:spacing w:line="336" w:lineRule="auto" w:after="180"/>
+      </w:pPr>
+      <w:r>
+        <w:rPr>
+          <w:b w:val="0"/>
+        </w:rPr>
+        <w:t xml:space="preserve">This week uses eight new fictional evaluation records from a frozen classifier. They are not extra </w:t>
+      </w:r>
+      <w:r>
+        <w:rPr>
+          <w:b/>
+        </w:rPr>
+        <w:t>prediction</w:t>
+      </w:r>
+      <w:r>
+        <w:rPr>
+          <w:b w:val="0"/>
+        </w:rPr>
+        <w:t xml:space="preserve">s from the Week 12 code. Each ID appears once with a reviewed reference and one </w:t>
+      </w:r>
+      <w:r>
+        <w:rPr>
+          <w:b/>
+        </w:rPr>
+        <w:t>prediction</w:t>
+      </w:r>
+      <w:r>
+        <w:rPr>
+          <w:b w:val="0"/>
+        </w:rPr>
+        <w:t>.</w:t>
+      </w:r>
+    </w:p>
+    <w:p>
+      <w:pPr>
+        <w:spacing w:line="336" w:lineRule="auto" w:after="180"/>
+      </w:pPr>
+      <w:r>
+        <w:rPr>
+          <w:b w:val="0"/>
+        </w:rPr>
+        <w:t xml:space="preserve">The grouped table below lists every ID. Keep reference and </w:t>
+      </w:r>
+      <w:r>
+        <w:rPr>
+          <w:b/>
+        </w:rPr>
+        <w:t>prediction</w:t>
+      </w:r>
+      <w:r>
+        <w:rPr>
+          <w:b w:val="0"/>
+        </w:rPr>
+        <w:t xml:space="preserve"> paired by ID before counting.</w:t>
+      </w:r>
+    </w:p>
+    <w:p>
+      <w:pPr>
+        <w:pStyle w:val="Heading3"/>
+      </w:pPr>
+      <w:r>
+        <w:t>Explain the added worked example · 3</w:t>
+      </w:r>
+    </w:p>
+    <w:p>
+      <w:pPr>
+        <w:spacing w:line="336" w:lineRule="auto" w:after="180"/>
+      </w:pPr>
+      <w:r>
+        <w:rPr>
+          <w:b w:val="0"/>
+        </w:rPr>
+        <w:t xml:space="preserve">Use reference labels for rows and predicted labels for columns. On both axes the order is clear, then blocked. Declare blocked as the </w:t>
+      </w:r>
+      <w:r>
+        <w:rPr>
+          <w:b/>
+        </w:rPr>
+        <w:t>positive class</w:t>
+      </w:r>
+      <w:r>
+        <w:rPr>
+          <w:b w:val="0"/>
+        </w:rPr>
+        <w:t xml:space="preserve"> and clear as negative.</w:t>
+      </w:r>
+    </w:p>
+    <w:p>
+      <w:pPr>
+        <w:spacing w:line="336" w:lineRule="auto" w:after="180"/>
+      </w:pPr>
+      <w:r>
+        <w:rPr>
+          <w:b w:val="0"/>
+        </w:rPr>
+        <w:t>Positive means the condition of interest, not good or safe. A missed blocked case and a false alarm are different errors.</w:t>
+      </w:r>
+    </w:p>
+    <w:p>
+      <w:pPr>
+        <w:pStyle w:val="Heading3"/>
+      </w:pPr>
+      <w:r>
+        <w:t>Explain the added worked example · 4</w:t>
+      </w:r>
+    </w:p>
+    <w:p>
+      <w:pPr>
+        <w:spacing w:line="336" w:lineRule="auto" w:after="180"/>
+      </w:pPr>
+      <w:r>
+        <w:rPr>
+          <w:b w:val="0"/>
+        </w:rPr>
+        <w:t xml:space="preserve">index maps clear to 0 and blocked to 1. Each paired record adds one to its reference row and </w:t>
+      </w:r>
+      <w:r>
+        <w:rPr>
+          <w:b/>
+        </w:rPr>
+        <w:t>prediction</w:t>
+      </w:r>
+      <w:r>
+        <w:rPr>
+          <w:b w:val="0"/>
+        </w:rPr>
+        <w:t xml:space="preserve"> column. The script prints [[2, 1], [2, 3]] then 5 8. It assumes unique IDs and only these two labels.</w:t>
+      </w:r>
+    </w:p>
+    <w:p>
+      <w:pPr>
+        <w:spacing w:line="336" w:lineRule="auto" w:after="180"/>
+      </w:pPr>
+      <w:r>
+        <w:rPr>
+          <w:b w:val="0"/>
+        </w:rPr>
+        <w:t>Check IDs and missing or unresolved references before counting; the code does not validate all those conditions.</w:t>
+      </w:r>
+    </w:p>
+    <w:p>
+      <w:pPr>
+        <w:spacing w:line="336" w:lineRule="auto" w:after="180"/>
+      </w:pPr>
+      <w:r>
+        <w:rPr>
+          <w:b w:val="0"/>
+        </w:rPr>
+        <w:t xml:space="preserve">The diagonal cells count correct </w:t>
+      </w:r>
+      <w:r>
+        <w:rPr>
+          <w:b/>
+        </w:rPr>
+        <w:t>prediction</w:t>
+      </w:r>
+      <w:r>
+        <w:rPr>
+          <w:b w:val="0"/>
+        </w:rPr>
+        <w:t>s: 2+3=5. Off-diagonal cells count mistakes: 1+2=3. Every record must contribute exactly once. This is a count matrix, not percentages or probabilities.</w:t>
+      </w:r>
+    </w:p>
+    <w:p>
+      <w:pPr>
+        <w:spacing w:line="336" w:lineRule="auto" w:after="180"/>
+      </w:pPr>
+      <w:r>
+        <w:rPr>
+          <w:b w:val="0"/>
+        </w:rPr>
+        <w:t>Keep the axis labels even when copying the numbers.</w:t>
       </w:r>
     </w:p>
     <w:p>
@@ -779,8 +1599,37 @@
       </w:r>
     </w:p>
     <w:p>
-      <w:r>
-        <w:t>Use the complete worked example below before asking learners to complete W2. Reveal a small part, invite a prediction, then explain the deciding step. These teacher notes contain solutions; do not reveal the independent case answer during modelling.</w:t>
+      <w:pPr>
+        <w:spacing w:line="336" w:lineRule="auto" w:after="180"/>
+      </w:pPr>
+      <w:r>
+        <w:rPr>
+          <w:b w:val="0"/>
+        </w:rPr>
+        <w:t xml:space="preserve">Use the complete worked example below before asking learners to complete W2. Reveal a small part, invite a </w:t>
+      </w:r>
+      <w:r>
+        <w:rPr>
+          <w:b/>
+        </w:rPr>
+        <w:t>prediction</w:t>
+      </w:r>
+      <w:r>
+        <w:rPr>
+          <w:b w:val="0"/>
+        </w:rPr>
+        <w:t>, then explain the deciding step.</w:t>
+      </w:r>
+    </w:p>
+    <w:p>
+      <w:pPr>
+        <w:spacing w:line="336" w:lineRule="auto" w:after="180"/>
+      </w:pPr>
+      <w:r>
+        <w:rPr>
+          <w:b w:val="0"/>
+        </w:rPr>
+        <w:t>These teacher notes contain solutions; do not reveal the independent case answer during modelling.</w:t>
       </w:r>
     </w:p>
     <w:p>
@@ -1000,8 +1849,38 @@
       </w:r>
     </w:p>
     <w:p>
-      <w:r>
-        <w:t>True means prediction agrees with the reference. It does not prove that the reference annotation is infallible. Resolve disputed labels with the documented review policy rather than silently changing them to match predictions.</w:t>
+      <w:pPr>
+        <w:spacing w:line="336" w:lineRule="auto" w:after="180"/>
+      </w:pPr>
+      <w:r>
+        <w:rPr>
+          <w:b w:val="0"/>
+        </w:rPr>
+        <w:t xml:space="preserve">True means </w:t>
+      </w:r>
+      <w:r>
+        <w:rPr>
+          <w:b/>
+        </w:rPr>
+        <w:t>prediction</w:t>
+      </w:r>
+      <w:r>
+        <w:rPr>
+          <w:b w:val="0"/>
+        </w:rPr>
+        <w:t xml:space="preserve"> agrees with the reference. It does not prove that the reference annotation is infallible. Resolve disputed labels with the documented review policy rather than silently changing them to match </w:t>
+      </w:r>
+      <w:r>
+        <w:rPr>
+          <w:b/>
+        </w:rPr>
+        <w:t>prediction</w:t>
+      </w:r>
+      <w:r>
+        <w:rPr>
+          <w:b w:val="0"/>
+        </w:rPr>
+        <w:t>s.</w:t>
       </w:r>
     </w:p>
     <w:tbl>
@@ -1107,7 +1986,13 @@
       </w:tr>
     </w:tbl>
     <w:p>
-      <w:r>
+      <w:pPr>
+        <w:spacing w:line="336" w:lineRule="auto" w:after="180"/>
+      </w:pPr>
+      <w:r>
+        <w:rPr>
+          <w:b w:val="0"/>
+        </w:rPr>
         <w:t>Use the diagram and verbal explanation together. Ask learners to match a sentence to a specific visual step; do not assign learners fixed visual or auditory learning styles.</w:t>
       </w:r>
     </w:p>
@@ -1120,7 +2005,13 @@
       </w:r>
     </w:p>
     <w:p>
-      <w:r>
+      <w:pPr>
+        <w:spacing w:line="336" w:lineRule="auto" w:after="180"/>
+      </w:pPr>
+      <w:r>
+        <w:rPr>
+          <w:b w:val="0"/>
+        </w:rPr>
         <w:t>A fictional book-condition checker predicts repair or sound.</w:t>
       </w:r>
     </w:p>
@@ -1133,13 +2024,67 @@
       </w:r>
     </w:p>
     <w:p>
-      <w:r>
-        <w:t>Use reference rows and prediction columns in order sound,repair. Repair is positive.</w:t>
-      </w:r>
-    </w:p>
-    <w:p>
-      <w:r>
-        <w:t>Six reference/prediction pairs: sound/sound twice; sound/repair once; repair/sound once; repair/repair twice.</w:t>
+      <w:pPr>
+        <w:pStyle w:val="Heading3"/>
+      </w:pPr>
+      <w:r>
+        <w:t>Supplied facts</w:t>
+      </w:r>
+    </w:p>
+    <w:p>
+      <w:pPr>
+        <w:spacing w:line="336" w:lineRule="auto" w:after="180"/>
+        <w:shd w:fill="F1F6FC"/>
+      </w:pPr>
+      <w:r>
+        <w:rPr>
+          <w:b w:val="0"/>
+        </w:rPr>
+        <w:t xml:space="preserve">Use reference rows and </w:t>
+      </w:r>
+      <w:r>
+        <w:rPr>
+          <w:b/>
+        </w:rPr>
+        <w:t>prediction</w:t>
+      </w:r>
+      <w:r>
+        <w:rPr>
+          <w:b w:val="0"/>
+        </w:rPr>
+        <w:t xml:space="preserve"> columns in order sound,repair. Repair is positive.</w:t>
+      </w:r>
+    </w:p>
+    <w:p>
+      <w:pPr>
+        <w:pStyle w:val="Heading3"/>
+      </w:pPr>
+      <w:r>
+        <w:t>Supplied facts</w:t>
+      </w:r>
+    </w:p>
+    <w:p>
+      <w:pPr>
+        <w:spacing w:line="336" w:lineRule="auto" w:after="180"/>
+        <w:shd w:fill="F1F6FC"/>
+      </w:pPr>
+      <w:r>
+        <w:rPr>
+          <w:b w:val="0"/>
+        </w:rPr>
+        <w:t>Six reference/</w:t>
+      </w:r>
+      <w:r>
+        <w:rPr>
+          <w:b/>
+        </w:rPr>
+        <w:t>prediction</w:t>
+      </w:r>
+      <w:r>
+        <w:rPr>
+          <w:b w:val="0"/>
+        </w:rPr>
+        <w:t xml:space="preserve"> pairs: sound/sound twice; sound/repair once; repair/sound once; repair/repair twice.</w:t>
       </w:r>
     </w:p>
     <w:p>
@@ -1360,20 +2305,62 @@
       </w:r>
     </w:p>
     <w:p>
-      <w:r>
-        <w:t>Each case enters one cell according to its reference and predicted label. The off-diagonal cells represent different mistakes: a false alarm on a sound book versus a missed repair. Trace the cell definitions before naming rates; swapping axes changes the table’s interpretation even if its diagonal sum remains unchanged.</w:t>
-      </w:r>
-    </w:p>
-    <w:p>
       <w:pPr>
         <w:pStyle w:val="Heading3"/>
       </w:pPr>
       <w:r>
+        <w:t>Why the result follows</w:t>
+      </w:r>
+    </w:p>
+    <w:p>
+      <w:pPr>
+        <w:spacing w:line="336" w:lineRule="auto" w:after="180"/>
+        <w:shd w:fill="F1F6FC"/>
+      </w:pPr>
+      <w:r>
+        <w:rPr>
+          <w:b w:val="0"/>
+        </w:rPr>
+        <w:t>Each case enters one cell according to its reference and predicted label. The off-diagonal cells represent different mistakes: a false alarm on a sound book versus a missed repair.</w:t>
+      </w:r>
+    </w:p>
+    <w:p>
+      <w:pPr>
+        <w:spacing w:line="336" w:lineRule="auto" w:after="180"/>
+        <w:shd w:fill="F1F6FC"/>
+      </w:pPr>
+      <w:r>
+        <w:rPr>
+          <w:b w:val="0"/>
+        </w:rPr>
+        <w:t>Trace the cell definitions before naming rates; swapping axes changes the table’s interpretation even if its diagonal sum remains unchanged.</w:t>
+      </w:r>
+    </w:p>
+    <w:p>
+      <w:pPr>
+        <w:pStyle w:val="Heading3"/>
+      </w:pPr>
+      <w:r>
         <w:t>What this example does not establish</w:t>
       </w:r>
     </w:p>
     <w:p>
-      <w:r>
+      <w:pPr>
+        <w:pStyle w:val="Heading3"/>
+      </w:pPr>
+      <w:r>
+        <w:t>Keep the stated limit</w:t>
+      </w:r>
+    </w:p>
+    <w:p>
+      <w:pPr>
+        <w:spacing w:line="336" w:lineRule="auto" w:after="180"/>
+        <w:shd w:fill="FFF5E6"/>
+      </w:pPr>
+      <w:r>
+        <w:rPr>
+          <w:b w:val="0"/>
+        </w:rPr>
         <w:t>Reference labels can themselves be disputed; a true-positive name does not guarantee the annotation is infallible.</w:t>
       </w:r>
     </w:p>
@@ -1386,31 +2373,167 @@
       </w:r>
     </w:p>
     <w:p>
-      <w:r>
-        <w:t>Change: Change one repair/sound prediction to repair/repair after a real model revision.</w:t>
-      </w:r>
-    </w:p>
-    <w:p>
-      <w:r>
-        <w:t>Prediction: Repair row becomes [0,3]; agreement becomes 5/6.</w:t>
-      </w:r>
-    </w:p>
-    <w:p>
-      <w:r>
-        <w:t>Reason: One false negative moves to true positive; the sound row stays [2,1].</w:t>
-      </w:r>
-    </w:p>
-    <w:p>
       <w:pPr>
         <w:pStyle w:val="Heading3"/>
       </w:pPr>
       <w:r>
+        <w:t>Change one thing</w:t>
+      </w:r>
+    </w:p>
+    <w:p>
+      <w:pPr>
+        <w:spacing w:line="336" w:lineRule="auto" w:after="180"/>
+        <w:shd w:fill="F5F1FB"/>
+      </w:pPr>
+      <w:r>
+        <w:rPr>
+          <w:b w:val="0"/>
+        </w:rPr>
+        <w:t xml:space="preserve">Change: Change one repair/sound </w:t>
+      </w:r>
+      <w:r>
+        <w:rPr>
+          <w:b/>
+        </w:rPr>
+        <w:t>prediction</w:t>
+      </w:r>
+      <w:r>
+        <w:rPr>
+          <w:b w:val="0"/>
+        </w:rPr>
+        <w:t xml:space="preserve"> to repair/repair after a real model revision.</w:t>
+      </w:r>
+    </w:p>
+    <w:p>
+      <w:pPr>
+        <w:pStyle w:val="Heading3"/>
+      </w:pPr>
+      <w:r>
+        <w:t>Predicted result</w:t>
+      </w:r>
+    </w:p>
+    <w:p>
+      <w:pPr>
+        <w:spacing w:line="336" w:lineRule="auto" w:after="180"/>
+        <w:shd w:fill="F1F6FC"/>
+      </w:pPr>
+      <w:r>
+        <w:rPr>
+          <w:b/>
+        </w:rPr>
+        <w:t>Prediction</w:t>
+      </w:r>
+      <w:r>
+        <w:rPr>
+          <w:b w:val="0"/>
+        </w:rPr>
+        <w:t>: Repair row becomes [0,3]; agreement becomes 5/6.</w:t>
+      </w:r>
+    </w:p>
+    <w:p>
+      <w:pPr>
+        <w:pStyle w:val="Heading3"/>
+      </w:pPr>
+      <w:r>
+        <w:t>Why the result follows</w:t>
+      </w:r>
+    </w:p>
+    <w:p>
+      <w:pPr>
+        <w:spacing w:line="336" w:lineRule="auto" w:after="180"/>
+        <w:shd w:fill="F1F6FC"/>
+      </w:pPr>
+      <w:r>
+        <w:rPr>
+          <w:b w:val="0"/>
+        </w:rPr>
+        <w:t xml:space="preserve">Reason: One </w:t>
+      </w:r>
+      <w:r>
+        <w:rPr>
+          <w:b/>
+        </w:rPr>
+        <w:t>false negative</w:t>
+      </w:r>
+      <w:r>
+        <w:rPr>
+          <w:b w:val="0"/>
+        </w:rPr>
+        <w:t xml:space="preserve"> moves to </w:t>
+      </w:r>
+      <w:r>
+        <w:rPr>
+          <w:b/>
+        </w:rPr>
+        <w:t>true positive</w:t>
+      </w:r>
+      <w:r>
+        <w:rPr>
+          <w:b w:val="0"/>
+        </w:rPr>
+        <w:t>; the sound row stays [2,1].</w:t>
+      </w:r>
+    </w:p>
+    <w:p>
+      <w:pPr>
+        <w:pStyle w:val="Heading3"/>
+      </w:pPr>
+      <w:r>
         <w:t>Ask while showing the picture</w:t>
       </w:r>
     </w:p>
     <w:p>
-      <w:r>
-        <w:t>Cover the result. Ask learners to name the inputs and predict the next step. Uncover one step, connect the icon to the actual procedure, and explain its evidence. Then change the supplied condition and compare. The picture is a representation; it does not document execution of a real AI model.</w:t>
+      <w:pPr>
+        <w:pStyle w:val="Heading3"/>
+      </w:pPr>
+      <w:r>
+        <w:t>Ask while showing the picture · 5</w:t>
+      </w:r>
+    </w:p>
+    <w:p>
+      <w:pPr>
+        <w:spacing w:line="336" w:lineRule="auto" w:after="180"/>
+      </w:pPr>
+      <w:r>
+        <w:rPr>
+          <w:b w:val="0"/>
+        </w:rPr>
+        <w:t xml:space="preserve">Cover the result. Ask learners to name the </w:t>
+      </w:r>
+      <w:r>
+        <w:rPr>
+          <w:b/>
+        </w:rPr>
+        <w:t>input</w:t>
+      </w:r>
+      <w:r>
+        <w:rPr>
+          <w:b w:val="0"/>
+        </w:rPr>
+        <w:t xml:space="preserve">s and predict the next step. Uncover one step, connect the icon to the actual procedure, and explain its </w:t>
+      </w:r>
+      <w:r>
+        <w:rPr>
+          <w:b/>
+        </w:rPr>
+        <w:t>evidence</w:t>
+      </w:r>
+      <w:r>
+        <w:rPr>
+          <w:b w:val="0"/>
+        </w:rPr>
+        <w:t>. Then change the supplied condition and compare.</w:t>
+      </w:r>
+    </w:p>
+    <w:p>
+      <w:pPr>
+        <w:spacing w:line="336" w:lineRule="auto" w:after="180"/>
+      </w:pPr>
+      <w:r>
+        <w:rPr>
+          <w:b w:val="0"/>
+        </w:rPr>
+        <w:t>The picture is a representation; it does not document execution of a real AI model.</w:t>
       </w:r>
     </w:p>
     <w:p>
@@ -1422,11 +2545,16 @@
       </w:r>
     </w:p>
     <w:p>
+      <w:r>
+        <w:t>Demonstrate Types of Classification Error, reduce support deliberately and check individual reasoning before discussing answers.</w:t>
+      </w:r>
+    </w:p>
+    <w:p>
       <w:pPr>
         <w:pStyle w:val="Heading3"/>
       </w:pPr>
       <w:r>
-        <w:t>Demonstrate and guide practice</w:t>
+        <w:t>Board sequence</w:t>
       </w:r>
     </w:p>
     <w:p>
@@ -1434,26 +2562,138 @@
         <w:pStyle w:val="Heading3"/>
       </w:pPr>
       <w:r>
-        <w:t>Board sequence</w:t>
-      </w:r>
-    </w:p>
-    <w:p>
-      <w:r>
+        <w:t>1. Put the facts on the board</w:t>
+      </w:r>
+    </w:p>
+    <w:p>
+      <w:pPr>
+        <w:spacing w:line="336" w:lineRule="auto" w:after="180"/>
+        <w:shd w:fill="F4F9FC"/>
+      </w:pPr>
+      <w:r>
+        <w:rPr>
+          <w:b w:val="0"/>
+        </w:rPr>
         <w:t>Write the given facts: Positive means should recommend. Actual/predicted pairs are yes/yes, no/yes, yes/no, no/no.</w:t>
       </w:r>
     </w:p>
     <w:p>
-      <w:r>
+      <w:pPr>
+        <w:pStyle w:val="Heading3"/>
+      </w:pPr>
+      <w:r>
+        <w:t>2. State the decision to explain</w:t>
+      </w:r>
+    </w:p>
+    <w:p>
+      <w:pPr>
+        <w:spacing w:line="336" w:lineRule="auto" w:after="180"/>
+        <w:shd w:fill="F4F9FC"/>
+      </w:pPr>
+      <w:r>
+        <w:rPr>
+          <w:b w:val="0"/>
+        </w:rPr>
         <w:t>Write the question to explain: Name the four outcomes.</w:t>
       </w:r>
     </w:p>
     <w:p>
-      <w:r>
-        <w:t>Reveal after predictions: True positive, false positive, false negative, true negative. Define positive before naming errors.</w:t>
-      </w:r>
-    </w:p>
-    <w:p>
-      <w:r>
+      <w:pPr>
+        <w:pStyle w:val="Heading3"/>
+      </w:pPr>
+      <w:r>
+        <w:t>3. Reveal the worked reasoning</w:t>
+      </w:r>
+    </w:p>
+    <w:p>
+      <w:pPr>
+        <w:spacing w:line="336" w:lineRule="auto" w:after="180"/>
+        <w:shd w:fill="F1F6FC"/>
+      </w:pPr>
+      <w:r>
+        <w:rPr>
+          <w:b w:val="0"/>
+        </w:rPr>
+        <w:t xml:space="preserve">Reveal after </w:t>
+      </w:r>
+      <w:r>
+        <w:rPr>
+          <w:b/>
+        </w:rPr>
+        <w:t>prediction</w:t>
+      </w:r>
+      <w:r>
+        <w:rPr>
+          <w:b w:val="0"/>
+        </w:rPr>
+        <w:t xml:space="preserve">s: </w:t>
+      </w:r>
+      <w:r>
+        <w:rPr>
+          <w:b/>
+        </w:rPr>
+        <w:t>True positive</w:t>
+      </w:r>
+      <w:r>
+        <w:rPr>
+          <w:b w:val="0"/>
+        </w:rPr>
+        <w:t xml:space="preserve">, </w:t>
+      </w:r>
+      <w:r>
+        <w:rPr>
+          <w:b/>
+        </w:rPr>
+        <w:t>false positive</w:t>
+      </w:r>
+      <w:r>
+        <w:rPr>
+          <w:b w:val="0"/>
+        </w:rPr>
+        <w:t xml:space="preserve">, </w:t>
+      </w:r>
+      <w:r>
+        <w:rPr>
+          <w:b/>
+        </w:rPr>
+        <w:t>false negative</w:t>
+      </w:r>
+      <w:r>
+        <w:rPr>
+          <w:b w:val="0"/>
+        </w:rPr>
+        <w:t xml:space="preserve">, </w:t>
+      </w:r>
+      <w:r>
+        <w:rPr>
+          <w:b/>
+        </w:rPr>
+        <w:t>true negative</w:t>
+      </w:r>
+      <w:r>
+        <w:rPr>
+          <w:b w:val="0"/>
+        </w:rPr>
+        <w:t>. Define positive before naming errors.</w:t>
+      </w:r>
+    </w:p>
+    <w:p>
+      <w:pPr>
+        <w:pStyle w:val="Heading3"/>
+      </w:pPr>
+      <w:r>
+        <w:t>Hold back the independent task</w:t>
+      </w:r>
+    </w:p>
+    <w:p>
+      <w:pPr>
+        <w:spacing w:line="336" w:lineRule="auto" w:after="180"/>
+        <w:shd w:fill="FFF5E6"/>
+      </w:pPr>
+      <w:r>
+        <w:rPr>
+          <w:b w:val="0"/>
+        </w:rPr>
         <w:t>Keep for an independent attempt: Positive means sports. A sports book predicted other and a non-sports book predicted sports occur. Name each error and its consequence for the sports shelf.</w:t>
       </w:r>
     </w:p>
@@ -1466,23 +2706,77 @@
       </w:r>
     </w:p>
     <w:p>
-      <w:r>
+      <w:pPr>
+        <w:pStyle w:val="Heading3"/>
+      </w:pPr>
+      <w:r>
+        <w:t>Ask the class</w:t>
+      </w:r>
+    </w:p>
+    <w:p>
+      <w:pPr>
+        <w:spacing w:line="336" w:lineRule="auto" w:after="180"/>
+        <w:shd w:fill="F5F1FB"/>
+      </w:pPr>
+      <w:r>
+        <w:rPr>
+          <w:b w:val="0"/>
+        </w:rPr>
         <w:t>Ask: Which facts are given, and which would we have to assume? Learners mark relevant details before discussing answers.</w:t>
       </w:r>
     </w:p>
     <w:p>
-      <w:r>
+      <w:pPr>
+        <w:pStyle w:val="Heading3"/>
+      </w:pPr>
+      <w:r>
+        <w:t>Language to model</w:t>
+      </w:r>
+    </w:p>
+    <w:p>
+      <w:pPr>
+        <w:spacing w:line="336" w:lineRule="auto" w:after="180"/>
+        <w:shd w:fill="F1F6F8"/>
+      </w:pPr>
+      <w:r>
+        <w:rPr>
+          <w:b w:val="0"/>
+        </w:rPr>
         <w:t>Say: Predict first. Show the rule, information path or calculation that would produce the result. A correct guess is not yet an explanation.</w:t>
       </w:r>
     </w:p>
     <w:p>
-      <w:r>
+      <w:pPr>
+        <w:spacing w:line="336" w:lineRule="auto" w:after="180"/>
+      </w:pPr>
+      <w:r>
+        <w:rPr>
+          <w:b w:val="0"/>
+        </w:rPr>
         <w:t>Reveal reasoning one step at a time. Explain why a tempting alternative fails. Write units and denominators for arithmetic, trace conditions for decisions, and identify supporting sources for claims.</w:t>
       </w:r>
     </w:p>
     <w:p>
-      <w:r>
-        <w:t>In pairs, one learner solves while the other checks evidence; exchange roles. Remove the worked answer before independent assessment.</w:t>
+      <w:pPr>
+        <w:spacing w:line="336" w:lineRule="auto" w:after="180"/>
+      </w:pPr>
+      <w:r>
+        <w:rPr>
+          <w:b w:val="0"/>
+        </w:rPr>
+        <w:t xml:space="preserve">In pairs, one learner solves while the other checks </w:t>
+      </w:r>
+      <w:r>
+        <w:rPr>
+          <w:b/>
+        </w:rPr>
+        <w:t>evidence</w:t>
+      </w:r>
+      <w:r>
+        <w:rPr>
+          <w:b w:val="0"/>
+        </w:rPr>
+        <w:t>; exchange roles. Remove the worked answer before independent assessment.</w:t>
       </w:r>
     </w:p>
     <w:p>
@@ -1494,8 +2788,37 @@
       </w:r>
     </w:p>
     <w:p>
-      <w:r>
-        <w:t>Guided: V3 belongs at reference clear/predicted blocked, FP. V4 belongs at reference blocked/predicted clear, FN. Exit: both have five diagonal matches, but distribute three mistakes differently: FP=1,FN=2 versus FP=0,FN=3. Report identical evaluation records, axes, label order, positive class, totals and task consequences before comparing.</w:t>
+      <w:pPr>
+        <w:spacing w:line="336" w:lineRule="auto" w:after="180"/>
+      </w:pPr>
+      <w:r>
+        <w:rPr>
+          <w:b w:val="0"/>
+        </w:rPr>
+        <w:t>Guided: V3 belongs at reference clear/predicted blocked, FP. V4 belongs at reference blocked/predicted clear, FN. Exit: both have five diagonal matches, but distribute three mistakes differently: FP=1,FN=2 versus FP=0,FN=3.</w:t>
+      </w:r>
+    </w:p>
+    <w:p>
+      <w:pPr>
+        <w:spacing w:line="336" w:lineRule="auto" w:after="180"/>
+      </w:pPr>
+      <w:r>
+        <w:rPr>
+          <w:b w:val="0"/>
+        </w:rPr>
+        <w:t xml:space="preserve">Report identical evaluation records, axes, label order, </w:t>
+      </w:r>
+      <w:r>
+        <w:rPr>
+          <w:b/>
+        </w:rPr>
+        <w:t>positive class</w:t>
+      </w:r>
+      <w:r>
+        <w:rPr>
+          <w:b w:val="0"/>
+        </w:rPr>
+        <w:t>, totals and task consequences before comparing.</w:t>
       </w:r>
     </w:p>
     <w:p>
@@ -1727,41 +3050,150 @@
       </w:r>
     </w:p>
     <w:p>
-      <w:r>
+      <w:pPr>
+        <w:pStyle w:val="Heading3"/>
+      </w:pPr>
+      <w:r>
+        <w:t>Completion practice</w:t>
+      </w:r>
+    </w:p>
+    <w:p>
+      <w:pPr>
+        <w:spacing w:line="336" w:lineRule="auto" w:after="180"/>
+        <w:shd w:fill="F5F1FB"/>
+      </w:pPr>
+      <w:r>
+        <w:rPr>
+          <w:b w:val="0"/>
+        </w:rPr>
         <w:t>Completion task: Declare blocked positive. Give TP,TN,FP,FN counts and explain V3 and V4 in plain language. Does positive mean a desirable outcome?</w:t>
       </w:r>
     </w:p>
     <w:p>
-      <w:r>
-        <w:t>Teacher check: TP=3, TN=2, FP=1, FN=2. V3 predicts blocked for a reference-clear case, a false alarm or FP. V4 predicts clear for a reference-blocked case, a missed blocked case or FN. Positive names the chosen class; it does not mean desirable.</w:t>
-      </w:r>
-    </w:p>
-    <w:p>
-      <w:r>
-        <w:t>Start by identifying the given inputs together. Leave the intermediate steps blank. If needed, model one step, then withdraw that help on the next step. Move to a full trace only when the partial trace is understood. For partners, alternate explainer and checker; collect a response from every learner before discussion.</w:t>
-      </w:r>
-    </w:p>
-    <w:p>
       <w:pPr>
         <w:pStyle w:val="Heading3"/>
       </w:pPr>
       <w:r>
+        <w:t>Reasoning to listen for</w:t>
+      </w:r>
+    </w:p>
+    <w:p>
+      <w:pPr>
+        <w:spacing w:line="336" w:lineRule="auto" w:after="180"/>
+        <w:shd w:fill="F1F6FC"/>
+      </w:pPr>
+      <w:r>
+        <w:rPr>
+          <w:b w:val="0"/>
+        </w:rPr>
+        <w:t>Teacher check: TP=3, TN=2, FP=1, FN=2. V3 predicts blocked for a reference-clear case, a false alarm or FP. V4 predicts clear for a reference-blocked case, a missed blocked case or FN.</w:t>
+      </w:r>
+    </w:p>
+    <w:p>
+      <w:pPr>
+        <w:spacing w:line="336" w:lineRule="auto" w:after="180"/>
+        <w:shd w:fill="F1F6FC"/>
+      </w:pPr>
+      <w:r>
+        <w:rPr>
+          <w:b w:val="0"/>
+        </w:rPr>
+        <w:t>Positive names the chosen class; it does not mean desirable.</w:t>
+      </w:r>
+    </w:p>
+    <w:p>
+      <w:pPr>
+        <w:spacing w:line="336" w:lineRule="auto" w:after="180"/>
+      </w:pPr>
+      <w:r>
+        <w:rPr>
+          <w:b w:val="0"/>
+        </w:rPr>
+        <w:t xml:space="preserve">Start by identifying the given </w:t>
+      </w:r>
+      <w:r>
+        <w:rPr>
+          <w:b/>
+        </w:rPr>
+        <w:t>input</w:t>
+      </w:r>
+      <w:r>
+        <w:rPr>
+          <w:b w:val="0"/>
+        </w:rPr>
+        <w:t>s together. Leave the intermediate steps blank. If needed, model one step, then withdraw that help on the next step. Move to a full trace only when the partial trace is understood.</w:t>
+      </w:r>
+    </w:p>
+    <w:p>
+      <w:pPr>
+        <w:spacing w:line="336" w:lineRule="auto" w:after="180"/>
+      </w:pPr>
+      <w:r>
+        <w:rPr>
+          <w:b w:val="0"/>
+        </w:rPr>
+        <w:t>For partners, alternate explainer and checker; collect a response from every learner before discussion.</w:t>
+      </w:r>
+    </w:p>
+    <w:p>
+      <w:pPr>
+        <w:pStyle w:val="Heading3"/>
+      </w:pPr>
+      <w:r>
         <w:t>Individual reasoning check</w:t>
       </w:r>
     </w:p>
     <w:p>
-      <w:r>
+      <w:pPr>
+        <w:spacing w:line="336" w:lineRule="auto" w:after="180"/>
+      </w:pPr>
+      <w:r>
+        <w:rPr>
+          <w:b w:val="0"/>
+        </w:rPr>
         <w:t>Use the worked case for Confusion matrices. Proposed explanation: “Positive means good”. Decide whether this explanation is supported. Point to the step or supplied fact that decides; explain your repair if needed.</w:t>
       </w:r>
     </w:p>
     <w:p>
-      <w:r>
+      <w:pPr>
+        <w:pStyle w:val="Heading3"/>
+      </w:pPr>
+      <w:r>
+        <w:t>Expected repair</w:t>
+      </w:r>
+    </w:p>
+    <w:p>
+      <w:pPr>
+        <w:spacing w:line="336" w:lineRule="auto" w:after="180"/>
+        <w:shd w:fill="F1F6FC"/>
+      </w:pPr>
+      <w:r>
+        <w:rPr>
+          <w:b w:val="0"/>
+        </w:rPr>
         <w:t>Expected correction: Positive is the chosen condition of interest; blocked is positive in this exercise.</w:t>
       </w:r>
     </w:p>
     <w:p>
-      <w:r>
-        <w:t>Collect explanations, not only yes/no votes. If a misunderstanding is common, re-model the relevant step for the class. If it affects a few learners, give a short targeted group explanation while others solve a more demanding variation.</w:t>
+      <w:pPr>
+        <w:spacing w:line="336" w:lineRule="auto" w:after="180"/>
+      </w:pPr>
+      <w:r>
+        <w:rPr>
+          <w:b w:val="0"/>
+        </w:rPr>
+        <w:t>Collect explanations, not only yes/no votes. If a misunderstanding is common, re-model the relevant step for the class.</w:t>
+      </w:r>
+    </w:p>
+    <w:p>
+      <w:pPr>
+        <w:spacing w:line="336" w:lineRule="auto" w:after="180"/>
+      </w:pPr>
+      <w:r>
+        <w:rPr>
+          <w:b w:val="0"/>
+        </w:rPr>
+        <w:t>If it affects a few learners, give a short targeted group explanation while others solve a more demanding variation.</w:t>
       </w:r>
     </w:p>
     <w:p>
@@ -1773,7 +3205,14 @@
       </w:r>
     </w:p>
     <w:p>
-      <w:r>
+      <w:pPr>
+        <w:spacing w:line="336" w:lineRule="auto" w:after="180"/>
+        <w:shd w:fill="F5F1FB"/>
+      </w:pPr>
+      <w:r>
+        <w:rPr>
+          <w:b w:val="0"/>
+        </w:rPr>
         <w:t>Which error causes a sound book to be sent for unnecessary repair review?</w:t>
       </w:r>
     </w:p>
@@ -1786,18 +3225,96 @@
       </w:r>
     </w:p>
     <w:p>
-      <w:r>
-        <w:t>The sound/repair cell is a false positive; there is one in the original matrix.</w:t>
-      </w:r>
-    </w:p>
-    <w:p>
-      <w:r>
-        <w:t>Changed-case reasoning: Repair row becomes [0,3]; agreement becomes 5/6. One false negative moves to true positive; the sound row stays [2,1].</w:t>
-      </w:r>
-    </w:p>
-    <w:p>
-      <w:r>
-        <w:t>Collect each learner’s explanation before discussion. Use the first missing connection between input, deciding step and result to choose support. This question is worked-case practice, not fresh mastery evidence.</w:t>
+      <w:pPr>
+        <w:spacing w:line="336" w:lineRule="auto" w:after="180"/>
+      </w:pPr>
+      <w:r>
+        <w:rPr>
+          <w:b w:val="0"/>
+        </w:rPr>
+        <w:t xml:space="preserve">The sound/repair cell is a </w:t>
+      </w:r>
+      <w:r>
+        <w:rPr>
+          <w:b/>
+        </w:rPr>
+        <w:t>false positive</w:t>
+      </w:r>
+      <w:r>
+        <w:rPr>
+          <w:b w:val="0"/>
+        </w:rPr>
+        <w:t>; there is one in the original matrix.</w:t>
+      </w:r>
+    </w:p>
+    <w:p>
+      <w:pPr>
+        <w:spacing w:line="336" w:lineRule="auto" w:after="180"/>
+      </w:pPr>
+      <w:r>
+        <w:rPr>
+          <w:b w:val="0"/>
+        </w:rPr>
+        <w:t xml:space="preserve">Changed-case reasoning: Repair row becomes [0,3]; agreement becomes 5/6. One </w:t>
+      </w:r>
+      <w:r>
+        <w:rPr>
+          <w:b/>
+        </w:rPr>
+        <w:t>false negative</w:t>
+      </w:r>
+      <w:r>
+        <w:rPr>
+          <w:b w:val="0"/>
+        </w:rPr>
+        <w:t xml:space="preserve"> moves to </w:t>
+      </w:r>
+      <w:r>
+        <w:rPr>
+          <w:b/>
+        </w:rPr>
+        <w:t>true positive</w:t>
+      </w:r>
+      <w:r>
+        <w:rPr>
+          <w:b w:val="0"/>
+        </w:rPr>
+        <w:t>; the sound row stays [2,1].</w:t>
+      </w:r>
+    </w:p>
+    <w:p>
+      <w:pPr>
+        <w:spacing w:line="336" w:lineRule="auto" w:after="180"/>
+      </w:pPr>
+      <w:r>
+        <w:rPr>
+          <w:b w:val="0"/>
+        </w:rPr>
+        <w:t xml:space="preserve">Collect each learner’s explanation before discussion. Use the first missing connection between </w:t>
+      </w:r>
+      <w:r>
+        <w:rPr>
+          <w:b/>
+        </w:rPr>
+        <w:t>input</w:t>
+      </w:r>
+      <w:r>
+        <w:rPr>
+          <w:b w:val="0"/>
+        </w:rPr>
+        <w:t xml:space="preserve">, deciding step and result to choose support. This question is worked-case practice, not fresh mastery </w:t>
+      </w:r>
+      <w:r>
+        <w:rPr>
+          <w:b/>
+        </w:rPr>
+        <w:t>evidence</w:t>
+      </w:r>
+      <w:r>
+        <w:rPr>
+          <w:b w:val="0"/>
+        </w:rPr>
+        <w:t>.</w:t>
       </w:r>
     </w:p>
     <w:p>
@@ -1809,54 +3326,105 @@
       </w:r>
     </w:p>
     <w:p>
+      <w:r>
+        <w:t>Run the Types of Classification Error investigation and use the first unsupported step to choose a teaching response.</w:t>
+      </w:r>
+    </w:p>
+    <w:p>
+      <w:pPr>
+        <w:spacing w:line="336" w:lineRule="auto" w:after="180"/>
+      </w:pPr>
+      <w:r>
+        <w:rPr>
+          <w:b w:val="0"/>
+        </w:rPr>
+        <w:t>Words You Can Use to Reason</w:t>
+      </w:r>
+    </w:p>
+    <w:p>
+      <w:pPr>
+        <w:spacing w:line="336" w:lineRule="auto" w:after="180"/>
+      </w:pPr>
+      <w:r>
+        <w:rPr>
+          <w:b w:val="0"/>
+        </w:rPr>
+        <w:t>A definition matters when you can recognize the idea, use it, and contrast it with a near-miss.</w:t>
+      </w:r>
+    </w:p>
+    <w:p>
+      <w:pPr>
+        <w:spacing w:line="336" w:lineRule="auto" w:after="180"/>
+      </w:pPr>
+      <w:r>
+        <w:rPr>
+          <w:b w:val="0"/>
+        </w:rPr>
+        <w:t>Predict → Test → Record → Explain</w:t>
+      </w:r>
+    </w:p>
+    <w:p>
+      <w:pPr>
+        <w:spacing w:line="336" w:lineRule="auto" w:after="180"/>
+      </w:pPr>
+      <w:r>
+        <w:rPr>
+          <w:b w:val="0"/>
+        </w:rPr>
+        <w:t>Keep expected and actual results separate. Surprises are useful data when recorded honestly.</w:t>
+      </w:r>
+    </w:p>
+    <w:p>
+      <w:pPr>
+        <w:spacing w:line="336" w:lineRule="auto" w:after="180"/>
+      </w:pPr>
+      <w:r>
+        <w:rPr>
+          <w:b w:val="0"/>
+        </w:rPr>
+        <w:t>Place 12 actual/predicted pairs into a 2×2 grid, total each cell, check the total equals 12, and explain one error cost.</w:t>
+      </w:r>
+    </w:p>
+    <w:p>
+      <w:pPr>
+        <w:spacing w:line="336" w:lineRule="auto" w:after="180"/>
+        <w:shd w:fill="F5F1FB"/>
+      </w:pPr>
+      <w:r>
+        <w:rPr>
+          <w:b w:val="0"/>
+        </w:rPr>
+        <w:t>What did the hardest test teach you that the normal test did not?</w:t>
+      </w:r>
+    </w:p>
+    <w:p>
       <w:pPr>
         <w:pStyle w:val="Heading3"/>
       </w:pPr>
       <w:r>
-        <w:t>Run the weekly evidence lab</w:t>
-      </w:r>
-    </w:p>
-    <w:p>
-      <w:r>
-        <w:t>Words You Can Use to Reason</w:t>
-      </w:r>
-    </w:p>
-    <w:p>
-      <w:r>
-        <w:t>A definition matters when you can recognize the idea, use it, and contrast it with a near-miss.</w:t>
-      </w:r>
-    </w:p>
-    <w:p>
-      <w:r>
-        <w:t>Predict → Test → Record → Explain</w:t>
-      </w:r>
-    </w:p>
-    <w:p>
-      <w:r>
-        <w:t>Keep expected and actual results separate. Surprises are useful data when recorded honestly.</w:t>
-      </w:r>
-    </w:p>
-    <w:p>
-      <w:r>
-        <w:t>Place 12 actual/predicted pairs into a 2×2 grid, total each cell, check the total equals 12, and explain one error cost.</w:t>
-      </w:r>
-    </w:p>
-    <w:p>
-      <w:r>
-        <w:t>What did the hardest test teach you that the normal test did not?</w:t>
-      </w:r>
-    </w:p>
-    <w:p>
-      <w:pPr>
-        <w:pStyle w:val="Heading3"/>
-      </w:pPr>
-      <w:r>
         <w:t>Make the lab runnable</w:t>
       </w:r>
     </w:p>
     <w:p>
-      <w:r>
-        <w:t>Use the concrete case as the shared normal case and the independent question as a second case. Each pair creates a boundary or missing-information case and predicts its result before testing. Keep the expected result separate from an observed mistake.</w:t>
+      <w:pPr>
+        <w:spacing w:line="336" w:lineRule="auto" w:after="180"/>
+      </w:pPr>
+      <w:r>
+        <w:rPr>
+          <w:b w:val="0"/>
+        </w:rPr>
+        <w:t>Use the concrete case as the shared normal case and the independent question as a second case. Each pair creates a boundary or missing-information case and predicts its result before testing.</w:t>
+      </w:r>
+    </w:p>
+    <w:p>
+      <w:pPr>
+        <w:spacing w:line="336" w:lineRule="auto" w:after="180"/>
+      </w:pPr>
+      <w:r>
+        <w:rPr>
+          <w:b w:val="0"/>
+        </w:rPr>
+        <w:t>Keep the expected result separate from an observed mistake.</w:t>
       </w:r>
     </w:p>
     <w:tbl>
@@ -2014,8 +3582,25 @@
       </w:r>
     </w:p>
     <w:p>
-      <w:r>
-        <w:t>For guessing, return to given facts and request a trace. For vocabulary without application, use one example and one non-example. For arithmetic errors, check the setup before the calculation. Finish with a different uncoached case before recording mastery.</w:t>
+      <w:pPr>
+        <w:spacing w:line="336" w:lineRule="auto" w:after="180"/>
+      </w:pPr>
+      <w:r>
+        <w:rPr>
+          <w:b w:val="0"/>
+        </w:rPr>
+        <w:t>For guessing, return to given facts and request a trace. For vocabulary without application, use one example and one non-example. For arithmetic errors, check the setup before the calculation.</w:t>
+      </w:r>
+    </w:p>
+    <w:p>
+      <w:pPr>
+        <w:spacing w:line="336" w:lineRule="auto" w:after="180"/>
+      </w:pPr>
+      <w:r>
+        <w:rPr>
+          <w:b w:val="0"/>
+        </w:rPr>
+        <w:t>Finish with a different uncoached case before recording mastery.</w:t>
       </w:r>
     </w:p>
     <w:p>
@@ -2027,17 +3612,59 @@
       </w:r>
     </w:p>
     <w:p>
-      <w:r>
+      <w:pPr>
+        <w:spacing w:line="336" w:lineRule="auto" w:after="180"/>
+      </w:pPr>
+      <w:r>
+        <w:rPr>
+          <w:b w:val="0"/>
+        </w:rPr>
         <w:t>Positive means good: Positive is the chosen condition of interest; blocked is positive in this exercise.</w:t>
       </w:r>
     </w:p>
     <w:p>
-      <w:r>
-        <w:t>A matrix has one universal visual orientation: Check whether rows are references or predictions and inspect class order. Our convention uses reference rows and prediction columns.</w:t>
-      </w:r>
-    </w:p>
-    <w:p>
-      <w:r>
+      <w:pPr>
+        <w:spacing w:line="336" w:lineRule="auto" w:after="180"/>
+      </w:pPr>
+      <w:r>
+        <w:rPr>
+          <w:b w:val="0"/>
+        </w:rPr>
+        <w:t xml:space="preserve">A matrix has one universal visual orientation: Check whether rows are references or </w:t>
+      </w:r>
+      <w:r>
+        <w:rPr>
+          <w:b/>
+        </w:rPr>
+        <w:t>prediction</w:t>
+      </w:r>
+      <w:r>
+        <w:rPr>
+          <w:b w:val="0"/>
+        </w:rPr>
+        <w:t xml:space="preserve">s and inspect class order. Our convention uses reference rows and </w:t>
+      </w:r>
+      <w:r>
+        <w:rPr>
+          <w:b/>
+        </w:rPr>
+        <w:t>prediction</w:t>
+      </w:r>
+      <w:r>
+        <w:rPr>
+          <w:b w:val="0"/>
+        </w:rPr>
+        <w:t xml:space="preserve"> columns.</w:t>
+      </w:r>
+    </w:p>
+    <w:p>
+      <w:pPr>
+        <w:spacing w:line="336" w:lineRule="auto" w:after="180"/>
+      </w:pPr>
+      <w:r>
+        <w:rPr>
+          <w:b w:val="0"/>
+        </w:rPr>
         <w:t>Zero errors in a cell means no future risk: It is an observed count on one evaluation set. Coverage, sample size and future conditions still matter.</w:t>
       </w:r>
     </w:p>
@@ -2196,8 +3823,25 @@
       </w:tr>
     </w:tbl>
     <w:p>
-      <w:r>
-        <w:t>Offer an oral explanation, drawing, enlarged visual or fewer examples when that removes a reading/writing barrier. Keep the same reasoning goal. Stretch secure learners by changing a boundary or assumption and asking them to defend the effect, not simply by assigning more of the same questions.</w:t>
+      <w:pPr>
+        <w:spacing w:line="336" w:lineRule="auto" w:after="180"/>
+      </w:pPr>
+      <w:r>
+        <w:rPr>
+          <w:b w:val="0"/>
+        </w:rPr>
+        <w:t>Offer an oral explanation, drawing, enlarged visual or fewer examples when that removes a reading/writing barrier. Keep the same reasoning goal.</w:t>
+      </w:r>
+    </w:p>
+    <w:p>
+      <w:pPr>
+        <w:spacing w:line="336" w:lineRule="auto" w:after="180"/>
+      </w:pPr>
+      <w:r>
+        <w:rPr>
+          <w:b w:val="0"/>
+        </w:rPr>
+        <w:t>Stretch secure learners by changing a boundary or assumption and asking them to defend the effect, not simply by assigning more of the same questions.</w:t>
       </w:r>
     </w:p>
     <w:p>
@@ -2209,11 +3853,16 @@
       </w:r>
     </w:p>
     <w:p>
+      <w:r>
+        <w:t>Use the Types of Classification Error questions, teacher keys and criteria after the relevant attempts. Previously discussed cases are practice; protect the separately selected independent task.</w:t>
+      </w:r>
+    </w:p>
+    <w:p>
       <w:pPr>
         <w:pStyle w:val="Heading3"/>
       </w:pPr>
       <w:r>
-        <w:t>Assess and explain the answers</w:t>
+        <w:t>Worked case answer</w:t>
       </w:r>
     </w:p>
     <w:p>
@@ -2221,12 +3870,61 @@
         <w:pStyle w:val="Heading3"/>
       </w:pPr>
       <w:r>
-        <w:t>Worked case answer</w:t>
-      </w:r>
-    </w:p>
-    <w:p>
-      <w:r>
-        <w:t>True positive, false positive, false negative, true negative. Define positive before naming errors.</w:t>
+        <w:t>Teacher key · Worked case answer</w:t>
+      </w:r>
+    </w:p>
+    <w:p>
+      <w:pPr>
+        <w:spacing w:line="336" w:lineRule="auto" w:after="180"/>
+        <w:shd w:fill="F1F6FC"/>
+      </w:pPr>
+      <w:r>
+        <w:rPr>
+          <w:b/>
+        </w:rPr>
+        <w:t>True positive</w:t>
+      </w:r>
+      <w:r>
+        <w:rPr>
+          <w:b w:val="0"/>
+        </w:rPr>
+        <w:t xml:space="preserve">, </w:t>
+      </w:r>
+      <w:r>
+        <w:rPr>
+          <w:b/>
+        </w:rPr>
+        <w:t>false positive</w:t>
+      </w:r>
+      <w:r>
+        <w:rPr>
+          <w:b w:val="0"/>
+        </w:rPr>
+        <w:t xml:space="preserve">, </w:t>
+      </w:r>
+      <w:r>
+        <w:rPr>
+          <w:b/>
+        </w:rPr>
+        <w:t>false negative</w:t>
+      </w:r>
+      <w:r>
+        <w:rPr>
+          <w:b w:val="0"/>
+        </w:rPr>
+        <w:t xml:space="preserve">, </w:t>
+      </w:r>
+      <w:r>
+        <w:rPr>
+          <w:b/>
+        </w:rPr>
+        <w:t>true negative</w:t>
+      </w:r>
+      <w:r>
+        <w:rPr>
+          <w:b w:val="0"/>
+        </w:rPr>
+        <w:t>. Define positive before naming errors.</w:t>
       </w:r>
     </w:p>
     <w:p>
@@ -2238,7 +3936,22 @@
       </w:r>
     </w:p>
     <w:p>
-      <w:r>
+      <w:pPr>
+        <w:pStyle w:val="Heading3"/>
+      </w:pPr>
+      <w:r>
+        <w:t>Independent question · withhold the key</w:t>
+      </w:r>
+    </w:p>
+    <w:p>
+      <w:pPr>
+        <w:spacing w:line="336" w:lineRule="auto" w:after="180"/>
+        <w:shd w:fill="F5F1FB"/>
+      </w:pPr>
+      <w:r>
+        <w:rPr>
+          <w:b w:val="0"/>
+        </w:rPr>
         <w:t>Positive means sports. A sports book predicted other and a non-sports book predicted sports occur. Name each error and its consequence for the sports shelf.</w:t>
       </w:r>
     </w:p>
@@ -2251,8 +3964,47 @@
       </w:r>
     </w:p>
     <w:p>
-      <w:r>
-        <w:t>The first is a false negative, a missed sports book. The second is a false positive, an incorrect book added to the sports shelf.</w:t>
+      <w:pPr>
+        <w:pStyle w:val="Heading3"/>
+      </w:pPr>
+      <w:r>
+        <w:t>Teacher key · Expected independent answer</w:t>
+      </w:r>
+    </w:p>
+    <w:p>
+      <w:pPr>
+        <w:spacing w:line="336" w:lineRule="auto" w:after="180"/>
+        <w:shd w:fill="F1F6FC"/>
+      </w:pPr>
+      <w:r>
+        <w:rPr>
+          <w:b w:val="0"/>
+        </w:rPr>
+        <w:t xml:space="preserve">The first is a </w:t>
+      </w:r>
+      <w:r>
+        <w:rPr>
+          <w:b/>
+        </w:rPr>
+        <w:t>false negative</w:t>
+      </w:r>
+      <w:r>
+        <w:rPr>
+          <w:b w:val="0"/>
+        </w:rPr>
+        <w:t xml:space="preserve">, a missed sports book. The second is a </w:t>
+      </w:r>
+      <w:r>
+        <w:rPr>
+          <w:b/>
+        </w:rPr>
+        <w:t>false positive</w:t>
+      </w:r>
+      <w:r>
+        <w:rPr>
+          <w:b w:val="0"/>
+        </w:rPr>
+        <w:t>, an incorrect book added to the sports shelf.</w:t>
       </w:r>
     </w:p>
     <w:p>
@@ -2490,8 +4242,25 @@
       </w:tr>
     </w:tbl>
     <w:p>
-      <w:r>
-        <w:t>Use 6/8 as a classroom checkpoint, with 2 required for both Result and Reasoning. This is a proposed teaching rule, not a validated certification threshold. Do not count a coached answer as independent mastery; correct unsafe or unsupported claims regardless of total.</w:t>
+      <w:pPr>
+        <w:spacing w:line="336" w:lineRule="auto" w:after="180"/>
+      </w:pPr>
+      <w:r>
+        <w:rPr>
+          <w:b w:val="0"/>
+        </w:rPr>
+        <w:t>Use 6/8 as a classroom checkpoint, with 2 required for both Result and Reasoning. This is a proposed teaching rule, not a validated certification threshold.</w:t>
+      </w:r>
+    </w:p>
+    <w:p>
+      <w:pPr>
+        <w:spacing w:line="336" w:lineRule="auto" w:after="180"/>
+      </w:pPr>
+      <w:r>
+        <w:rPr>
+          <w:b w:val="0"/>
+        </w:rPr>
+        <w:t>Do not count a coached answer as independent mastery; correct unsafe or unsupported claims regardless of total.</w:t>
       </w:r>
     </w:p>
     <w:p>
@@ -2503,8 +4272,50 @@
       </w:r>
     </w:p>
     <w:p>
-      <w:r>
-        <w:t>Ask the learner to find the evidence that challenges this claim: “False positive and false negative describe the same mistake.” Keep the first attempt and an uncoached retry separate.</w:t>
+      <w:pPr>
+        <w:spacing w:line="336" w:lineRule="auto" w:after="180"/>
+      </w:pPr>
+      <w:r>
+        <w:rPr>
+          <w:b w:val="0"/>
+        </w:rPr>
+        <w:t xml:space="preserve">Ask the learner to find the </w:t>
+      </w:r>
+      <w:r>
+        <w:rPr>
+          <w:b/>
+        </w:rPr>
+        <w:t>evidence</w:t>
+      </w:r>
+      <w:r>
+        <w:rPr>
+          <w:b w:val="0"/>
+        </w:rPr>
+        <w:t xml:space="preserve"> that challenges this claim: “</w:t>
+      </w:r>
+      <w:r>
+        <w:rPr>
+          <w:b/>
+        </w:rPr>
+        <w:t>False positive</w:t>
+      </w:r>
+      <w:r>
+        <w:rPr>
+          <w:b w:val="0"/>
+        </w:rPr>
+        <w:t xml:space="preserve"> and </w:t>
+      </w:r>
+      <w:r>
+        <w:rPr>
+          <w:b/>
+        </w:rPr>
+        <w:t>false negative</w:t>
+      </w:r>
+      <w:r>
+        <w:rPr>
+          <w:b w:val="0"/>
+        </w:rPr>
+        <w:t xml:space="preserve"> describe the same mistake.” Keep the first attempt and an uncoached retry separate.</w:t>
       </w:r>
     </w:p>
     <w:p>
@@ -2516,15 +4327,66 @@
       </w:r>
     </w:p>
     <w:p>
-      <w:r>
-        <w:t>The first is a false negative: a suitable option is missed. The second is a false positive: an unsuitable option is shown. Error costs depend on the task; they cannot be ranked solely from the names. Keep 'positive' defined throughout the analysis.</w:t>
-      </w:r>
-    </w:p>
-    <w:p>
       <w:pPr>
         <w:pStyle w:val="Heading3"/>
       </w:pPr>
       <w:r>
+        <w:t>Teacher key · Original transfer answer</w:t>
+      </w:r>
+    </w:p>
+    <w:p>
+      <w:pPr>
+        <w:spacing w:line="336" w:lineRule="auto" w:after="180"/>
+        <w:shd w:fill="F1F6FC"/>
+      </w:pPr>
+      <w:r>
+        <w:rPr>
+          <w:b w:val="0"/>
+        </w:rPr>
+        <w:t xml:space="preserve">The first is a </w:t>
+      </w:r>
+      <w:r>
+        <w:rPr>
+          <w:b/>
+        </w:rPr>
+        <w:t>false negative</w:t>
+      </w:r>
+      <w:r>
+        <w:rPr>
+          <w:b w:val="0"/>
+        </w:rPr>
+        <w:t xml:space="preserve">: a suitable option is missed. The second is a </w:t>
+      </w:r>
+      <w:r>
+        <w:rPr>
+          <w:b/>
+        </w:rPr>
+        <w:t>false positive</w:t>
+      </w:r>
+      <w:r>
+        <w:rPr>
+          <w:b w:val="0"/>
+        </w:rPr>
+        <w:t>: an unsuitable option is shown. Error costs depend on the task; they cannot be ranked solely from the names.</w:t>
+      </w:r>
+    </w:p>
+    <w:p>
+      <w:pPr>
+        <w:spacing w:line="336" w:lineRule="auto" w:after="180"/>
+        <w:shd w:fill="F1F6FC"/>
+      </w:pPr>
+      <w:r>
+        <w:rPr>
+          <w:b w:val="0"/>
+        </w:rPr>
+        <w:t>Keep 'positive' defined throughout the analysis.</w:t>
+      </w:r>
+    </w:p>
+    <w:p>
+      <w:pPr>
+        <w:pStyle w:val="Heading3"/>
+      </w:pPr>
+      <w:r>
         <w:t>Explanations for the additional workbook examples</w:t>
       </w:r>
     </w:p>
@@ -2537,12 +4399,54 @@
       </w:r>
     </w:p>
     <w:p>
-      <w:r>
-        <w:t>Use all eight worked IDs. Draw a matrix with reference rows and prediction columns, both ordered clear then blocked. Place the IDs in cells before writing the counts.</w:t>
-      </w:r>
-    </w:p>
-    <w:p>
-      <w:r>
+      <w:pPr>
+        <w:pStyle w:val="Heading3"/>
+      </w:pPr>
+      <w:r>
+        <w:t>Workbook question · W1</w:t>
+      </w:r>
+    </w:p>
+    <w:p>
+      <w:pPr>
+        <w:spacing w:line="336" w:lineRule="auto" w:after="180"/>
+        <w:shd w:fill="F5F1FB"/>
+      </w:pPr>
+      <w:r>
+        <w:rPr>
+          <w:b w:val="0"/>
+        </w:rPr>
+        <w:t xml:space="preserve">Use all eight worked IDs. Draw a matrix with reference rows and </w:t>
+      </w:r>
+      <w:r>
+        <w:rPr>
+          <w:b/>
+        </w:rPr>
+        <w:t>prediction</w:t>
+      </w:r>
+      <w:r>
+        <w:rPr>
+          <w:b w:val="0"/>
+        </w:rPr>
+        <w:t xml:space="preserve"> columns, both ordered clear then blocked. Place the IDs in cells before writing the counts.</w:t>
+      </w:r>
+    </w:p>
+    <w:p>
+      <w:pPr>
+        <w:pStyle w:val="Heading3"/>
+      </w:pPr>
+      <w:r>
+        <w:t>Teacher reasoning · W1</w:t>
+      </w:r>
+    </w:p>
+    <w:p>
+      <w:pPr>
+        <w:spacing w:line="336" w:lineRule="auto" w:after="180"/>
+        <w:shd w:fill="F1F6FC"/>
+      </w:pPr>
+      <w:r>
+        <w:rPr>
+          <w:b w:val="0"/>
+        </w:rPr>
         <w:t>Reference clear/predicted clear contains V1,V2: 2. Clear/blocked contains V3: 1. Blocked/clear contains V4,V5: 2. Blocked/blocked contains V6,V7,V8: 3. Matrix [[2,1],[2,3]].</w:t>
       </w:r>
     </w:p>
@@ -2555,30 +4459,102 @@
       </w:r>
     </w:p>
     <w:p>
-      <w:r>
+      <w:pPr>
+        <w:pStyle w:val="Heading3"/>
+      </w:pPr>
+      <w:r>
+        <w:t>Workbook question · W2</w:t>
+      </w:r>
+    </w:p>
+    <w:p>
+      <w:pPr>
+        <w:spacing w:line="336" w:lineRule="auto" w:after="180"/>
+        <w:shd w:fill="F5F1FB"/>
+      </w:pPr>
+      <w:r>
+        <w:rPr>
+          <w:b w:val="0"/>
+        </w:rPr>
         <w:t>Declare blocked positive. Give TP,TN,FP,FN counts and explain V3 and V4 in plain language. Does positive mean a desirable outcome?</w:t>
       </w:r>
     </w:p>
     <w:p>
-      <w:r>
-        <w:t>TP=3, TN=2, FP=1, FN=2. V3 predicts blocked for a reference-clear case, a false alarm or FP. V4 predicts clear for a reference-blocked case, a missed blocked case or FN. Positive names the chosen class; it does not mean desirable.</w:t>
-      </w:r>
-    </w:p>
-    <w:p>
       <w:pPr>
         <w:pStyle w:val="Heading3"/>
       </w:pPr>
       <w:r>
+        <w:t>Teacher reasoning · W2</w:t>
+      </w:r>
+    </w:p>
+    <w:p>
+      <w:pPr>
+        <w:spacing w:line="336" w:lineRule="auto" w:after="180"/>
+        <w:shd w:fill="F1F6FC"/>
+      </w:pPr>
+      <w:r>
+        <w:rPr>
+          <w:b w:val="0"/>
+        </w:rPr>
+        <w:t>TP=3, TN=2, FP=1, FN=2. V3 predicts blocked for a reference-clear case, a false alarm or FP. V4 predicts clear for a reference-blocked case, a missed blocked case or FN.</w:t>
+      </w:r>
+    </w:p>
+    <w:p>
+      <w:pPr>
+        <w:spacing w:line="336" w:lineRule="auto" w:after="180"/>
+        <w:shd w:fill="F1F6FC"/>
+      </w:pPr>
+      <w:r>
+        <w:rPr>
+          <w:b w:val="0"/>
+        </w:rPr>
+        <w:t>Positive names the chosen class; it does not mean desirable.</w:t>
+      </w:r>
+    </w:p>
+    <w:p>
+      <w:pPr>
+        <w:pStyle w:val="Heading3"/>
+      </w:pPr>
+      <w:r>
         <w:t>W3 Audit totals and equal accuracy</w:t>
       </w:r>
     </w:p>
     <w:p>
-      <w:r>
+      <w:pPr>
+        <w:pStyle w:val="Heading3"/>
+      </w:pPr>
+      <w:r>
+        <w:t>Workbook question · W3</w:t>
+      </w:r>
+    </w:p>
+    <w:p>
+      <w:pPr>
+        <w:spacing w:line="336" w:lineRule="auto" w:after="180"/>
+        <w:shd w:fill="F5F1FB"/>
+      </w:pPr>
+      <w:r>
+        <w:rPr>
+          <w:b w:val="0"/>
+        </w:rPr>
         <w:t>Give the worked row totals, column totals, total count and accuracy. Compare its errors with [[3,0],[3,2]] using the same axes and eight reference records.</w:t>
       </w:r>
     </w:p>
     <w:p>
-      <w:r>
+      <w:pPr>
+        <w:pStyle w:val="Heading3"/>
+      </w:pPr>
+      <w:r>
+        <w:t>Teacher reasoning · W3</w:t>
+      </w:r>
+    </w:p>
+    <w:p>
+      <w:pPr>
+        <w:spacing w:line="336" w:lineRule="auto" w:after="180"/>
+        <w:shd w:fill="F1F6FC"/>
+      </w:pPr>
+      <w:r>
+        <w:rPr>
+          <w:b w:val="0"/>
+        </w:rPr>
         <w:t>Rows total 3,5; columns total 4,4; total 8; accuracy (2+3)/8=5/8=62.5 percent. The comparison matrix also scores 5/8, but has FP=0 and FN=3 rather than FP=1 and FN=2. Same accuracy can hide different error types.</w:t>
       </w:r>
     </w:p>
@@ -2591,12 +4567,66 @@
       </w:r>
     </w:p>
     <w:p>
-      <w:r>
-        <w:t>Each pair below is reference then prediction: R1 clear/clear, R2 clear/blocked, R3 clear/blocked, R4 blocked/blocked, R5 blocked/clear, R6 blocked/blocked. Use clear then blocked on both axes and reference rows. Build the matrix, give row and column totals, name TP,TN,FP,FN with blocked positive, and calculate accuracy.</w:t>
-      </w:r>
-    </w:p>
-    <w:p>
-      <w:r>
+      <w:pPr>
+        <w:pStyle w:val="Heading3"/>
+      </w:pPr>
+      <w:r>
+        <w:t>Workbook question · W4</w:t>
+      </w:r>
+    </w:p>
+    <w:p>
+      <w:pPr>
+        <w:spacing w:line="336" w:lineRule="auto" w:after="180"/>
+        <w:shd w:fill="F5F1FB"/>
+      </w:pPr>
+      <w:r>
+        <w:rPr>
+          <w:b w:val="0"/>
+        </w:rPr>
+        <w:t xml:space="preserve">Each pair below is reference then </w:t>
+      </w:r>
+      <w:r>
+        <w:rPr>
+          <w:b/>
+        </w:rPr>
+        <w:t>prediction</w:t>
+      </w:r>
+      <w:r>
+        <w:rPr>
+          <w:b w:val="0"/>
+        </w:rPr>
+        <w:t>: R1 clear/clear, R2 clear/blocked, R3 clear/blocked, R4 blocked/blocked, R5 blocked/clear, R6 blocked/blocked. Use clear then blocked on both axes and reference rows.</w:t>
+      </w:r>
+    </w:p>
+    <w:p>
+      <w:pPr>
+        <w:spacing w:line="336" w:lineRule="auto" w:after="180"/>
+        <w:shd w:fill="F5F1FB"/>
+      </w:pPr>
+      <w:r>
+        <w:rPr>
+          <w:b w:val="0"/>
+        </w:rPr>
+        <w:t>Build the matrix, give row and column totals, name TP,TN,FP,FN with blocked positive, and calculate accuracy.</w:t>
+      </w:r>
+    </w:p>
+    <w:p>
+      <w:pPr>
+        <w:pStyle w:val="Heading3"/>
+      </w:pPr>
+      <w:r>
+        <w:t>Teacher reasoning · W4</w:t>
+      </w:r>
+    </w:p>
+    <w:p>
+      <w:pPr>
+        <w:spacing w:line="336" w:lineRule="auto" w:after="180"/>
+        <w:shd w:fill="F1F6FC"/>
+      </w:pPr>
+      <w:r>
+        <w:rPr>
+          <w:b w:val="0"/>
+        </w:rPr>
         <w:t>Matrix [[1,2],[1,2]]. Row totals 3,3; column totals 2,4; total 6. TP=2,TN=1,FP=2,FN=1. Accuracy (1+2)/6=3/6=50 percent. False alarms are R2,R3; the missed blocked case is R5.</w:t>
       </w:r>
     </w:p>
@@ -2609,38 +4639,158 @@
       </w:r>
     </w:p>
     <w:p>
-      <w:r>
-        <w:t>A report gives zero false positives but omits the evaluated sample size, axes and class definitions. What information is missing, and why does zero not prove that future false alarms are impossible?</w:t>
-      </w:r>
-    </w:p>
-    <w:p>
-      <w:r>
-        <w:t>Request split and sample size, labelled reference/prediction axes, class order and positive-class definition, plus the remaining counts. Zero describes only the observed evaluation cases; limited coverage or few negative cases may hide future errors. It is not a guarantee.</w:t>
-      </w:r>
-    </w:p>
-    <w:p>
       <w:pPr>
         <w:pStyle w:val="Heading3"/>
       </w:pPr>
       <w:r>
+        <w:t>Workbook question · W5</w:t>
+      </w:r>
+    </w:p>
+    <w:p>
+      <w:pPr>
+        <w:spacing w:line="336" w:lineRule="auto" w:after="180"/>
+        <w:shd w:fill="F5F1FB"/>
+      </w:pPr>
+      <w:r>
+        <w:rPr>
+          <w:b w:val="0"/>
+        </w:rPr>
+        <w:t xml:space="preserve">A report gives zero </w:t>
+      </w:r>
+      <w:r>
+        <w:rPr>
+          <w:b/>
+        </w:rPr>
+        <w:t>false positive</w:t>
+      </w:r>
+      <w:r>
+        <w:rPr>
+          <w:b w:val="0"/>
+        </w:rPr>
+        <w:t>s but omits the evaluated sample size, axes and class definitions. What information is missing, and why does zero not prove that future false alarms are impossible?</w:t>
+      </w:r>
+    </w:p>
+    <w:p>
+      <w:pPr>
+        <w:pStyle w:val="Heading3"/>
+      </w:pPr>
+      <w:r>
+        <w:t>Teacher reasoning · W5</w:t>
+      </w:r>
+    </w:p>
+    <w:p>
+      <w:pPr>
+        <w:spacing w:line="336" w:lineRule="auto" w:after="180"/>
+        <w:shd w:fill="F1F6FC"/>
+      </w:pPr>
+      <w:r>
+        <w:rPr>
+          <w:b w:val="0"/>
+        </w:rPr>
+        <w:t>Request split and sample size, labelled reference/</w:t>
+      </w:r>
+      <w:r>
+        <w:rPr>
+          <w:b/>
+        </w:rPr>
+        <w:t>prediction</w:t>
+      </w:r>
+      <w:r>
+        <w:rPr>
+          <w:b w:val="0"/>
+        </w:rPr>
+        <w:t xml:space="preserve"> axes, class order and positive-class definition, plus the remaining counts.</w:t>
+      </w:r>
+    </w:p>
+    <w:p>
+      <w:pPr>
+        <w:spacing w:line="336" w:lineRule="auto" w:after="180"/>
+        <w:shd w:fill="F1F6FC"/>
+      </w:pPr>
+      <w:r>
+        <w:rPr>
+          <w:b w:val="0"/>
+        </w:rPr>
+        <w:t>Zero describes only the observed evaluation cases; limited coverage or few negative cases may hide future errors. It is not a guarantee.</w:t>
+      </w:r>
+    </w:p>
+    <w:p>
+      <w:pPr>
+        <w:pStyle w:val="Heading3"/>
+      </w:pPr>
+      <w:r>
         <w:t>Assess independent transfer</w:t>
       </w:r>
     </w:p>
     <w:p>
-      <w:r>
-        <w:t>Selected case: Each pair below is reference then prediction: R1 clear/clear, R2 clear/blocked, R3 clear/blocked, R4 blocked/blocked, R5 blocked/clear, R6 blocked/blocked. Use clear then blocked on both axes and reference rows. Build the matrix, give row and column totals, name TP,TN,FP,FN with blocked positive, and calculate accuracy.</w:t>
-      </w:r>
-    </w:p>
-    <w:p>
       <w:pPr>
         <w:pStyle w:val="Heading3"/>
       </w:pPr>
       <w:r>
+        <w:t>Independent question · withhold the key</w:t>
+      </w:r>
+    </w:p>
+    <w:p>
+      <w:pPr>
+        <w:spacing w:line="336" w:lineRule="auto" w:after="180"/>
+        <w:shd w:fill="F5F1FB"/>
+      </w:pPr>
+      <w:r>
+        <w:rPr>
+          <w:b w:val="0"/>
+        </w:rPr>
+        <w:t xml:space="preserve">Selected case: Each pair below is reference then </w:t>
+      </w:r>
+      <w:r>
+        <w:rPr>
+          <w:b/>
+        </w:rPr>
+        <w:t>prediction</w:t>
+      </w:r>
+      <w:r>
+        <w:rPr>
+          <w:b w:val="0"/>
+        </w:rPr>
+        <w:t>: R1 clear/clear, R2 clear/blocked, R3 clear/blocked, R4 blocked/blocked, R5 blocked/clear, R6 blocked/blocked. Use clear then blocked on both axes and reference rows.</w:t>
+      </w:r>
+    </w:p>
+    <w:p>
+      <w:pPr>
+        <w:spacing w:line="336" w:lineRule="auto" w:after="180"/>
+        <w:shd w:fill="F5F1FB"/>
+      </w:pPr>
+      <w:r>
+        <w:rPr>
+          <w:b w:val="0"/>
+        </w:rPr>
+        <w:t>Build the matrix, give row and column totals, name TP,TN,FP,FN with blocked positive, and calculate accuracy.</w:t>
+      </w:r>
+    </w:p>
+    <w:p>
+      <w:pPr>
+        <w:pStyle w:val="Heading3"/>
+      </w:pPr>
+      <w:r>
         <w:t>Selected case answer</w:t>
       </w:r>
     </w:p>
     <w:p>
-      <w:r>
+      <w:pPr>
+        <w:pStyle w:val="Heading3"/>
+      </w:pPr>
+      <w:r>
+        <w:t>Teacher key · Selected case answer</w:t>
+      </w:r>
+    </w:p>
+    <w:p>
+      <w:pPr>
+        <w:spacing w:line="336" w:lineRule="auto" w:after="180"/>
+        <w:shd w:fill="F1F6FC"/>
+      </w:pPr>
+      <w:r>
+        <w:rPr>
+          <w:b w:val="0"/>
+        </w:rPr>
         <w:t>Matrix [[1,2],[1,2]]. Row totals 3,3; column totals 2,4; total 6. TP=2,TN=1,FP=2,FN=1. Accuracy (1+2)/6=3/6=50 percent. False alarms are R2,R3; the missed blocked case is R5.</w:t>
       </w:r>
     </w:p>
@@ -2747,21 +4897,77 @@
       </w:tr>
     </w:tbl>
     <w:p>
-      <w:r>
-        <w:t>Record each dimension as not yet, with support, or independent. Accept a valid alternative procedure with a defensible trace. Do not penalise an honestly recorded model failure if the learner correctly explains its evidence and limits.</w:t>
-      </w:r>
-    </w:p>
-    <w:p>
       <w:pPr>
         <w:pStyle w:val="Heading3"/>
       </w:pPr>
       <w:r>
+        <w:t>Teacher key · Selected case answer</w:t>
+      </w:r>
+    </w:p>
+    <w:p>
+      <w:pPr>
+        <w:spacing w:line="336" w:lineRule="auto" w:after="180"/>
+        <w:shd w:fill="F1F6FC"/>
+      </w:pPr>
+      <w:r>
+        <w:rPr>
+          <w:b w:val="0"/>
+        </w:rPr>
+        <w:t>Record each dimension as not yet, with support, or independent. Accept a valid alternative procedure with a defensible trace.</w:t>
+      </w:r>
+    </w:p>
+    <w:p>
+      <w:pPr>
+        <w:spacing w:line="336" w:lineRule="auto" w:after="180"/>
+        <w:shd w:fill="F1F6FC"/>
+      </w:pPr>
+      <w:r>
+        <w:rPr>
+          <w:b w:val="0"/>
+        </w:rPr>
+        <w:t xml:space="preserve">Do not penalise an honestly recorded model failure if the learner correctly explains its </w:t>
+      </w:r>
+      <w:r>
+        <w:rPr>
+          <w:b/>
+        </w:rPr>
+        <w:t>evidence</w:t>
+      </w:r>
+      <w:r>
+        <w:rPr>
+          <w:b w:val="0"/>
+        </w:rPr>
+        <w:t xml:space="preserve"> and limits.</w:t>
+      </w:r>
+    </w:p>
+    <w:p>
+      <w:pPr>
+        <w:pStyle w:val="Heading3"/>
+      </w:pPr>
+      <w:r>
         <w:t>Feedback that the learner uses</w:t>
       </w:r>
     </w:p>
     <w:p>
-      <w:r>
-        <w:t>Name the earliest unsupported step and give one action to repair it. Have the learner make that repair now and explain why. Then assess the relevant skill on a fresh, fully specified case. Confirm it was not previously practised with feedback; solve and check the new case before assigning it. A follow-up design prompt is a starting brief, not automatically an equivalent test.</w:t>
+      <w:pPr>
+        <w:spacing w:line="336" w:lineRule="auto" w:after="180"/>
+      </w:pPr>
+      <w:r>
+        <w:rPr>
+          <w:b w:val="0"/>
+        </w:rPr>
+        <w:t>Name the earliest unsupported step and give one action to repair it. Have the learner make that repair now and explain why. Then assess the relevant skill on a fresh, fully specified case.</w:t>
+      </w:r>
+    </w:p>
+    <w:p>
+      <w:pPr>
+        <w:spacing w:line="336" w:lineRule="auto" w:after="180"/>
+      </w:pPr>
+      <w:r>
+        <w:rPr>
+          <w:b w:val="0"/>
+        </w:rPr>
+        <w:t>Confirm it was not previously practised with feedback; solve and check the new case before assigning it. A follow-up design prompt is a starting brief, not automatically an equivalent test.</w:t>
       </w:r>
     </w:p>
     <w:p>
@@ -2773,11 +4979,62 @@
       </w:r>
     </w:p>
     <w:p>
+      <w:r>
+        <w:t>Connect Types of Classification Error to Transparent Book Recommender, adapt support and plan a later changed-case check.</w:t>
+      </w:r>
+    </w:p>
+    <w:p>
       <w:pPr>
         <w:pStyle w:val="Heading3"/>
       </w:pPr>
       <w:r>
-        <w:t>Connect and extend learning</w:t>
+        <w:t>Transparent Book Recommender</w:t>
+      </w:r>
+    </w:p>
+    <w:p>
+      <w:pPr>
+        <w:spacing w:line="336" w:lineRule="auto" w:after="180"/>
+      </w:pPr>
+      <w:r>
+        <w:rPr>
+          <w:b w:val="0"/>
+        </w:rPr>
+        <w:t>Separate recommending an unsuitable book from failing to surface a suitable one.</w:t>
+      </w:r>
+    </w:p>
+    <w:p>
+      <w:pPr>
+        <w:spacing w:line="336" w:lineRule="auto" w:after="180"/>
+      </w:pPr>
+      <w:r>
+        <w:rPr>
+          <w:b w:val="0"/>
+        </w:rPr>
+        <w:t xml:space="preserve">Keep the decision, </w:t>
+      </w:r>
+      <w:r>
+        <w:rPr>
+          <w:b/>
+        </w:rPr>
+        <w:t>input</w:t>
+      </w:r>
+      <w:r>
+        <w:rPr>
+          <w:b w:val="0"/>
+        </w:rPr>
+        <w:t xml:space="preserve">, result, explanation and remaining limitation in the project </w:t>
+      </w:r>
+      <w:r>
+        <w:rPr>
+          <w:b/>
+        </w:rPr>
+        <w:t>evidence</w:t>
+      </w:r>
+      <w:r>
+        <w:rPr>
+          <w:b w:val="0"/>
+        </w:rPr>
+        <w:t xml:space="preserve"> record. Retrieve this record next week rather than restarting the project.</w:t>
       </w:r>
     </w:p>
     <w:p>
@@ -2785,17 +5042,18 @@
         <w:pStyle w:val="Heading3"/>
       </w:pPr>
       <w:r>
-        <w:t>Transparent Book Recommender</w:t>
-      </w:r>
-    </w:p>
-    <w:p>
-      <w:r>
-        <w:t>Separate recommending an unsuitable book from failing to surface a suitable one.</w:t>
-      </w:r>
-    </w:p>
-    <w:p>
-      <w:r>
-        <w:t>Keep the decision, input, result, explanation and remaining limitation in the project evidence record. Retrieve this record next week rather than restarting the project.</w:t>
+        <w:t>Support and stretch</w:t>
+      </w:r>
+    </w:p>
+    <w:p>
+      <w:pPr>
+        <w:spacing w:line="336" w:lineRule="auto" w:after="180"/>
+      </w:pPr>
+      <w:r>
+        <w:rPr>
+          <w:b w:val="0"/>
+        </w:rPr>
+        <w:t>Trace one record or condition at a time with counters and labelled columns. Stretch: introduce a tie, boundary or missing field and declare its handling policy before rerunning.</w:t>
       </w:r>
     </w:p>
     <w:p>
@@ -2803,12 +5061,30 @@
         <w:pStyle w:val="Heading3"/>
       </w:pPr>
       <w:r>
-        <w:t>Support and stretch</w:t>
-      </w:r>
-    </w:p>
-    <w:p>
-      <w:r>
-        <w:t>Trace one record or condition at a time with counters and labelled columns. Stretch: introduce a tie, boundary or missing field and declare its handling policy before rerunning.</w:t>
+        <w:t>Exit reflection</w:t>
+      </w:r>
+    </w:p>
+    <w:p>
+      <w:pPr>
+        <w:spacing w:line="336" w:lineRule="auto" w:after="180"/>
+      </w:pPr>
+      <w:r>
+        <w:rPr>
+          <w:b w:val="0"/>
+        </w:rPr>
+        <w:t xml:space="preserve">Ask for one decision the learner can now justify and one situation requiring more </w:t>
+      </w:r>
+      <w:r>
+        <w:rPr>
+          <w:b/>
+        </w:rPr>
+        <w:t>evidence</w:t>
+      </w:r>
+      <w:r>
+        <w:rPr>
+          <w:b w:val="0"/>
+        </w:rPr>
+        <w:t xml:space="preserve"> or human review. Confidence ratings are separate from correct independent performance.</w:t>
       </w:r>
     </w:p>
     <w:p>
@@ -2816,12 +5092,30 @@
         <w:pStyle w:val="Heading3"/>
       </w:pPr>
       <w:r>
-        <w:t>Exit reflection</w:t>
-      </w:r>
-    </w:p>
-    <w:p>
-      <w:r>
-        <w:t>Ask for one decision the learner can now justify and one situation requiring more evidence or human review. Confidence ratings are separate from correct independent performance.</w:t>
+        <w:t>Bridge to the next week</w:t>
+      </w:r>
+    </w:p>
+    <w:p>
+      <w:pPr>
+        <w:spacing w:line="336" w:lineRule="auto" w:after="180"/>
+      </w:pPr>
+      <w:r>
+        <w:rPr>
+          <w:b w:val="0"/>
+        </w:rPr>
+        <w:t xml:space="preserve">Next: Week 14: Decision Trees. Retrieve today’s </w:t>
+      </w:r>
+      <w:r>
+        <w:rPr>
+          <w:b/>
+        </w:rPr>
+        <w:t>evidence</w:t>
+      </w:r>
+      <w:r>
+        <w:rPr>
+          <w:b w:val="0"/>
+        </w:rPr>
+        <w:t xml:space="preserve"> and identify what carries forward and what is new.</w:t>
       </w:r>
     </w:p>
     <w:p>
@@ -2829,12 +5123,109 @@
         <w:pStyle w:val="Heading3"/>
       </w:pPr>
       <w:r>
-        <w:t>Bridge to the next week</w:t>
-      </w:r>
-    </w:p>
-    <w:p>
-      <w:r>
-        <w:t>Next: Week 14: Decision Trees. Retrieve today’s evidence and identify what carries forward and what is new.</w:t>
+        <w:t>Support and fresh reassessment</w:t>
+      </w:r>
+    </w:p>
+    <w:p>
+      <w:pPr>
+        <w:spacing w:line="336" w:lineRule="auto" w:after="180"/>
+      </w:pPr>
+      <w:r>
+        <w:rPr>
+          <w:b w:val="0"/>
+        </w:rPr>
+        <w:t xml:space="preserve">Give a blank labelled matrix and move one ID card at a time. Ask for reference first, </w:t>
+      </w:r>
+      <w:r>
+        <w:rPr>
+          <w:b/>
+        </w:rPr>
+        <w:t>prediction</w:t>
+      </w:r>
+      <w:r>
+        <w:rPr>
+          <w:b w:val="0"/>
+        </w:rPr>
+        <w:t xml:space="preserve"> second before naming a cell. Extension: declare clear positive without changing the worked records.</w:t>
+      </w:r>
+    </w:p>
+    <w:p>
+      <w:pPr>
+        <w:spacing w:line="336" w:lineRule="auto" w:after="180"/>
+      </w:pPr>
+      <w:r>
+        <w:rPr>
+          <w:b w:val="0"/>
+        </w:rPr>
+        <w:t>Then TP=2,TN=3,FP=2,FN=1; explain why the original matrix counts and accuracy remain unchanged if axis order stays clear then blocked.</w:t>
+      </w:r>
+    </w:p>
+    <w:p>
+      <w:pPr>
+        <w:spacing w:line="336" w:lineRule="auto" w:after="180"/>
+      </w:pPr>
+      <w:r>
+        <w:rPr>
+          <w:b w:val="0"/>
+        </w:rPr>
+        <w:t>Require W4 [[1,2],[1,2]], row totals 3,3, column totals 2,4, TP=2,TN=1,FP=2,FN=1 and accuracy 3/6. Fresh retry: S1 blocked/blocked, S2 blocked/clear, S3 clear/clear, S4 clear/clear, S5 clear/blocked, always reference first.</w:t>
+      </w:r>
+    </w:p>
+    <w:p>
+      <w:pPr>
+        <w:spacing w:line="336" w:lineRule="auto" w:after="180"/>
+      </w:pPr>
+      <w:r>
+        <w:rPr>
+          <w:b w:val="0"/>
+        </w:rPr>
+        <w:t>Matrix [[2,1],[1,1]], rows 3,2, columns 3,2, TP=1,TN=2,FP=1,FN=1, accuracy 3/5. Require labelled axes and blocked positive before accepting abbreviations.</w:t>
+      </w:r>
+    </w:p>
+    <w:p>
+      <w:pPr>
+        <w:spacing w:line="336" w:lineRule="auto" w:after="180"/>
+      </w:pPr>
+      <w:r>
+        <w:rPr>
+          <w:b w:val="0"/>
+        </w:rPr>
+        <w:t xml:space="preserve">Week 14 covers accuracy and class imbalance. Carry forward row totals, class definitions and the full </w:t>
+      </w:r>
+      <w:r>
+        <w:rPr>
+          <w:b/>
+        </w:rPr>
+        <w:t>confusion matrix</w:t>
+      </w:r>
+      <w:r>
+        <w:rPr>
+          <w:b w:val="0"/>
+        </w:rPr>
+        <w:t>.</w:t>
+      </w:r>
+    </w:p>
+    <w:p>
+      <w:pPr>
+        <w:spacing w:line="336" w:lineRule="auto" w:after="180"/>
+      </w:pPr>
+      <w:r>
+        <w:rPr>
+          <w:b w:val="0"/>
+        </w:rPr>
+        <w:t xml:space="preserve">Teacher reference: https://scikit-learn.org/stable/modules/generated/sklearn.metrics.confusion_matrix.html (reference rows, </w:t>
+      </w:r>
+      <w:r>
+        <w:rPr>
+          <w:b/>
+        </w:rPr>
+        <w:t>prediction</w:t>
+      </w:r>
+      <w:r>
+        <w:rPr>
+          <w:b w:val="0"/>
+        </w:rPr>
+        <w:t xml:space="preserve"> columns and label order; reviewed 2026-09-28).</w:t>
       </w:r>
     </w:p>
     <w:p>
@@ -2842,40 +5233,40 @@
         <w:pStyle w:val="Heading3"/>
       </w:pPr>
       <w:r>
-        <w:t>Support and fresh reassessment</w:t>
-      </w:r>
-    </w:p>
-    <w:p>
-      <w:r>
-        <w:t>Give a blank labelled matrix and move one ID card at a time. Ask for reference first, prediction second before naming a cell. Extension: declare clear positive without changing the worked records. Then TP=2,TN=3,FP=2,FN=1; explain why the original matrix counts and accuracy remain unchanged if axis order stays clear then blocked.</w:t>
-      </w:r>
-    </w:p>
-    <w:p>
-      <w:r>
-        <w:t>Require W4 [[1,2],[1,2]], row totals 3,3, column totals 2,4, TP=2,TN=1,FP=2,FN=1 and accuracy 3/6. Fresh retry: S1 blocked/blocked, S2 blocked/clear, S3 clear/clear, S4 clear/clear, S5 clear/blocked, always reference first. Matrix [[2,1],[1,1]], rows 3,2, columns 3,2, TP=1,TN=2,FP=1,FN=1, accuracy 3/5. Require labelled axes and blocked positive before accepting abbreviations.</w:t>
-      </w:r>
-    </w:p>
-    <w:p>
-      <w:r>
-        <w:t>Week 14 covers accuracy and class imbalance. Carry forward row totals, class definitions and the full confusion matrix. Teacher reference: https://scikit-learn.org/stable/modules/generated/sklearn.metrics.confusion_matrix.html (reference rows, prediction columns and label order; reviewed 2026-09-28).</w:t>
-      </w:r>
-    </w:p>
-    <w:p>
-      <w:pPr>
-        <w:pStyle w:val="Heading3"/>
-      </w:pPr>
-      <w:r>
         <w:t>Plan the delayed return</w:t>
       </w:r>
     </w:p>
     <w:p>
-      <w:r>
+      <w:pPr>
+        <w:spacing w:line="336" w:lineRule="auto" w:after="180"/>
+      </w:pPr>
+      <w:r>
+        <w:rPr>
+          <w:b w:val="0"/>
+        </w:rPr>
         <w:t>Suggested return points in this level: ai-2/14, ai-2/16, ai-2/19. Use actual classroom dates, adjusting for holidays and gaps. One, three and six teaching weeks are scheduling choices, not a claimed optimal spacing.</w:t>
       </w:r>
     </w:p>
     <w:p>
-      <w:r>
-        <w:t>At a delayed check, ask for the idea from memory and a changed application. Compare with the earlier independent response and record support used. For a new level, revisit the previous capstone before checking the new prerequisites.</w:t>
+      <w:pPr>
+        <w:spacing w:line="336" w:lineRule="auto" w:after="180"/>
+      </w:pPr>
+      <w:r>
+        <w:rPr>
+          <w:b w:val="0"/>
+        </w:rPr>
+        <w:t>At a delayed check, ask for the idea from memory and a changed application. Compare with the earlier independent response and record support used.</w:t>
+      </w:r>
+    </w:p>
+    <w:p>
+      <w:pPr>
+        <w:spacing w:line="336" w:lineRule="auto" w:after="180"/>
+      </w:pPr>
+      <w:r>
+        <w:rPr>
+          <w:b w:val="0"/>
+        </w:rPr>
+        <w:t>For a new level, revisit the previous capstone before checking the new prerequisites.</w:t>
       </w:r>
     </w:p>
     <w:tbl>
@@ -3035,8 +5426,26 @@
       </w:tr>
     </w:tbl>
     <w:p>
-      <w:r>
-        <w:t>Use the evidence to choose reteaching or the next step. A completed page, confidence rating or attractive project does not by itself demonstrate understanding.</w:t>
+      <w:pPr>
+        <w:spacing w:line="336" w:lineRule="auto" w:after="180"/>
+      </w:pPr>
+      <w:r>
+        <w:rPr>
+          <w:b w:val="0"/>
+        </w:rPr>
+        <w:t xml:space="preserve">Use the </w:t>
+      </w:r>
+      <w:r>
+        <w:rPr>
+          <w:b/>
+        </w:rPr>
+        <w:t>evidence</w:t>
+      </w:r>
+      <w:r>
+        <w:rPr>
+          <w:b w:val="0"/>
+        </w:rPr>
+        <w:t xml:space="preserve"> to choose reteaching or the next step. A completed page, confidence rating or attractive project does not by itself demonstrate understanding.</w:t>
       </w:r>
     </w:p>
     <w:p>
@@ -3048,8 +5457,26 @@
       </w:r>
     </w:p>
     <w:p>
-      <w:r>
-        <w:t>Use a confusion table when evaluating recommender category predictions and attach concrete consequences to each error.</w:t>
+      <w:pPr>
+        <w:spacing w:line="336" w:lineRule="auto" w:after="180"/>
+      </w:pPr>
+      <w:r>
+        <w:rPr>
+          <w:b w:val="0"/>
+        </w:rPr>
+        <w:t xml:space="preserve">Use a confusion table when evaluating recommender category </w:t>
+      </w:r>
+      <w:r>
+        <w:rPr>
+          <w:b/>
+        </w:rPr>
+        <w:t>prediction</w:t>
+      </w:r>
+      <w:r>
+        <w:rPr>
+          <w:b w:val="0"/>
+        </w:rPr>
+        <w:t>s and attach concrete consequences to each error.</w:t>
       </w:r>
     </w:p>
     <w:p>
@@ -3062,12 +5489,74 @@
     </w:p>
     <w:p>
       <w:r>
-        <w:t>Teaching target: Build a labelled confusion matrix from matched reference and prediction pairs</w:t>
-      </w:r>
-    </w:p>
-    <w:p>
-      <w:r>
-        <w:t>Prepare the labelled worked-case picture, the matching workbook, fictional input cards and a place for individual responses. No paid AI account is required for the paper reasoning activities.</w:t>
+        <w:t>Use this preparation summary alongside the detailed Types of Classification Error lesson; it is a checklist rather than a replacement for the full sequence.</w:t>
+      </w:r>
+    </w:p>
+    <w:p>
+      <w:pPr>
+        <w:pStyle w:val="Heading3"/>
+      </w:pPr>
+      <w:r>
+        <w:t>Teaching target</w:t>
+      </w:r>
+    </w:p>
+    <w:p>
+      <w:pPr>
+        <w:spacing w:line="336" w:lineRule="auto" w:after="180"/>
+        <w:shd w:fill="EDF7F3"/>
+      </w:pPr>
+      <w:r>
+        <w:rPr>
+          <w:b w:val="0"/>
+        </w:rPr>
+        <w:t xml:space="preserve">Teaching target: Build a labelled </w:t>
+      </w:r>
+      <w:r>
+        <w:rPr>
+          <w:b/>
+        </w:rPr>
+        <w:t>confusion matrix</w:t>
+      </w:r>
+      <w:r>
+        <w:rPr>
+          <w:b w:val="0"/>
+        </w:rPr>
+        <w:t xml:space="preserve"> from matched reference and </w:t>
+      </w:r>
+      <w:r>
+        <w:rPr>
+          <w:b/>
+        </w:rPr>
+        <w:t>prediction</w:t>
+      </w:r>
+      <w:r>
+        <w:rPr>
+          <w:b w:val="0"/>
+        </w:rPr>
+        <w:t xml:space="preserve"> pairs</w:t>
+      </w:r>
+    </w:p>
+    <w:p>
+      <w:pPr>
+        <w:spacing w:line="336" w:lineRule="auto" w:after="180"/>
+      </w:pPr>
+      <w:r>
+        <w:rPr>
+          <w:b w:val="0"/>
+        </w:rPr>
+        <w:t xml:space="preserve">Prepare the labelled worked-case picture, the matching workbook, fictional </w:t>
+      </w:r>
+      <w:r>
+        <w:rPr>
+          <w:b/>
+        </w:rPr>
+        <w:t>input</w:t>
+      </w:r>
+      <w:r>
+        <w:rPr>
+          <w:b w:val="0"/>
+        </w:rPr>
+        <w:t xml:space="preserve"> cards and a place for individual responses. No paid AI account is required for the paper reasoning activities.</w:t>
       </w:r>
     </w:p>
     <w:tbl>
@@ -3214,37 +5703,220 @@
       </w:tr>
     </w:tbl>
     <w:p>
-      <w:r>
+      <w:pPr>
+        <w:spacing w:line="336" w:lineRule="auto" w:after="180"/>
+        <w:shd w:fill="F5F1FB"/>
+      </w:pPr>
+      <w:r>
+        <w:rPr>
+          <w:b w:val="0"/>
+        </w:rPr>
         <w:t>Before class, solve the supported practice: Declare blocked positive. Give TP,TN,FP,FN counts and explain V3 and V4 in plain language. Does positive mean a desirable outcome?</w:t>
       </w:r>
     </w:p>
     <w:p>
-      <w:r>
-        <w:t>Reasoned practice answer: TP=3, TN=2, FP=1, FN=2. V3 predicts blocked for a reference-clear case, a false alarm or FP. V4 predicts clear for a reference-blocked case, a missed blocked case or FN. Positive names the chosen class; it does not mean desirable.</w:t>
-      </w:r>
-    </w:p>
-    <w:p>
-      <w:r>
-        <w:t>Check every learner before discussion: Use the worked case for Confusion matrices. Proposed explanation: “Positive means good”. Decide whether this explanation is supported. Point to the step or supplied fact that decides; explain your repair if needed.</w:t>
-      </w:r>
-    </w:p>
-    <w:p>
-      <w:r>
+      <w:pPr>
+        <w:pStyle w:val="Heading3"/>
+      </w:pPr>
+      <w:r>
+        <w:t>Supported practice answer</w:t>
+      </w:r>
+    </w:p>
+    <w:p>
+      <w:pPr>
+        <w:spacing w:line="336" w:lineRule="auto" w:after="180"/>
+        <w:shd w:fill="F1F6FC"/>
+      </w:pPr>
+      <w:r>
+        <w:rPr>
+          <w:b w:val="0"/>
+        </w:rPr>
+        <w:t>Reasoned practice answer: TP=3, TN=2, FP=1, FN=2. V3 predicts blocked for a reference-clear case, a false alarm or FP. V4 predicts clear for a reference-blocked case, a missed blocked case or FN.</w:t>
+      </w:r>
+    </w:p>
+    <w:p>
+      <w:pPr>
+        <w:spacing w:line="336" w:lineRule="auto" w:after="180"/>
+        <w:shd w:fill="F1F6FC"/>
+      </w:pPr>
+      <w:r>
+        <w:rPr>
+          <w:b w:val="0"/>
+        </w:rPr>
+        <w:t>Positive names the chosen class; it does not mean desirable.</w:t>
+      </w:r>
+    </w:p>
+    <w:p>
+      <w:pPr>
+        <w:spacing w:line="336" w:lineRule="auto" w:after="180"/>
+      </w:pPr>
+      <w:r>
+        <w:rPr>
+          <w:b w:val="0"/>
+        </w:rPr>
+        <w:t>Check every learner before discussion: Use the worked case for Confusion matrices. Proposed explanation: “Positive means good”. Decide whether this explanation is supported.</w:t>
+      </w:r>
+    </w:p>
+    <w:p>
+      <w:pPr>
+        <w:spacing w:line="336" w:lineRule="auto" w:after="180"/>
+      </w:pPr>
+      <w:r>
+        <w:rPr>
+          <w:b w:val="0"/>
+        </w:rPr>
+        <w:t>Point to the step or supplied fact that decides; explain your repair if needed.</w:t>
+      </w:r>
+    </w:p>
+    <w:p>
+      <w:pPr>
+        <w:pStyle w:val="Heading3"/>
+      </w:pPr>
+      <w:r>
+        <w:t>Repair the misconception</w:t>
+      </w:r>
+    </w:p>
+    <w:p>
+      <w:pPr>
+        <w:spacing w:line="336" w:lineRule="auto" w:after="180"/>
+        <w:shd w:fill="FFF5E6"/>
+      </w:pPr>
+      <w:r>
+        <w:rPr>
+          <w:b w:val="0"/>
+        </w:rPr>
         <w:t>Misconception repair: Positive is the chosen condition of interest; blocked is positive in this exercise.</w:t>
       </w:r>
     </w:p>
     <w:p>
-      <w:r>
-        <w:t>Support: read the exact case aloud, enlarge the labelled picture, supply input cards and model only the first deciding step. Accept a spoken explanation or drawing; retain the reasoning goal.</w:t>
-      </w:r>
-    </w:p>
-    <w:p>
-      <w:r>
-        <w:t>Extension: Change one repair/sound prediction to repair/repair after a real model revision. Require a prediction and a reason before comparing. Expected result: Repair row becomes [0,3]; agreement becomes 5/6. Reason: One false negative moves to true positive; the sound row stays [2,1].</w:t>
-      </w:r>
-    </w:p>
-    <w:p>
-      <w:r>
+      <w:pPr>
+        <w:pStyle w:val="Heading3"/>
+      </w:pPr>
+      <w:r>
+        <w:t>Support without giving away the answer</w:t>
+      </w:r>
+    </w:p>
+    <w:p>
+      <w:pPr>
+        <w:spacing w:line="336" w:lineRule="auto" w:after="180"/>
+        <w:shd w:fill="F1F6F8"/>
+      </w:pPr>
+      <w:r>
+        <w:rPr>
+          <w:b w:val="0"/>
+        </w:rPr>
+        <w:t xml:space="preserve">Support: read the exact case aloud, enlarge the labelled picture, supply </w:t>
+      </w:r>
+      <w:r>
+        <w:rPr>
+          <w:b/>
+        </w:rPr>
+        <w:t>input</w:t>
+      </w:r>
+      <w:r>
+        <w:rPr>
+          <w:b w:val="0"/>
+        </w:rPr>
+        <w:t xml:space="preserve"> cards and model only the first deciding step. Accept a spoken explanation or drawing; retain the reasoning goal.</w:t>
+      </w:r>
+    </w:p>
+    <w:p>
+      <w:pPr>
+        <w:pStyle w:val="Heading3"/>
+      </w:pPr>
+      <w:r>
+        <w:t>Extend the reasoning</w:t>
+      </w:r>
+    </w:p>
+    <w:p>
+      <w:pPr>
+        <w:spacing w:line="336" w:lineRule="auto" w:after="180"/>
+        <w:shd w:fill="F5F1FB"/>
+      </w:pPr>
+      <w:r>
+        <w:rPr>
+          <w:b w:val="0"/>
+        </w:rPr>
+        <w:t xml:space="preserve">Extension: Change one repair/sound </w:t>
+      </w:r>
+      <w:r>
+        <w:rPr>
+          <w:b/>
+        </w:rPr>
+        <w:t>prediction</w:t>
+      </w:r>
+      <w:r>
+        <w:rPr>
+          <w:b w:val="0"/>
+        </w:rPr>
+        <w:t xml:space="preserve"> to repair/repair after a real model revision. Require a </w:t>
+      </w:r>
+      <w:r>
+        <w:rPr>
+          <w:b/>
+        </w:rPr>
+        <w:t>prediction</w:t>
+      </w:r>
+      <w:r>
+        <w:rPr>
+          <w:b w:val="0"/>
+        </w:rPr>
+        <w:t xml:space="preserve"> and a reason before comparing. Expected result: Repair row becomes [0,3]; agreement becomes 5/6.</w:t>
+      </w:r>
+    </w:p>
+    <w:p>
+      <w:pPr>
+        <w:spacing w:line="336" w:lineRule="auto" w:after="180"/>
+        <w:shd w:fill="F5F1FB"/>
+      </w:pPr>
+      <w:r>
+        <w:rPr>
+          <w:b w:val="0"/>
+        </w:rPr>
+        <w:t xml:space="preserve">Reason: One </w:t>
+      </w:r>
+      <w:r>
+        <w:rPr>
+          <w:b/>
+        </w:rPr>
+        <w:t>false negative</w:t>
+      </w:r>
+      <w:r>
+        <w:rPr>
+          <w:b w:val="0"/>
+        </w:rPr>
+        <w:t xml:space="preserve"> moves to </w:t>
+      </w:r>
+      <w:r>
+        <w:rPr>
+          <w:b/>
+        </w:rPr>
+        <w:t>true positive</w:t>
+      </w:r>
+      <w:r>
+        <w:rPr>
+          <w:b w:val="0"/>
+        </w:rPr>
+        <w:t>; the sound row stays [2,1].</w:t>
+      </w:r>
+    </w:p>
+    <w:p>
+      <w:pPr>
+        <w:pStyle w:val="Heading3"/>
+      </w:pPr>
+      <w:r>
+        <w:t>Protect the independent attempt</w:t>
+      </w:r>
+    </w:p>
+    <w:p>
+      <w:pPr>
+        <w:spacing w:line="336" w:lineRule="auto" w:after="180"/>
+        <w:shd w:fill="FFF5E6"/>
+      </w:pPr>
+      <w:r>
+        <w:rPr>
+          <w:b w:val="0"/>
+        </w:rPr>
         <w:t>Independent assessment: withhold the reserved answer until the learner has attempted the new case. Record support separately from correctness.</w:t>
       </w:r>
     </w:p>
@@ -3433,13 +6105,46 @@
       </w:tr>
     </w:tbl>
     <w:p>
-      <w:r>
+      <w:pPr>
+        <w:pStyle w:val="Heading3"/>
+      </w:pPr>
+      <w:r>
+        <w:t>Project checkpoint</w:t>
+      </w:r>
+    </w:p>
+    <w:p>
+      <w:pPr>
+        <w:spacing w:line="336" w:lineRule="auto" w:after="180"/>
+        <w:shd w:fill="EDF7F3"/>
+      </w:pPr>
+      <w:r>
+        <w:rPr>
+          <w:b w:val="0"/>
+        </w:rPr>
         <w:t>Project checkpoint: Test changed cases. Keep normal, boundary and failure cases; compare expected and observed results.</w:t>
       </w:r>
     </w:p>
     <w:p>
-      <w:r>
-        <w:t>Use the weekly teacher answer for topic-specific reasoning. A saved progress tick is an activity record; judge mastery from the learner’s explanation and evidence.</w:t>
+      <w:pPr>
+        <w:spacing w:line="336" w:lineRule="auto" w:after="180"/>
+      </w:pPr>
+      <w:r>
+        <w:rPr>
+          <w:b w:val="0"/>
+        </w:rPr>
+        <w:t xml:space="preserve">Use the weekly teacher answer for topic-specific reasoning. A saved progress tick is an activity record; judge mastery from the learner’s explanation and </w:t>
+      </w:r>
+      <w:r>
+        <w:rPr>
+          <w:b/>
+        </w:rPr>
+        <w:t>evidence</w:t>
+      </w:r>
+      <w:r>
+        <w:rPr>
+          <w:b w:val="0"/>
+        </w:rPr>
+        <w:t>.</w:t>
       </w:r>
     </w:p>
     <w:p>
@@ -3452,27 +6157,998 @@
     </w:p>
     <w:p>
       <w:r>
-        <w:t>Use the two formative questions as supported practice, not as independent mastery scores. Discuss the deciding evidence rather than accepting a guessed selection.</w:t>
-      </w:r>
-    </w:p>
-    <w:p>
-      <w:r>
+        <w:t>Use feedback, earlier review and portfolios purposefully. Apply the coding routine only when this lesson has an executable lab.</w:t>
+      </w:r>
+    </w:p>
+    <w:p>
+      <w:pPr>
+        <w:spacing w:line="336" w:lineRule="auto" w:after="180"/>
+      </w:pPr>
+      <w:r>
+        <w:rPr>
+          <w:b w:val="0"/>
+        </w:rPr>
+        <w:t xml:space="preserve">Use the two formative questions as supported practice, not as independent mastery scores. Discuss the deciding </w:t>
+      </w:r>
+      <w:r>
+        <w:rPr>
+          <w:b/>
+        </w:rPr>
+        <w:t>evidence</w:t>
+      </w:r>
+      <w:r>
+        <w:rPr>
+          <w:b w:val="0"/>
+        </w:rPr>
+        <w:t xml:space="preserve"> rather than accepting a guessed selection.</w:t>
+      </w:r>
+    </w:p>
+    <w:p>
+      <w:pPr>
+        <w:spacing w:line="336" w:lineRule="auto" w:after="180"/>
+      </w:pPr>
+      <w:r>
+        <w:rPr>
+          <w:b w:val="0"/>
+        </w:rPr>
         <w:t>The feedback comes from the reviewed public worked case. Do not reveal the separately reserved independent teacher answer until the learner has attempted that case.</w:t>
       </w:r>
     </w:p>
     <w:p>
-      <w:r>
-        <w:t>Ask students to predict before running code. Preserve errors and actual outputs; collect a changed test and an explanation. The branch-boundary and indexing lessons deliberately include failure cases.</w:t>
-      </w:r>
-    </w:p>
-    <w:p>
-      <w:r>
+      <w:pPr>
+        <w:spacing w:line="336" w:lineRule="auto" w:after="180"/>
+      </w:pPr>
+      <w:r>
+        <w:rPr>
+          <w:b w:val="0"/>
+        </w:rPr>
+        <w:t xml:space="preserve">Ask students to predict before running code. Preserve errors and actual </w:t>
+      </w:r>
+      <w:r>
+        <w:rPr>
+          <w:b/>
+        </w:rPr>
+        <w:t>output</w:t>
+      </w:r>
+      <w:r>
+        <w:rPr>
+          <w:b w:val="0"/>
+        </w:rPr>
+        <w:t>s; collect a changed test and an explanation. The branch-boundary and indexing lessons deliberately include failure cases.</w:t>
+      </w:r>
+    </w:p>
+    <w:p>
+      <w:pPr>
+        <w:spacing w:line="336" w:lineRule="auto" w:after="180"/>
+      </w:pPr>
+      <w:r>
+        <w:rPr>
+          <w:b w:val="0"/>
+        </w:rPr>
         <w:t>Use the earlier worked-explanation links to address a specific missing building block, then return to the current question. Adapt this suggestion after observing the learner; it is not an automatic diagnosis.</w:t>
       </w:r>
     </w:p>
     <w:p>
-      <w:r>
-        <w:t>Collect the completed-work portfolio as evidence. Record support separately from correctness, and assess explanation, trace/test and limitations. Progress ticks and quiz selections alone do not establish mastery.</w:t>
+      <w:pPr>
+        <w:spacing w:line="336" w:lineRule="auto" w:after="180"/>
+      </w:pPr>
+      <w:r>
+        <w:rPr>
+          <w:b w:val="0"/>
+        </w:rPr>
+        <w:t xml:space="preserve">Collect the completed-work portfolio as </w:t>
+      </w:r>
+      <w:r>
+        <w:rPr>
+          <w:b/>
+        </w:rPr>
+        <w:t>evidence</w:t>
+      </w:r>
+      <w:r>
+        <w:rPr>
+          <w:b w:val="0"/>
+        </w:rPr>
+        <w:t>. Record support separately from correctness, and assess explanation, trace/test and limitations. Progress ticks and quiz selections alone do not establish mastery.</w:t>
+      </w:r>
+    </w:p>
+    <w:p>
+      <w:pPr>
+        <w:pStyle w:val="Heading1"/>
+      </w:pPr>
+      <w:r>
+        <w:t>09. Visual concept journey</w:t>
+      </w:r>
+    </w:p>
+    <w:p>
+      <w:r>
+        <w:t>Show one Types of Classification Error graphic at a time, request a prediction and discuss its trace before the independent assessment.</w:t>
+      </w:r>
+    </w:p>
+    <w:p>
+      <w:pPr>
+        <w:spacing w:line="336" w:lineRule="auto" w:after="180"/>
+      </w:pPr>
+      <w:r>
+        <w:rPr>
+          <w:b w:val="0"/>
+        </w:rPr>
+        <w:t xml:space="preserve">Use one picture at a time. Hide a worked result before asking for a </w:t>
+      </w:r>
+      <w:r>
+        <w:rPr>
+          <w:b/>
+        </w:rPr>
+        <w:t>prediction</w:t>
+      </w:r>
+      <w:r>
+        <w:rPr>
+          <w:b w:val="0"/>
+        </w:rPr>
+        <w:t>, then reveal it for feedback. These are supported teaching cases; retain the separate independent assessment for a fresh first attempt.</w:t>
+      </w:r>
+    </w:p>
+    <w:p>
+      <w:pPr>
+        <w:pStyle w:val="Heading3"/>
+      </w:pPr>
+      <w:r>
+        <w:t>01. Types of Classification Error: the case</w:t>
+      </w:r>
+    </w:p>
+    <w:p>
+      <w:r>
+        <w:drawing>
+          <wp:inline xmlns:a="http://schemas.openxmlformats.org/drawingml/2006/main" xmlns:pic="http://schemas.openxmlformats.org/drawingml/2006/picture">
+            <wp:extent cx="5486400" cy="2840736"/>
+            <wp:docPr id="3" name="Picture 3" descr="A fictional book-condition checker predicts repair or sound. Supplied facts: Use reference rows and prediction columns in order sound,repair. Repair is positive. Six reference/prediction pairs: sound/sound twice; sound/repair once; repair/sound once; repair/repair twice."/>
+            <wp:cNvGraphicFramePr>
+              <a:graphicFrameLocks noChangeAspect="1"/>
+            </wp:cNvGraphicFramePr>
+            <a:graphic>
+              <a:graphicData uri="http://schemas.openxmlformats.org/drawingml/2006/picture">
+                <pic:pic>
+                  <pic:nvPicPr>
+                    <pic:cNvPr id="0" name="academy-story-ai-2-13-01.png"/>
+                    <pic:cNvPicPr/>
+                  </pic:nvPicPr>
+                  <pic:blipFill>
+                    <a:blip r:embed="rId11"/>
+                    <a:stretch>
+                      <a:fillRect/>
+                    </a:stretch>
+                  </pic:blipFill>
+                  <pic:spPr>
+                    <a:xfrm>
+                      <a:off x="0" y="0"/>
+                      <a:ext cx="5486400" cy="2840736"/>
+                    </a:xfrm>
+                    <a:prstGeom prst="rect"/>
+                  </pic:spPr>
+                </pic:pic>
+              </a:graphicData>
+            </a:graphic>
+          </wp:inline>
+        </w:drawing>
+      </w:r>
+    </w:p>
+    <w:p>
+      <w:pPr>
+        <w:spacing w:line="336" w:lineRule="auto" w:after="180"/>
+      </w:pPr>
+      <w:r>
+        <w:rPr>
+          <w:b w:val="0"/>
+        </w:rPr>
+        <w:t xml:space="preserve">A fictional book-condition checker predicts repair or sound. Supplied facts: Use reference rows and </w:t>
+      </w:r>
+      <w:r>
+        <w:rPr>
+          <w:b/>
+        </w:rPr>
+        <w:t>prediction</w:t>
+      </w:r>
+      <w:r>
+        <w:rPr>
+          <w:b w:val="0"/>
+        </w:rPr>
+        <w:t xml:space="preserve"> columns in order sound,repair. Repair is positive.</w:t>
+      </w:r>
+    </w:p>
+    <w:p>
+      <w:pPr>
+        <w:spacing w:line="336" w:lineRule="auto" w:after="180"/>
+      </w:pPr>
+      <w:r>
+        <w:rPr>
+          <w:b w:val="0"/>
+        </w:rPr>
+        <w:t>Six reference/</w:t>
+      </w:r>
+      <w:r>
+        <w:rPr>
+          <w:b/>
+        </w:rPr>
+        <w:t>prediction</w:t>
+      </w:r>
+      <w:r>
+        <w:rPr>
+          <w:b w:val="0"/>
+        </w:rPr>
+        <w:t xml:space="preserve"> pairs: sound/sound twice; sound/repair once; repair/sound once; repair/repair twice.</w:t>
+      </w:r>
+    </w:p>
+    <w:p>
+      <w:pPr>
+        <w:spacing w:line="336" w:lineRule="auto" w:after="180"/>
+        <w:shd w:fill="F5F1FB"/>
+      </w:pPr>
+      <w:r>
+        <w:rPr>
+          <w:b w:val="0"/>
+        </w:rPr>
+        <w:t>Point to the given fact that matters most. Explain why it matters.</w:t>
+      </w:r>
+    </w:p>
+    <w:p>
+      <w:pPr>
+        <w:pStyle w:val="Heading3"/>
+      </w:pPr>
+      <w:r>
+        <w:t>Discuss while showing the picture</w:t>
+      </w:r>
+    </w:p>
+    <w:p>
+      <w:pPr>
+        <w:spacing w:line="336" w:lineRule="auto" w:after="180"/>
+        <w:shd w:fill="F1F6F8"/>
+      </w:pPr>
+      <w:r>
+        <w:rPr>
+          <w:b w:val="0"/>
+        </w:rPr>
+        <w:t>Teacher prompt: Point to the given fact that matters most. Explain why it matters. Ask learners to describe one label or arrow in ordinary words. Use the adjacent transcript if the image is difficult to see.</w:t>
+      </w:r>
+    </w:p>
+    <w:p>
+      <w:pPr>
+        <w:pStyle w:val="Heading3"/>
+      </w:pPr>
+      <w:r>
+        <w:t>02. Follow the deciding steps</w:t>
+      </w:r>
+    </w:p>
+    <w:p>
+      <w:r>
+        <w:drawing>
+          <wp:inline xmlns:a="http://schemas.openxmlformats.org/drawingml/2006/main" xmlns:pic="http://schemas.openxmlformats.org/drawingml/2006/picture">
+            <wp:extent cx="5486400" cy="4005072"/>
+            <wp:docPr id="4" name="Picture 4" descr="Declare axes: Rows: reference sound,repair. Columns: predicted sound,repair. → Fill sound row: Two true negatives and one false positive: [2,1]. → Fill repair row: One false negative and two true positives: [1,2]. → Read result: Matrix [[2,1],[1,2]]: agreement 4/6, repair recall 2/3."/>
+            <wp:cNvGraphicFramePr>
+              <a:graphicFrameLocks noChangeAspect="1"/>
+            </wp:cNvGraphicFramePr>
+            <a:graphic>
+              <a:graphicData uri="http://schemas.openxmlformats.org/drawingml/2006/picture">
+                <pic:pic>
+                  <pic:nvPicPr>
+                    <pic:cNvPr id="0" name="academy-story-ai-2-13-02.png"/>
+                    <pic:cNvPicPr/>
+                  </pic:nvPicPr>
+                  <pic:blipFill>
+                    <a:blip r:embed="rId12"/>
+                    <a:stretch>
+                      <a:fillRect/>
+                    </a:stretch>
+                  </pic:blipFill>
+                  <pic:spPr>
+                    <a:xfrm>
+                      <a:off x="0" y="0"/>
+                      <a:ext cx="5486400" cy="4005072"/>
+                    </a:xfrm>
+                    <a:prstGeom prst="rect"/>
+                  </pic:spPr>
+                </pic:pic>
+              </a:graphicData>
+            </a:graphic>
+          </wp:inline>
+        </w:drawing>
+      </w:r>
+    </w:p>
+    <w:p>
+      <w:pPr>
+        <w:spacing w:line="336" w:lineRule="auto" w:after="180"/>
+      </w:pPr>
+      <w:r>
+        <w:rPr>
+          <w:b w:val="0"/>
+        </w:rPr>
+        <w:t>Declare axes: Rows: reference sound,repair.</w:t>
+      </w:r>
+    </w:p>
+    <w:p>
+      <w:pPr>
+        <w:spacing w:line="336" w:lineRule="auto" w:after="180"/>
+      </w:pPr>
+      <w:r>
+        <w:rPr>
+          <w:b w:val="0"/>
+        </w:rPr>
+        <w:t xml:space="preserve">Columns: predicted sound,repair. → Fill sound row: Two </w:t>
+      </w:r>
+      <w:r>
+        <w:rPr>
+          <w:b/>
+        </w:rPr>
+        <w:t>true negative</w:t>
+      </w:r>
+      <w:r>
+        <w:rPr>
+          <w:b w:val="0"/>
+        </w:rPr>
+        <w:t xml:space="preserve">s and one </w:t>
+      </w:r>
+      <w:r>
+        <w:rPr>
+          <w:b/>
+        </w:rPr>
+        <w:t>false positive</w:t>
+      </w:r>
+      <w:r>
+        <w:rPr>
+          <w:b w:val="0"/>
+        </w:rPr>
+        <w:t xml:space="preserve">: [2,1]. → Fill repair row: One </w:t>
+      </w:r>
+      <w:r>
+        <w:rPr>
+          <w:b/>
+        </w:rPr>
+        <w:t>false negative</w:t>
+      </w:r>
+      <w:r>
+        <w:rPr>
+          <w:b w:val="0"/>
+        </w:rPr>
+        <w:t xml:space="preserve"> and two </w:t>
+      </w:r>
+      <w:r>
+        <w:rPr>
+          <w:b/>
+        </w:rPr>
+        <w:t>true positive</w:t>
+      </w:r>
+      <w:r>
+        <w:rPr>
+          <w:b w:val="0"/>
+        </w:rPr>
+        <w:t>s: [1,2]. → Read result: Matrix [[2,1],[1,2]]: agreement 4/6, repair recall 2/3.</w:t>
+      </w:r>
+    </w:p>
+    <w:p>
+      <w:pPr>
+        <w:spacing w:line="336" w:lineRule="auto" w:after="180"/>
+        <w:shd w:fill="F5F1FB"/>
+      </w:pPr>
+      <w:r>
+        <w:rPr>
+          <w:b w:val="0"/>
+        </w:rPr>
+        <w:t xml:space="preserve">Point to each numbered stage and explain which recorded </w:t>
+      </w:r>
+      <w:r>
+        <w:rPr>
+          <w:b/>
+        </w:rPr>
+        <w:t>input</w:t>
+      </w:r>
+      <w:r>
+        <w:rPr>
+          <w:b w:val="0"/>
+        </w:rPr>
+        <w:t xml:space="preserve"> it uses.</w:t>
+      </w:r>
+    </w:p>
+    <w:p>
+      <w:pPr>
+        <w:pStyle w:val="Heading3"/>
+      </w:pPr>
+      <w:r>
+        <w:t>Discuss while showing the picture</w:t>
+      </w:r>
+    </w:p>
+    <w:p>
+      <w:pPr>
+        <w:spacing w:line="336" w:lineRule="auto" w:after="180"/>
+        <w:shd w:fill="F1F6F8"/>
+      </w:pPr>
+      <w:r>
+        <w:rPr>
+          <w:b w:val="0"/>
+        </w:rPr>
+        <w:t xml:space="preserve">Teacher prompt: Point to each numbered stage and explain which recorded </w:t>
+      </w:r>
+      <w:r>
+        <w:rPr>
+          <w:b/>
+        </w:rPr>
+        <w:t>input</w:t>
+      </w:r>
+      <w:r>
+        <w:rPr>
+          <w:b w:val="0"/>
+        </w:rPr>
+        <w:t xml:space="preserve"> it uses. Ask learners to describe one label or arrow in ordinary words. Use the adjacent transcript if the image is difficult to see.</w:t>
+      </w:r>
+    </w:p>
+    <w:p>
+      <w:pPr>
+        <w:pStyle w:val="Heading3"/>
+      </w:pPr>
+      <w:r>
+        <w:t>03. Reference rows, prediction columns</w:t>
+      </w:r>
+    </w:p>
+    <w:p>
+      <w:r>
+        <w:drawing>
+          <wp:inline xmlns:a="http://schemas.openxmlformats.org/drawingml/2006/main" xmlns:pic="http://schemas.openxmlformats.org/drawingml/2006/picture">
+            <wp:extent cx="5486400" cy="3096768"/>
+            <wp:docPr id="5" name="Picture 5" descr="Reference rows, prediction columns. Reference sound: Predicted sound = 2, Predicted repair = 1. Reference repair: Predicted sound = 1, Predicted repair = 2."/>
+            <wp:cNvGraphicFramePr>
+              <a:graphicFrameLocks noChangeAspect="1"/>
+            </wp:cNvGraphicFramePr>
+            <a:graphic>
+              <a:graphicData uri="http://schemas.openxmlformats.org/drawingml/2006/picture">
+                <pic:pic>
+                  <pic:nvPicPr>
+                    <pic:cNvPr id="0" name="academy-story-ai-2-13-03.png"/>
+                    <pic:cNvPicPr/>
+                  </pic:nvPicPr>
+                  <pic:blipFill>
+                    <a:blip r:embed="rId13"/>
+                    <a:stretch>
+                      <a:fillRect/>
+                    </a:stretch>
+                  </pic:blipFill>
+                  <pic:spPr>
+                    <a:xfrm>
+                      <a:off x="0" y="0"/>
+                      <a:ext cx="5486400" cy="3096768"/>
+                    </a:xfrm>
+                    <a:prstGeom prst="rect"/>
+                  </pic:spPr>
+                </pic:pic>
+              </a:graphicData>
+            </a:graphic>
+          </wp:inline>
+        </w:drawing>
+      </w:r>
+    </w:p>
+    <w:p>
+      <w:pPr>
+        <w:spacing w:line="336" w:lineRule="auto" w:after="180"/>
+      </w:pPr>
+      <w:r>
+        <w:rPr>
+          <w:b w:val="0"/>
+        </w:rPr>
+        <w:t xml:space="preserve">Reference rows, </w:t>
+      </w:r>
+      <w:r>
+        <w:rPr>
+          <w:b/>
+        </w:rPr>
+        <w:t>prediction</w:t>
+      </w:r>
+      <w:r>
+        <w:rPr>
+          <w:b w:val="0"/>
+        </w:rPr>
+        <w:t xml:space="preserve"> columns. Reference sound: Predicted sound = 2, Predicted repair = 1. Reference repair: Predicted sound = 1, Predicted repair = 2.</w:t>
+      </w:r>
+    </w:p>
+    <w:p>
+      <w:pPr>
+        <w:spacing w:line="336" w:lineRule="auto" w:after="180"/>
+        <w:shd w:fill="F5F1FB"/>
+      </w:pPr>
+      <w:r>
+        <w:rPr>
+          <w:b w:val="0"/>
+        </w:rPr>
+        <w:t>Read the labels and values. Explain the relationship the model shows.</w:t>
+      </w:r>
+    </w:p>
+    <w:p>
+      <w:pPr>
+        <w:pStyle w:val="Heading3"/>
+      </w:pPr>
+      <w:r>
+        <w:t>Discuss while showing the picture</w:t>
+      </w:r>
+    </w:p>
+    <w:p>
+      <w:pPr>
+        <w:spacing w:line="336" w:lineRule="auto" w:after="180"/>
+        <w:shd w:fill="F1F6F8"/>
+      </w:pPr>
+      <w:r>
+        <w:rPr>
+          <w:b w:val="0"/>
+        </w:rPr>
+        <w:t>Teacher prompt: Read the labels and values. Explain the relationship the model shows. Ask learners to describe one label or arrow in ordinary words. Use the adjacent transcript if the image is difficult to see.</w:t>
+      </w:r>
+    </w:p>
+    <w:p>
+      <w:pPr>
+        <w:spacing w:line="336" w:lineRule="auto" w:after="180"/>
+        <w:shd w:fill="F1F6F8"/>
+      </w:pPr>
+      <w:r>
+        <w:rPr>
+          <w:b w:val="0"/>
+        </w:rPr>
+        <w:t>Check row/column meanings, units and denominators before discussing a difference. Supplied toy values are not real class or model results.</w:t>
+      </w:r>
+    </w:p>
+    <w:p>
+      <w:pPr>
+        <w:pStyle w:val="Heading3"/>
+      </w:pPr>
+      <w:r>
+        <w:t>04. Change one thing. Trace what follows.</w:t>
+      </w:r>
+    </w:p>
+    <w:p>
+      <w:r>
+        <w:drawing>
+          <wp:inline xmlns:a="http://schemas.openxmlformats.org/drawingml/2006/main" xmlns:pic="http://schemas.openxmlformats.org/drawingml/2006/picture">
+            <wp:extent cx="5486400" cy="3026664"/>
+            <wp:docPr id="6" name="Picture 6" descr="Original case: Matrix [[2,1],[1,2]]: agreement 4/6, repair recall 2/3. Changed condition: Change one repair/sound prediction to repair/repair after a real model revision. Expected result: Repair row becomes [0,3]; agreement becomes 5/6. Reason: One false negative moves to true positive; the sound row stays [2,1]."/>
+            <wp:cNvGraphicFramePr>
+              <a:graphicFrameLocks noChangeAspect="1"/>
+            </wp:cNvGraphicFramePr>
+            <a:graphic>
+              <a:graphicData uri="http://schemas.openxmlformats.org/drawingml/2006/picture">
+                <pic:pic>
+                  <pic:nvPicPr>
+                    <pic:cNvPr id="0" name="academy-story-ai-2-13-04.png"/>
+                    <pic:cNvPicPr/>
+                  </pic:nvPicPr>
+                  <pic:blipFill>
+                    <a:blip r:embed="rId14"/>
+                    <a:stretch>
+                      <a:fillRect/>
+                    </a:stretch>
+                  </pic:blipFill>
+                  <pic:spPr>
+                    <a:xfrm>
+                      <a:off x="0" y="0"/>
+                      <a:ext cx="5486400" cy="3026664"/>
+                    </a:xfrm>
+                    <a:prstGeom prst="rect"/>
+                  </pic:spPr>
+                </pic:pic>
+              </a:graphicData>
+            </a:graphic>
+          </wp:inline>
+        </w:drawing>
+      </w:r>
+    </w:p>
+    <w:p>
+      <w:pPr>
+        <w:spacing w:line="336" w:lineRule="auto" w:after="180"/>
+      </w:pPr>
+      <w:r>
+        <w:rPr>
+          <w:b w:val="0"/>
+        </w:rPr>
+        <w:t xml:space="preserve">Original case: Matrix [[2,1],[1,2]]: agreement 4/6, repair recall 2/3. Changed condition: Change one repair/sound </w:t>
+      </w:r>
+      <w:r>
+        <w:rPr>
+          <w:b/>
+        </w:rPr>
+        <w:t>prediction</w:t>
+      </w:r>
+      <w:r>
+        <w:rPr>
+          <w:b w:val="0"/>
+        </w:rPr>
+        <w:t xml:space="preserve"> to repair/repair after a real model revision.</w:t>
+      </w:r>
+    </w:p>
+    <w:p>
+      <w:pPr>
+        <w:spacing w:line="336" w:lineRule="auto" w:after="180"/>
+      </w:pPr>
+      <w:r>
+        <w:rPr>
+          <w:b w:val="0"/>
+        </w:rPr>
+        <w:t xml:space="preserve">Expected result: Repair row becomes [0,3]; agreement becomes 5/6. Reason: One </w:t>
+      </w:r>
+      <w:r>
+        <w:rPr>
+          <w:b/>
+        </w:rPr>
+        <w:t>false negative</w:t>
+      </w:r>
+      <w:r>
+        <w:rPr>
+          <w:b w:val="0"/>
+        </w:rPr>
+        <w:t xml:space="preserve"> moves to </w:t>
+      </w:r>
+      <w:r>
+        <w:rPr>
+          <w:b/>
+        </w:rPr>
+        <w:t>true positive</w:t>
+      </w:r>
+      <w:r>
+        <w:rPr>
+          <w:b w:val="0"/>
+        </w:rPr>
+        <w:t>; the sound row stays [2,1].</w:t>
+      </w:r>
+    </w:p>
+    <w:p>
+      <w:pPr>
+        <w:spacing w:line="336" w:lineRule="auto" w:after="180"/>
+        <w:shd w:fill="F5F1FB"/>
+      </w:pPr>
+      <w:r>
+        <w:rPr>
+          <w:b w:val="0"/>
+        </w:rPr>
+        <w:t>Predict before checking the worked changed-case result. Name what changed and what the supplied facts allow you to conclude.</w:t>
+      </w:r>
+    </w:p>
+    <w:p>
+      <w:pPr>
+        <w:pStyle w:val="Heading3"/>
+      </w:pPr>
+      <w:r>
+        <w:t>Discuss while showing the picture</w:t>
+      </w:r>
+    </w:p>
+    <w:p>
+      <w:pPr>
+        <w:spacing w:line="336" w:lineRule="auto" w:after="180"/>
+        <w:shd w:fill="F1F6F8"/>
+      </w:pPr>
+      <w:r>
+        <w:rPr>
+          <w:b w:val="0"/>
+        </w:rPr>
+        <w:t>Teacher prompt: Predict before checking the worked changed-case result. Name what changed and what the supplied facts allow you to conclude. Ask learners to describe one label or arrow in ordinary words.</w:t>
+      </w:r>
+    </w:p>
+    <w:p>
+      <w:pPr>
+        <w:spacing w:line="336" w:lineRule="auto" w:after="180"/>
+        <w:shd w:fill="F1F6F8"/>
+      </w:pPr>
+      <w:r>
+        <w:rPr>
+          <w:b w:val="0"/>
+        </w:rPr>
+        <w:t xml:space="preserve">Use the adjacent transcript if the image is difficult to see. Changed-case reasoning: One </w:t>
+      </w:r>
+      <w:r>
+        <w:rPr>
+          <w:b/>
+        </w:rPr>
+        <w:t>false negative</w:t>
+      </w:r>
+      <w:r>
+        <w:rPr>
+          <w:b w:val="0"/>
+        </w:rPr>
+        <w:t xml:space="preserve"> moves to </w:t>
+      </w:r>
+      <w:r>
+        <w:rPr>
+          <w:b/>
+        </w:rPr>
+        <w:t>true positive</w:t>
+      </w:r>
+      <w:r>
+        <w:rPr>
+          <w:b w:val="0"/>
+        </w:rPr>
+        <w:t>; the sound row stays [2,1].</w:t>
+      </w:r>
+    </w:p>
+    <w:p>
+      <w:pPr>
+        <w:pStyle w:val="Heading3"/>
+      </w:pPr>
+      <w:r>
+        <w:t>05. Connect the explanation to its limit</w:t>
+      </w:r>
+    </w:p>
+    <w:p>
+      <w:r>
+        <w:drawing>
+          <wp:inline xmlns:a="http://schemas.openxmlformats.org/drawingml/2006/main" xmlns:pic="http://schemas.openxmlformats.org/drawingml/2006/picture">
+            <wp:extent cx="5486400" cy="2834640"/>
+            <wp:docPr id="7" name="Picture 7" descr="Each case enters one cell according to its reference and predicted label. The off-diagonal cells represent different mistakes: a false alarm on a sound book versus a missed repair. Trace the cell definitions before naming rates; swapping axes changes the table’s interpretation even if its diagonal sum remains unchanged. Limit: Reference labels can themselves be disputed; a true-positive name does not guarantee the annotation is infallible."/>
+            <wp:cNvGraphicFramePr>
+              <a:graphicFrameLocks noChangeAspect="1"/>
+            </wp:cNvGraphicFramePr>
+            <a:graphic>
+              <a:graphicData uri="http://schemas.openxmlformats.org/drawingml/2006/picture">
+                <pic:pic>
+                  <pic:nvPicPr>
+                    <pic:cNvPr id="0" name="academy-story-ai-2-13-05.png"/>
+                    <pic:cNvPicPr/>
+                  </pic:nvPicPr>
+                  <pic:blipFill>
+                    <a:blip r:embed="rId15"/>
+                    <a:stretch>
+                      <a:fillRect/>
+                    </a:stretch>
+                  </pic:blipFill>
+                  <pic:spPr>
+                    <a:xfrm>
+                      <a:off x="0" y="0"/>
+                      <a:ext cx="5486400" cy="2834640"/>
+                    </a:xfrm>
+                    <a:prstGeom prst="rect"/>
+                  </pic:spPr>
+                </pic:pic>
+              </a:graphicData>
+            </a:graphic>
+          </wp:inline>
+        </w:drawing>
+      </w:r>
+    </w:p>
+    <w:p>
+      <w:pPr>
+        <w:spacing w:line="336" w:lineRule="auto" w:after="180"/>
+      </w:pPr>
+      <w:r>
+        <w:rPr>
+          <w:b w:val="0"/>
+        </w:rPr>
+        <w:t>Each case enters one cell according to its reference and predicted label. The off-diagonal cells represent different mistakes: a false alarm on a sound book versus a missed repair.</w:t>
+      </w:r>
+    </w:p>
+    <w:p>
+      <w:pPr>
+        <w:spacing w:line="336" w:lineRule="auto" w:after="180"/>
+      </w:pPr>
+      <w:r>
+        <w:rPr>
+          <w:b w:val="0"/>
+        </w:rPr>
+        <w:t>Trace the cell definitions before naming rates; swapping axes changes the table’s interpretation even if its diagonal sum remains unchanged.</w:t>
+      </w:r>
+    </w:p>
+    <w:p>
+      <w:pPr>
+        <w:spacing w:line="336" w:lineRule="auto" w:after="180"/>
+      </w:pPr>
+      <w:r>
+        <w:rPr>
+          <w:b w:val="0"/>
+        </w:rPr>
+        <w:t>Limit: Reference labels can themselves be disputed; a true-positive name does not guarantee the annotation is infallible.</w:t>
+      </w:r>
+    </w:p>
+    <w:p>
+      <w:pPr>
+        <w:spacing w:line="336" w:lineRule="auto" w:after="180"/>
+        <w:shd w:fill="F5F1FB"/>
+      </w:pPr>
+      <w:r>
+        <w:rPr>
+          <w:b w:val="0"/>
+        </w:rPr>
+        <w:t>Explain the case, then point to a limit on the claim.</w:t>
+      </w:r>
+    </w:p>
+    <w:p>
+      <w:pPr>
+        <w:pStyle w:val="Heading3"/>
+      </w:pPr>
+      <w:r>
+        <w:t>Discuss while showing the picture</w:t>
+      </w:r>
+    </w:p>
+    <w:p>
+      <w:pPr>
+        <w:spacing w:line="336" w:lineRule="auto" w:after="180"/>
+        <w:shd w:fill="F1F6F8"/>
+      </w:pPr>
+      <w:r>
+        <w:rPr>
+          <w:b w:val="0"/>
+        </w:rPr>
+        <w:t>Teacher prompt: Explain the case, then point to a limit on the claim. Ask learners to describe one label or arrow in ordinary words. Use the adjacent transcript if the image is difficult to see.</w:t>
+      </w:r>
+    </w:p>
+    <w:p>
+      <w:pPr>
+        <w:spacing w:line="336" w:lineRule="auto" w:after="180"/>
+        <w:shd w:fill="F1F6F8"/>
+      </w:pPr>
+      <w:r>
+        <w:rPr>
+          <w:b w:val="0"/>
+        </w:rPr>
+        <w:t>Keep the stated scope: Reference labels can themselves be disputed; a true-positive name does not guarantee the annotation is infallible.</w:t>
+      </w:r>
+    </w:p>
+    <w:p>
+      <w:pPr>
+        <w:pStyle w:val="Heading3"/>
+      </w:pPr>
+      <w:r>
+        <w:t>06. Make the idea visible in your project</w:t>
+      </w:r>
+    </w:p>
+    <w:p>
+      <w:r>
+        <w:drawing>
+          <wp:inline xmlns:a="http://schemas.openxmlformats.org/drawingml/2006/main" xmlns:pic="http://schemas.openxmlformats.org/drawingml/2006/picture">
+            <wp:extent cx="5486400" cy="3380232"/>
+            <wp:docPr id="8" name="Picture 8" descr="Use a confusion table when evaluating recommender category predictions and attach concrete consequences to each error. Draw your input, deciding step, result and limit. Supported question: Which error causes a sound book to be sent for unnecessary repair review?"/>
+            <wp:cNvGraphicFramePr>
+              <a:graphicFrameLocks noChangeAspect="1"/>
+            </wp:cNvGraphicFramePr>
+            <a:graphic>
+              <a:graphicData uri="http://schemas.openxmlformats.org/drawingml/2006/picture">
+                <pic:pic>
+                  <pic:nvPicPr>
+                    <pic:cNvPr id="0" name="academy-story-ai-2-13-06.png"/>
+                    <pic:cNvPicPr/>
+                  </pic:nvPicPr>
+                  <pic:blipFill>
+                    <a:blip r:embed="rId16"/>
+                    <a:stretch>
+                      <a:fillRect/>
+                    </a:stretch>
+                  </pic:blipFill>
+                  <pic:spPr>
+                    <a:xfrm>
+                      <a:off x="0" y="0"/>
+                      <a:ext cx="5486400" cy="3380232"/>
+                    </a:xfrm>
+                    <a:prstGeom prst="rect"/>
+                  </pic:spPr>
+                </pic:pic>
+              </a:graphicData>
+            </a:graphic>
+          </wp:inline>
+        </w:drawing>
+      </w:r>
+    </w:p>
+    <w:p>
+      <w:pPr>
+        <w:spacing w:line="336" w:lineRule="auto" w:after="180"/>
+      </w:pPr>
+      <w:r>
+        <w:rPr>
+          <w:b w:val="0"/>
+        </w:rPr>
+        <w:t xml:space="preserve">Use a confusion table when evaluating recommender category </w:t>
+      </w:r>
+      <w:r>
+        <w:rPr>
+          <w:b/>
+        </w:rPr>
+        <w:t>prediction</w:t>
+      </w:r>
+      <w:r>
+        <w:rPr>
+          <w:b w:val="0"/>
+        </w:rPr>
+        <w:t xml:space="preserve">s and attach concrete consequences to each error. Draw your </w:t>
+      </w:r>
+      <w:r>
+        <w:rPr>
+          <w:b/>
+        </w:rPr>
+        <w:t>input</w:t>
+      </w:r>
+      <w:r>
+        <w:rPr>
+          <w:b w:val="0"/>
+        </w:rPr>
+        <w:t>, deciding step, result and limit.</w:t>
+      </w:r>
+    </w:p>
+    <w:p>
+      <w:pPr>
+        <w:spacing w:line="336" w:lineRule="auto" w:after="180"/>
+      </w:pPr>
+      <w:r>
+        <w:rPr>
+          <w:b w:val="0"/>
+        </w:rPr>
+        <w:t>Supported question: Which error causes a sound book to be sent for unnecessary repair review?</w:t>
+      </w:r>
+    </w:p>
+    <w:p>
+      <w:pPr>
+        <w:spacing w:line="336" w:lineRule="auto" w:after="180"/>
+        <w:shd w:fill="F5F1FB"/>
+      </w:pPr>
+      <w:r>
+        <w:rPr>
+          <w:b w:val="0"/>
+        </w:rPr>
+        <w:t xml:space="preserve">Draw your project trace and justify the deciding step using </w:t>
+      </w:r>
+      <w:r>
+        <w:rPr>
+          <w:b/>
+        </w:rPr>
+        <w:t>evidence</w:t>
+      </w:r>
+      <w:r>
+        <w:rPr>
+          <w:b w:val="0"/>
+        </w:rPr>
+        <w:t>.</w:t>
+      </w:r>
+    </w:p>
+    <w:p>
+      <w:pPr>
+        <w:pStyle w:val="Heading3"/>
+      </w:pPr>
+      <w:r>
+        <w:t>Discuss while showing the picture</w:t>
+      </w:r>
+    </w:p>
+    <w:p>
+      <w:pPr>
+        <w:spacing w:line="336" w:lineRule="auto" w:after="180"/>
+        <w:shd w:fill="F1F6F8"/>
+      </w:pPr>
+      <w:r>
+        <w:rPr>
+          <w:b w:val="0"/>
+        </w:rPr>
+        <w:t xml:space="preserve">Teacher prompt: Draw your project trace and justify the deciding step using </w:t>
+      </w:r>
+      <w:r>
+        <w:rPr>
+          <w:b/>
+        </w:rPr>
+        <w:t>evidence</w:t>
+      </w:r>
+      <w:r>
+        <w:rPr>
+          <w:b w:val="0"/>
+        </w:rPr>
+        <w:t>. Ask learners to describe one label or arrow in ordinary words. Use the adjacent transcript if the image is difficult to see.</w:t>
+      </w:r>
+    </w:p>
+    <w:p>
+      <w:pPr>
+        <w:spacing w:line="336" w:lineRule="auto" w:after="180"/>
+        <w:shd w:fill="F1F6F8"/>
+      </w:pPr>
+      <w:r>
+        <w:rPr>
+          <w:b w:val="0"/>
+        </w:rPr>
+        <w:t xml:space="preserve">Supported practice key: The sound/repair cell is a </w:t>
+      </w:r>
+      <w:r>
+        <w:rPr>
+          <w:b/>
+        </w:rPr>
+        <w:t>false positive</w:t>
+      </w:r>
+      <w:r>
+        <w:rPr>
+          <w:b w:val="0"/>
+        </w:rPr>
+        <w:t>; there is one in the original matrix.</w:t>
       </w:r>
     </w:p>
     <w:sectPr>

--- a/downloads/teacher/ai-2-week-13.docx
+++ b/downloads/teacher/ai-2-week-13.docx
@@ -149,7 +149,7 @@
           </w:tcPr>
           <w:p>
             <w:r>
-              <w:t>Sections 1–6; record the brief recall in the workbook.</w:t>
+              <w:t>Use Your mission, Notice the evidence, See how it works, Compare the cases, Words that unlock the idea and Follow a worked example; record the brief recall in the workbook.</w:t>
             </w:r>
           </w:p>
         </w:tc>
@@ -181,7 +181,7 @@
           </w:tcPr>
           <w:p>
             <w:r>
-              <w:t>Sections 7–10; use the matching workbook W2 and misconception check.</w:t>
+              <w:t>Use Find and repair a mistake, Practise together, Run the investigation and Build your understanding; use the matching workbook W2 and misconception check.</w:t>
             </w:r>
           </w:p>
         </w:tc>
@@ -213,7 +213,7 @@
           </w:tcPr>
           <w:p>
             <w:r>
-              <w:t>Sections 9 and 11–14. Give extra time to finish the full task set; use Section 15 when the week includes a coding lab.</w:t>
+              <w:t>Use Run the investigation, Connect your project, Show what you know, Study a complete case and Try a new case independently. Allow extra time for the full task set. Use a coding lab only when this week actually provides one; Your lesson route is the planning section.</w:t>
             </w:r>
           </w:p>
         </w:tc>
@@ -5632,7 +5632,7 @@
           </w:tcPr>
           <w:p>
             <w:r>
-              <w:t>Sections 1–6; record the brief recall in the workbook.</w:t>
+              <w:t>Use Your mission, Notice the evidence, See how it works, Compare the cases, Words that unlock the idea and Follow a worked example; record the brief recall in the workbook.</w:t>
             </w:r>
           </w:p>
         </w:tc>
@@ -5664,7 +5664,7 @@
           </w:tcPr>
           <w:p>
             <w:r>
-              <w:t>Sections 7–10; use the matching workbook W2 and misconception check.</w:t>
+              <w:t>Use Find and repair a mistake, Practise together, Run the investigation and Build your understanding; use the matching workbook W2 and misconception check.</w:t>
             </w:r>
           </w:p>
         </w:tc>
@@ -5696,7 +5696,7 @@
           </w:tcPr>
           <w:p>
             <w:r>
-              <w:t>Sections 9 and 11–14. Give extra time to finish the full task set; use Section 15 when the week includes a coding lab.</w:t>
+              <w:t>Use Run the investigation, Connect your project, Show what you know, Study a complete case and Try a new case independently. Allow extra time for the full task set. Use a coding lab only when this week actually provides one; Your lesson route is the planning section.</w:t>
             </w:r>
           </w:p>
         </w:tc>

--- a/downloads/teacher/ai-2-week-13.docx
+++ b/downloads/teacher/ai-2-week-13.docx
@@ -25,20 +25,38 @@
         <w:pStyle w:val="Heading1"/>
       </w:pPr>
       <w:r>
-        <w:t>01. Types of Classification Error</w:t>
-      </w:r>
-    </w:p>
-    <w:p>
-      <w:r>
-        <w:t>Prepare Types of Classification Error: check the target, prerequisites, resources and adaptable teaching schedule.</w:t>
-      </w:r>
-    </w:p>
-    <w:p>
-      <w:pPr>
-        <w:pStyle w:val="Heading3"/>
-      </w:pPr>
-      <w:r>
-        <w:t>Teach the learning cycle</w:t>
+        <w:t>Teach error types through concrete records and declared headers.</w:t>
+      </w:r>
+    </w:p>
+    <w:p>
+      <w:r>
+        <w:t>Supply complete pairs and code, separate the two case populations and reserve the new R-records for assessment.</w:t>
+      </w:r>
+    </w:p>
+    <w:p>
+      <w:r>
+        <w:t>Require reference, prediction and positive-class meaning before accepting an error name.</w:t>
+      </w:r>
+    </w:p>
+    <w:p>
+      <w:pPr>
+        <w:pStyle w:val="Heading1"/>
+      </w:pPr>
+      <w:r>
+        <w:t>01. Prepare this connected week</w:t>
+      </w:r>
+    </w:p>
+    <w:p>
+      <w:r>
+        <w:t>Use one main plan and keep practice separate from the independent first attempt.</w:t>
+      </w:r>
+    </w:p>
+    <w:p>
+      <w:pPr>
+        <w:pStyle w:val="Heading2"/>
+      </w:pPr>
+      <w:r>
+        <w:t>Learning goal and precision</w:t>
       </w:r>
     </w:p>
     <w:p>
@@ -74,6 +92,115 @@
           <w:b w:val="0"/>
         </w:rPr>
         <w:t xml:space="preserve"> pairs</w:t>
+      </w:r>
+    </w:p>
+    <w:p>
+      <w:pPr>
+        <w:spacing w:line="336" w:lineRule="auto" w:after="180"/>
+      </w:pPr>
+      <w:r>
+        <w:rPr>
+          <w:b w:val="0"/>
+        </w:rPr>
+        <w:t>Teach two 45-minute sessions. Start with ID cards and a physical two-by-two table so students count matched pairs before learning abbreviations. Use blocked as positive consistently.</w:t>
+      </w:r>
+    </w:p>
+    <w:p>
+      <w:pPr>
+        <w:spacing w:line="336" w:lineRule="auto" w:after="180"/>
+      </w:pPr>
+      <w:r>
+        <w:rPr>
+          <w:b w:val="0"/>
+        </w:rPr>
+        <w:t>Keep raw counts visible and postpone precision and recall formulas to later weeks.</w:t>
+      </w:r>
+    </w:p>
+    <w:p>
+      <w:pPr>
+        <w:spacing w:line="336" w:lineRule="auto" w:after="180"/>
+      </w:pPr>
+      <w:r>
+        <w:rPr>
+          <w:b w:val="0"/>
+        </w:rPr>
+        <w:t xml:space="preserve">By the end, I can construct a </w:t>
+      </w:r>
+      <w:r>
+        <w:rPr>
+          <w:b/>
+        </w:rPr>
+        <w:t>confusion matrix</w:t>
+      </w:r>
+      <w:r>
+        <w:rPr>
+          <w:b w:val="0"/>
+        </w:rPr>
+        <w:t xml:space="preserve"> with declared axes and name both error types.</w:t>
+      </w:r>
+    </w:p>
+    <w:p>
+      <w:pPr>
+        <w:pStyle w:val="Heading2"/>
+      </w:pPr>
+      <w:r>
+        <w:t>What to prepare</w:t>
+      </w:r>
+    </w:p>
+    <w:p>
+      <w:pPr>
+        <w:pStyle w:val="ListBullet"/>
+      </w:pPr>
+      <w:r>
+        <w:t>Use the supplied scenario, student illustrations and blank paper. For numeric work, offer counters or a calculator after learners show the setup. Fictional records are supplied; personal data and paid accounts are unnecessary.</w:t>
+      </w:r>
+    </w:p>
+    <w:p>
+      <w:pPr>
+        <w:pStyle w:val="ListBullet"/>
+      </w:pPr>
+      <w:r>
+        <w:t>Case exposure check: this source example appears in ai-2/13, ai-4/15. Reuse a familiar case for recall or modelling; verify that the case used to assess transfer has not already received feedback.</w:t>
+      </w:r>
+    </w:p>
+    <w:p>
+      <w:pPr>
+        <w:pStyle w:val="ListBullet"/>
+      </w:pPr>
+      <w:r>
+        <w:t>Printed lesson and workbook</w:t>
+      </w:r>
+    </w:p>
+    <w:p>
+      <w:pPr>
+        <w:pStyle w:val="ListBullet"/>
+      </w:pPr>
+      <w:r>
+        <w:t>Eight ID cards carrying the worked reference and prediction pairs</w:t>
+      </w:r>
+    </w:p>
+    <w:p>
+      <w:pPr>
+        <w:pStyle w:val="ListBullet"/>
+      </w:pPr>
+      <w:r>
+        <w:t>Two-by-two sorting mat labelled reference rows and prediction columns</w:t>
+      </w:r>
+    </w:p>
+    <w:p>
+      <w:pPr>
+        <w:pStyle w:val="ListBullet"/>
+      </w:pPr>
+      <w:r>
+        <w:t>Optional Python 3 editor with no packages required</w:t>
+      </w:r>
+    </w:p>
+    <w:p>
+      <w:pPr>
+        <w:pStyle w:val="Heading2"/>
+      </w:pPr>
+      <w:r>
+        <w:t>Main teaching plan</w:t>
       </w:r>
     </w:p>
     <w:tbl>
@@ -255,13 +382,251 @@
     </w:p>
     <w:p>
       <w:pPr>
+        <w:pStyle w:val="Heading2"/>
+      </w:pPr>
+      <w:r>
+        <w:t>Opening retrieval and readiness</w:t>
+      </w:r>
+    </w:p>
+    <w:p>
+      <w:pPr>
         <w:spacing w:line="336" w:lineRule="auto" w:after="180"/>
       </w:pPr>
       <w:r>
         <w:rPr>
           <w:b w:val="0"/>
         </w:rPr>
-        <w:t>Case exposure check: this source example appears in ai-2/13, ai-4/15. Reuse a familiar case for recall or modelling; verify that the case used to assess transfer has not already received feedback.</w:t>
+        <w:t>Without opening the old lesson, explain one key idea from Accuracy as a Fraction. Give an example and a mistake that the idea helps you avoid.</w:t>
+      </w:r>
+    </w:p>
+    <w:p>
+      <w:pPr>
+        <w:spacing w:line="336" w:lineRule="auto" w:after="180"/>
+      </w:pPr>
+      <w:r>
+        <w:rPr>
+          <w:b w:val="0"/>
+        </w:rPr>
+        <w:t>Look for: Explain why overall accuracy can hide failure on a less common class</w:t>
+      </w:r>
+    </w:p>
+    <w:p>
+      <w:pPr>
+        <w:spacing w:line="336" w:lineRule="auto" w:after="180"/>
+      </w:pPr>
+      <w:r>
+        <w:rPr>
+          <w:b w:val="0"/>
+        </w:rPr>
+        <w:t xml:space="preserve">Reference example, not the only acceptable wording: The </w:t>
+      </w:r>
+      <w:r>
+        <w:rPr>
+          <w:b/>
+        </w:rPr>
+        <w:t>training</w:t>
+      </w:r>
+      <w:r>
+        <w:rPr>
+          <w:b w:val="0"/>
+        </w:rPr>
+        <w:t>-majority rule always predicts clear. Matrix [[16,0],[4,0]] gives 16/20=80 percent, FP=0,FN=4.</w:t>
+      </w:r>
+    </w:p>
+    <w:p>
+      <w:pPr>
+        <w:spacing w:line="336" w:lineRule="auto" w:after="180"/>
+      </w:pPr>
+      <w:r>
+        <w:rPr>
+          <w:b w:val="0"/>
+        </w:rPr>
+        <w:t>It misses all four blocked cases, so the overall score hides complete failure on that evaluated class.</w:t>
+      </w:r>
+    </w:p>
+    <w:p>
+      <w:pPr>
+        <w:spacing w:line="336" w:lineRule="auto" w:after="180"/>
+      </w:pPr>
+      <w:r>
+        <w:rPr>
+          <w:b w:val="0"/>
+        </w:rPr>
+        <w:t>Without opening the old lesson, explain one key idea from Human Classifier Simulation. Give an example and a mistake that the idea helps you avoid.</w:t>
+      </w:r>
+    </w:p>
+    <w:p>
+      <w:pPr>
+        <w:spacing w:line="336" w:lineRule="auto" w:after="180"/>
+      </w:pPr>
+      <w:r>
+        <w:rPr>
+          <w:b w:val="0"/>
+        </w:rPr>
+        <w:t xml:space="preserve">Look for: Construct a classifier with a stated </w:t>
+      </w:r>
+      <w:r>
+        <w:rPr>
+          <w:b/>
+        </w:rPr>
+        <w:t>input</w:t>
+      </w:r>
+      <w:r>
+        <w:rPr>
+          <w:b w:val="0"/>
+        </w:rPr>
+        <w:t xml:space="preserve"> format, selected rule and recorded </w:t>
+      </w:r>
+      <w:r>
+        <w:rPr>
+          <w:b/>
+        </w:rPr>
+        <w:t>output</w:t>
+      </w:r>
+    </w:p>
+    <w:p>
+      <w:pPr>
+        <w:spacing w:line="336" w:lineRule="auto" w:after="180"/>
+      </w:pPr>
+      <w:r>
+        <w:rPr>
+          <w:b w:val="0"/>
+        </w:rPr>
+        <w:t>Reference example, not the only acceptable wording: Require a present height, unit cm, a whole number and range 1 through 10 inclusive.</w:t>
+      </w:r>
+    </w:p>
+    <w:p>
+      <w:pPr>
+        <w:spacing w:line="336" w:lineRule="auto" w:after="180"/>
+      </w:pPr>
+      <w:r>
+        <w:rPr>
+          <w:b w:val="0"/>
+        </w:rPr>
+        <w:t>For example, 7 cm is accepted; blank is missing, 60 mm has the wrong unit and 11 cm is outside the range. Fractional values such as 4.5 cm also fail.</w:t>
+      </w:r>
+    </w:p>
+    <w:p>
+      <w:pPr>
+        <w:spacing w:line="336" w:lineRule="auto" w:after="180"/>
+      </w:pPr>
+      <w:r>
+        <w:rPr>
+          <w:b w:val="0"/>
+        </w:rPr>
+        <w:t xml:space="preserve">The contract defines accepted </w:t>
+      </w:r>
+      <w:r>
+        <w:rPr>
+          <w:b/>
+        </w:rPr>
+        <w:t>input</w:t>
+      </w:r>
+      <w:r>
+        <w:rPr>
+          <w:b w:val="0"/>
+        </w:rPr>
+        <w:t xml:space="preserve">s; it does not list only the </w:t>
+      </w:r>
+      <w:r>
+        <w:rPr>
+          <w:b/>
+        </w:rPr>
+        <w:t>fitting</w:t>
+      </w:r>
+      <w:r>
+        <w:rPr>
+          <w:b w:val="0"/>
+        </w:rPr>
+        <w:t xml:space="preserve"> records or establish </w:t>
+      </w:r>
+      <w:r>
+        <w:rPr>
+          <w:b/>
+        </w:rPr>
+        <w:t>prediction</w:t>
+      </w:r>
+      <w:r>
+        <w:rPr>
+          <w:b w:val="0"/>
+        </w:rPr>
+        <w:t xml:space="preserve"> correctness.</w:t>
+      </w:r>
+    </w:p>
+    <w:p>
+      <w:pPr>
+        <w:spacing w:line="336" w:lineRule="auto" w:after="180"/>
+      </w:pPr>
+      <w:r>
+        <w:rPr>
+          <w:b w:val="0"/>
+        </w:rPr>
+        <w:t>Without opening the old lesson, explain one key idea from Rows Columns and Data Types. Give an example and a mistake that the idea helps you avoid.</w:t>
+      </w:r>
+    </w:p>
+    <w:p>
+      <w:pPr>
+        <w:spacing w:line="336" w:lineRule="auto" w:after="180"/>
+      </w:pPr>
+      <w:r>
+        <w:rPr>
+          <w:b w:val="0"/>
+        </w:rPr>
+        <w:t>Look for: Specify a table schema</w:t>
+      </w:r>
+    </w:p>
+    <w:p>
+      <w:pPr>
+        <w:spacing w:line="336" w:lineRule="auto" w:after="180"/>
+      </w:pPr>
+      <w:r>
+        <w:rPr>
+          <w:b w:val="0"/>
+        </w:rPr>
+        <w:t>Reference example, not the only acceptable wording: activity: nonempty text; minutes: integer from 0 to 60 inclusive.</w:t>
+      </w:r>
+    </w:p>
+    <w:p>
+      <w:pPr>
+        <w:spacing w:line="336" w:lineRule="auto" w:after="180"/>
+      </w:pPr>
+      <w:r>
+        <w:rPr>
+          <w:b w:val="0"/>
+        </w:rPr>
+        <w:t xml:space="preserve">IDs preserve which reference belongs to each </w:t>
+      </w:r>
+      <w:r>
+        <w:rPr>
+          <w:b/>
+        </w:rPr>
+        <w:t>prediction</w:t>
+      </w:r>
+      <w:r>
+        <w:rPr>
+          <w:b w:val="0"/>
+        </w:rPr>
+        <w:t xml:space="preserve"> and which examples were wrong. The same accuracy can come from different </w:t>
+      </w:r>
+      <w:r>
+        <w:rPr>
+          <w:b/>
+        </w:rPr>
+        <w:t>prediction</w:t>
+      </w:r>
+      <w:r>
+        <w:rPr>
+          <w:b w:val="0"/>
+        </w:rPr>
+        <w:t>s and error patterns.</w:t>
+      </w:r>
+    </w:p>
+    <w:p>
+      <w:pPr>
+        <w:pStyle w:val="Heading2"/>
+      </w:pPr>
+      <w:r>
+        <w:t>Earlier wording, alternatives and picture transcripts · reference / check after trying</w:t>
       </w:r>
     </w:p>
     <w:p>
@@ -269,6 +634,14 @@
         <w:pStyle w:val="Heading3"/>
       </w:pPr>
       <w:r>
+        <w:t>Teach the learning cycle</w:t>
+      </w:r>
+    </w:p>
+    <w:p>
+      <w:pPr>
+        <w:pStyle w:val="Heading3"/>
+      </w:pPr>
+      <w:r>
         <w:t>Retrieval answer guidance</w:t>
       </w:r>
     </w:p>
@@ -282,62 +655,6 @@
     </w:p>
     <w:p>
       <w:pPr>
-        <w:spacing w:line="336" w:lineRule="auto" w:after="180"/>
-      </w:pPr>
-      <w:r>
-        <w:rPr>
-          <w:b w:val="0"/>
-        </w:rPr>
-        <w:t>Without opening the old lesson, explain one key idea from Accuracy as a Fraction. Give an example and a mistake that the idea helps you avoid.</w:t>
-      </w:r>
-    </w:p>
-    <w:p>
-      <w:pPr>
-        <w:spacing w:line="336" w:lineRule="auto" w:after="180"/>
-      </w:pPr>
-      <w:r>
-        <w:rPr>
-          <w:b w:val="0"/>
-        </w:rPr>
-        <w:t>Look for: Explain why overall accuracy can hide failure on a less common class</w:t>
-      </w:r>
-    </w:p>
-    <w:p>
-      <w:pPr>
-        <w:spacing w:line="336" w:lineRule="auto" w:after="180"/>
-      </w:pPr>
-      <w:r>
-        <w:rPr>
-          <w:b w:val="0"/>
-        </w:rPr>
-        <w:t xml:space="preserve">Reference example, not the only acceptable wording: The </w:t>
-      </w:r>
-      <w:r>
-        <w:rPr>
-          <w:b/>
-        </w:rPr>
-        <w:t>training</w:t>
-      </w:r>
-      <w:r>
-        <w:rPr>
-          <w:b w:val="0"/>
-        </w:rPr>
-        <w:t>-majority rule always predicts clear. Matrix [[16,0],[4,0]] gives 16/20=80 percent, FP=0,FN=4.</w:t>
-      </w:r>
-    </w:p>
-    <w:p>
-      <w:pPr>
-        <w:spacing w:line="336" w:lineRule="auto" w:after="180"/>
-      </w:pPr>
-      <w:r>
-        <w:rPr>
-          <w:b w:val="0"/>
-        </w:rPr>
-        <w:t>It misses all four blocked cases, so the overall score hides complete failure on that evaluated class.</w:t>
-      </w:r>
-    </w:p>
-    <w:p>
-      <w:pPr>
         <w:pStyle w:val="Heading3"/>
       </w:pPr>
       <w:r>
@@ -346,152 +663,10 @@
     </w:p>
     <w:p>
       <w:pPr>
-        <w:spacing w:line="336" w:lineRule="auto" w:after="180"/>
-      </w:pPr>
-      <w:r>
-        <w:rPr>
-          <w:b w:val="0"/>
-        </w:rPr>
-        <w:t>Without opening the old lesson, explain one key idea from Human Classifier Simulation. Give an example and a mistake that the idea helps you avoid.</w:t>
-      </w:r>
-    </w:p>
-    <w:p>
-      <w:pPr>
-        <w:spacing w:line="336" w:lineRule="auto" w:after="180"/>
-      </w:pPr>
-      <w:r>
-        <w:rPr>
-          <w:b w:val="0"/>
-        </w:rPr>
-        <w:t xml:space="preserve">Look for: Construct a classifier with a stated </w:t>
-      </w:r>
-      <w:r>
-        <w:rPr>
-          <w:b/>
-        </w:rPr>
-        <w:t>input</w:t>
-      </w:r>
-      <w:r>
-        <w:rPr>
-          <w:b w:val="0"/>
-        </w:rPr>
-        <w:t xml:space="preserve"> format, selected rule and recorded </w:t>
-      </w:r>
-      <w:r>
-        <w:rPr>
-          <w:b/>
-        </w:rPr>
-        <w:t>output</w:t>
-      </w:r>
-    </w:p>
-    <w:p>
-      <w:pPr>
-        <w:spacing w:line="336" w:lineRule="auto" w:after="180"/>
-      </w:pPr>
-      <w:r>
-        <w:rPr>
-          <w:b w:val="0"/>
-        </w:rPr>
-        <w:t>Reference example, not the only acceptable wording: Require a present height, unit cm, a whole number and range 1 through 10 inclusive.</w:t>
-      </w:r>
-    </w:p>
-    <w:p>
-      <w:pPr>
-        <w:spacing w:line="336" w:lineRule="auto" w:after="180"/>
-      </w:pPr>
-      <w:r>
-        <w:rPr>
-          <w:b w:val="0"/>
-        </w:rPr>
-        <w:t>For example, 7 cm is accepted; blank is missing, 60 mm has the wrong unit and 11 cm is outside the range. Fractional values such as 4.5 cm also fail.</w:t>
-      </w:r>
-    </w:p>
-    <w:p>
-      <w:pPr>
-        <w:spacing w:line="336" w:lineRule="auto" w:after="180"/>
-      </w:pPr>
-      <w:r>
-        <w:rPr>
-          <w:b w:val="0"/>
-        </w:rPr>
-        <w:t xml:space="preserve">The contract defines accepted </w:t>
-      </w:r>
-      <w:r>
-        <w:rPr>
-          <w:b/>
-        </w:rPr>
-        <w:t>input</w:t>
-      </w:r>
-      <w:r>
-        <w:rPr>
-          <w:b w:val="0"/>
-        </w:rPr>
-        <w:t xml:space="preserve">s; it does not list only the </w:t>
-      </w:r>
-      <w:r>
-        <w:rPr>
-          <w:b/>
-        </w:rPr>
-        <w:t>fitting</w:t>
-      </w:r>
-      <w:r>
-        <w:rPr>
-          <w:b w:val="0"/>
-        </w:rPr>
-        <w:t xml:space="preserve"> records or establish </w:t>
-      </w:r>
-      <w:r>
-        <w:rPr>
-          <w:b/>
-        </w:rPr>
-        <w:t>prediction</w:t>
-      </w:r>
-      <w:r>
-        <w:rPr>
-          <w:b w:val="0"/>
-        </w:rPr>
-        <w:t xml:space="preserve"> correctness.</w:t>
-      </w:r>
-    </w:p>
-    <w:p>
-      <w:pPr>
         <w:pStyle w:val="Heading3"/>
       </w:pPr>
       <w:r>
         <w:t>Rows Columns and Data Types</w:t>
-      </w:r>
-    </w:p>
-    <w:p>
-      <w:pPr>
-        <w:spacing w:line="336" w:lineRule="auto" w:after="180"/>
-      </w:pPr>
-      <w:r>
-        <w:rPr>
-          <w:b w:val="0"/>
-        </w:rPr>
-        <w:t>Without opening the old lesson, explain one key idea from Rows Columns and Data Types. Give an example and a mistake that the idea helps you avoid.</w:t>
-      </w:r>
-    </w:p>
-    <w:p>
-      <w:pPr>
-        <w:spacing w:line="336" w:lineRule="auto" w:after="180"/>
-      </w:pPr>
-      <w:r>
-        <w:rPr>
-          <w:b w:val="0"/>
-        </w:rPr>
-        <w:t>Look for: Specify a table schema</w:t>
-      </w:r>
-    </w:p>
-    <w:p>
-      <w:pPr>
-        <w:spacing w:line="336" w:lineRule="auto" w:after="180"/>
-      </w:pPr>
-      <w:r>
-        <w:rPr>
-          <w:b w:val="0"/>
-        </w:rPr>
-        <w:t>Reference example, not the only acceptable wording: activity: nonempty text; minutes: integer from 0 to 60 inclusive.</w:t>
       </w:r>
     </w:p>
     <w:p>
@@ -676,6 +851,11 @@
       </w:r>
     </w:p>
     <w:p>
+      <w:r>
+        <w:t>This compact option is not the full-week schedule. Use the main teaching cycle and allow extra sessions for the investigation, independent work and project.</w:t>
+      </w:r>
+    </w:p>
+    <w:p>
       <w:pPr>
         <w:spacing w:line="336" w:lineRule="auto" w:after="180"/>
       </w:pPr>
@@ -683,7 +863,7 @@
         <w:rPr>
           <w:b w:val="0"/>
         </w:rPr>
-        <w:t>Use the supplied scenario, student illustrations and blank paper. For numeric work, offer counters or a calculator after learners show the setup. Fictional records are supplied; personal data and paid accounts are unnecessary.</w:t>
+        <w:t>Allow 80 minutes: recall 8; explanation 12; worked demonstration 15; guided practice 20; independent assessment 15; project and reflection 10. Extend the lab into a second session when needed.</w:t>
       </w:r>
     </w:p>
     <w:p>
@@ -691,32 +871,55 @@
         <w:pStyle w:val="Heading3"/>
       </w:pPr>
       <w:r>
-        <w:t>Alternative compact allocation</w:t>
-      </w:r>
-    </w:p>
-    <w:p>
-      <w:r>
-        <w:t>This compact option is not the full-week schedule. Use the main teaching cycle and allow extra sessions for the investigation, independent work and project.</w:t>
+        <w:t>Preparation for the connected explanation</w:t>
+      </w:r>
+    </w:p>
+    <w:p>
+      <w:pPr>
+        <w:pStyle w:val="Heading3"/>
+      </w:pPr>
+      <w:r>
+        <w:t>Readiness answer</w:t>
+      </w:r>
+    </w:p>
+    <w:p>
+      <w:pPr>
+        <w:pStyle w:val="Heading3"/>
+      </w:pPr>
+      <w:r>
+        <w:t>End goal for the pictorial case</w:t>
       </w:r>
     </w:p>
     <w:p>
       <w:pPr>
         <w:spacing w:line="336" w:lineRule="auto" w:after="180"/>
-        <w:shd w:fill="F1F6F8"/>
       </w:pPr>
       <w:r>
         <w:rPr>
           <w:b w:val="0"/>
         </w:rPr>
-        <w:t>Allow 80 minutes: recall 8; explanation 12; worked demonstration 15; guided practice 20; independent assessment 15; project and reflection 10. Extend the lab into a second session when needed.</w:t>
-      </w:r>
-    </w:p>
-    <w:p>
-      <w:pPr>
-        <w:pStyle w:val="Heading3"/>
-      </w:pPr>
-      <w:r>
-        <w:t>Preparation for the connected explanation</w:t>
+        <w:t>This added worked case illustrates the week’s main idea. Retain all original and connected topics; schedule its practice within the teaching cycle.</w:t>
+      </w:r>
+    </w:p>
+    <w:p>
+      <w:pPr>
+        <w:pStyle w:val="Heading1"/>
+      </w:pPr>
+      <w:r>
+        <w:t>02. Teach the cell definitions through linked records</w:t>
+      </w:r>
+    </w:p>
+    <w:p>
+      <w:r>
+        <w:t>Keep eight-record and six-book examples clearly separate.</w:t>
+      </w:r>
+    </w:p>
+    <w:p>
+      <w:pPr>
+        <w:pStyle w:val="Heading2"/>
+      </w:pPr>
+      <w:r>
+        <w:t>State the counting purpose and axis convention</w:t>
       </w:r>
     </w:p>
     <w:p>
@@ -727,7 +930,31 @@
         <w:rPr>
           <w:b w:val="0"/>
         </w:rPr>
-        <w:t>Teach two 45-minute sessions. Start with ID cards and a physical two-by-two table so students count matched pairs before learning abbreviations. Use blocked as positive consistently.</w:t>
+        <w:t xml:space="preserve">A </w:t>
+      </w:r>
+      <w:r>
+        <w:rPr>
+          <w:b/>
+        </w:rPr>
+        <w:t>confusion matrix</w:t>
+      </w:r>
+      <w:r>
+        <w:rPr>
+          <w:b w:val="0"/>
+        </w:rPr>
+        <w:t xml:space="preserve"> shows which labels a classifier mixes up. It counts examples after </w:t>
+      </w:r>
+      <w:r>
+        <w:rPr>
+          <w:b/>
+        </w:rPr>
+        <w:t>prediction</w:t>
+      </w:r>
+      <w:r>
+        <w:rPr>
+          <w:b w:val="0"/>
+        </w:rPr>
+        <w:t>s are made; it does not fit or repair the classifier.</w:t>
       </w:r>
     </w:p>
     <w:p>
@@ -738,15 +965,19 @@
         <w:rPr>
           <w:b w:val="0"/>
         </w:rPr>
-        <w:t>Keep raw counts visible and postpone precision and recall formulas to later weeks.</w:t>
-      </w:r>
-    </w:p>
-    <w:p>
-      <w:pPr>
-        <w:pStyle w:val="Heading3"/>
-      </w:pPr>
-      <w:r>
-        <w:t>Readiness answer</w:t>
+        <w:t>Week 12 had reference/</w:t>
+      </w:r>
+      <w:r>
+        <w:rPr>
+          <w:b/>
+        </w:rPr>
+        <w:t>prediction</w:t>
+      </w:r>
+      <w:r>
+        <w:rPr>
+          <w:b w:val="0"/>
+        </w:rPr>
+        <w:t xml:space="preserve"> pairs clear/clear, blocked/blocked, clear/blocked. A labelled table can preserve the type of that error as well as the total score.</w:t>
       </w:r>
     </w:p>
     <w:p>
@@ -757,7 +988,7 @@
         <w:rPr>
           <w:b w:val="0"/>
         </w:rPr>
-        <w:t xml:space="preserve">IDs preserve which reference belongs to each </w:t>
+        <w:t xml:space="preserve">This week uses eight new fictional evaluation records from a frozen classifier. They are not extra </w:t>
       </w:r>
       <w:r>
         <w:rPr>
@@ -769,7 +1000,7 @@
         <w:rPr>
           <w:b w:val="0"/>
         </w:rPr>
-        <w:t xml:space="preserve"> and which examples were wrong. The same accuracy can come from different </w:t>
+        <w:t xml:space="preserve">s from the Week 12 code. Each ID appears once with a reviewed reference and one </w:t>
       </w:r>
       <w:r>
         <w:rPr>
@@ -781,7 +1012,7 @@
         <w:rPr>
           <w:b w:val="0"/>
         </w:rPr>
-        <w:t>s and error patterns.</w:t>
+        <w:t>.</w:t>
       </w:r>
     </w:p>
     <w:p>
@@ -792,7 +1023,19 @@
         <w:rPr>
           <w:b w:val="0"/>
         </w:rPr>
-        <w:t>Printed lesson and workbook</w:t>
+        <w:t xml:space="preserve">The grouped table below lists every ID. Keep reference and </w:t>
+      </w:r>
+      <w:r>
+        <w:rPr>
+          <w:b/>
+        </w:rPr>
+        <w:t>prediction</w:t>
+      </w:r>
+      <w:r>
+        <w:rPr>
+          <w:b w:val="0"/>
+        </w:rPr>
+        <w:t xml:space="preserve"> paired by ID before counting.</w:t>
       </w:r>
     </w:p>
     <w:p>
@@ -803,19 +1046,19 @@
         <w:rPr>
           <w:b w:val="0"/>
         </w:rPr>
-        <w:t xml:space="preserve">Eight ID cards carrying the worked reference and </w:t>
+        <w:t xml:space="preserve">Use reference labels for rows and predicted labels for columns. On both axes the order is clear, then blocked. Declare blocked as the </w:t>
       </w:r>
       <w:r>
         <w:rPr>
           <w:b/>
         </w:rPr>
-        <w:t>prediction</w:t>
+        <w:t>positive class</w:t>
       </w:r>
       <w:r>
         <w:rPr>
           <w:b w:val="0"/>
         </w:rPr>
-        <w:t xml:space="preserve"> pairs</w:t>
+        <w:t xml:space="preserve"> and clear as negative.</w:t>
       </w:r>
     </w:p>
     <w:p>
@@ -826,644 +1069,15 @@
         <w:rPr>
           <w:b w:val="0"/>
         </w:rPr>
-        <w:t xml:space="preserve">Two-by-two sorting mat labelled reference rows and </w:t>
-      </w:r>
-      <w:r>
-        <w:rPr>
-          <w:b/>
-        </w:rPr>
-        <w:t>prediction</w:t>
-      </w:r>
-      <w:r>
-        <w:rPr>
-          <w:b w:val="0"/>
-        </w:rPr>
-        <w:t xml:space="preserve"> columns</w:t>
-      </w:r>
-    </w:p>
-    <w:p>
-      <w:pPr>
-        <w:spacing w:line="336" w:lineRule="auto" w:after="180"/>
-      </w:pPr>
-      <w:r>
-        <w:rPr>
-          <w:b w:val="0"/>
-        </w:rPr>
-        <w:t>Optional Python 3 editor with no packages required</w:t>
-      </w:r>
-    </w:p>
-    <w:p>
-      <w:pPr>
-        <w:pStyle w:val="Heading3"/>
-      </w:pPr>
-      <w:r>
-        <w:t>End goal for the pictorial case</w:t>
-      </w:r>
-    </w:p>
-    <w:p>
-      <w:pPr>
-        <w:spacing w:line="336" w:lineRule="auto" w:after="180"/>
-      </w:pPr>
-      <w:r>
-        <w:rPr>
-          <w:b w:val="0"/>
-        </w:rPr>
-        <w:t xml:space="preserve">By the end, I can construct a </w:t>
-      </w:r>
-      <w:r>
-        <w:rPr>
-          <w:b/>
-        </w:rPr>
-        <w:t>confusion matrix</w:t>
-      </w:r>
-      <w:r>
-        <w:rPr>
-          <w:b w:val="0"/>
-        </w:rPr>
-        <w:t xml:space="preserve"> with declared axes and name both error types.</w:t>
-      </w:r>
-    </w:p>
-    <w:p>
-      <w:pPr>
-        <w:spacing w:line="336" w:lineRule="auto" w:after="180"/>
-      </w:pPr>
-      <w:r>
-        <w:rPr>
-          <w:b w:val="0"/>
-        </w:rPr>
-        <w:t>This added worked case illustrates the week’s main idea. Retain all original and connected topics; schedule its practice within the teaching cycle.</w:t>
-      </w:r>
-    </w:p>
-    <w:p>
-      <w:pPr>
-        <w:pStyle w:val="Heading1"/>
-      </w:pPr>
-      <w:r>
-        <w:t>02. Explain the mechanism</w:t>
-      </w:r>
-    </w:p>
-    <w:p>
-      <w:r>
-        <w:t>Model Types of Classification Error using the supplied case, labelled mechanism and reasoning. Make the scope of each conclusion explicit.</w:t>
-      </w:r>
-    </w:p>
-    <w:p>
-      <w:pPr>
-        <w:spacing w:line="336" w:lineRule="auto" w:after="180"/>
-      </w:pPr>
-      <w:r>
-        <w:rPr>
-          <w:b/>
-        </w:rPr>
-        <w:t>Input</w:t>
-      </w:r>
-      <w:r>
-        <w:rPr>
-          <w:b w:val="0"/>
-        </w:rPr>
-        <w:t xml:space="preserve"> → </w:t>
-      </w:r>
-      <w:r>
-        <w:rPr>
-          <w:b/>
-        </w:rPr>
-        <w:t>Process</w:t>
-      </w:r>
-      <w:r>
-        <w:rPr>
-          <w:b w:val="0"/>
-        </w:rPr>
-        <w:t xml:space="preserve"> → </w:t>
-      </w:r>
-      <w:r>
-        <w:rPr>
-          <w:b/>
-        </w:rPr>
-        <w:t>Output</w:t>
-      </w:r>
-    </w:p>
-    <w:p>
-      <w:pPr>
-        <w:spacing w:line="336" w:lineRule="auto" w:after="180"/>
-      </w:pPr>
-      <w:r>
-        <w:rPr>
-          <w:b w:val="0"/>
-        </w:rPr>
-        <w:t>Trace the information. At each stage, ask what changed and how you could test it.</w:t>
-      </w:r>
-    </w:p>
-    <w:p>
-      <w:pPr>
-        <w:spacing w:line="336" w:lineRule="auto" w:after="180"/>
-      </w:pPr>
-      <w:r>
-        <w:rPr>
-          <w:b w:val="0"/>
-        </w:rPr>
-        <w:t>Which stage could fail even when the other two are correct? Explain:</w:t>
-      </w:r>
-    </w:p>
-    <w:p>
-      <w:pPr>
-        <w:spacing w:line="336" w:lineRule="auto" w:after="180"/>
-      </w:pPr>
-      <w:r>
-        <w:rPr>
-          <w:b w:val="0"/>
-        </w:rPr>
-        <w:t xml:space="preserve">Predict first. Then check each step. A correct answer without visible reasoning is incomplete </w:t>
-      </w:r>
-      <w:r>
-        <w:rPr>
-          <w:b/>
-        </w:rPr>
-        <w:t>evidence</w:t>
-      </w:r>
-      <w:r>
-        <w:rPr>
-          <w:b w:val="0"/>
-        </w:rPr>
-        <w:t>.</w:t>
-      </w:r>
-    </w:p>
-    <w:p>
-      <w:pPr>
-        <w:spacing w:line="336" w:lineRule="auto" w:after="180"/>
-        <w:shd w:fill="F4F9FC"/>
-      </w:pPr>
-      <w:r>
-        <w:rPr>
-          <w:b w:val="0"/>
-        </w:rPr>
-        <w:t xml:space="preserve">1. </w:t>
-      </w:r>
-      <w:r>
-        <w:rPr>
-          <w:b/>
-        </w:rPr>
-        <w:t>Evidence</w:t>
-      </w:r>
-      <w:r>
-        <w:rPr>
-          <w:b w:val="0"/>
-        </w:rPr>
-        <w:t xml:space="preserve"> record: TP=4, TN=5, FP=2, FN=1.</w:t>
-      </w:r>
-    </w:p>
-    <w:p>
-      <w:pPr>
-        <w:spacing w:line="336" w:lineRule="auto" w:after="180"/>
-        <w:shd w:fill="F4F9FC"/>
-      </w:pPr>
-      <w:r>
-        <w:rPr>
-          <w:b w:val="0"/>
-        </w:rPr>
-        <w:t>2. Correct = TP + TN = 9; all = 12; accuracy = 9/12 = 75%.</w:t>
-      </w:r>
-    </w:p>
-    <w:p>
-      <w:pPr>
-        <w:spacing w:line="336" w:lineRule="auto" w:after="180"/>
-        <w:shd w:fill="F4F9FC"/>
-      </w:pPr>
-      <w:r>
-        <w:rPr>
-          <w:b w:val="0"/>
-        </w:rPr>
-        <w:t>3. False alarms = 2; misses = 1.</w:t>
-      </w:r>
-    </w:p>
-    <w:p>
-      <w:pPr>
-        <w:spacing w:line="336" w:lineRule="auto" w:after="180"/>
-        <w:shd w:fill="F4F9FC"/>
-      </w:pPr>
-      <w:r>
-        <w:rPr>
-          <w:b w:val="0"/>
-        </w:rPr>
-        <w:t>4. Which error matters more depends on the decision’s consequence.</w:t>
-      </w:r>
-    </w:p>
-    <w:p>
-      <w:pPr>
-        <w:spacing w:line="336" w:lineRule="auto" w:after="180"/>
-      </w:pPr>
-      <w:r>
-        <w:rPr>
-          <w:b w:val="0"/>
-        </w:rPr>
-        <w:t>Recalculate, retrace, or restate the reasoning in your own representation:</w:t>
-      </w:r>
-    </w:p>
-    <w:p>
-      <w:pPr>
-        <w:spacing w:line="336" w:lineRule="auto" w:after="180"/>
-        <w:shd w:fill="F5F1FB"/>
-      </w:pPr>
-      <w:r>
-        <w:rPr>
-          <w:b w:val="0"/>
-        </w:rPr>
-        <w:t xml:space="preserve">CHECK Did the </w:t>
-      </w:r>
-      <w:r>
-        <w:rPr>
-          <w:b/>
-        </w:rPr>
-        <w:t>evidence</w:t>
-      </w:r>
-      <w:r>
-        <w:rPr>
-          <w:b w:val="0"/>
-        </w:rPr>
-        <w:t xml:space="preserve"> answer the exact question? Did the total, path, or source record stay consistent?</w:t>
-      </w:r>
-    </w:p>
-    <w:p>
-      <w:pPr>
-        <w:pStyle w:val="Heading3"/>
-      </w:pPr>
-      <w:r>
-        <w:t>Concrete teaching case</w:t>
-      </w:r>
-    </w:p>
-    <w:p>
-      <w:pPr>
-        <w:pStyle w:val="Heading3"/>
-      </w:pPr>
-      <w:r>
-        <w:t>The teaching case</w:t>
-      </w:r>
-    </w:p>
-    <w:p>
-      <w:pPr>
-        <w:spacing w:line="336" w:lineRule="auto" w:after="180"/>
-        <w:shd w:fill="F1F6FC"/>
-      </w:pPr>
-      <w:r>
-        <w:rPr>
-          <w:b w:val="0"/>
-        </w:rPr>
-        <w:t>Positive means should recommend. Actual/predicted pairs are yes/yes, no/yes, yes/no, no/no.</w:t>
-      </w:r>
-    </w:p>
-    <w:p>
-      <w:pPr>
-        <w:pStyle w:val="Heading3"/>
-      </w:pPr>
-      <w:r>
-        <w:t>The teaching case</w:t>
-      </w:r>
-    </w:p>
-    <w:p>
-      <w:pPr>
-        <w:spacing w:line="336" w:lineRule="auto" w:after="180"/>
-        <w:shd w:fill="F1F6FC"/>
-      </w:pPr>
-      <w:r>
-        <w:rPr>
-          <w:b w:val="0"/>
-        </w:rPr>
-        <w:t>Name the four outcomes.</w:t>
-      </w:r>
-    </w:p>
-    <w:p>
-      <w:pPr>
-        <w:pStyle w:val="Heading3"/>
-      </w:pPr>
-      <w:r>
-        <w:t>Exact explanation to model</w:t>
-      </w:r>
-    </w:p>
-    <w:p>
-      <w:pPr>
-        <w:pStyle w:val="Heading3"/>
-      </w:pPr>
-      <w:r>
-        <w:t>Why the result follows</w:t>
-      </w:r>
-    </w:p>
-    <w:p>
-      <w:pPr>
-        <w:spacing w:line="336" w:lineRule="auto" w:after="180"/>
-        <w:shd w:fill="F1F6FC"/>
-      </w:pPr>
-      <w:r>
-        <w:rPr>
-          <w:b/>
-        </w:rPr>
-        <w:t>True positive</w:t>
-      </w:r>
-      <w:r>
-        <w:rPr>
-          <w:b w:val="0"/>
-        </w:rPr>
-        <w:t xml:space="preserve">, </w:t>
-      </w:r>
-      <w:r>
-        <w:rPr>
-          <w:b/>
-        </w:rPr>
-        <w:t>false positive</w:t>
-      </w:r>
-      <w:r>
-        <w:rPr>
-          <w:b w:val="0"/>
-        </w:rPr>
-        <w:t xml:space="preserve">, </w:t>
-      </w:r>
-      <w:r>
-        <w:rPr>
-          <w:b/>
-        </w:rPr>
-        <w:t>false negative</w:t>
-      </w:r>
-      <w:r>
-        <w:rPr>
-          <w:b w:val="0"/>
-        </w:rPr>
-        <w:t xml:space="preserve">, </w:t>
-      </w:r>
-      <w:r>
-        <w:rPr>
-          <w:b/>
-        </w:rPr>
-        <w:t>true negative</w:t>
-      </w:r>
-      <w:r>
-        <w:rPr>
-          <w:b w:val="0"/>
-        </w:rPr>
-        <w:t>. Define positive before naming errors.</w:t>
-      </w:r>
-    </w:p>
-    <w:p>
-      <w:pPr>
-        <w:pStyle w:val="Heading3"/>
-      </w:pPr>
-      <w:r>
-        <w:t>Explain the added worked example</w:t>
-      </w:r>
-    </w:p>
-    <w:p>
-      <w:pPr>
-        <w:pStyle w:val="Heading3"/>
-      </w:pPr>
-      <w:r>
-        <w:t>Explain the added worked example · 1</w:t>
-      </w:r>
-    </w:p>
-    <w:p>
-      <w:pPr>
-        <w:spacing w:line="336" w:lineRule="auto" w:after="180"/>
-      </w:pPr>
-      <w:r>
-        <w:rPr>
-          <w:b w:val="0"/>
-        </w:rPr>
-        <w:t xml:space="preserve">A </w:t>
-      </w:r>
-      <w:r>
-        <w:rPr>
-          <w:b/>
-        </w:rPr>
-        <w:t>confusion matrix</w:t>
-      </w:r>
-      <w:r>
-        <w:rPr>
-          <w:b w:val="0"/>
-        </w:rPr>
-        <w:t xml:space="preserve"> shows which labels a classifier mixes up. It counts examples after </w:t>
-      </w:r>
-      <w:r>
-        <w:rPr>
-          <w:b/>
-        </w:rPr>
-        <w:t>prediction</w:t>
-      </w:r>
-      <w:r>
-        <w:rPr>
-          <w:b w:val="0"/>
-        </w:rPr>
-        <w:t>s are made; it does not fit or repair the classifier.</w:t>
-      </w:r>
-    </w:p>
-    <w:p>
-      <w:pPr>
-        <w:spacing w:line="336" w:lineRule="auto" w:after="180"/>
-      </w:pPr>
-      <w:r>
-        <w:rPr>
-          <w:b w:val="0"/>
-        </w:rPr>
-        <w:t>Week 12 had reference/</w:t>
-      </w:r>
-      <w:r>
-        <w:rPr>
-          <w:b/>
-        </w:rPr>
-        <w:t>prediction</w:t>
-      </w:r>
-      <w:r>
-        <w:rPr>
-          <w:b w:val="0"/>
-        </w:rPr>
-        <w:t xml:space="preserve"> pairs clear/clear, blocked/blocked, clear/blocked. A labelled table can preserve the type of that error as well as the total score.</w:t>
-      </w:r>
-    </w:p>
-    <w:p>
-      <w:pPr>
-        <w:pStyle w:val="Heading3"/>
-      </w:pPr>
-      <w:r>
-        <w:t>Explain the added worked example · 2</w:t>
-      </w:r>
-    </w:p>
-    <w:p>
-      <w:pPr>
-        <w:spacing w:line="336" w:lineRule="auto" w:after="180"/>
-      </w:pPr>
-      <w:r>
-        <w:rPr>
-          <w:b w:val="0"/>
-        </w:rPr>
-        <w:t xml:space="preserve">This week uses eight new fictional evaluation records from a frozen classifier. They are not extra </w:t>
-      </w:r>
-      <w:r>
-        <w:rPr>
-          <w:b/>
-        </w:rPr>
-        <w:t>prediction</w:t>
-      </w:r>
-      <w:r>
-        <w:rPr>
-          <w:b w:val="0"/>
-        </w:rPr>
-        <w:t xml:space="preserve">s from the Week 12 code. Each ID appears once with a reviewed reference and one </w:t>
-      </w:r>
-      <w:r>
-        <w:rPr>
-          <w:b/>
-        </w:rPr>
-        <w:t>prediction</w:t>
-      </w:r>
-      <w:r>
-        <w:rPr>
-          <w:b w:val="0"/>
-        </w:rPr>
-        <w:t>.</w:t>
-      </w:r>
-    </w:p>
-    <w:p>
-      <w:pPr>
-        <w:spacing w:line="336" w:lineRule="auto" w:after="180"/>
-      </w:pPr>
-      <w:r>
-        <w:rPr>
-          <w:b w:val="0"/>
-        </w:rPr>
-        <w:t xml:space="preserve">The grouped table below lists every ID. Keep reference and </w:t>
-      </w:r>
-      <w:r>
-        <w:rPr>
-          <w:b/>
-        </w:rPr>
-        <w:t>prediction</w:t>
-      </w:r>
-      <w:r>
-        <w:rPr>
-          <w:b w:val="0"/>
-        </w:rPr>
-        <w:t xml:space="preserve"> paired by ID before counting.</w:t>
-      </w:r>
-    </w:p>
-    <w:p>
-      <w:pPr>
-        <w:pStyle w:val="Heading3"/>
-      </w:pPr>
-      <w:r>
-        <w:t>Explain the added worked example · 3</w:t>
-      </w:r>
-    </w:p>
-    <w:p>
-      <w:pPr>
-        <w:spacing w:line="336" w:lineRule="auto" w:after="180"/>
-      </w:pPr>
-      <w:r>
-        <w:rPr>
-          <w:b w:val="0"/>
-        </w:rPr>
-        <w:t xml:space="preserve">Use reference labels for rows and predicted labels for columns. On both axes the order is clear, then blocked. Declare blocked as the </w:t>
-      </w:r>
-      <w:r>
-        <w:rPr>
-          <w:b/>
-        </w:rPr>
-        <w:t>positive class</w:t>
-      </w:r>
-      <w:r>
-        <w:rPr>
-          <w:b w:val="0"/>
-        </w:rPr>
-        <w:t xml:space="preserve"> and clear as negative.</w:t>
-      </w:r>
-    </w:p>
-    <w:p>
-      <w:pPr>
-        <w:spacing w:line="336" w:lineRule="auto" w:after="180"/>
-      </w:pPr>
-      <w:r>
-        <w:rPr>
-          <w:b w:val="0"/>
-        </w:rPr>
         <w:t>Positive means the condition of interest, not good or safe. A missed blocked case and a false alarm are different errors.</w:t>
       </w:r>
     </w:p>
     <w:p>
       <w:pPr>
-        <w:pStyle w:val="Heading3"/>
-      </w:pPr>
-      <w:r>
-        <w:t>Explain the added worked example · 4</w:t>
-      </w:r>
-    </w:p>
-    <w:p>
-      <w:pPr>
-        <w:spacing w:line="336" w:lineRule="auto" w:after="180"/>
-      </w:pPr>
-      <w:r>
-        <w:rPr>
-          <w:b w:val="0"/>
-        </w:rPr>
-        <w:t xml:space="preserve">index maps clear to 0 and blocked to 1. Each paired record adds one to its reference row and </w:t>
-      </w:r>
-      <w:r>
-        <w:rPr>
-          <w:b/>
-        </w:rPr>
-        <w:t>prediction</w:t>
-      </w:r>
-      <w:r>
-        <w:rPr>
-          <w:b w:val="0"/>
-        </w:rPr>
-        <w:t xml:space="preserve"> column. The script prints [[2, 1], [2, 3]] then 5 8. It assumes unique IDs and only these two labels.</w:t>
-      </w:r>
-    </w:p>
-    <w:p>
-      <w:pPr>
-        <w:spacing w:line="336" w:lineRule="auto" w:after="180"/>
-      </w:pPr>
-      <w:r>
-        <w:rPr>
-          <w:b w:val="0"/>
-        </w:rPr>
-        <w:t>Check IDs and missing or unresolved references before counting; the code does not validate all those conditions.</w:t>
-      </w:r>
-    </w:p>
-    <w:p>
-      <w:pPr>
-        <w:spacing w:line="336" w:lineRule="auto" w:after="180"/>
-      </w:pPr>
-      <w:r>
-        <w:rPr>
-          <w:b w:val="0"/>
-        </w:rPr>
-        <w:t xml:space="preserve">The diagonal cells count correct </w:t>
-      </w:r>
-      <w:r>
-        <w:rPr>
-          <w:b/>
-        </w:rPr>
-        <w:t>prediction</w:t>
-      </w:r>
-      <w:r>
-        <w:rPr>
-          <w:b w:val="0"/>
-        </w:rPr>
-        <w:t>s: 2+3=5. Off-diagonal cells count mistakes: 1+2=3. Every record must contribute exactly once. This is a count matrix, not percentages or probabilities.</w:t>
-      </w:r>
-    </w:p>
-    <w:p>
-      <w:pPr>
-        <w:spacing w:line="336" w:lineRule="auto" w:after="180"/>
-      </w:pPr>
-      <w:r>
-        <w:rPr>
-          <w:b w:val="0"/>
-        </w:rPr>
-        <w:t>Keep the axis labels even when copying the numbers.</w:t>
-      </w:r>
-    </w:p>
-    <w:p>
-      <w:pPr>
-        <w:pStyle w:val="Heading3"/>
-      </w:pPr>
-      <w:r>
-        <w:t>Key terms</w:t>
+        <w:pStyle w:val="Heading2"/>
+      </w:pPr>
+      <w:r>
+        <w:t>Supply all eight paired IDs</w:t>
       </w:r>
     </w:p>
     <w:tbl>
@@ -1473,8 +1087,9 @@
         <w:tblLook w:firstColumn="1" w:firstRow="1" w:lastColumn="0" w:lastRow="0" w:noHBand="0" w:noVBand="1" w:val="04A0"/>
       </w:tblPr>
       <w:tblGrid>
-        <w:gridCol w:w="5112"/>
-        <w:gridCol w:w="5112"/>
+        <w:gridCol w:w="3408"/>
+        <w:gridCol w:w="3408"/>
+        <w:gridCol w:w="3408"/>
       </w:tblGrid>
       <w:tr>
         <w:trPr>
@@ -1482,21 +1097,31 @@
         </w:trPr>
         <w:tc>
           <w:tcPr>
-            <w:tcW w:type="dxa" w:w="5112"/>
+            <w:tcW w:type="dxa" w:w="3408"/>
           </w:tcPr>
           <w:p>
             <w:r>
-              <w:t>Term</w:t>
+              <w:t>Evaluation IDs</w:t>
             </w:r>
           </w:p>
         </w:tc>
         <w:tc>
           <w:tcPr>
-            <w:tcW w:type="dxa" w:w="5112"/>
+            <w:tcW w:type="dxa" w:w="3408"/>
           </w:tcPr>
           <w:p>
             <w:r>
-              <w:t>Meaning</w:t>
+              <w:t>Reference</w:t>
+            </w:r>
+          </w:p>
+        </w:tc>
+        <w:tc>
+          <w:tcPr>
+            <w:tcW w:type="dxa" w:w="3408"/>
+          </w:tcPr>
+          <w:p>
+            <w:r>
+              <w:t>Prediction</w:t>
             </w:r>
           </w:p>
         </w:tc>
@@ -1504,21 +1129,31 @@
       <w:tr>
         <w:tc>
           <w:tcPr>
-            <w:tcW w:type="dxa" w:w="5112"/>
+            <w:tcW w:type="dxa" w:w="3408"/>
           </w:tcPr>
           <w:p>
             <w:r>
-              <w:t>Confusion matrix</w:t>
+              <w:t>V1 V2</w:t>
             </w:r>
           </w:p>
         </w:tc>
         <w:tc>
           <w:tcPr>
-            <w:tcW w:type="dxa" w:w="5112"/>
+            <w:tcW w:type="dxa" w:w="3408"/>
           </w:tcPr>
           <w:p>
             <w:r>
-              <w:t>A table counting reference and prediction combinations</w:t>
+              <w:t>clear</w:t>
+            </w:r>
+          </w:p>
+        </w:tc>
+        <w:tc>
+          <w:tcPr>
+            <w:tcW w:type="dxa" w:w="3408"/>
+          </w:tcPr>
+          <w:p>
+            <w:r>
+              <w:t>clear</w:t>
             </w:r>
           </w:p>
         </w:tc>
@@ -1526,21 +1161,31 @@
       <w:tr>
         <w:tc>
           <w:tcPr>
-            <w:tcW w:type="dxa" w:w="5112"/>
+            <w:tcW w:type="dxa" w:w="3408"/>
           </w:tcPr>
           <w:p>
             <w:r>
-              <w:t>Positive class</w:t>
+              <w:t>V3</w:t>
             </w:r>
           </w:p>
         </w:tc>
         <w:tc>
           <w:tcPr>
-            <w:tcW w:type="dxa" w:w="5112"/>
+            <w:tcW w:type="dxa" w:w="3408"/>
           </w:tcPr>
           <w:p>
             <w:r>
-              <w:t>The class chosen as the condition of interest</w:t>
+              <w:t>clear</w:t>
+            </w:r>
+          </w:p>
+        </w:tc>
+        <w:tc>
+          <w:tcPr>
+            <w:tcW w:type="dxa" w:w="3408"/>
+          </w:tcPr>
+          <w:p>
+            <w:r>
+              <w:t>blocked</w:t>
             </w:r>
           </w:p>
         </w:tc>
@@ -1548,21 +1193,31 @@
       <w:tr>
         <w:tc>
           <w:tcPr>
-            <w:tcW w:type="dxa" w:w="5112"/>
+            <w:tcW w:type="dxa" w:w="3408"/>
           </w:tcPr>
           <w:p>
             <w:r>
-              <w:t>False positive</w:t>
+              <w:t>V4 V5</w:t>
             </w:r>
           </w:p>
         </w:tc>
         <w:tc>
           <w:tcPr>
-            <w:tcW w:type="dxa" w:w="5112"/>
+            <w:tcW w:type="dxa" w:w="3408"/>
           </w:tcPr>
           <w:p>
             <w:r>
-              <w:t>A positive prediction when the reference is negative</w:t>
+              <w:t>blocked</w:t>
+            </w:r>
+          </w:p>
+        </w:tc>
+        <w:tc>
+          <w:tcPr>
+            <w:tcW w:type="dxa" w:w="3408"/>
+          </w:tcPr>
+          <w:p>
+            <w:r>
+              <w:t>clear</w:t>
             </w:r>
           </w:p>
         </w:tc>
@@ -1570,21 +1225,31 @@
       <w:tr>
         <w:tc>
           <w:tcPr>
-            <w:tcW w:type="dxa" w:w="5112"/>
+            <w:tcW w:type="dxa" w:w="3408"/>
           </w:tcPr>
           <w:p>
             <w:r>
-              <w:t>False negative</w:t>
+              <w:t>V6 V7 V8</w:t>
             </w:r>
           </w:p>
         </w:tc>
         <w:tc>
           <w:tcPr>
-            <w:tcW w:type="dxa" w:w="5112"/>
+            <w:tcW w:type="dxa" w:w="3408"/>
           </w:tcPr>
           <w:p>
             <w:r>
-              <w:t>A negative prediction when the reference is positive</w:t>
+              <w:t>blocked</w:t>
+            </w:r>
+          </w:p>
+        </w:tc>
+        <w:tc>
+          <w:tcPr>
+            <w:tcW w:type="dxa" w:w="3408"/>
+          </w:tcPr>
+          <w:p>
+            <w:r>
+              <w:t>blocked</w:t>
             </w:r>
           </w:p>
         </w:tc>
@@ -1592,10 +1257,49 @@
     </w:tbl>
     <w:p>
       <w:pPr>
-        <w:pStyle w:val="Heading3"/>
-      </w:pPr>
-      <w:r>
-        <w:t>Model the reasoning aloud</w:t>
+        <w:pStyle w:val="Heading2"/>
+      </w:pPr>
+      <w:r>
+        <w:t>Trace the complete program</w:t>
+      </w:r>
+    </w:p>
+    <w:p>
+      <w:r>
+        <w:rPr>
+          <w:rFonts w:ascii="Courier New" w:hAnsi="Courier New"/>
+          <w:sz w:val="18"/>
+        </w:rPr>
+        <w:t>pairs = [("V1", "clear", "clear"),</w:t>
+        <w:br/>
+        <w:t xml:space="preserve">         ("V2", "clear", "clear"),</w:t>
+        <w:br/>
+        <w:t xml:space="preserve">         ("V3", "clear", "blocked"),</w:t>
+        <w:br/>
+        <w:t xml:space="preserve">         ("V4", "blocked", "clear"),</w:t>
+        <w:br/>
+        <w:t xml:space="preserve">         ("V5", "blocked", "clear"),</w:t>
+        <w:br/>
+        <w:t xml:space="preserve">         ("V6", "blocked", "blocked"),</w:t>
+        <w:br/>
+        <w:t xml:space="preserve">         ("V7", "blocked", "blocked"),</w:t>
+        <w:br/>
+        <w:t xml:space="preserve">         ("V8", "blocked", "blocked")]</w:t>
+        <w:br/>
+        <w:t>labels = ["clear", "blocked"]</w:t>
+        <w:br/>
+        <w:t>index = {label: i for i, label in enumerate(labels)}</w:t>
+        <w:br/>
+        <w:t>counts = [[0, 0], [0, 0]]</w:t>
+        <w:br/>
+        <w:t>for item_id, reference, prediction in pairs:</w:t>
+        <w:br/>
+        <w:t xml:space="preserve">    counts[index[reference]][index[prediction]] += 1</w:t>
+        <w:br/>
+        <w:t>print(counts)</w:t>
+        <w:br/>
+        <w:t>correct = counts[0][0] + counts[1][1]</w:t>
+        <w:br/>
+        <w:t>print(correct, len(pairs))</w:t>
       </w:r>
     </w:p>
     <w:p>
@@ -1606,7 +1310,7 @@
         <w:rPr>
           <w:b w:val="0"/>
         </w:rPr>
-        <w:t xml:space="preserve">Use the complete worked example below before asking learners to complete W2. Reveal a small part, invite a </w:t>
+        <w:t xml:space="preserve">index maps clear to 0 and blocked to 1. Each paired record adds one to its reference row and </w:t>
       </w:r>
       <w:r>
         <w:rPr>
@@ -1618,7 +1322,7 @@
         <w:rPr>
           <w:b w:val="0"/>
         </w:rPr>
-        <w:t>, then explain the deciding step.</w:t>
+        <w:t xml:space="preserve"> column. The script prints [[2, 1], [2, 3]] then 5 8. It assumes unique IDs and only these two labels.</w:t>
       </w:r>
     </w:p>
     <w:p>
@@ -1629,7 +1333,49 @@
         <w:rPr>
           <w:b w:val="0"/>
         </w:rPr>
-        <w:t>These teacher notes contain solutions; do not reveal the independent case answer during modelling.</w:t>
+        <w:t>Check IDs and missing or unresolved references before counting; the code does not validate all those conditions.</w:t>
+      </w:r>
+    </w:p>
+    <w:p>
+      <w:pPr>
+        <w:spacing w:line="336" w:lineRule="auto" w:after="180"/>
+      </w:pPr>
+      <w:r>
+        <w:rPr>
+          <w:b w:val="0"/>
+        </w:rPr>
+        <w:t xml:space="preserve">The diagonal cells count correct </w:t>
+      </w:r>
+      <w:r>
+        <w:rPr>
+          <w:b/>
+        </w:rPr>
+        <w:t>prediction</w:t>
+      </w:r>
+      <w:r>
+        <w:rPr>
+          <w:b w:val="0"/>
+        </w:rPr>
+        <w:t>s: 2+3=5. Off-diagonal cells count mistakes: 1+2=3. Every record must contribute exactly once. This is a count matrix, not percentages or probabilities.</w:t>
+      </w:r>
+    </w:p>
+    <w:p>
+      <w:pPr>
+        <w:spacing w:line="336" w:lineRule="auto" w:after="180"/>
+      </w:pPr>
+      <w:r>
+        <w:rPr>
+          <w:b w:val="0"/>
+        </w:rPr>
+        <w:t>Keep the axis labels even when copying the numbers.</w:t>
+      </w:r>
+    </w:p>
+    <w:p>
+      <w:pPr>
+        <w:pStyle w:val="Heading2"/>
+      </w:pPr>
+      <w:r>
+        <w:t>Name the four outcomes and elicit V3/V4 reasoning</w:t>
       </w:r>
     </w:p>
     <w:p>
@@ -1883,6 +1629,758 @@
         <w:t>s.</w:t>
       </w:r>
     </w:p>
+    <w:p>
+      <w:pPr>
+        <w:pStyle w:val="Heading2"/>
+      </w:pPr>
+      <w:r>
+        <w:t>Introduce the separate six-book matrix</w:t>
+      </w:r>
+    </w:p>
+    <w:p>
+      <w:pPr>
+        <w:spacing w:line="336" w:lineRule="auto" w:after="180"/>
+      </w:pPr>
+      <w:r>
+        <w:rPr>
+          <w:b w:val="0"/>
+        </w:rPr>
+        <w:t>A fictional book-condition checker predicts repair or sound.</w:t>
+      </w:r>
+    </w:p>
+    <w:p>
+      <w:pPr>
+        <w:spacing w:line="336" w:lineRule="auto" w:after="180"/>
+      </w:pPr>
+      <w:r>
+        <w:rPr>
+          <w:b w:val="0"/>
+        </w:rPr>
+        <w:t xml:space="preserve">Use reference rows and </w:t>
+      </w:r>
+      <w:r>
+        <w:rPr>
+          <w:b/>
+        </w:rPr>
+        <w:t>prediction</w:t>
+      </w:r>
+      <w:r>
+        <w:rPr>
+          <w:b w:val="0"/>
+        </w:rPr>
+        <w:t xml:space="preserve"> columns in order sound,repair. Repair is positive.</w:t>
+      </w:r>
+    </w:p>
+    <w:p>
+      <w:pPr>
+        <w:spacing w:line="336" w:lineRule="auto" w:after="180"/>
+      </w:pPr>
+      <w:r>
+        <w:rPr>
+          <w:b w:val="0"/>
+        </w:rPr>
+        <w:t>Six reference/</w:t>
+      </w:r>
+      <w:r>
+        <w:rPr>
+          <w:b/>
+        </w:rPr>
+        <w:t>prediction</w:t>
+      </w:r>
+      <w:r>
+        <w:rPr>
+          <w:b w:val="0"/>
+        </w:rPr>
+        <w:t xml:space="preserve"> pairs: sound/sound twice; sound/repair once; repair/sound once; repair/repair twice.</w:t>
+      </w:r>
+    </w:p>
+    <w:p>
+      <w:pPr>
+        <w:pStyle w:val="Heading2"/>
+      </w:pPr>
+      <w:r>
+        <w:t>Trace the book outcomes and reference limits</w:t>
+      </w:r>
+    </w:p>
+    <w:p>
+      <w:r>
+        <w:drawing>
+          <wp:inline xmlns:a="http://schemas.openxmlformats.org/drawingml/2006/main" xmlns:pic="http://schemas.openxmlformats.org/drawingml/2006/picture">
+            <wp:extent cx="5486400" cy="4005072"/>
+            <wp:docPr id="1" name="Picture 1" descr="Declare axes: Rows: reference sound,repair. Columns: predicted sound,repair. → Fill sound row: Two true negatives and one false positive: [2,1]. → Fill repair row: One false negative and two true positives: [1,2]. → Read result: Matrix [[2,1],[1,2]]: agreement 4/6, repair recall 2/3."/>
+            <wp:cNvGraphicFramePr>
+              <a:graphicFrameLocks noChangeAspect="1"/>
+            </wp:cNvGraphicFramePr>
+            <a:graphic>
+              <a:graphicData uri="http://schemas.openxmlformats.org/drawingml/2006/picture">
+                <pic:pic>
+                  <pic:nvPicPr>
+                    <pic:cNvPr id="0" name="academy-story-ai-2-13-02.png"/>
+                    <pic:cNvPicPr/>
+                  </pic:nvPicPr>
+                  <pic:blipFill>
+                    <a:blip r:embed="rId9"/>
+                    <a:stretch>
+                      <a:fillRect/>
+                    </a:stretch>
+                  </pic:blipFill>
+                  <pic:spPr>
+                    <a:xfrm>
+                      <a:off x="0" y="0"/>
+                      <a:ext cx="5486400" cy="4005072"/>
+                    </a:xfrm>
+                    <a:prstGeom prst="rect"/>
+                  </pic:spPr>
+                </pic:pic>
+              </a:graphicData>
+            </a:graphic>
+          </wp:inline>
+        </w:drawing>
+      </w:r>
+    </w:p>
+    <w:p>
+      <w:pPr>
+        <w:spacing w:line="336" w:lineRule="auto" w:after="180"/>
+      </w:pPr>
+      <w:r>
+        <w:rPr>
+          <w:b w:val="0"/>
+        </w:rPr>
+        <w:t>Each case enters one cell according to its reference and predicted label. The off-diagonal cells represent different mistakes: a false alarm on a sound book versus a missed repair.</w:t>
+      </w:r>
+    </w:p>
+    <w:p>
+      <w:pPr>
+        <w:spacing w:line="336" w:lineRule="auto" w:after="180"/>
+      </w:pPr>
+      <w:r>
+        <w:rPr>
+          <w:b w:val="0"/>
+        </w:rPr>
+        <w:t>Trace the cell definitions before naming rates; swapping axes changes the table’s interpretation even if its diagonal sum remains unchanged.</w:t>
+      </w:r>
+    </w:p>
+    <w:p>
+      <w:pPr>
+        <w:spacing w:line="336" w:lineRule="auto" w:after="180"/>
+      </w:pPr>
+      <w:r>
+        <w:rPr>
+          <w:b w:val="0"/>
+        </w:rPr>
+        <w:t>Reference labels can themselves be disputed; a true-positive name does not guarantee the annotation is infallible.</w:t>
+      </w:r>
+    </w:p>
+    <w:p>
+      <w:pPr>
+        <w:pStyle w:val="Heading2"/>
+      </w:pPr>
+      <w:r>
+        <w:t>Interpret the hypothetical revision</w:t>
+      </w:r>
+    </w:p>
+    <w:p>
+      <w:pPr>
+        <w:spacing w:line="336" w:lineRule="auto" w:after="180"/>
+      </w:pPr>
+      <w:r>
+        <w:rPr>
+          <w:b w:val="0"/>
+        </w:rPr>
+        <w:t xml:space="preserve">Change: Change one repair/sound </w:t>
+      </w:r>
+      <w:r>
+        <w:rPr>
+          <w:b/>
+        </w:rPr>
+        <w:t>prediction</w:t>
+      </w:r>
+      <w:r>
+        <w:rPr>
+          <w:b w:val="0"/>
+        </w:rPr>
+        <w:t xml:space="preserve"> to repair/repair after a real model revision.</w:t>
+      </w:r>
+    </w:p>
+    <w:p>
+      <w:pPr>
+        <w:spacing w:line="336" w:lineRule="auto" w:after="180"/>
+      </w:pPr>
+      <w:r>
+        <w:rPr>
+          <w:b/>
+        </w:rPr>
+        <w:t>Prediction</w:t>
+      </w:r>
+      <w:r>
+        <w:rPr>
+          <w:b w:val="0"/>
+        </w:rPr>
+        <w:t>: Repair row becomes [0,3]; agreement becomes 5/6.</w:t>
+      </w:r>
+    </w:p>
+    <w:p>
+      <w:pPr>
+        <w:spacing w:line="336" w:lineRule="auto" w:after="180"/>
+      </w:pPr>
+      <w:r>
+        <w:rPr>
+          <w:b w:val="0"/>
+        </w:rPr>
+        <w:t xml:space="preserve">Reason: One </w:t>
+      </w:r>
+      <w:r>
+        <w:rPr>
+          <w:b/>
+        </w:rPr>
+        <w:t>false negative</w:t>
+      </w:r>
+      <w:r>
+        <w:rPr>
+          <w:b w:val="0"/>
+        </w:rPr>
+        <w:t xml:space="preserve"> moves to </w:t>
+      </w:r>
+      <w:r>
+        <w:rPr>
+          <w:b/>
+        </w:rPr>
+        <w:t>true positive</w:t>
+      </w:r>
+      <w:r>
+        <w:rPr>
+          <w:b w:val="0"/>
+        </w:rPr>
+        <w:t>; the sound row stays [2,1].</w:t>
+      </w:r>
+    </w:p>
+    <w:p>
+      <w:pPr>
+        <w:pStyle w:val="Heading2"/>
+      </w:pPr>
+      <w:r>
+        <w:t>Elicit picture-based explanation</w:t>
+      </w:r>
+    </w:p>
+    <w:p>
+      <w:pPr>
+        <w:spacing w:line="336" w:lineRule="auto" w:after="180"/>
+      </w:pPr>
+      <w:r>
+        <w:rPr>
+          <w:b w:val="0"/>
+        </w:rPr>
+        <w:t>Use the diagram and verbal explanation together. Ask learners to match a sentence to a specific visual step; do not assign learners fixed visual or auditory learning styles.</w:t>
+      </w:r>
+    </w:p>
+    <w:p>
+      <w:pPr>
+        <w:spacing w:line="336" w:lineRule="auto" w:after="180"/>
+      </w:pPr>
+      <w:r>
+        <w:rPr>
+          <w:b w:val="0"/>
+        </w:rPr>
+        <w:t xml:space="preserve">Cover the result. Ask learners to name the </w:t>
+      </w:r>
+      <w:r>
+        <w:rPr>
+          <w:b/>
+        </w:rPr>
+        <w:t>input</w:t>
+      </w:r>
+      <w:r>
+        <w:rPr>
+          <w:b w:val="0"/>
+        </w:rPr>
+        <w:t xml:space="preserve">s and predict the next step. Uncover one step, connect the icon to the actual procedure, and explain its </w:t>
+      </w:r>
+      <w:r>
+        <w:rPr>
+          <w:b/>
+        </w:rPr>
+        <w:t>evidence</w:t>
+      </w:r>
+      <w:r>
+        <w:rPr>
+          <w:b w:val="0"/>
+        </w:rPr>
+        <w:t>. Then change the supplied condition and compare.</w:t>
+      </w:r>
+    </w:p>
+    <w:p>
+      <w:pPr>
+        <w:spacing w:line="336" w:lineRule="auto" w:after="180"/>
+      </w:pPr>
+      <w:r>
+        <w:rPr>
+          <w:b w:val="0"/>
+        </w:rPr>
+        <w:t>The picture is a representation; it does not document execution of a real AI model.</w:t>
+      </w:r>
+    </w:p>
+    <w:p>
+      <w:pPr>
+        <w:pStyle w:val="Heading2"/>
+      </w:pPr>
+      <w:r>
+        <w:t>Earlier wording, alternatives and picture transcripts · reference / check after trying</w:t>
+      </w:r>
+    </w:p>
+    <w:p>
+      <w:pPr>
+        <w:spacing w:line="336" w:lineRule="auto" w:after="180"/>
+      </w:pPr>
+      <w:r>
+        <w:rPr>
+          <w:b w:val="0"/>
+        </w:rPr>
+        <w:t>Explain the mechanism</w:t>
+      </w:r>
+    </w:p>
+    <w:p>
+      <w:pPr>
+        <w:spacing w:line="336" w:lineRule="auto" w:after="180"/>
+      </w:pPr>
+      <w:r>
+        <w:rPr>
+          <w:b/>
+        </w:rPr>
+        <w:t>Input</w:t>
+      </w:r>
+      <w:r>
+        <w:rPr>
+          <w:b w:val="0"/>
+        </w:rPr>
+        <w:t xml:space="preserve"> → </w:t>
+      </w:r>
+      <w:r>
+        <w:rPr>
+          <w:b/>
+        </w:rPr>
+        <w:t>Process</w:t>
+      </w:r>
+      <w:r>
+        <w:rPr>
+          <w:b w:val="0"/>
+        </w:rPr>
+        <w:t xml:space="preserve"> → </w:t>
+      </w:r>
+      <w:r>
+        <w:rPr>
+          <w:b/>
+        </w:rPr>
+        <w:t>Output</w:t>
+      </w:r>
+    </w:p>
+    <w:p>
+      <w:pPr>
+        <w:spacing w:line="336" w:lineRule="auto" w:after="180"/>
+      </w:pPr>
+      <w:r>
+        <w:rPr>
+          <w:b w:val="0"/>
+        </w:rPr>
+        <w:t>Trace the information. At each stage, ask what changed and how you could test it.</w:t>
+      </w:r>
+    </w:p>
+    <w:p>
+      <w:pPr>
+        <w:spacing w:line="336" w:lineRule="auto" w:after="180"/>
+      </w:pPr>
+      <w:r>
+        <w:rPr>
+          <w:b w:val="0"/>
+        </w:rPr>
+        <w:t>Which stage could fail even when the other two are correct? Explain:</w:t>
+      </w:r>
+    </w:p>
+    <w:p>
+      <w:pPr>
+        <w:spacing w:line="336" w:lineRule="auto" w:after="180"/>
+      </w:pPr>
+      <w:r>
+        <w:rPr>
+          <w:b w:val="0"/>
+        </w:rPr>
+        <w:t xml:space="preserve">Predict first. Then check each step. A correct answer without visible reasoning is incomplete </w:t>
+      </w:r>
+      <w:r>
+        <w:rPr>
+          <w:b/>
+        </w:rPr>
+        <w:t>evidence</w:t>
+      </w:r>
+      <w:r>
+        <w:rPr>
+          <w:b w:val="0"/>
+        </w:rPr>
+        <w:t>.</w:t>
+      </w:r>
+    </w:p>
+    <w:p>
+      <w:pPr>
+        <w:spacing w:line="336" w:lineRule="auto" w:after="180"/>
+      </w:pPr>
+      <w:r>
+        <w:rPr>
+          <w:b w:val="0"/>
+        </w:rPr>
+        <w:t xml:space="preserve">1. </w:t>
+      </w:r>
+      <w:r>
+        <w:rPr>
+          <w:b/>
+        </w:rPr>
+        <w:t>Evidence</w:t>
+      </w:r>
+      <w:r>
+        <w:rPr>
+          <w:b w:val="0"/>
+        </w:rPr>
+        <w:t xml:space="preserve"> record: TP=4, TN=5, FP=2, FN=1.</w:t>
+      </w:r>
+    </w:p>
+    <w:p>
+      <w:pPr>
+        <w:spacing w:line="336" w:lineRule="auto" w:after="180"/>
+      </w:pPr>
+      <w:r>
+        <w:rPr>
+          <w:b w:val="0"/>
+        </w:rPr>
+        <w:t>2. Correct = TP + TN = 9; all = 12; accuracy = 9/12 = 75%.</w:t>
+      </w:r>
+    </w:p>
+    <w:p>
+      <w:pPr>
+        <w:spacing w:line="336" w:lineRule="auto" w:after="180"/>
+      </w:pPr>
+      <w:r>
+        <w:rPr>
+          <w:b w:val="0"/>
+        </w:rPr>
+        <w:t>3. False alarms = 2; misses = 1.</w:t>
+      </w:r>
+    </w:p>
+    <w:p>
+      <w:pPr>
+        <w:spacing w:line="336" w:lineRule="auto" w:after="180"/>
+      </w:pPr>
+      <w:r>
+        <w:rPr>
+          <w:b w:val="0"/>
+        </w:rPr>
+        <w:t>4. Which error matters more depends on the decision’s consequence.</w:t>
+      </w:r>
+    </w:p>
+    <w:p>
+      <w:pPr>
+        <w:spacing w:line="336" w:lineRule="auto" w:after="180"/>
+      </w:pPr>
+      <w:r>
+        <w:rPr>
+          <w:b w:val="0"/>
+        </w:rPr>
+        <w:t>Recalculate, retrace, or restate the reasoning in your own representation:</w:t>
+      </w:r>
+    </w:p>
+    <w:p>
+      <w:pPr>
+        <w:spacing w:line="336" w:lineRule="auto" w:after="180"/>
+      </w:pPr>
+      <w:r>
+        <w:rPr>
+          <w:b w:val="0"/>
+        </w:rPr>
+        <w:t xml:space="preserve">CHECK Did the </w:t>
+      </w:r>
+      <w:r>
+        <w:rPr>
+          <w:b/>
+        </w:rPr>
+        <w:t>evidence</w:t>
+      </w:r>
+      <w:r>
+        <w:rPr>
+          <w:b w:val="0"/>
+        </w:rPr>
+        <w:t xml:space="preserve"> answer the exact question? Did the total, path, or source record stay consistent?</w:t>
+      </w:r>
+    </w:p>
+    <w:p>
+      <w:pPr>
+        <w:pStyle w:val="Heading3"/>
+      </w:pPr>
+      <w:r>
+        <w:t>Concrete teaching case</w:t>
+      </w:r>
+    </w:p>
+    <w:p>
+      <w:pPr>
+        <w:spacing w:line="336" w:lineRule="auto" w:after="180"/>
+      </w:pPr>
+      <w:r>
+        <w:rPr>
+          <w:b w:val="0"/>
+        </w:rPr>
+        <w:t>Positive means should recommend. Actual/predicted pairs are yes/yes, no/yes, yes/no, no/no.</w:t>
+      </w:r>
+    </w:p>
+    <w:p>
+      <w:pPr>
+        <w:spacing w:line="336" w:lineRule="auto" w:after="180"/>
+      </w:pPr>
+      <w:r>
+        <w:rPr>
+          <w:b w:val="0"/>
+        </w:rPr>
+        <w:t>Name the four outcomes.</w:t>
+      </w:r>
+    </w:p>
+    <w:p>
+      <w:pPr>
+        <w:pStyle w:val="Heading3"/>
+      </w:pPr>
+      <w:r>
+        <w:t>Exact explanation to model</w:t>
+      </w:r>
+    </w:p>
+    <w:p>
+      <w:pPr>
+        <w:spacing w:line="336" w:lineRule="auto" w:after="180"/>
+      </w:pPr>
+      <w:r>
+        <w:rPr>
+          <w:b/>
+        </w:rPr>
+        <w:t>True positive</w:t>
+      </w:r>
+      <w:r>
+        <w:rPr>
+          <w:b w:val="0"/>
+        </w:rPr>
+        <w:t xml:space="preserve">, </w:t>
+      </w:r>
+      <w:r>
+        <w:rPr>
+          <w:b/>
+        </w:rPr>
+        <w:t>false positive</w:t>
+      </w:r>
+      <w:r>
+        <w:rPr>
+          <w:b w:val="0"/>
+        </w:rPr>
+        <w:t xml:space="preserve">, </w:t>
+      </w:r>
+      <w:r>
+        <w:rPr>
+          <w:b/>
+        </w:rPr>
+        <w:t>false negative</w:t>
+      </w:r>
+      <w:r>
+        <w:rPr>
+          <w:b w:val="0"/>
+        </w:rPr>
+        <w:t xml:space="preserve">, </w:t>
+      </w:r>
+      <w:r>
+        <w:rPr>
+          <w:b/>
+        </w:rPr>
+        <w:t>true negative</w:t>
+      </w:r>
+      <w:r>
+        <w:rPr>
+          <w:b w:val="0"/>
+        </w:rPr>
+        <w:t>. Define positive before naming errors.</w:t>
+      </w:r>
+    </w:p>
+    <w:p>
+      <w:pPr>
+        <w:pStyle w:val="Heading3"/>
+      </w:pPr>
+      <w:r>
+        <w:t>Explain the added worked example</w:t>
+      </w:r>
+    </w:p>
+    <w:p>
+      <w:pPr>
+        <w:pStyle w:val="Heading3"/>
+      </w:pPr>
+      <w:r>
+        <w:t>Key terms</w:t>
+      </w:r>
+    </w:p>
+    <w:tbl>
+      <w:tblPr>
+        <w:tblStyle w:val="LightShading-Accent1"/>
+        <w:tblW w:type="auto" w:w="0"/>
+        <w:tblLook w:firstColumn="1" w:firstRow="1" w:lastColumn="0" w:lastRow="0" w:noHBand="0" w:noVBand="1" w:val="04A0"/>
+      </w:tblPr>
+      <w:tblGrid>
+        <w:gridCol w:w="5112"/>
+        <w:gridCol w:w="5112"/>
+      </w:tblGrid>
+      <w:tr>
+        <w:trPr>
+          <w:tblHeader/>
+        </w:trPr>
+        <w:tc>
+          <w:tcPr>
+            <w:tcW w:type="dxa" w:w="5112"/>
+          </w:tcPr>
+          <w:p>
+            <w:r>
+              <w:t>Term</w:t>
+            </w:r>
+          </w:p>
+        </w:tc>
+        <w:tc>
+          <w:tcPr>
+            <w:tcW w:type="dxa" w:w="5112"/>
+          </w:tcPr>
+          <w:p>
+            <w:r>
+              <w:t>Meaning</w:t>
+            </w:r>
+          </w:p>
+        </w:tc>
+      </w:tr>
+      <w:tr>
+        <w:tc>
+          <w:tcPr>
+            <w:tcW w:type="dxa" w:w="5112"/>
+          </w:tcPr>
+          <w:p>
+            <w:r>
+              <w:t>Confusion matrix</w:t>
+            </w:r>
+          </w:p>
+        </w:tc>
+        <w:tc>
+          <w:tcPr>
+            <w:tcW w:type="dxa" w:w="5112"/>
+          </w:tcPr>
+          <w:p>
+            <w:r>
+              <w:t>A table counting reference and prediction combinations</w:t>
+            </w:r>
+          </w:p>
+        </w:tc>
+      </w:tr>
+      <w:tr>
+        <w:tc>
+          <w:tcPr>
+            <w:tcW w:type="dxa" w:w="5112"/>
+          </w:tcPr>
+          <w:p>
+            <w:r>
+              <w:t>Positive class</w:t>
+            </w:r>
+          </w:p>
+        </w:tc>
+        <w:tc>
+          <w:tcPr>
+            <w:tcW w:type="dxa" w:w="5112"/>
+          </w:tcPr>
+          <w:p>
+            <w:r>
+              <w:t>The class chosen as the condition of interest</w:t>
+            </w:r>
+          </w:p>
+        </w:tc>
+      </w:tr>
+      <w:tr>
+        <w:tc>
+          <w:tcPr>
+            <w:tcW w:type="dxa" w:w="5112"/>
+          </w:tcPr>
+          <w:p>
+            <w:r>
+              <w:t>False positive</w:t>
+            </w:r>
+          </w:p>
+        </w:tc>
+        <w:tc>
+          <w:tcPr>
+            <w:tcW w:type="dxa" w:w="5112"/>
+          </w:tcPr>
+          <w:p>
+            <w:r>
+              <w:t>A positive prediction when the reference is negative</w:t>
+            </w:r>
+          </w:p>
+        </w:tc>
+      </w:tr>
+      <w:tr>
+        <w:tc>
+          <w:tcPr>
+            <w:tcW w:type="dxa" w:w="5112"/>
+          </w:tcPr>
+          <w:p>
+            <w:r>
+              <w:t>False negative</w:t>
+            </w:r>
+          </w:p>
+        </w:tc>
+        <w:tc>
+          <w:tcPr>
+            <w:tcW w:type="dxa" w:w="5112"/>
+          </w:tcPr>
+          <w:p>
+            <w:r>
+              <w:t>A negative prediction when the reference is positive</w:t>
+            </w:r>
+          </w:p>
+        </w:tc>
+      </w:tr>
+    </w:tbl>
+    <w:p>
+      <w:pPr>
+        <w:pStyle w:val="Heading3"/>
+      </w:pPr>
+      <w:r>
+        <w:t>Model the reasoning aloud</w:t>
+      </w:r>
+    </w:p>
+    <w:p>
+      <w:pPr>
+        <w:spacing w:line="336" w:lineRule="auto" w:after="180"/>
+      </w:pPr>
+      <w:r>
+        <w:rPr>
+          <w:b w:val="0"/>
+        </w:rPr>
+        <w:t xml:space="preserve">Use the complete worked example below before asking learners to complete W2. Reveal a small part, invite a </w:t>
+      </w:r>
+      <w:r>
+        <w:rPr>
+          <w:b/>
+        </w:rPr>
+        <w:t>prediction</w:t>
+      </w:r>
+      <w:r>
+        <w:rPr>
+          <w:b w:val="0"/>
+        </w:rPr>
+        <w:t>, then explain the deciding step.</w:t>
+      </w:r>
+    </w:p>
+    <w:p>
+      <w:pPr>
+        <w:spacing w:line="336" w:lineRule="auto" w:after="180"/>
+      </w:pPr>
+      <w:r>
+        <w:rPr>
+          <w:b w:val="0"/>
+        </w:rPr>
+        <w:t>These teacher notes contain solutions; do not reveal the independent case answer during modelling.</w:t>
+      </w:r>
+    </w:p>
     <w:tbl>
       <w:tblPr>
         <w:tblStyle w:val="LightShading-Accent1"/>
@@ -1987,17 +2485,6 @@
     </w:tbl>
     <w:p>
       <w:pPr>
-        <w:spacing w:line="336" w:lineRule="auto" w:after="180"/>
-      </w:pPr>
-      <w:r>
-        <w:rPr>
-          <w:b w:val="0"/>
-        </w:rPr>
-        <w:t>Use the diagram and verbal explanation together. Ask learners to match a sentence to a specific visual step; do not assign learners fixed visual or auditory learning styles.</w:t>
-      </w:r>
-    </w:p>
-    <w:p>
-      <w:pPr>
         <w:pStyle w:val="Heading3"/>
       </w:pPr>
       <w:r>
@@ -2006,85 +2493,10 @@
     </w:p>
     <w:p>
       <w:pPr>
-        <w:spacing w:line="336" w:lineRule="auto" w:after="180"/>
-      </w:pPr>
-      <w:r>
-        <w:rPr>
-          <w:b w:val="0"/>
-        </w:rPr>
-        <w:t>A fictional book-condition checker predicts repair or sound.</w:t>
-      </w:r>
-    </w:p>
-    <w:p>
-      <w:pPr>
         <w:pStyle w:val="Heading3"/>
       </w:pPr>
       <w:r>
         <w:t>The facts we will use</w:t>
-      </w:r>
-    </w:p>
-    <w:p>
-      <w:pPr>
-        <w:pStyle w:val="Heading3"/>
-      </w:pPr>
-      <w:r>
-        <w:t>Supplied facts</w:t>
-      </w:r>
-    </w:p>
-    <w:p>
-      <w:pPr>
-        <w:spacing w:line="336" w:lineRule="auto" w:after="180"/>
-        <w:shd w:fill="F1F6FC"/>
-      </w:pPr>
-      <w:r>
-        <w:rPr>
-          <w:b w:val="0"/>
-        </w:rPr>
-        <w:t xml:space="preserve">Use reference rows and </w:t>
-      </w:r>
-      <w:r>
-        <w:rPr>
-          <w:b/>
-        </w:rPr>
-        <w:t>prediction</w:t>
-      </w:r>
-      <w:r>
-        <w:rPr>
-          <w:b w:val="0"/>
-        </w:rPr>
-        <w:t xml:space="preserve"> columns in order sound,repair. Repair is positive.</w:t>
-      </w:r>
-    </w:p>
-    <w:p>
-      <w:pPr>
-        <w:pStyle w:val="Heading3"/>
-      </w:pPr>
-      <w:r>
-        <w:t>Supplied facts</w:t>
-      </w:r>
-    </w:p>
-    <w:p>
-      <w:pPr>
-        <w:spacing w:line="336" w:lineRule="auto" w:after="180"/>
-        <w:shd w:fill="F1F6FC"/>
-      </w:pPr>
-      <w:r>
-        <w:rPr>
-          <w:b w:val="0"/>
-        </w:rPr>
-        <w:t>Six reference/</w:t>
-      </w:r>
-      <w:r>
-        <w:rPr>
-          <w:b/>
-        </w:rPr>
-        <w:t>prediction</w:t>
-      </w:r>
-      <w:r>
-        <w:rPr>
-          <w:b w:val="0"/>
-        </w:rPr>
-        <w:t xml:space="preserve"> pairs: sound/sound twice; sound/repair once; repair/sound once; repair/repair twice.</w:t>
       </w:r>
     </w:p>
     <w:p>
@@ -2092,7 +2504,7 @@
         <w:drawing>
           <wp:inline xmlns:a="http://schemas.openxmlformats.org/drawingml/2006/main" xmlns:pic="http://schemas.openxmlformats.org/drawingml/2006/picture">
             <wp:extent cx="5486400" cy="3077029"/>
-            <wp:docPr id="1" name="Picture 1" descr="Reference rows, prediction columns"/>
+            <wp:docPr id="2" name="Picture 2" descr="Reference rows, prediction columns"/>
             <wp:cNvGraphicFramePr>
               <a:graphicFrameLocks noChangeAspect="1"/>
             </wp:cNvGraphicFramePr>
@@ -2104,7 +2516,7 @@
                     <pic:cNvPicPr/>
                   </pic:nvPicPr>
                   <pic:blipFill>
-                    <a:blip r:embed="rId9"/>
+                    <a:blip r:embed="rId10"/>
                     <a:stretch>
                       <a:fillRect/>
                     </a:stretch>
@@ -2128,7 +2540,7 @@
         <w:drawing>
           <wp:inline xmlns:a="http://schemas.openxmlformats.org/drawingml/2006/main" xmlns:pic="http://schemas.openxmlformats.org/drawingml/2006/picture">
             <wp:extent cx="5346057" cy="5943599"/>
-            <wp:docPr id="2" name="Picture 2" descr="Types of Classification Error. Declare axes: Rows: reference sound,repair. Columns: predicted sound,repair.. Fill sound row: Two true negatives and one false positive: [2,1].. Fill repair row: One false negative and two true positives: [1,2].. Read result: Matrix [[2,1],[1,2]]: agreement 4/6, repair recall 2/3."/>
+            <wp:docPr id="3" name="Picture 3" descr="Types of Classification Error. Declare axes: Rows: reference sound,repair. Columns: predicted sound,repair.. Fill sound row: Two true negatives and one false positive: [2,1].. Fill repair row: One false negative and two true positives: [1,2].. Read result: Matrix [[2,1],[1,2]]: agreement 4/6, repair recall 2/3."/>
             <wp:cNvGraphicFramePr>
               <a:graphicFrameLocks noChangeAspect="1"/>
             </wp:cNvGraphicFramePr>
@@ -2140,7 +2552,7 @@
                     <pic:cNvPicPr/>
                   </pic:nvPicPr>
                   <pic:blipFill>
-                    <a:blip r:embed="rId10"/>
+                    <a:blip r:embed="rId11"/>
                     <a:stretch>
                       <a:fillRect/>
                     </a:stretch>
@@ -2309,31 +2721,334 @@
         <w:pStyle w:val="Heading3"/>
       </w:pPr>
       <w:r>
-        <w:t>Why the result follows</w:t>
+        <w:t>What this example does not establish</w:t>
+      </w:r>
+    </w:p>
+    <w:p>
+      <w:pPr>
+        <w:pStyle w:val="Heading3"/>
+      </w:pPr>
+      <w:r>
+        <w:t>Change one thing in the pictured case</w:t>
+      </w:r>
+    </w:p>
+    <w:p>
+      <w:pPr>
+        <w:pStyle w:val="Heading3"/>
+      </w:pPr>
+      <w:r>
+        <w:t>Ask while showing the picture</w:t>
+      </w:r>
+    </w:p>
+    <w:p>
+      <w:pPr>
+        <w:pStyle w:val="Heading1"/>
+      </w:pPr>
+      <w:r>
+        <w:t>03. Guide the reasoning, then remove help</w:t>
+      </w:r>
+    </w:p>
+    <w:p>
+      <w:r>
+        <w:t>Collect a response from each learner before discussing the worked key.</w:t>
+      </w:r>
+    </w:p>
+    <w:p>
+      <w:pPr>
+        <w:pStyle w:val="Heading2"/>
+      </w:pPr>
+      <w:r>
+        <w:t>Prompt before revealing</w:t>
       </w:r>
     </w:p>
     <w:p>
       <w:pPr>
         <w:spacing w:line="336" w:lineRule="auto" w:after="180"/>
-        <w:shd w:fill="F1F6FC"/>
       </w:pPr>
       <w:r>
         <w:rPr>
           <w:b w:val="0"/>
         </w:rPr>
-        <w:t>Each case enters one cell according to its reference and predicted label. The off-diagonal cells represent different mistakes: a false alarm on a sound book versus a missed repair.</w:t>
+        <w:t>Completion task: Declare blocked positive. Give TP,TN,FP,FN counts and explain V3 and V4 in plain language. Does positive mean a desirable outcome?</w:t>
+      </w:r>
+    </w:p>
+    <w:p>
+      <w:pPr>
+        <w:pStyle w:val="Heading2"/>
+      </w:pPr>
+      <w:r>
+        <w:t>Expected reasoning and fading help</w:t>
       </w:r>
     </w:p>
     <w:p>
       <w:pPr>
         <w:spacing w:line="336" w:lineRule="auto" w:after="180"/>
-        <w:shd w:fill="F1F6FC"/>
       </w:pPr>
       <w:r>
         <w:rPr>
           <w:b w:val="0"/>
         </w:rPr>
-        <w:t>Trace the cell definitions before naming rates; swapping axes changes the table’s interpretation even if its diagonal sum remains unchanged.</w:t>
+        <w:t>Teacher check: TP=3, TN=2, FP=1, FN=2. V3 predicts blocked for a reference-clear case, a false alarm or FP. V4 predicts clear for a reference-blocked case, a missed blocked case or FN.</w:t>
+      </w:r>
+    </w:p>
+    <w:p>
+      <w:pPr>
+        <w:spacing w:line="336" w:lineRule="auto" w:after="180"/>
+      </w:pPr>
+      <w:r>
+        <w:rPr>
+          <w:b w:val="0"/>
+        </w:rPr>
+        <w:t>Positive names the chosen class; it does not mean desirable.</w:t>
+      </w:r>
+    </w:p>
+    <w:p>
+      <w:pPr>
+        <w:spacing w:line="336" w:lineRule="auto" w:after="180"/>
+      </w:pPr>
+      <w:r>
+        <w:rPr>
+          <w:b w:val="0"/>
+        </w:rPr>
+        <w:t xml:space="preserve">Start by identifying the given </w:t>
+      </w:r>
+      <w:r>
+        <w:rPr>
+          <w:b/>
+        </w:rPr>
+        <w:t>input</w:t>
+      </w:r>
+      <w:r>
+        <w:rPr>
+          <w:b w:val="0"/>
+        </w:rPr>
+        <w:t>s together. Leave the intermediate steps blank. If needed, model one step, then withdraw that help on the next step. Move to a full trace only when the partial trace is understood.</w:t>
+      </w:r>
+    </w:p>
+    <w:p>
+      <w:pPr>
+        <w:spacing w:line="336" w:lineRule="auto" w:after="180"/>
+      </w:pPr>
+      <w:r>
+        <w:rPr>
+          <w:b w:val="0"/>
+        </w:rPr>
+        <w:t>For partners, alternate explainer and checker; collect a response from every learner before discussion.</w:t>
+      </w:r>
+    </w:p>
+    <w:p>
+      <w:pPr>
+        <w:pStyle w:val="Heading2"/>
+      </w:pPr>
+      <w:r>
+        <w:t>Check the misconception before discussion</w:t>
+      </w:r>
+    </w:p>
+    <w:p>
+      <w:pPr>
+        <w:spacing w:line="336" w:lineRule="auto" w:after="180"/>
+      </w:pPr>
+      <w:r>
+        <w:rPr>
+          <w:b w:val="0"/>
+        </w:rPr>
+        <w:t>Use the worked case for Confusion matrices. Proposed explanation: “Positive means good”. Decide whether this explanation is supported. Point to the step or supplied fact that decides; explain your repair if needed.</w:t>
+      </w:r>
+    </w:p>
+    <w:p>
+      <w:pPr>
+        <w:spacing w:line="336" w:lineRule="auto" w:after="180"/>
+      </w:pPr>
+      <w:r>
+        <w:rPr>
+          <w:b w:val="0"/>
+        </w:rPr>
+        <w:t>Expected correction: Positive is the chosen condition of interest; blocked is positive in this exercise.</w:t>
+      </w:r>
+    </w:p>
+    <w:p>
+      <w:pPr>
+        <w:spacing w:line="336" w:lineRule="auto" w:after="180"/>
+      </w:pPr>
+      <w:r>
+        <w:rPr>
+          <w:b w:val="0"/>
+        </w:rPr>
+        <w:t>Collect explanations, not only yes/no votes. If a misunderstanding is common, re-model the relevant step for the class.</w:t>
+      </w:r>
+    </w:p>
+    <w:p>
+      <w:pPr>
+        <w:spacing w:line="336" w:lineRule="auto" w:after="180"/>
+      </w:pPr>
+      <w:r>
+        <w:rPr>
+          <w:b w:val="0"/>
+        </w:rPr>
+        <w:t>If it affects a few learners, give a short targeted group explanation while others solve a more demanding variation.</w:t>
+      </w:r>
+    </w:p>
+    <w:p>
+      <w:pPr>
+        <w:pStyle w:val="Heading2"/>
+      </w:pPr>
+      <w:r>
+        <w:t>Use the pictorial check</w:t>
+      </w:r>
+    </w:p>
+    <w:p>
+      <w:pPr>
+        <w:spacing w:line="336" w:lineRule="auto" w:after="180"/>
+      </w:pPr>
+      <w:r>
+        <w:rPr>
+          <w:b w:val="0"/>
+        </w:rPr>
+        <w:t>Which error causes a sound book to be sent for unnecessary repair review?</w:t>
+      </w:r>
+    </w:p>
+    <w:p>
+      <w:pPr>
+        <w:spacing w:line="336" w:lineRule="auto" w:after="180"/>
+      </w:pPr>
+      <w:r>
+        <w:rPr>
+          <w:b w:val="0"/>
+        </w:rPr>
+        <w:t xml:space="preserve">The sound/repair cell is a </w:t>
+      </w:r>
+      <w:r>
+        <w:rPr>
+          <w:b/>
+        </w:rPr>
+        <w:t>false positive</w:t>
+      </w:r>
+      <w:r>
+        <w:rPr>
+          <w:b w:val="0"/>
+        </w:rPr>
+        <w:t>; there is one in the original matrix.</w:t>
+      </w:r>
+    </w:p>
+    <w:p>
+      <w:pPr>
+        <w:spacing w:line="336" w:lineRule="auto" w:after="180"/>
+      </w:pPr>
+      <w:r>
+        <w:rPr>
+          <w:b w:val="0"/>
+        </w:rPr>
+        <w:t xml:space="preserve">Changed-case reasoning: Repair row becomes [0,3]; agreement becomes 5/6. One </w:t>
+      </w:r>
+      <w:r>
+        <w:rPr>
+          <w:b/>
+        </w:rPr>
+        <w:t>false negative</w:t>
+      </w:r>
+      <w:r>
+        <w:rPr>
+          <w:b w:val="0"/>
+        </w:rPr>
+        <w:t xml:space="preserve"> moves to </w:t>
+      </w:r>
+      <w:r>
+        <w:rPr>
+          <w:b/>
+        </w:rPr>
+        <w:t>true positive</w:t>
+      </w:r>
+      <w:r>
+        <w:rPr>
+          <w:b w:val="0"/>
+        </w:rPr>
+        <w:t>; the sound row stays [2,1].</w:t>
+      </w:r>
+    </w:p>
+    <w:p>
+      <w:pPr>
+        <w:spacing w:line="336" w:lineRule="auto" w:after="180"/>
+      </w:pPr>
+      <w:r>
+        <w:rPr>
+          <w:b w:val="0"/>
+        </w:rPr>
+        <w:t xml:space="preserve">Collect each learner’s explanation before discussion. Use the first missing connection between </w:t>
+      </w:r>
+      <w:r>
+        <w:rPr>
+          <w:b/>
+        </w:rPr>
+        <w:t>input</w:t>
+      </w:r>
+      <w:r>
+        <w:rPr>
+          <w:b w:val="0"/>
+        </w:rPr>
+        <w:t xml:space="preserve">, deciding step and result to choose support. This question is worked-case practice, not fresh mastery </w:t>
+      </w:r>
+      <w:r>
+        <w:rPr>
+          <w:b/>
+        </w:rPr>
+        <w:t>evidence</w:t>
+      </w:r>
+      <w:r>
+        <w:rPr>
+          <w:b w:val="0"/>
+        </w:rPr>
+        <w:t>.</w:t>
+      </w:r>
+    </w:p>
+    <w:p>
+      <w:pPr>
+        <w:pStyle w:val="Heading2"/>
+      </w:pPr>
+      <w:r>
+        <w:t>Keep each learner explaining</w:t>
+      </w:r>
+    </w:p>
+    <w:p>
+      <w:pPr>
+        <w:pStyle w:val="ListBullet"/>
+      </w:pPr>
+      <w:r>
+        <w:t>Ask: Which facts are given, and which would we have to assume? Learners mark relevant details before discussing answers.</w:t>
+      </w:r>
+    </w:p>
+    <w:p>
+      <w:pPr>
+        <w:pStyle w:val="ListBullet"/>
+      </w:pPr>
+      <w:r>
+        <w:t>Say: Predict first. Show the rule, information path or calculation that would produce the result. A correct guess is not yet an explanation.</w:t>
+      </w:r>
+    </w:p>
+    <w:p>
+      <w:pPr>
+        <w:pStyle w:val="ListBullet"/>
+      </w:pPr>
+      <w:r>
+        <w:t>In pairs, one learner solves while the other checks evidence; exchange roles. Remove the worked answer before independent assessment.</w:t>
+      </w:r>
+    </w:p>
+    <w:p>
+      <w:pPr>
+        <w:pStyle w:val="Heading2"/>
+      </w:pPr>
+      <w:r>
+        <w:t>Earlier wording, alternatives and picture transcripts · reference / check after trying</w:t>
+      </w:r>
+    </w:p>
+    <w:p>
+      <w:pPr>
+        <w:spacing w:line="336" w:lineRule="auto" w:after="180"/>
+      </w:pPr>
+      <w:r>
+        <w:rPr>
+          <w:b w:val="0"/>
+        </w:rPr>
+        <w:t>Demonstrate and guide practice</w:t>
       </w:r>
     </w:p>
     <w:p>
@@ -2341,7 +3056,111 @@
         <w:pStyle w:val="Heading3"/>
       </w:pPr>
       <w:r>
-        <w:t>What this example does not establish</w:t>
+        <w:t>Board sequence</w:t>
+      </w:r>
+    </w:p>
+    <w:p>
+      <w:pPr>
+        <w:spacing w:line="336" w:lineRule="auto" w:after="180"/>
+      </w:pPr>
+      <w:r>
+        <w:rPr>
+          <w:b w:val="0"/>
+        </w:rPr>
+        <w:t>Write the given facts: Positive means should recommend. Actual/predicted pairs are yes/yes, no/yes, yes/no, no/no.</w:t>
+      </w:r>
+    </w:p>
+    <w:p>
+      <w:pPr>
+        <w:spacing w:line="336" w:lineRule="auto" w:after="180"/>
+      </w:pPr>
+      <w:r>
+        <w:rPr>
+          <w:b w:val="0"/>
+        </w:rPr>
+        <w:t>Write the question to explain: Name the four outcomes.</w:t>
+      </w:r>
+    </w:p>
+    <w:p>
+      <w:pPr>
+        <w:spacing w:line="336" w:lineRule="auto" w:after="180"/>
+      </w:pPr>
+      <w:r>
+        <w:rPr>
+          <w:b w:val="0"/>
+        </w:rPr>
+        <w:t xml:space="preserve">Reveal after </w:t>
+      </w:r>
+      <w:r>
+        <w:rPr>
+          <w:b/>
+        </w:rPr>
+        <w:t>prediction</w:t>
+      </w:r>
+      <w:r>
+        <w:rPr>
+          <w:b w:val="0"/>
+        </w:rPr>
+        <w:t xml:space="preserve">s: </w:t>
+      </w:r>
+      <w:r>
+        <w:rPr>
+          <w:b/>
+        </w:rPr>
+        <w:t>True positive</w:t>
+      </w:r>
+      <w:r>
+        <w:rPr>
+          <w:b w:val="0"/>
+        </w:rPr>
+        <w:t xml:space="preserve">, </w:t>
+      </w:r>
+      <w:r>
+        <w:rPr>
+          <w:b/>
+        </w:rPr>
+        <w:t>false positive</w:t>
+      </w:r>
+      <w:r>
+        <w:rPr>
+          <w:b w:val="0"/>
+        </w:rPr>
+        <w:t xml:space="preserve">, </w:t>
+      </w:r>
+      <w:r>
+        <w:rPr>
+          <w:b/>
+        </w:rPr>
+        <w:t>false negative</w:t>
+      </w:r>
+      <w:r>
+        <w:rPr>
+          <w:b w:val="0"/>
+        </w:rPr>
+        <w:t xml:space="preserve">, </w:t>
+      </w:r>
+      <w:r>
+        <w:rPr>
+          <w:b/>
+        </w:rPr>
+        <w:t>true negative</w:t>
+      </w:r>
+      <w:r>
+        <w:rPr>
+          <w:b w:val="0"/>
+        </w:rPr>
+        <w:t>. Define positive before naming errors.</w:t>
+      </w:r>
+    </w:p>
+    <w:p>
+      <w:pPr>
+        <w:spacing w:line="336" w:lineRule="auto" w:after="180"/>
+      </w:pPr>
+      <w:r>
+        <w:rPr>
+          <w:b w:val="0"/>
+        </w:rPr>
+        <w:t>Use the earlier changed question as optional later practice. Reserve Count a fresh evaluation independently for the first independent attempt before hints or feedback.</w:t>
       </w:r>
     </w:p>
     <w:p>
@@ -2349,434 +3168,18 @@
         <w:pStyle w:val="Heading3"/>
       </w:pPr>
       <w:r>
-        <w:t>Keep the stated limit</w:t>
+        <w:t>Classroom dialogue</w:t>
       </w:r>
     </w:p>
     <w:p>
       <w:pPr>
         <w:spacing w:line="336" w:lineRule="auto" w:after="180"/>
-        <w:shd w:fill="FFF5E6"/>
       </w:pPr>
       <w:r>
         <w:rPr>
           <w:b w:val="0"/>
         </w:rPr>
-        <w:t>Reference labels can themselves be disputed; a true-positive name does not guarantee the annotation is infallible.</w:t>
-      </w:r>
-    </w:p>
-    <w:p>
-      <w:pPr>
-        <w:pStyle w:val="Heading3"/>
-      </w:pPr>
-      <w:r>
-        <w:t>Change one thing in the pictured case</w:t>
-      </w:r>
-    </w:p>
-    <w:p>
-      <w:pPr>
-        <w:pStyle w:val="Heading3"/>
-      </w:pPr>
-      <w:r>
-        <w:t>Change one thing</w:t>
-      </w:r>
-    </w:p>
-    <w:p>
-      <w:pPr>
-        <w:spacing w:line="336" w:lineRule="auto" w:after="180"/>
-        <w:shd w:fill="F5F1FB"/>
-      </w:pPr>
-      <w:r>
-        <w:rPr>
-          <w:b w:val="0"/>
-        </w:rPr>
-        <w:t xml:space="preserve">Change: Change one repair/sound </w:t>
-      </w:r>
-      <w:r>
-        <w:rPr>
-          <w:b/>
-        </w:rPr>
-        <w:t>prediction</w:t>
-      </w:r>
-      <w:r>
-        <w:rPr>
-          <w:b w:val="0"/>
-        </w:rPr>
-        <w:t xml:space="preserve"> to repair/repair after a real model revision.</w:t>
-      </w:r>
-    </w:p>
-    <w:p>
-      <w:pPr>
-        <w:pStyle w:val="Heading3"/>
-      </w:pPr>
-      <w:r>
-        <w:t>Predicted result</w:t>
-      </w:r>
-    </w:p>
-    <w:p>
-      <w:pPr>
-        <w:spacing w:line="336" w:lineRule="auto" w:after="180"/>
-        <w:shd w:fill="F1F6FC"/>
-      </w:pPr>
-      <w:r>
-        <w:rPr>
-          <w:b/>
-        </w:rPr>
-        <w:t>Prediction</w:t>
-      </w:r>
-      <w:r>
-        <w:rPr>
-          <w:b w:val="0"/>
-        </w:rPr>
-        <w:t>: Repair row becomes [0,3]; agreement becomes 5/6.</w:t>
-      </w:r>
-    </w:p>
-    <w:p>
-      <w:pPr>
-        <w:pStyle w:val="Heading3"/>
-      </w:pPr>
-      <w:r>
-        <w:t>Why the result follows</w:t>
-      </w:r>
-    </w:p>
-    <w:p>
-      <w:pPr>
-        <w:spacing w:line="336" w:lineRule="auto" w:after="180"/>
-        <w:shd w:fill="F1F6FC"/>
-      </w:pPr>
-      <w:r>
-        <w:rPr>
-          <w:b w:val="0"/>
-        </w:rPr>
-        <w:t xml:space="preserve">Reason: One </w:t>
-      </w:r>
-      <w:r>
-        <w:rPr>
-          <w:b/>
-        </w:rPr>
-        <w:t>false negative</w:t>
-      </w:r>
-      <w:r>
-        <w:rPr>
-          <w:b w:val="0"/>
-        </w:rPr>
-        <w:t xml:space="preserve"> moves to </w:t>
-      </w:r>
-      <w:r>
-        <w:rPr>
-          <w:b/>
-        </w:rPr>
-        <w:t>true positive</w:t>
-      </w:r>
-      <w:r>
-        <w:rPr>
-          <w:b w:val="0"/>
-        </w:rPr>
-        <w:t>; the sound row stays [2,1].</w:t>
-      </w:r>
-    </w:p>
-    <w:p>
-      <w:pPr>
-        <w:pStyle w:val="Heading3"/>
-      </w:pPr>
-      <w:r>
-        <w:t>Ask while showing the picture</w:t>
-      </w:r>
-    </w:p>
-    <w:p>
-      <w:pPr>
-        <w:pStyle w:val="Heading3"/>
-      </w:pPr>
-      <w:r>
-        <w:t>Ask while showing the picture · 5</w:t>
-      </w:r>
-    </w:p>
-    <w:p>
-      <w:pPr>
-        <w:spacing w:line="336" w:lineRule="auto" w:after="180"/>
-      </w:pPr>
-      <w:r>
-        <w:rPr>
-          <w:b w:val="0"/>
-        </w:rPr>
-        <w:t xml:space="preserve">Cover the result. Ask learners to name the </w:t>
-      </w:r>
-      <w:r>
-        <w:rPr>
-          <w:b/>
-        </w:rPr>
-        <w:t>input</w:t>
-      </w:r>
-      <w:r>
-        <w:rPr>
-          <w:b w:val="0"/>
-        </w:rPr>
-        <w:t xml:space="preserve">s and predict the next step. Uncover one step, connect the icon to the actual procedure, and explain its </w:t>
-      </w:r>
-      <w:r>
-        <w:rPr>
-          <w:b/>
-        </w:rPr>
-        <w:t>evidence</w:t>
-      </w:r>
-      <w:r>
-        <w:rPr>
-          <w:b w:val="0"/>
-        </w:rPr>
-        <w:t>. Then change the supplied condition and compare.</w:t>
-      </w:r>
-    </w:p>
-    <w:p>
-      <w:pPr>
-        <w:spacing w:line="336" w:lineRule="auto" w:after="180"/>
-      </w:pPr>
-      <w:r>
-        <w:rPr>
-          <w:b w:val="0"/>
-        </w:rPr>
-        <w:t>The picture is a representation; it does not document execution of a real AI model.</w:t>
-      </w:r>
-    </w:p>
-    <w:p>
-      <w:pPr>
-        <w:pStyle w:val="Heading1"/>
-      </w:pPr>
-      <w:r>
-        <w:t>03. Demonstrate and guide practice</w:t>
-      </w:r>
-    </w:p>
-    <w:p>
-      <w:r>
-        <w:t>Demonstrate Types of Classification Error, reduce support deliberately and check individual reasoning before discussing answers.</w:t>
-      </w:r>
-    </w:p>
-    <w:p>
-      <w:pPr>
-        <w:pStyle w:val="Heading3"/>
-      </w:pPr>
-      <w:r>
-        <w:t>Board sequence</w:t>
-      </w:r>
-    </w:p>
-    <w:p>
-      <w:pPr>
-        <w:pStyle w:val="Heading3"/>
-      </w:pPr>
-      <w:r>
-        <w:t>1. Put the facts on the board</w:t>
-      </w:r>
-    </w:p>
-    <w:p>
-      <w:pPr>
-        <w:spacing w:line="336" w:lineRule="auto" w:after="180"/>
-        <w:shd w:fill="F4F9FC"/>
-      </w:pPr>
-      <w:r>
-        <w:rPr>
-          <w:b w:val="0"/>
-        </w:rPr>
-        <w:t>Write the given facts: Positive means should recommend. Actual/predicted pairs are yes/yes, no/yes, yes/no, no/no.</w:t>
-      </w:r>
-    </w:p>
-    <w:p>
-      <w:pPr>
-        <w:pStyle w:val="Heading3"/>
-      </w:pPr>
-      <w:r>
-        <w:t>2. State the decision to explain</w:t>
-      </w:r>
-    </w:p>
-    <w:p>
-      <w:pPr>
-        <w:spacing w:line="336" w:lineRule="auto" w:after="180"/>
-        <w:shd w:fill="F4F9FC"/>
-      </w:pPr>
-      <w:r>
-        <w:rPr>
-          <w:b w:val="0"/>
-        </w:rPr>
-        <w:t>Write the question to explain: Name the four outcomes.</w:t>
-      </w:r>
-    </w:p>
-    <w:p>
-      <w:pPr>
-        <w:pStyle w:val="Heading3"/>
-      </w:pPr>
-      <w:r>
-        <w:t>3. Reveal the worked reasoning</w:t>
-      </w:r>
-    </w:p>
-    <w:p>
-      <w:pPr>
-        <w:spacing w:line="336" w:lineRule="auto" w:after="180"/>
-        <w:shd w:fill="F1F6FC"/>
-      </w:pPr>
-      <w:r>
-        <w:rPr>
-          <w:b w:val="0"/>
-        </w:rPr>
-        <w:t xml:space="preserve">Reveal after </w:t>
-      </w:r>
-      <w:r>
-        <w:rPr>
-          <w:b/>
-        </w:rPr>
-        <w:t>prediction</w:t>
-      </w:r>
-      <w:r>
-        <w:rPr>
-          <w:b w:val="0"/>
-        </w:rPr>
-        <w:t xml:space="preserve">s: </w:t>
-      </w:r>
-      <w:r>
-        <w:rPr>
-          <w:b/>
-        </w:rPr>
-        <w:t>True positive</w:t>
-      </w:r>
-      <w:r>
-        <w:rPr>
-          <w:b w:val="0"/>
-        </w:rPr>
-        <w:t xml:space="preserve">, </w:t>
-      </w:r>
-      <w:r>
-        <w:rPr>
-          <w:b/>
-        </w:rPr>
-        <w:t>false positive</w:t>
-      </w:r>
-      <w:r>
-        <w:rPr>
-          <w:b w:val="0"/>
-        </w:rPr>
-        <w:t xml:space="preserve">, </w:t>
-      </w:r>
-      <w:r>
-        <w:rPr>
-          <w:b/>
-        </w:rPr>
-        <w:t>false negative</w:t>
-      </w:r>
-      <w:r>
-        <w:rPr>
-          <w:b w:val="0"/>
-        </w:rPr>
-        <w:t xml:space="preserve">, </w:t>
-      </w:r>
-      <w:r>
-        <w:rPr>
-          <w:b/>
-        </w:rPr>
-        <w:t>true negative</w:t>
-      </w:r>
-      <w:r>
-        <w:rPr>
-          <w:b w:val="0"/>
-        </w:rPr>
-        <w:t>. Define positive before naming errors.</w:t>
-      </w:r>
-    </w:p>
-    <w:p>
-      <w:pPr>
-        <w:pStyle w:val="Heading3"/>
-      </w:pPr>
-      <w:r>
-        <w:t>Hold back the independent task</w:t>
-      </w:r>
-    </w:p>
-    <w:p>
-      <w:pPr>
-        <w:spacing w:line="336" w:lineRule="auto" w:after="180"/>
-        <w:shd w:fill="FFF5E6"/>
-      </w:pPr>
-      <w:r>
-        <w:rPr>
-          <w:b w:val="0"/>
-        </w:rPr>
-        <w:t>Keep for an independent attempt: Positive means sports. A sports book predicted other and a non-sports book predicted sports occur. Name each error and its consequence for the sports shelf.</w:t>
-      </w:r>
-    </w:p>
-    <w:p>
-      <w:pPr>
-        <w:pStyle w:val="Heading3"/>
-      </w:pPr>
-      <w:r>
-        <w:t>Classroom dialogue</w:t>
-      </w:r>
-    </w:p>
-    <w:p>
-      <w:pPr>
-        <w:pStyle w:val="Heading3"/>
-      </w:pPr>
-      <w:r>
-        <w:t>Ask the class</w:t>
-      </w:r>
-    </w:p>
-    <w:p>
-      <w:pPr>
-        <w:spacing w:line="336" w:lineRule="auto" w:after="180"/>
-        <w:shd w:fill="F5F1FB"/>
-      </w:pPr>
-      <w:r>
-        <w:rPr>
-          <w:b w:val="0"/>
-        </w:rPr>
-        <w:t>Ask: Which facts are given, and which would we have to assume? Learners mark relevant details before discussing answers.</w:t>
-      </w:r>
-    </w:p>
-    <w:p>
-      <w:pPr>
-        <w:pStyle w:val="Heading3"/>
-      </w:pPr>
-      <w:r>
-        <w:t>Language to model</w:t>
-      </w:r>
-    </w:p>
-    <w:p>
-      <w:pPr>
-        <w:spacing w:line="336" w:lineRule="auto" w:after="180"/>
-        <w:shd w:fill="F1F6F8"/>
-      </w:pPr>
-      <w:r>
-        <w:rPr>
-          <w:b w:val="0"/>
-        </w:rPr>
-        <w:t>Say: Predict first. Show the rule, information path or calculation that would produce the result. A correct guess is not yet an explanation.</w:t>
-      </w:r>
-    </w:p>
-    <w:p>
-      <w:pPr>
-        <w:spacing w:line="336" w:lineRule="auto" w:after="180"/>
-      </w:pPr>
-      <w:r>
-        <w:rPr>
-          <w:b w:val="0"/>
-        </w:rPr>
         <w:t>Reveal reasoning one step at a time. Explain why a tempting alternative fails. Write units and denominators for arithmetic, trace conditions for decisions, and identify supporting sources for claims.</w:t>
-      </w:r>
-    </w:p>
-    <w:p>
-      <w:pPr>
-        <w:spacing w:line="336" w:lineRule="auto" w:after="180"/>
-      </w:pPr>
-      <w:r>
-        <w:rPr>
-          <w:b w:val="0"/>
-        </w:rPr>
-        <w:t xml:space="preserve">In pairs, one learner solves while the other checks </w:t>
-      </w:r>
-      <w:r>
-        <w:rPr>
-          <w:b/>
-        </w:rPr>
-        <w:t>evidence</w:t>
-      </w:r>
-      <w:r>
-        <w:rPr>
-          <w:b w:val="0"/>
-        </w:rPr>
-        <w:t>; exchange roles. Remove the worked answer before independent assessment.</w:t>
       </w:r>
     </w:p>
     <w:p>
@@ -2881,7 +3284,7 @@
           </w:tcPr>
           <w:p>
             <w:r>
-              <w:t>Retrieve the three Week 12 reference/prediction pairs and explain why accuracy loses error detail.</w:t>
+              <w:t>Retrieve Week12’s equal80%-accuracy comparison and explain why the score loses error detail. Use the new V1–V8 records for today’s count matrix.</w:t>
             </w:r>
           </w:p>
         </w:tc>
@@ -3054,377 +3457,103 @@
         <w:pStyle w:val="Heading3"/>
       </w:pPr>
       <w:r>
-        <w:t>Completion practice</w:t>
+        <w:t>Individual reasoning check</w:t>
+      </w:r>
+    </w:p>
+    <w:p>
+      <w:pPr>
+        <w:pStyle w:val="Heading3"/>
+      </w:pPr>
+      <w:r>
+        <w:t>Pictorial practice question</w:t>
+      </w:r>
+    </w:p>
+    <w:p>
+      <w:pPr>
+        <w:pStyle w:val="Heading3"/>
+      </w:pPr>
+      <w:r>
+        <w:t>Reasoned teacher answer</w:t>
+      </w:r>
+    </w:p>
+    <w:p>
+      <w:pPr>
+        <w:pStyle w:val="Heading1"/>
+      </w:pPr>
+      <w:r>
+        <w:t>04. Run the supplied investigation</w:t>
+      </w:r>
+    </w:p>
+    <w:p>
+      <w:r>
+        <w:t>Keep expected results, observed paper traces and remaining limits distinguishable.</w:t>
+      </w:r>
+    </w:p>
+    <w:p>
+      <w:pPr>
+        <w:pStyle w:val="Heading2"/>
+      </w:pPr>
+      <w:r>
+        <w:t>Supplied materials and answer guidance</w:t>
       </w:r>
     </w:p>
     <w:p>
       <w:pPr>
         <w:spacing w:line="336" w:lineRule="auto" w:after="180"/>
-        <w:shd w:fill="F5F1FB"/>
       </w:pPr>
       <w:r>
         <w:rPr>
           <w:b w:val="0"/>
         </w:rPr>
-        <w:t>Completion task: Declare blocked positive. Give TP,TN,FP,FN counts and explain V3 and V4 in plain language. Does positive mean a desirable outcome?</w:t>
-      </w:r>
-    </w:p>
-    <w:p>
-      <w:pPr>
-        <w:pStyle w:val="Heading3"/>
-      </w:pPr>
-      <w:r>
-        <w:t>Reasoning to listen for</w:t>
-      </w:r>
-    </w:p>
-    <w:p>
-      <w:pPr>
-        <w:spacing w:line="336" w:lineRule="auto" w:after="180"/>
-        <w:shd w:fill="F1F6FC"/>
-      </w:pPr>
-      <w:r>
-        <w:rPr>
-          <w:b w:val="0"/>
-        </w:rPr>
-        <w:t>Teacher check: TP=3, TN=2, FP=1, FN=2. V3 predicts blocked for a reference-clear case, a false alarm or FP. V4 predicts clear for a reference-blocked case, a missed blocked case or FN.</w:t>
-      </w:r>
-    </w:p>
-    <w:p>
-      <w:pPr>
-        <w:spacing w:line="336" w:lineRule="auto" w:after="180"/>
-        <w:shd w:fill="F1F6FC"/>
-      </w:pPr>
-      <w:r>
-        <w:rPr>
-          <w:b w:val="0"/>
-        </w:rPr>
-        <w:t>Positive names the chosen class; it does not mean desirable.</w:t>
-      </w:r>
-    </w:p>
-    <w:p>
-      <w:pPr>
-        <w:spacing w:line="336" w:lineRule="auto" w:after="180"/>
-      </w:pPr>
-      <w:r>
-        <w:rPr>
-          <w:b w:val="0"/>
-        </w:rPr>
-        <w:t xml:space="preserve">Start by identifying the given </w:t>
-      </w:r>
-      <w:r>
-        <w:rPr>
-          <w:b/>
-        </w:rPr>
-        <w:t>input</w:t>
-      </w:r>
-      <w:r>
-        <w:rPr>
-          <w:b w:val="0"/>
-        </w:rPr>
-        <w:t>s together. Leave the intermediate steps blank. If needed, model one step, then withdraw that help on the next step. Move to a full trace only when the partial trace is understood.</w:t>
-      </w:r>
-    </w:p>
-    <w:p>
-      <w:pPr>
-        <w:spacing w:line="336" w:lineRule="auto" w:after="180"/>
-      </w:pPr>
-      <w:r>
-        <w:rPr>
-          <w:b w:val="0"/>
-        </w:rPr>
-        <w:t>For partners, alternate explainer and checker; collect a response from every learner before discussion.</w:t>
-      </w:r>
-    </w:p>
-    <w:p>
-      <w:pPr>
-        <w:pStyle w:val="Heading3"/>
-      </w:pPr>
-      <w:r>
-        <w:t>Individual reasoning check</w:t>
-      </w:r>
-    </w:p>
-    <w:p>
-      <w:pPr>
-        <w:spacing w:line="336" w:lineRule="auto" w:after="180"/>
-      </w:pPr>
-      <w:r>
-        <w:rPr>
-          <w:b w:val="0"/>
-        </w:rPr>
-        <w:t>Use the worked case for Confusion matrices. Proposed explanation: “Positive means good”. Decide whether this explanation is supported. Point to the step or supplied fact that decides; explain your repair if needed.</w:t>
-      </w:r>
-    </w:p>
-    <w:p>
-      <w:pPr>
-        <w:pStyle w:val="Heading3"/>
-      </w:pPr>
-      <w:r>
-        <w:t>Expected repair</w:t>
-      </w:r>
-    </w:p>
-    <w:p>
-      <w:pPr>
-        <w:spacing w:line="336" w:lineRule="auto" w:after="180"/>
-        <w:shd w:fill="F1F6FC"/>
-      </w:pPr>
-      <w:r>
-        <w:rPr>
-          <w:b w:val="0"/>
-        </w:rPr>
-        <w:t>Expected correction: Positive is the chosen condition of interest; blocked is positive in this exercise.</w:t>
-      </w:r>
-    </w:p>
-    <w:p>
-      <w:pPr>
-        <w:spacing w:line="336" w:lineRule="auto" w:after="180"/>
-      </w:pPr>
-      <w:r>
-        <w:rPr>
-          <w:b w:val="0"/>
-        </w:rPr>
-        <w:t>Collect explanations, not only yes/no votes. If a misunderstanding is common, re-model the relevant step for the class.</w:t>
-      </w:r>
-    </w:p>
-    <w:p>
-      <w:pPr>
-        <w:spacing w:line="336" w:lineRule="auto" w:after="180"/>
-      </w:pPr>
-      <w:r>
-        <w:rPr>
-          <w:b w:val="0"/>
-        </w:rPr>
-        <w:t>If it affects a few learners, give a short targeted group explanation while others solve a more demanding variation.</w:t>
-      </w:r>
-    </w:p>
-    <w:p>
-      <w:pPr>
-        <w:pStyle w:val="Heading3"/>
-      </w:pPr>
-      <w:r>
-        <w:t>Pictorial practice question</w:t>
-      </w:r>
-    </w:p>
-    <w:p>
-      <w:pPr>
-        <w:spacing w:line="336" w:lineRule="auto" w:after="180"/>
-        <w:shd w:fill="F5F1FB"/>
-      </w:pPr>
-      <w:r>
-        <w:rPr>
-          <w:b w:val="0"/>
-        </w:rPr>
-        <w:t>Which error causes a sound book to be sent for unnecessary repair review?</w:t>
-      </w:r>
-    </w:p>
-    <w:p>
-      <w:pPr>
-        <w:pStyle w:val="Heading3"/>
-      </w:pPr>
-      <w:r>
-        <w:t>Reasoned teacher answer</w:t>
-      </w:r>
-    </w:p>
-    <w:p>
-      <w:pPr>
-        <w:spacing w:line="336" w:lineRule="auto" w:after="180"/>
-      </w:pPr>
-      <w:r>
-        <w:rPr>
-          <w:b w:val="0"/>
-        </w:rPr>
-        <w:t xml:space="preserve">The sound/repair cell is a </w:t>
-      </w:r>
-      <w:r>
-        <w:rPr>
-          <w:b/>
-        </w:rPr>
-        <w:t>false positive</w:t>
-      </w:r>
-      <w:r>
-        <w:rPr>
-          <w:b w:val="0"/>
-        </w:rPr>
-        <w:t>; there is one in the original matrix.</w:t>
-      </w:r>
-    </w:p>
-    <w:p>
-      <w:pPr>
-        <w:spacing w:line="336" w:lineRule="auto" w:after="180"/>
-      </w:pPr>
-      <w:r>
-        <w:rPr>
-          <w:b w:val="0"/>
-        </w:rPr>
-        <w:t xml:space="preserve">Changed-case reasoning: Repair row becomes [0,3]; agreement becomes 5/6. One </w:t>
-      </w:r>
-      <w:r>
-        <w:rPr>
-          <w:b/>
-        </w:rPr>
-        <w:t>false negative</w:t>
-      </w:r>
-      <w:r>
-        <w:rPr>
-          <w:b w:val="0"/>
-        </w:rPr>
-        <w:t xml:space="preserve"> moves to </w:t>
-      </w:r>
-      <w:r>
-        <w:rPr>
-          <w:b/>
-        </w:rPr>
-        <w:t>true positive</w:t>
-      </w:r>
-      <w:r>
-        <w:rPr>
-          <w:b w:val="0"/>
-        </w:rPr>
-        <w:t>; the sound row stays [2,1].</w:t>
-      </w:r>
-    </w:p>
-    <w:p>
-      <w:pPr>
-        <w:spacing w:line="336" w:lineRule="auto" w:after="180"/>
-      </w:pPr>
-      <w:r>
-        <w:rPr>
-          <w:b w:val="0"/>
-        </w:rPr>
-        <w:t xml:space="preserve">Collect each learner’s explanation before discussion. Use the first missing connection between </w:t>
-      </w:r>
-      <w:r>
-        <w:rPr>
-          <w:b/>
-        </w:rPr>
-        <w:t>input</w:t>
-      </w:r>
-      <w:r>
-        <w:rPr>
-          <w:b w:val="0"/>
-        </w:rPr>
-        <w:t xml:space="preserve">, deciding step and result to choose support. This question is worked-case practice, not fresh mastery </w:t>
-      </w:r>
-      <w:r>
-        <w:rPr>
-          <w:b/>
-        </w:rPr>
-        <w:t>evidence</w:t>
-      </w:r>
-      <w:r>
-        <w:rPr>
-          <w:b w:val="0"/>
-        </w:rPr>
-        <w:t>.</w:t>
-      </w:r>
-    </w:p>
-    <w:p>
-      <w:pPr>
-        <w:pStyle w:val="Heading1"/>
-      </w:pPr>
-      <w:r>
-        <w:t>04. Run the weekly evidence lab</w:t>
-      </w:r>
-    </w:p>
-    <w:p>
-      <w:r>
-        <w:t>Run the Types of Classification Error investigation and use the first unsupported step to choose a teaching response.</w:t>
-      </w:r>
-    </w:p>
-    <w:p>
-      <w:pPr>
-        <w:spacing w:line="336" w:lineRule="auto" w:after="180"/>
-      </w:pPr>
-      <w:r>
-        <w:rPr>
-          <w:b w:val="0"/>
-        </w:rPr>
-        <w:t>Words You Can Use to Reason</w:t>
-      </w:r>
-    </w:p>
-    <w:p>
-      <w:pPr>
-        <w:spacing w:line="336" w:lineRule="auto" w:after="180"/>
-      </w:pPr>
-      <w:r>
-        <w:rPr>
-          <w:b w:val="0"/>
-        </w:rPr>
-        <w:t>A definition matters when you can recognize the idea, use it, and contrast it with a near-miss.</w:t>
-      </w:r>
-    </w:p>
-    <w:p>
-      <w:pPr>
-        <w:spacing w:line="336" w:lineRule="auto" w:after="180"/>
-      </w:pPr>
-      <w:r>
-        <w:rPr>
-          <w:b w:val="0"/>
-        </w:rPr>
+        <w:t>Main V-case matrix [[2,1],[2,3]], rows3/5, columns4/4, total8, accuracy5/8=62.5%. With blocked positive: TN2,FP1,FN2,TP3. With clear positive and unchanged axes/counts: TP2,FN1,FP2,TN3; accuracy unchanged. Compare [[3,0],[3,2]] on the same references: FP0/FN3 and still5/8. A duplicate ID would be counted twice by the simple script; unknown labels cause KeyError. Separate book matrix [[2,1],[1,2]] gives4/6; the hypothetical revised matrix [[2,1],[0,3]] gives5/6, not an observed model run. Reserve R1–R6 for independent W4.</w:t>
+      </w:r>
+    </w:p>
+    <w:p>
+      <w:pPr>
+        <w:pStyle w:val="Heading2"/>
+      </w:pPr>
+      <w:r>
+        <w:t>Run and record</w:t>
+      </w:r>
+    </w:p>
+    <w:p>
+      <w:pPr>
+        <w:pStyle w:val="ListNumber"/>
+      </w:pPr>
+      <w:r>
         <w:t>Predict → Test → Record → Explain</w:t>
       </w:r>
     </w:p>
     <w:p>
       <w:pPr>
-        <w:spacing w:line="336" w:lineRule="auto" w:after="180"/>
-      </w:pPr>
-      <w:r>
-        <w:rPr>
-          <w:b w:val="0"/>
-        </w:rPr>
+        <w:pStyle w:val="ListNumber"/>
+      </w:pPr>
+      <w:r>
         <w:t>Keep expected and actual results separate. Surprises are useful data when recorded honestly.</w:t>
       </w:r>
     </w:p>
     <w:p>
       <w:pPr>
-        <w:spacing w:line="336" w:lineRule="auto" w:after="180"/>
-      </w:pPr>
-      <w:r>
-        <w:rPr>
-          <w:b w:val="0"/>
-        </w:rPr>
-        <w:t>Place 12 actual/predicted pairs into a 2×2 grid, total each cell, check the total equals 12, and explain one error cost.</w:t>
-      </w:r>
-    </w:p>
-    <w:p>
-      <w:pPr>
-        <w:spacing w:line="336" w:lineRule="auto" w:after="180"/>
-        <w:shd w:fill="F5F1FB"/>
-      </w:pPr>
-      <w:r>
-        <w:rPr>
-          <w:b w:val="0"/>
-        </w:rPr>
+        <w:pStyle w:val="ListNumber"/>
+      </w:pPr>
+      <w:r>
+        <w:t>Place the eight supplied V1–V8 reference/prediction pairs into a labelled2×2 grid. Check all cell, row and column totals against eight records, then explain a false alarm and a missed blocked case. Keep the six R-records for independent assessment.</w:t>
+      </w:r>
+    </w:p>
+    <w:p>
+      <w:pPr>
+        <w:pStyle w:val="ListNumber"/>
+      </w:pPr>
+      <w:r>
         <w:t>What did the hardest test teach you that the normal test did not?</w:t>
       </w:r>
     </w:p>
     <w:p>
       <w:pPr>
-        <w:pStyle w:val="Heading3"/>
-      </w:pPr>
-      <w:r>
-        <w:t>Make the lab runnable</w:t>
-      </w:r>
-    </w:p>
-    <w:p>
-      <w:pPr>
-        <w:spacing w:line="336" w:lineRule="auto" w:after="180"/>
-      </w:pPr>
-      <w:r>
-        <w:rPr>
-          <w:b w:val="0"/>
-        </w:rPr>
-        <w:t>Use the concrete case as the shared normal case and the independent question as a second case. Each pair creates a boundary or missing-information case and predicts its result before testing.</w:t>
-      </w:r>
-    </w:p>
-    <w:p>
-      <w:pPr>
-        <w:spacing w:line="336" w:lineRule="auto" w:after="180"/>
-      </w:pPr>
-      <w:r>
-        <w:rPr>
-          <w:b w:val="0"/>
-        </w:rPr>
-        <w:t>Keep the expected result separate from an observed mistake.</w:t>
+        <w:pStyle w:val="Heading2"/>
+      </w:pPr>
+      <w:r>
+        <w:t>Keep an inspectable record</w:t>
       </w:r>
     </w:p>
     <w:tbl>
@@ -3575,10 +3704,10 @@
     </w:tbl>
     <w:p>
       <w:pPr>
-        <w:pStyle w:val="Heading3"/>
-      </w:pPr>
-      <w:r>
-        <w:t>Diagnose and reteach</w:t>
+        <w:pStyle w:val="Heading2"/>
+      </w:pPr>
+      <w:r>
+        <w:t>Diagnose the first misunderstanding</w:t>
       </w:r>
     </w:p>
     <w:p>
@@ -3589,7 +3718,7 @@
         <w:rPr>
           <w:b w:val="0"/>
         </w:rPr>
-        <w:t>For guessing, return to given facts and request a trace. For vocabulary without application, use one example and one non-example. For arithmetic errors, check the setup before the calculation.</w:t>
+        <w:t>Positive means good: Positive is the chosen condition of interest; blocked is positive in this exercise.</w:t>
       </w:r>
     </w:p>
     <w:p>
@@ -3600,15 +3729,31 @@
         <w:rPr>
           <w:b w:val="0"/>
         </w:rPr>
-        <w:t>Finish with a different uncoached case before recording mastery.</w:t>
-      </w:r>
-    </w:p>
-    <w:p>
-      <w:pPr>
-        <w:pStyle w:val="Heading3"/>
-      </w:pPr>
-      <w:r>
-        <w:t>Address these additional misconceptions</w:t>
+        <w:t xml:space="preserve">A matrix has one universal visual orientation: Check whether rows are references or </w:t>
+      </w:r>
+      <w:r>
+        <w:rPr>
+          <w:b/>
+        </w:rPr>
+        <w:t>prediction</w:t>
+      </w:r>
+      <w:r>
+        <w:rPr>
+          <w:b w:val="0"/>
+        </w:rPr>
+        <w:t xml:space="preserve">s and inspect class order. Our convention uses reference rows and </w:t>
+      </w:r>
+      <w:r>
+        <w:rPr>
+          <w:b/>
+        </w:rPr>
+        <w:t>prediction</w:t>
+      </w:r>
+      <w:r>
+        <w:rPr>
+          <w:b w:val="0"/>
+        </w:rPr>
+        <w:t xml:space="preserve"> columns.</w:t>
       </w:r>
     </w:p>
     <w:p>
@@ -3619,61 +3764,15 @@
         <w:rPr>
           <w:b w:val="0"/>
         </w:rPr>
-        <w:t>Positive means good: Positive is the chosen condition of interest; blocked is positive in this exercise.</w:t>
-      </w:r>
-    </w:p>
-    <w:p>
-      <w:pPr>
-        <w:spacing w:line="336" w:lineRule="auto" w:after="180"/>
-      </w:pPr>
-      <w:r>
-        <w:rPr>
-          <w:b w:val="0"/>
-        </w:rPr>
-        <w:t xml:space="preserve">A matrix has one universal visual orientation: Check whether rows are references or </w:t>
-      </w:r>
-      <w:r>
-        <w:rPr>
-          <w:b/>
-        </w:rPr>
-        <w:t>prediction</w:t>
-      </w:r>
-      <w:r>
-        <w:rPr>
-          <w:b w:val="0"/>
-        </w:rPr>
-        <w:t xml:space="preserve">s and inspect class order. Our convention uses reference rows and </w:t>
-      </w:r>
-      <w:r>
-        <w:rPr>
-          <w:b/>
-        </w:rPr>
-        <w:t>prediction</w:t>
-      </w:r>
-      <w:r>
-        <w:rPr>
-          <w:b w:val="0"/>
-        </w:rPr>
-        <w:t xml:space="preserve"> columns.</w:t>
-      </w:r>
-    </w:p>
-    <w:p>
-      <w:pPr>
-        <w:spacing w:line="336" w:lineRule="auto" w:after="180"/>
-      </w:pPr>
-      <w:r>
-        <w:rPr>
-          <w:b w:val="0"/>
-        </w:rPr>
         <w:t>Zero errors in a cell means no future risk: It is an observed count on one evaluation set. Coverage, sample size and future conditions still matter.</w:t>
       </w:r>
     </w:p>
     <w:p>
       <w:pPr>
-        <w:pStyle w:val="Heading3"/>
-      </w:pPr>
-      <w:r>
-        <w:t>Match the support to the first error</w:t>
+        <w:pStyle w:val="Heading2"/>
+      </w:pPr>
+      <w:r>
+        <w:t>Choose support from the response</w:t>
       </w:r>
     </w:p>
     <w:tbl>
@@ -3846,15 +3945,545 @@
     </w:p>
     <w:p>
       <w:pPr>
+        <w:pStyle w:val="Heading2"/>
+      </w:pPr>
+      <w:r>
+        <w:t>Earlier wording, alternatives and picture transcripts · reference / check after trying</w:t>
+      </w:r>
+    </w:p>
+    <w:p>
+      <w:pPr>
+        <w:spacing w:line="336" w:lineRule="auto" w:after="180"/>
+      </w:pPr>
+      <w:r>
+        <w:rPr>
+          <w:b w:val="0"/>
+        </w:rPr>
+        <w:t>Run the weekly evidence lab</w:t>
+      </w:r>
+    </w:p>
+    <w:p>
+      <w:pPr>
+        <w:spacing w:line="336" w:lineRule="auto" w:after="180"/>
+      </w:pPr>
+      <w:r>
+        <w:rPr>
+          <w:b w:val="0"/>
+        </w:rPr>
+        <w:t>Words You Can Use to Reason</w:t>
+      </w:r>
+    </w:p>
+    <w:p>
+      <w:pPr>
+        <w:spacing w:line="336" w:lineRule="auto" w:after="180"/>
+      </w:pPr>
+      <w:r>
+        <w:rPr>
+          <w:b w:val="0"/>
+        </w:rPr>
+        <w:t>A definition matters when you can recognize the idea, use it, and contrast it with a near-miss.</w:t>
+      </w:r>
+    </w:p>
+    <w:p>
+      <w:pPr>
+        <w:pStyle w:val="Heading3"/>
+      </w:pPr>
+      <w:r>
+        <w:t>Make the lab runnable</w:t>
+      </w:r>
+    </w:p>
+    <w:p>
+      <w:pPr>
+        <w:spacing w:line="336" w:lineRule="auto" w:after="180"/>
+      </w:pPr>
+      <w:r>
+        <w:rPr>
+          <w:b w:val="0"/>
+        </w:rPr>
+        <w:t>Use the supplied investigation for shared practice. Keep predictions and observed paper-trace results separate. Reserve Count a fresh evaluation independently for the individual first attempt before feedback; do not use the reserved case as a paired lab task.</w:t>
+      </w:r>
+    </w:p>
+    <w:p>
+      <w:pPr>
+        <w:pStyle w:val="Heading3"/>
+      </w:pPr>
+      <w:r>
+        <w:t>Diagnose and reteach</w:t>
+      </w:r>
+    </w:p>
+    <w:p>
+      <w:pPr>
+        <w:spacing w:line="336" w:lineRule="auto" w:after="180"/>
+      </w:pPr>
+      <w:r>
+        <w:rPr>
+          <w:b w:val="0"/>
+        </w:rPr>
+        <w:t>For guessing, return to given facts and request a trace. For vocabulary without application, use one example and one non-example. For arithmetic errors, check the setup before the calculation.</w:t>
+      </w:r>
+    </w:p>
+    <w:p>
+      <w:pPr>
+        <w:spacing w:line="336" w:lineRule="auto" w:after="180"/>
+      </w:pPr>
+      <w:r>
+        <w:rPr>
+          <w:b w:val="0"/>
+        </w:rPr>
+        <w:t>Finish with a different uncoached case before recording mastery.</w:t>
+      </w:r>
+    </w:p>
+    <w:p>
+      <w:pPr>
+        <w:pStyle w:val="Heading3"/>
+      </w:pPr>
+      <w:r>
+        <w:t>Address these additional misconceptions</w:t>
+      </w:r>
+    </w:p>
+    <w:p>
+      <w:pPr>
+        <w:pStyle w:val="Heading3"/>
+      </w:pPr>
+      <w:r>
+        <w:t>Match the support to the first error</w:t>
+      </w:r>
+    </w:p>
+    <w:p>
+      <w:pPr>
         <w:pStyle w:val="Heading1"/>
       </w:pPr>
       <w:r>
-        <w:t>05. Assess and explain the answers</w:t>
-      </w:r>
-    </w:p>
-    <w:p>
-      <w:r>
-        <w:t>Use the Types of Classification Error questions, teacher keys and criteria after the relevant attempts. Previously discussed cases are practice; protect the separately selected independent task.</w:t>
+        <w:t>05. Assess the selected new case</w:t>
+      </w:r>
+    </w:p>
+    <w:p>
+      <w:r>
+        <w:t>Keep this key until after the first attempt; accept valid alternatives with defensible reasoning.</w:t>
+      </w:r>
+    </w:p>
+    <w:p>
+      <w:pPr>
+        <w:pStyle w:val="Heading2"/>
+      </w:pPr>
+      <w:r>
+        <w:t>Selected independent question and key</w:t>
+      </w:r>
+    </w:p>
+    <w:p>
+      <w:pPr>
+        <w:spacing w:line="336" w:lineRule="auto" w:after="180"/>
+      </w:pPr>
+      <w:r>
+        <w:rPr>
+          <w:b w:val="0"/>
+        </w:rPr>
+        <w:t xml:space="preserve">Selected case: Each pair below is reference then </w:t>
+      </w:r>
+      <w:r>
+        <w:rPr>
+          <w:b/>
+        </w:rPr>
+        <w:t>prediction</w:t>
+      </w:r>
+      <w:r>
+        <w:rPr>
+          <w:b w:val="0"/>
+        </w:rPr>
+        <w:t>: R1 clear/clear, R2 clear/blocked, R3 clear/blocked, R4 blocked/blocked, R5 blocked/clear, R6 blocked/blocked. Use clear then blocked on both axes and reference rows.</w:t>
+      </w:r>
+    </w:p>
+    <w:p>
+      <w:pPr>
+        <w:spacing w:line="336" w:lineRule="auto" w:after="180"/>
+      </w:pPr>
+      <w:r>
+        <w:rPr>
+          <w:b w:val="0"/>
+        </w:rPr>
+        <w:t>Build the matrix, give row and column totals, name TP,TN,FP,FN with blocked positive, and calculate accuracy.</w:t>
+      </w:r>
+    </w:p>
+    <w:p>
+      <w:pPr>
+        <w:spacing w:line="336" w:lineRule="auto" w:after="180"/>
+      </w:pPr>
+      <w:r>
+        <w:rPr>
+          <w:b w:val="0"/>
+        </w:rPr>
+        <w:t>Matrix [[1,2],[1,2]]. Row totals 3,3; column totals 2,4; total 6. TP=2,TN=1,FP=2,FN=1. Accuracy (1+2)/6=3/6=50 percent. False alarms are R2,R3; the missed blocked case is R5.</w:t>
+      </w:r>
+    </w:p>
+    <w:p>
+      <w:pPr>
+        <w:pStyle w:val="Heading2"/>
+      </w:pPr>
+      <w:r>
+        <w:t>Judge explanation, trace and limits</w:t>
+      </w:r>
+    </w:p>
+    <w:tbl>
+      <w:tblPr>
+        <w:tblStyle w:val="LightShading-Accent1"/>
+        <w:tblW w:type="auto" w:w="0"/>
+        <w:tblLook w:firstColumn="1" w:firstRow="1" w:lastColumn="0" w:lastRow="0" w:noHBand="0" w:noVBand="1" w:val="04A0"/>
+      </w:tblPr>
+      <w:tblGrid>
+        <w:gridCol w:w="5112"/>
+        <w:gridCol w:w="5112"/>
+      </w:tblGrid>
+      <w:tr>
+        <w:trPr>
+          <w:tblHeader/>
+        </w:trPr>
+        <w:tc>
+          <w:tcPr>
+            <w:tcW w:type="dxa" w:w="5112"/>
+          </w:tcPr>
+          <w:p>
+            <w:r>
+              <w:t>Dimension</w:t>
+            </w:r>
+          </w:p>
+        </w:tc>
+        <w:tc>
+          <w:tcPr>
+            <w:tcW w:type="dxa" w:w="5112"/>
+          </w:tcPr>
+          <w:p>
+            <w:r>
+              <w:t>Evidence required</w:t>
+            </w:r>
+          </w:p>
+        </w:tc>
+      </w:tr>
+      <w:tr>
+        <w:tc>
+          <w:tcPr>
+            <w:tcW w:type="dxa" w:w="5112"/>
+          </w:tcPr>
+          <w:p>
+            <w:r>
+              <w:t>Explanation</w:t>
+            </w:r>
+          </w:p>
+        </w:tc>
+        <w:tc>
+          <w:tcPr>
+            <w:tcW w:type="dxa" w:w="5112"/>
+          </w:tcPr>
+          <w:p>
+            <w:r>
+              <w:t>Names the applicable idea or procedure and ties it to the supplied facts.</w:t>
+            </w:r>
+          </w:p>
+        </w:tc>
+      </w:tr>
+      <w:tr>
+        <w:tc>
+          <w:tcPr>
+            <w:tcW w:type="dxa" w:w="5112"/>
+          </w:tcPr>
+          <w:p>
+            <w:r>
+              <w:t>Trace and result</w:t>
+            </w:r>
+          </w:p>
+        </w:tc>
+        <w:tc>
+          <w:tcPr>
+            <w:tcW w:type="dxa" w:w="5112"/>
+          </w:tcPr>
+          <w:p>
+            <w:r>
+              <w:t>Preserves the given inputs and shows the relevant intermediate steps; distinguishes a prediction from an observed execution.</w:t>
+            </w:r>
+          </w:p>
+        </w:tc>
+      </w:tr>
+      <w:tr>
+        <w:tc>
+          <w:tcPr>
+            <w:tcW w:type="dxa" w:w="5112"/>
+          </w:tcPr>
+          <w:p>
+            <w:r>
+              <w:t>Limits</w:t>
+            </w:r>
+          </w:p>
+        </w:tc>
+        <w:tc>
+          <w:tcPr>
+            <w:tcW w:type="dxa" w:w="5112"/>
+          </w:tcPr>
+          <w:p>
+            <w:r>
+              <w:t>States the assumptions, missing evidence or conditions under which the result would change.</w:t>
+            </w:r>
+          </w:p>
+        </w:tc>
+      </w:tr>
+    </w:tbl>
+    <w:p>
+      <w:pPr>
+        <w:spacing w:line="336" w:lineRule="auto" w:after="180"/>
+      </w:pPr>
+      <w:r>
+        <w:rPr>
+          <w:b w:val="0"/>
+        </w:rPr>
+        <w:t>Record each dimension as not yet, with support, or independent. Accept a valid alternative procedure with a defensible trace.</w:t>
+      </w:r>
+    </w:p>
+    <w:p>
+      <w:pPr>
+        <w:spacing w:line="336" w:lineRule="auto" w:after="180"/>
+      </w:pPr>
+      <w:r>
+        <w:rPr>
+          <w:b w:val="0"/>
+        </w:rPr>
+        <w:t xml:space="preserve">Do not penalise an honestly recorded model failure if the learner correctly explains its </w:t>
+      </w:r>
+      <w:r>
+        <w:rPr>
+          <w:b/>
+        </w:rPr>
+        <w:t>evidence</w:t>
+      </w:r>
+      <w:r>
+        <w:rPr>
+          <w:b w:val="0"/>
+        </w:rPr>
+        <w:t xml:space="preserve"> and limits.</w:t>
+      </w:r>
+    </w:p>
+    <w:p>
+      <w:pPr>
+        <w:pStyle w:val="Heading2"/>
+      </w:pPr>
+      <w:r>
+        <w:t>Give one usable repair action</w:t>
+      </w:r>
+    </w:p>
+    <w:p>
+      <w:pPr>
+        <w:spacing w:line="336" w:lineRule="auto" w:after="180"/>
+      </w:pPr>
+      <w:r>
+        <w:rPr>
+          <w:b w:val="0"/>
+        </w:rPr>
+        <w:t>Name the earliest unsupported step and give one action to repair it. Have the learner make that repair now and explain why. Then assess the relevant skill on a fresh, fully specified case.</w:t>
+      </w:r>
+    </w:p>
+    <w:p>
+      <w:pPr>
+        <w:spacing w:line="336" w:lineRule="auto" w:after="180"/>
+      </w:pPr>
+      <w:r>
+        <w:rPr>
+          <w:b w:val="0"/>
+        </w:rPr>
+        <w:t>Confirm it was not previously practised with feedback; solve and check the new case before assigning it. A follow-up design prompt is a starting brief, not automatically an equivalent test.</w:t>
+      </w:r>
+    </w:p>
+    <w:p>
+      <w:pPr>
+        <w:pStyle w:val="Heading2"/>
+      </w:pPr>
+      <w:r>
+        <w:t>W1 Build the count matrix</w:t>
+      </w:r>
+    </w:p>
+    <w:p>
+      <w:pPr>
+        <w:spacing w:line="336" w:lineRule="auto" w:after="180"/>
+      </w:pPr>
+      <w:r>
+        <w:rPr>
+          <w:b w:val="0"/>
+        </w:rPr>
+        <w:t xml:space="preserve">Use all eight worked IDs. Draw a matrix with reference rows and </w:t>
+      </w:r>
+      <w:r>
+        <w:rPr>
+          <w:b/>
+        </w:rPr>
+        <w:t>prediction</w:t>
+      </w:r>
+      <w:r>
+        <w:rPr>
+          <w:b w:val="0"/>
+        </w:rPr>
+        <w:t xml:space="preserve"> columns, both ordered clear then blocked. Place the IDs in cells before writing the counts.</w:t>
+      </w:r>
+    </w:p>
+    <w:p>
+      <w:pPr>
+        <w:spacing w:line="336" w:lineRule="auto" w:after="180"/>
+      </w:pPr>
+      <w:r>
+        <w:rPr>
+          <w:b w:val="0"/>
+        </w:rPr>
+        <w:t>Reference clear/predicted clear contains V1,V2: 2. Clear/blocked contains V3: 1. Blocked/clear contains V4,V5: 2. Blocked/blocked contains V6,V7,V8: 3. Matrix [[2,1],[2,3]].</w:t>
+      </w:r>
+    </w:p>
+    <w:p>
+      <w:pPr>
+        <w:pStyle w:val="Heading2"/>
+      </w:pPr>
+      <w:r>
+        <w:t>W2 Explain the two error types</w:t>
+      </w:r>
+    </w:p>
+    <w:p>
+      <w:pPr>
+        <w:spacing w:line="336" w:lineRule="auto" w:after="180"/>
+      </w:pPr>
+      <w:r>
+        <w:rPr>
+          <w:b w:val="0"/>
+        </w:rPr>
+        <w:t>Declare blocked positive. Give TP,TN,FP,FN counts and explain V3 and V4 in plain language. Does positive mean a desirable outcome?</w:t>
+      </w:r>
+    </w:p>
+    <w:p>
+      <w:pPr>
+        <w:spacing w:line="336" w:lineRule="auto" w:after="180"/>
+      </w:pPr>
+      <w:r>
+        <w:rPr>
+          <w:b w:val="0"/>
+        </w:rPr>
+        <w:t>TP=3, TN=2, FP=1, FN=2. V3 predicts blocked for a reference-clear case, a false alarm or FP. V4 predicts clear for a reference-blocked case, a missed blocked case or FN.</w:t>
+      </w:r>
+    </w:p>
+    <w:p>
+      <w:pPr>
+        <w:spacing w:line="336" w:lineRule="auto" w:after="180"/>
+      </w:pPr>
+      <w:r>
+        <w:rPr>
+          <w:b w:val="0"/>
+        </w:rPr>
+        <w:t>Positive names the chosen class; it does not mean desirable.</w:t>
+      </w:r>
+    </w:p>
+    <w:p>
+      <w:pPr>
+        <w:pStyle w:val="Heading2"/>
+      </w:pPr>
+      <w:r>
+        <w:t>W3 Audit totals and equal accuracy</w:t>
+      </w:r>
+    </w:p>
+    <w:p>
+      <w:pPr>
+        <w:spacing w:line="336" w:lineRule="auto" w:after="180"/>
+      </w:pPr>
+      <w:r>
+        <w:rPr>
+          <w:b w:val="0"/>
+        </w:rPr>
+        <w:t>Give the worked row totals, column totals, total count and accuracy. Compare its errors with [[3,0],[3,2]] using the same axes and eight reference records.</w:t>
+      </w:r>
+    </w:p>
+    <w:p>
+      <w:pPr>
+        <w:spacing w:line="336" w:lineRule="auto" w:after="180"/>
+      </w:pPr>
+      <w:r>
+        <w:rPr>
+          <w:b w:val="0"/>
+        </w:rPr>
+        <w:t>Rows total 3,5; columns total 4,4; total 8; accuracy (2+3)/8=5/8=62.5 percent. The comparison matrix also scores 5/8, but has FP=0 and FN=3 rather than FP=1 and FN=2. Same accuracy can hide different error types.</w:t>
+      </w:r>
+    </w:p>
+    <w:p>
+      <w:pPr>
+        <w:pStyle w:val="Heading2"/>
+      </w:pPr>
+      <w:r>
+        <w:t>W5 Interpret a zero count carefully</w:t>
+      </w:r>
+    </w:p>
+    <w:p>
+      <w:pPr>
+        <w:spacing w:line="336" w:lineRule="auto" w:after="180"/>
+      </w:pPr>
+      <w:r>
+        <w:rPr>
+          <w:b w:val="0"/>
+        </w:rPr>
+        <w:t xml:space="preserve">A report gives zero </w:t>
+      </w:r>
+      <w:r>
+        <w:rPr>
+          <w:b/>
+        </w:rPr>
+        <w:t>false positive</w:t>
+      </w:r>
+      <w:r>
+        <w:rPr>
+          <w:b w:val="0"/>
+        </w:rPr>
+        <w:t>s but omits the evaluated sample size, axes and class definitions. What information is missing, and why does zero not prove that future false alarms are impossible?</w:t>
+      </w:r>
+    </w:p>
+    <w:p>
+      <w:pPr>
+        <w:spacing w:line="336" w:lineRule="auto" w:after="180"/>
+      </w:pPr>
+      <w:r>
+        <w:rPr>
+          <w:b w:val="0"/>
+        </w:rPr>
+        <w:t>Request split and sample size, labelled reference/</w:t>
+      </w:r>
+      <w:r>
+        <w:rPr>
+          <w:b/>
+        </w:rPr>
+        <w:t>prediction</w:t>
+      </w:r>
+      <w:r>
+        <w:rPr>
+          <w:b w:val="0"/>
+        </w:rPr>
+        <w:t xml:space="preserve"> axes, class order and positive-class definition, plus the remaining counts.</w:t>
+      </w:r>
+    </w:p>
+    <w:p>
+      <w:pPr>
+        <w:spacing w:line="336" w:lineRule="auto" w:after="180"/>
+      </w:pPr>
+      <w:r>
+        <w:rPr>
+          <w:b w:val="0"/>
+        </w:rPr>
+        <w:t>Zero describes only the observed evaluation cases; limited coverage or few negative cases may hide future errors. It is not a guarantee.</w:t>
+      </w:r>
+    </w:p>
+    <w:p>
+      <w:pPr>
+        <w:pStyle w:val="Heading2"/>
+      </w:pPr>
+      <w:r>
+        <w:t>Earlier wording, alternatives and picture transcripts · reference / check after trying</w:t>
+      </w:r>
+    </w:p>
+    <w:p>
+      <w:pPr>
+        <w:spacing w:line="336" w:lineRule="auto" w:after="180"/>
+      </w:pPr>
+      <w:r>
+        <w:rPr>
+          <w:b w:val="0"/>
+        </w:rPr>
+        <w:t>Assess and explain the answers</w:t>
       </w:r>
     </w:p>
     <w:p>
@@ -3867,64 +4496,74 @@
     </w:p>
     <w:p>
       <w:pPr>
+        <w:spacing w:line="336" w:lineRule="auto" w:after="180"/>
+      </w:pPr>
+      <w:r>
+        <w:rPr>
+          <w:b/>
+        </w:rPr>
+        <w:t>True positive</w:t>
+      </w:r>
+      <w:r>
+        <w:rPr>
+          <w:b w:val="0"/>
+        </w:rPr>
+        <w:t xml:space="preserve">, </w:t>
+      </w:r>
+      <w:r>
+        <w:rPr>
+          <w:b/>
+        </w:rPr>
+        <w:t>false positive</w:t>
+      </w:r>
+      <w:r>
+        <w:rPr>
+          <w:b w:val="0"/>
+        </w:rPr>
+        <w:t xml:space="preserve">, </w:t>
+      </w:r>
+      <w:r>
+        <w:rPr>
+          <w:b/>
+        </w:rPr>
+        <w:t>false negative</w:t>
+      </w:r>
+      <w:r>
+        <w:rPr>
+          <w:b w:val="0"/>
+        </w:rPr>
+        <w:t xml:space="preserve">, </w:t>
+      </w:r>
+      <w:r>
+        <w:rPr>
+          <w:b/>
+        </w:rPr>
+        <w:t>true negative</w:t>
+      </w:r>
+      <w:r>
+        <w:rPr>
+          <w:b w:val="0"/>
+        </w:rPr>
+        <w:t>. Define positive before naming errors.</w:t>
+      </w:r>
+    </w:p>
+    <w:p>
+      <w:pPr>
         <w:pStyle w:val="Heading3"/>
       </w:pPr>
       <w:r>
-        <w:t>Teacher key · Worked case answer</w:t>
+        <w:t>Additional transfer practice question</w:t>
       </w:r>
     </w:p>
     <w:p>
       <w:pPr>
         <w:spacing w:line="336" w:lineRule="auto" w:after="180"/>
-        <w:shd w:fill="F1F6FC"/>
-      </w:pPr>
-      <w:r>
-        <w:rPr>
-          <w:b/>
-        </w:rPr>
-        <w:t>True positive</w:t>
-      </w:r>
+      </w:pPr>
       <w:r>
         <w:rPr>
           <w:b w:val="0"/>
         </w:rPr>
-        <w:t xml:space="preserve">, </w:t>
-      </w:r>
-      <w:r>
-        <w:rPr>
-          <w:b/>
-        </w:rPr>
-        <w:t>false positive</w:t>
-      </w:r>
-      <w:r>
-        <w:rPr>
-          <w:b w:val="0"/>
-        </w:rPr>
-        <w:t xml:space="preserve">, </w:t>
-      </w:r>
-      <w:r>
-        <w:rPr>
-          <w:b/>
-        </w:rPr>
-        <w:t>false negative</w:t>
-      </w:r>
-      <w:r>
-        <w:rPr>
-          <w:b w:val="0"/>
-        </w:rPr>
-        <w:t xml:space="preserve">, </w:t>
-      </w:r>
-      <w:r>
-        <w:rPr>
-          <w:b/>
-        </w:rPr>
-        <w:t>true negative</w:t>
-      </w:r>
-      <w:r>
-        <w:rPr>
-          <w:b w:val="0"/>
-        </w:rPr>
-        <w:t>. Define positive before naming errors.</w:t>
+        <w:t>Positive means sports. A sports book predicted other and a non-sports book predicted sports occur. Name each error and its consequence for the sports shelf.</w:t>
       </w:r>
     </w:p>
     <w:p>
@@ -3932,49 +4571,12 @@
         <w:pStyle w:val="Heading3"/>
       </w:pPr>
       <w:r>
-        <w:t>Independent question</w:t>
-      </w:r>
-    </w:p>
-    <w:p>
-      <w:pPr>
-        <w:pStyle w:val="Heading3"/>
-      </w:pPr>
-      <w:r>
-        <w:t>Independent question · withhold the key</w:t>
+        <w:t>Reasoned practice answer</w:t>
       </w:r>
     </w:p>
     <w:p>
       <w:pPr>
         <w:spacing w:line="336" w:lineRule="auto" w:after="180"/>
-        <w:shd w:fill="F5F1FB"/>
-      </w:pPr>
-      <w:r>
-        <w:rPr>
-          <w:b w:val="0"/>
-        </w:rPr>
-        <w:t>Positive means sports. A sports book predicted other and a non-sports book predicted sports occur. Name each error and its consequence for the sports shelf.</w:t>
-      </w:r>
-    </w:p>
-    <w:p>
-      <w:pPr>
-        <w:pStyle w:val="Heading3"/>
-      </w:pPr>
-      <w:r>
-        <w:t>Expected independent answer</w:t>
-      </w:r>
-    </w:p>
-    <w:p>
-      <w:pPr>
-        <w:pStyle w:val="Heading3"/>
-      </w:pPr>
-      <w:r>
-        <w:t>Teacher key · Expected independent answer</w:t>
-      </w:r>
-    </w:p>
-    <w:p>
-      <w:pPr>
-        <w:spacing w:line="336" w:lineRule="auto" w:after="180"/>
-        <w:shd w:fill="F1F6FC"/>
       </w:pPr>
       <w:r>
         <w:rPr>
@@ -4328,94 +4930,285 @@
     </w:p>
     <w:p>
       <w:pPr>
+        <w:spacing w:line="336" w:lineRule="auto" w:after="180"/>
+      </w:pPr>
+      <w:r>
+        <w:rPr>
+          <w:b w:val="0"/>
+        </w:rPr>
+        <w:t xml:space="preserve">The first is a </w:t>
+      </w:r>
+      <w:r>
+        <w:rPr>
+          <w:b/>
+        </w:rPr>
+        <w:t>false negative</w:t>
+      </w:r>
+      <w:r>
+        <w:rPr>
+          <w:b w:val="0"/>
+        </w:rPr>
+        <w:t xml:space="preserve">: a suitable option is missed. The second is a </w:t>
+      </w:r>
+      <w:r>
+        <w:rPr>
+          <w:b/>
+        </w:rPr>
+        <w:t>false positive</w:t>
+      </w:r>
+      <w:r>
+        <w:rPr>
+          <w:b w:val="0"/>
+        </w:rPr>
+        <w:t>: an unsuitable option is shown. Error costs depend on the task; they cannot be ranked solely from the names.</w:t>
+      </w:r>
+    </w:p>
+    <w:p>
+      <w:pPr>
+        <w:spacing w:line="336" w:lineRule="auto" w:after="180"/>
+      </w:pPr>
+      <w:r>
+        <w:rPr>
+          <w:b w:val="0"/>
+        </w:rPr>
+        <w:t>Keep 'positive' defined throughout the analysis.</w:t>
+      </w:r>
+    </w:p>
+    <w:p>
+      <w:pPr>
         <w:pStyle w:val="Heading3"/>
       </w:pPr>
       <w:r>
-        <w:t>Teacher key · Original transfer answer</w:t>
+        <w:t>Explanations for the additional workbook examples</w:t>
+      </w:r>
+    </w:p>
+    <w:p>
+      <w:pPr>
+        <w:pStyle w:val="Heading3"/>
+      </w:pPr>
+      <w:r>
+        <w:t>W1 Build the count matrix</w:t>
+      </w:r>
+    </w:p>
+    <w:p>
+      <w:pPr>
+        <w:pStyle w:val="Heading3"/>
+      </w:pPr>
+      <w:r>
+        <w:t>W2 Explain the two error types</w:t>
+      </w:r>
+    </w:p>
+    <w:p>
+      <w:pPr>
+        <w:pStyle w:val="Heading3"/>
+      </w:pPr>
+      <w:r>
+        <w:t>W3 Audit totals and equal accuracy</w:t>
+      </w:r>
+    </w:p>
+    <w:p>
+      <w:pPr>
+        <w:pStyle w:val="Heading3"/>
+      </w:pPr>
+      <w:r>
+        <w:t>W4 Count a fresh evaluation independently</w:t>
       </w:r>
     </w:p>
     <w:p>
       <w:pPr>
         <w:spacing w:line="336" w:lineRule="auto" w:after="180"/>
-        <w:shd w:fill="F1F6FC"/>
       </w:pPr>
       <w:r>
         <w:rPr>
           <w:b w:val="0"/>
         </w:rPr>
-        <w:t xml:space="preserve">The first is a </w:t>
+        <w:t xml:space="preserve">Each pair below is reference then </w:t>
       </w:r>
       <w:r>
         <w:rPr>
           <w:b/>
         </w:rPr>
-        <w:t>false negative</w:t>
+        <w:t>prediction</w:t>
       </w:r>
       <w:r>
         <w:rPr>
           <w:b w:val="0"/>
         </w:rPr>
-        <w:t xml:space="preserve">: a suitable option is missed. The second is a </w:t>
+        <w:t>: R1 clear/clear, R2 clear/blocked, R3 clear/blocked, R4 blocked/blocked, R5 blocked/clear, R6 blocked/blocked. Use clear then blocked on both axes and reference rows.</w:t>
+      </w:r>
+    </w:p>
+    <w:p>
+      <w:pPr>
+        <w:spacing w:line="336" w:lineRule="auto" w:after="180"/>
+      </w:pPr>
+      <w:r>
+        <w:rPr>
+          <w:b w:val="0"/>
+        </w:rPr>
+        <w:t>Build the matrix, give row and column totals, name TP,TN,FP,FN with blocked positive, and calculate accuracy.</w:t>
+      </w:r>
+    </w:p>
+    <w:p>
+      <w:pPr>
+        <w:spacing w:line="336" w:lineRule="auto" w:after="180"/>
+      </w:pPr>
+      <w:r>
+        <w:rPr>
+          <w:b w:val="0"/>
+        </w:rPr>
+        <w:t>Matrix [[1,2],[1,2]]. Row totals 3,3; column totals 2,4; total 6. TP=2,TN=1,FP=2,FN=1. Accuracy (1+2)/6=3/6=50 percent. False alarms are R2,R3; the missed blocked case is R5.</w:t>
+      </w:r>
+    </w:p>
+    <w:p>
+      <w:pPr>
+        <w:pStyle w:val="Heading3"/>
+      </w:pPr>
+      <w:r>
+        <w:t>W5 Interpret a zero count carefully</w:t>
+      </w:r>
+    </w:p>
+    <w:p>
+      <w:pPr>
+        <w:pStyle w:val="Heading3"/>
+      </w:pPr>
+      <w:r>
+        <w:t>Assess independent transfer</w:t>
+      </w:r>
+    </w:p>
+    <w:p>
+      <w:pPr>
+        <w:pStyle w:val="Heading3"/>
+      </w:pPr>
+      <w:r>
+        <w:t>Selected case answer</w:t>
+      </w:r>
+    </w:p>
+    <w:p>
+      <w:pPr>
+        <w:pStyle w:val="Heading3"/>
+      </w:pPr>
+      <w:r>
+        <w:t>Feedback that the learner uses</w:t>
+      </w:r>
+    </w:p>
+    <w:p>
+      <w:pPr>
+        <w:pStyle w:val="Heading1"/>
+      </w:pPr>
+      <w:r>
+        <w:t>06. Connect, adapt and return</w:t>
+      </w:r>
+    </w:p>
+    <w:p>
+      <w:r>
+        <w:t>Retain the project evidence and revisit the reasoning on a changed case.</w:t>
+      </w:r>
+    </w:p>
+    <w:p>
+      <w:pPr>
+        <w:pStyle w:val="Heading2"/>
+      </w:pPr>
+      <w:r>
+        <w:t>Project evidence to keep</w:t>
+      </w:r>
+    </w:p>
+    <w:p>
+      <w:pPr>
+        <w:spacing w:line="336" w:lineRule="auto" w:after="180"/>
+      </w:pPr>
+      <w:r>
+        <w:rPr>
+          <w:b w:val="0"/>
+        </w:rPr>
+        <w:t>Separate recommending an unsuitable book from failing to surface a suitable one.</w:t>
+      </w:r>
+    </w:p>
+    <w:p>
+      <w:pPr>
+        <w:spacing w:line="336" w:lineRule="auto" w:after="180"/>
+      </w:pPr>
+      <w:r>
+        <w:rPr>
+          <w:b w:val="0"/>
+        </w:rPr>
+        <w:t xml:space="preserve">Keep the decision, </w:t>
       </w:r>
       <w:r>
         <w:rPr>
           <w:b/>
         </w:rPr>
-        <w:t>false positive</w:t>
+        <w:t>input</w:t>
       </w:r>
       <w:r>
         <w:rPr>
           <w:b w:val="0"/>
         </w:rPr>
-        <w:t>: an unsuitable option is shown. Error costs depend on the task; they cannot be ranked solely from the names.</w:t>
+        <w:t xml:space="preserve">, result, explanation and remaining limitation in the project </w:t>
+      </w:r>
+      <w:r>
+        <w:rPr>
+          <w:b/>
+        </w:rPr>
+        <w:t>evidence</w:t>
+      </w:r>
+      <w:r>
+        <w:rPr>
+          <w:b w:val="0"/>
+        </w:rPr>
+        <w:t xml:space="preserve"> record. Retrieve this record next week rather than restarting the project.</w:t>
       </w:r>
     </w:p>
     <w:p>
       <w:pPr>
         <w:spacing w:line="336" w:lineRule="auto" w:after="180"/>
-        <w:shd w:fill="F1F6FC"/>
       </w:pPr>
       <w:r>
         <w:rPr>
           <w:b w:val="0"/>
         </w:rPr>
-        <w:t>Keep 'positive' defined throughout the analysis.</w:t>
-      </w:r>
-    </w:p>
-    <w:p>
-      <w:pPr>
-        <w:pStyle w:val="Heading3"/>
-      </w:pPr>
-      <w:r>
-        <w:t>Explanations for the additional workbook examples</w:t>
-      </w:r>
-    </w:p>
-    <w:p>
-      <w:pPr>
-        <w:pStyle w:val="Heading3"/>
-      </w:pPr>
-      <w:r>
-        <w:t>W1 Build the count matrix</w:t>
-      </w:r>
-    </w:p>
-    <w:p>
-      <w:pPr>
-        <w:pStyle w:val="Heading3"/>
-      </w:pPr>
-      <w:r>
-        <w:t>Workbook question · W1</w:t>
+        <w:t xml:space="preserve">Use a confusion table when evaluating recommender category </w:t>
+      </w:r>
+      <w:r>
+        <w:rPr>
+          <w:b/>
+        </w:rPr>
+        <w:t>prediction</w:t>
+      </w:r>
+      <w:r>
+        <w:rPr>
+          <w:b w:val="0"/>
+        </w:rPr>
+        <w:t>s and attach concrete consequences to each error.</w:t>
+      </w:r>
+    </w:p>
+    <w:p>
+      <w:pPr>
+        <w:pStyle w:val="Heading2"/>
+      </w:pPr>
+      <w:r>
+        <w:t>Support while preserving the reasoning goal</w:t>
       </w:r>
     </w:p>
     <w:p>
       <w:pPr>
         <w:spacing w:line="336" w:lineRule="auto" w:after="180"/>
-        <w:shd w:fill="F5F1FB"/>
       </w:pPr>
       <w:r>
         <w:rPr>
           <w:b w:val="0"/>
         </w:rPr>
-        <w:t xml:space="preserve">Use all eight worked IDs. Draw a matrix with reference rows and </w:t>
+        <w:t>Trace one record or condition at a time with counters and labelled columns. Stretch: introduce a tie, boundary or missing field and declare its handling policy before rerunning.</w:t>
+      </w:r>
+    </w:p>
+    <w:p>
+      <w:pPr>
+        <w:spacing w:line="336" w:lineRule="auto" w:after="180"/>
+      </w:pPr>
+      <w:r>
+        <w:rPr>
+          <w:b w:val="0"/>
+        </w:rPr>
+        <w:t xml:space="preserve">Give a blank labelled matrix and move one ID card at a time. Ask for reference first, </w:t>
       </w:r>
       <w:r>
         <w:rPr>
@@ -4427,813 +5220,48 @@
         <w:rPr>
           <w:b w:val="0"/>
         </w:rPr>
-        <w:t xml:space="preserve"> columns, both ordered clear then blocked. Place the IDs in cells before writing the counts.</w:t>
-      </w:r>
-    </w:p>
-    <w:p>
-      <w:pPr>
-        <w:pStyle w:val="Heading3"/>
-      </w:pPr>
-      <w:r>
-        <w:t>Teacher reasoning · W1</w:t>
+        <w:t xml:space="preserve"> second before naming a cell. Extension: declare clear positive without changing the worked records.</w:t>
       </w:r>
     </w:p>
     <w:p>
       <w:pPr>
         <w:spacing w:line="336" w:lineRule="auto" w:after="180"/>
-        <w:shd w:fill="F1F6FC"/>
       </w:pPr>
       <w:r>
         <w:rPr>
           <w:b w:val="0"/>
         </w:rPr>
-        <w:t>Reference clear/predicted clear contains V1,V2: 2. Clear/blocked contains V3: 1. Blocked/clear contains V4,V5: 2. Blocked/blocked contains V6,V7,V8: 3. Matrix [[2,1],[2,3]].</w:t>
-      </w:r>
-    </w:p>
-    <w:p>
-      <w:pPr>
-        <w:pStyle w:val="Heading3"/>
-      </w:pPr>
-      <w:r>
-        <w:t>W2 Explain the two error types</w:t>
-      </w:r>
-    </w:p>
-    <w:p>
-      <w:pPr>
-        <w:pStyle w:val="Heading3"/>
-      </w:pPr>
-      <w:r>
-        <w:t>Workbook question · W2</w:t>
+        <w:t>Then TP=2,TN=3,FP=2,FN=1; explain why the original matrix counts and accuracy remain unchanged if axis order stays clear then blocked.</w:t>
       </w:r>
     </w:p>
     <w:p>
       <w:pPr>
         <w:spacing w:line="336" w:lineRule="auto" w:after="180"/>
-        <w:shd w:fill="F5F1FB"/>
       </w:pPr>
       <w:r>
         <w:rPr>
           <w:b w:val="0"/>
         </w:rPr>
-        <w:t>Declare blocked positive. Give TP,TN,FP,FN counts and explain V3 and V4 in plain language. Does positive mean a desirable outcome?</w:t>
-      </w:r>
-    </w:p>
-    <w:p>
-      <w:pPr>
-        <w:pStyle w:val="Heading3"/>
-      </w:pPr>
-      <w:r>
-        <w:t>Teacher reasoning · W2</w:t>
+        <w:t>Require W4 [[1,2],[1,2]], row totals 3,3, column totals 2,4, TP=2,TN=1,FP=2,FN=1 and accuracy 3/6. Fresh retry: S1 blocked/blocked, S2 blocked/clear, S3 clear/clear, S4 clear/clear, S5 clear/blocked, always reference first.</w:t>
       </w:r>
     </w:p>
     <w:p>
       <w:pPr>
         <w:spacing w:line="336" w:lineRule="auto" w:after="180"/>
-        <w:shd w:fill="F1F6FC"/>
       </w:pPr>
       <w:r>
         <w:rPr>
           <w:b w:val="0"/>
         </w:rPr>
-        <w:t>TP=3, TN=2, FP=1, FN=2. V3 predicts blocked for a reference-clear case, a false alarm or FP. V4 predicts clear for a reference-blocked case, a missed blocked case or FN.</w:t>
-      </w:r>
-    </w:p>
-    <w:p>
-      <w:pPr>
-        <w:spacing w:line="336" w:lineRule="auto" w:after="180"/>
-        <w:shd w:fill="F1F6FC"/>
-      </w:pPr>
-      <w:r>
-        <w:rPr>
-          <w:b w:val="0"/>
-        </w:rPr>
-        <w:t>Positive names the chosen class; it does not mean desirable.</w:t>
-      </w:r>
-    </w:p>
-    <w:p>
-      <w:pPr>
-        <w:pStyle w:val="Heading3"/>
-      </w:pPr>
-      <w:r>
-        <w:t>W3 Audit totals and equal accuracy</w:t>
-      </w:r>
-    </w:p>
-    <w:p>
-      <w:pPr>
-        <w:pStyle w:val="Heading3"/>
-      </w:pPr>
-      <w:r>
-        <w:t>Workbook question · W3</w:t>
-      </w:r>
-    </w:p>
-    <w:p>
-      <w:pPr>
-        <w:spacing w:line="336" w:lineRule="auto" w:after="180"/>
-        <w:shd w:fill="F5F1FB"/>
-      </w:pPr>
-      <w:r>
-        <w:rPr>
-          <w:b w:val="0"/>
-        </w:rPr>
-        <w:t>Give the worked row totals, column totals, total count and accuracy. Compare its errors with [[3,0],[3,2]] using the same axes and eight reference records.</w:t>
-      </w:r>
-    </w:p>
-    <w:p>
-      <w:pPr>
-        <w:pStyle w:val="Heading3"/>
-      </w:pPr>
-      <w:r>
-        <w:t>Teacher reasoning · W3</w:t>
-      </w:r>
-    </w:p>
-    <w:p>
-      <w:pPr>
-        <w:spacing w:line="336" w:lineRule="auto" w:after="180"/>
-        <w:shd w:fill="F1F6FC"/>
-      </w:pPr>
-      <w:r>
-        <w:rPr>
-          <w:b w:val="0"/>
-        </w:rPr>
-        <w:t>Rows total 3,5; columns total 4,4; total 8; accuracy (2+3)/8=5/8=62.5 percent. The comparison matrix also scores 5/8, but has FP=0 and FN=3 rather than FP=1 and FN=2. Same accuracy can hide different error types.</w:t>
-      </w:r>
-    </w:p>
-    <w:p>
-      <w:pPr>
-        <w:pStyle w:val="Heading3"/>
-      </w:pPr>
-      <w:r>
-        <w:t>W4 Count a fresh evaluation independently</w:t>
-      </w:r>
-    </w:p>
-    <w:p>
-      <w:pPr>
-        <w:pStyle w:val="Heading3"/>
-      </w:pPr>
-      <w:r>
-        <w:t>Workbook question · W4</w:t>
-      </w:r>
-    </w:p>
-    <w:p>
-      <w:pPr>
-        <w:spacing w:line="336" w:lineRule="auto" w:after="180"/>
-        <w:shd w:fill="F5F1FB"/>
-      </w:pPr>
-      <w:r>
-        <w:rPr>
-          <w:b w:val="0"/>
-        </w:rPr>
-        <w:t xml:space="preserve">Each pair below is reference then </w:t>
-      </w:r>
-      <w:r>
-        <w:rPr>
-          <w:b/>
-        </w:rPr>
-        <w:t>prediction</w:t>
-      </w:r>
-      <w:r>
-        <w:rPr>
-          <w:b w:val="0"/>
-        </w:rPr>
-        <w:t>: R1 clear/clear, R2 clear/blocked, R3 clear/blocked, R4 blocked/blocked, R5 blocked/clear, R6 blocked/blocked. Use clear then blocked on both axes and reference rows.</w:t>
-      </w:r>
-    </w:p>
-    <w:p>
-      <w:pPr>
-        <w:spacing w:line="336" w:lineRule="auto" w:after="180"/>
-        <w:shd w:fill="F5F1FB"/>
-      </w:pPr>
-      <w:r>
-        <w:rPr>
-          <w:b w:val="0"/>
-        </w:rPr>
-        <w:t>Build the matrix, give row and column totals, name TP,TN,FP,FN with blocked positive, and calculate accuracy.</w:t>
-      </w:r>
-    </w:p>
-    <w:p>
-      <w:pPr>
-        <w:pStyle w:val="Heading3"/>
-      </w:pPr>
-      <w:r>
-        <w:t>Teacher reasoning · W4</w:t>
-      </w:r>
-    </w:p>
-    <w:p>
-      <w:pPr>
-        <w:spacing w:line="336" w:lineRule="auto" w:after="180"/>
-        <w:shd w:fill="F1F6FC"/>
-      </w:pPr>
-      <w:r>
-        <w:rPr>
-          <w:b w:val="0"/>
-        </w:rPr>
-        <w:t>Matrix [[1,2],[1,2]]. Row totals 3,3; column totals 2,4; total 6. TP=2,TN=1,FP=2,FN=1. Accuracy (1+2)/6=3/6=50 percent. False alarms are R2,R3; the missed blocked case is R5.</w:t>
-      </w:r>
-    </w:p>
-    <w:p>
-      <w:pPr>
-        <w:pStyle w:val="Heading3"/>
-      </w:pPr>
-      <w:r>
-        <w:t>W5 Interpret a zero count carefully</w:t>
-      </w:r>
-    </w:p>
-    <w:p>
-      <w:pPr>
-        <w:pStyle w:val="Heading3"/>
-      </w:pPr>
-      <w:r>
-        <w:t>Workbook question · W5</w:t>
-      </w:r>
-    </w:p>
-    <w:p>
-      <w:pPr>
-        <w:spacing w:line="336" w:lineRule="auto" w:after="180"/>
-        <w:shd w:fill="F5F1FB"/>
-      </w:pPr>
-      <w:r>
-        <w:rPr>
-          <w:b w:val="0"/>
-        </w:rPr>
-        <w:t xml:space="preserve">A report gives zero </w:t>
-      </w:r>
-      <w:r>
-        <w:rPr>
-          <w:b/>
-        </w:rPr>
-        <w:t>false positive</w:t>
-      </w:r>
-      <w:r>
-        <w:rPr>
-          <w:b w:val="0"/>
-        </w:rPr>
-        <w:t>s but omits the evaluated sample size, axes and class definitions. What information is missing, and why does zero not prove that future false alarms are impossible?</w:t>
-      </w:r>
-    </w:p>
-    <w:p>
-      <w:pPr>
-        <w:pStyle w:val="Heading3"/>
-      </w:pPr>
-      <w:r>
-        <w:t>Teacher reasoning · W5</w:t>
-      </w:r>
-    </w:p>
-    <w:p>
-      <w:pPr>
-        <w:spacing w:line="336" w:lineRule="auto" w:after="180"/>
-        <w:shd w:fill="F1F6FC"/>
-      </w:pPr>
-      <w:r>
-        <w:rPr>
-          <w:b w:val="0"/>
-        </w:rPr>
-        <w:t>Request split and sample size, labelled reference/</w:t>
-      </w:r>
-      <w:r>
-        <w:rPr>
-          <w:b/>
-        </w:rPr>
-        <w:t>prediction</w:t>
-      </w:r>
-      <w:r>
-        <w:rPr>
-          <w:b w:val="0"/>
-        </w:rPr>
-        <w:t xml:space="preserve"> axes, class order and positive-class definition, plus the remaining counts.</w:t>
-      </w:r>
-    </w:p>
-    <w:p>
-      <w:pPr>
-        <w:spacing w:line="336" w:lineRule="auto" w:after="180"/>
-        <w:shd w:fill="F1F6FC"/>
-      </w:pPr>
-      <w:r>
-        <w:rPr>
-          <w:b w:val="0"/>
-        </w:rPr>
-        <w:t>Zero describes only the observed evaluation cases; limited coverage or few negative cases may hide future errors. It is not a guarantee.</w:t>
-      </w:r>
-    </w:p>
-    <w:p>
-      <w:pPr>
-        <w:pStyle w:val="Heading3"/>
-      </w:pPr>
-      <w:r>
-        <w:t>Assess independent transfer</w:t>
-      </w:r>
-    </w:p>
-    <w:p>
-      <w:pPr>
-        <w:pStyle w:val="Heading3"/>
-      </w:pPr>
-      <w:r>
-        <w:t>Independent question · withhold the key</w:t>
-      </w:r>
-    </w:p>
-    <w:p>
-      <w:pPr>
-        <w:spacing w:line="336" w:lineRule="auto" w:after="180"/>
-        <w:shd w:fill="F5F1FB"/>
-      </w:pPr>
-      <w:r>
-        <w:rPr>
-          <w:b w:val="0"/>
-        </w:rPr>
-        <w:t xml:space="preserve">Selected case: Each pair below is reference then </w:t>
-      </w:r>
-      <w:r>
-        <w:rPr>
-          <w:b/>
-        </w:rPr>
-        <w:t>prediction</w:t>
-      </w:r>
-      <w:r>
-        <w:rPr>
-          <w:b w:val="0"/>
-        </w:rPr>
-        <w:t>: R1 clear/clear, R2 clear/blocked, R3 clear/blocked, R4 blocked/blocked, R5 blocked/clear, R6 blocked/blocked. Use clear then blocked on both axes and reference rows.</w:t>
-      </w:r>
-    </w:p>
-    <w:p>
-      <w:pPr>
-        <w:spacing w:line="336" w:lineRule="auto" w:after="180"/>
-        <w:shd w:fill="F5F1FB"/>
-      </w:pPr>
-      <w:r>
-        <w:rPr>
-          <w:b w:val="0"/>
-        </w:rPr>
-        <w:t>Build the matrix, give row and column totals, name TP,TN,FP,FN with blocked positive, and calculate accuracy.</w:t>
-      </w:r>
-    </w:p>
-    <w:p>
-      <w:pPr>
-        <w:pStyle w:val="Heading3"/>
-      </w:pPr>
-      <w:r>
-        <w:t>Selected case answer</w:t>
-      </w:r>
-    </w:p>
-    <w:p>
-      <w:pPr>
-        <w:pStyle w:val="Heading3"/>
-      </w:pPr>
-      <w:r>
-        <w:t>Teacher key · Selected case answer</w:t>
-      </w:r>
-    </w:p>
-    <w:p>
-      <w:pPr>
-        <w:spacing w:line="336" w:lineRule="auto" w:after="180"/>
-        <w:shd w:fill="F1F6FC"/>
-      </w:pPr>
-      <w:r>
-        <w:rPr>
-          <w:b w:val="0"/>
-        </w:rPr>
-        <w:t>Matrix [[1,2],[1,2]]. Row totals 3,3; column totals 2,4; total 6. TP=2,TN=1,FP=2,FN=1. Accuracy (1+2)/6=3/6=50 percent. False alarms are R2,R3; the missed blocked case is R5.</w:t>
-      </w:r>
-    </w:p>
-    <w:tbl>
-      <w:tblPr>
-        <w:tblStyle w:val="LightShading-Accent1"/>
-        <w:tblW w:type="auto" w:w="0"/>
-        <w:tblLook w:firstColumn="1" w:firstRow="1" w:lastColumn="0" w:lastRow="0" w:noHBand="0" w:noVBand="1" w:val="04A0"/>
-      </w:tblPr>
-      <w:tblGrid>
-        <w:gridCol w:w="5112"/>
-        <w:gridCol w:w="5112"/>
-      </w:tblGrid>
-      <w:tr>
-        <w:trPr>
-          <w:tblHeader/>
-        </w:trPr>
-        <w:tc>
-          <w:tcPr>
-            <w:tcW w:type="dxa" w:w="5112"/>
-          </w:tcPr>
-          <w:p>
-            <w:r>
-              <w:t>Dimension</w:t>
-            </w:r>
-          </w:p>
-        </w:tc>
-        <w:tc>
-          <w:tcPr>
-            <w:tcW w:type="dxa" w:w="5112"/>
-          </w:tcPr>
-          <w:p>
-            <w:r>
-              <w:t>Evidence required</w:t>
-            </w:r>
-          </w:p>
-        </w:tc>
-      </w:tr>
-      <w:tr>
-        <w:tc>
-          <w:tcPr>
-            <w:tcW w:type="dxa" w:w="5112"/>
-          </w:tcPr>
-          <w:p>
-            <w:r>
-              <w:t>Explanation</w:t>
-            </w:r>
-          </w:p>
-        </w:tc>
-        <w:tc>
-          <w:tcPr>
-            <w:tcW w:type="dxa" w:w="5112"/>
-          </w:tcPr>
-          <w:p>
-            <w:r>
-              <w:t>Names the applicable idea or procedure and ties it to the supplied facts.</w:t>
-            </w:r>
-          </w:p>
-        </w:tc>
-      </w:tr>
-      <w:tr>
-        <w:tc>
-          <w:tcPr>
-            <w:tcW w:type="dxa" w:w="5112"/>
-          </w:tcPr>
-          <w:p>
-            <w:r>
-              <w:t>Trace and result</w:t>
-            </w:r>
-          </w:p>
-        </w:tc>
-        <w:tc>
-          <w:tcPr>
-            <w:tcW w:type="dxa" w:w="5112"/>
-          </w:tcPr>
-          <w:p>
-            <w:r>
-              <w:t>Preserves the given inputs and shows the relevant intermediate steps; distinguishes a prediction from an observed execution.</w:t>
-            </w:r>
-          </w:p>
-        </w:tc>
-      </w:tr>
-      <w:tr>
-        <w:tc>
-          <w:tcPr>
-            <w:tcW w:type="dxa" w:w="5112"/>
-          </w:tcPr>
-          <w:p>
-            <w:r>
-              <w:t>Limits</w:t>
-            </w:r>
-          </w:p>
-        </w:tc>
-        <w:tc>
-          <w:tcPr>
-            <w:tcW w:type="dxa" w:w="5112"/>
-          </w:tcPr>
-          <w:p>
-            <w:r>
-              <w:t>States the assumptions, missing evidence or conditions under which the result would change.</w:t>
-            </w:r>
-          </w:p>
-        </w:tc>
-      </w:tr>
-    </w:tbl>
-    <w:p>
-      <w:pPr>
-        <w:pStyle w:val="Heading3"/>
-      </w:pPr>
-      <w:r>
-        <w:t>Teacher key · Selected case answer</w:t>
-      </w:r>
-    </w:p>
-    <w:p>
-      <w:pPr>
-        <w:spacing w:line="336" w:lineRule="auto" w:after="180"/>
-        <w:shd w:fill="F1F6FC"/>
-      </w:pPr>
-      <w:r>
-        <w:rPr>
-          <w:b w:val="0"/>
-        </w:rPr>
-        <w:t>Record each dimension as not yet, with support, or independent. Accept a valid alternative procedure with a defensible trace.</w:t>
-      </w:r>
-    </w:p>
-    <w:p>
-      <w:pPr>
-        <w:spacing w:line="336" w:lineRule="auto" w:after="180"/>
-        <w:shd w:fill="F1F6FC"/>
-      </w:pPr>
-      <w:r>
-        <w:rPr>
-          <w:b w:val="0"/>
-        </w:rPr>
-        <w:t xml:space="preserve">Do not penalise an honestly recorded model failure if the learner correctly explains its </w:t>
-      </w:r>
-      <w:r>
-        <w:rPr>
-          <w:b/>
-        </w:rPr>
-        <w:t>evidence</w:t>
-      </w:r>
-      <w:r>
-        <w:rPr>
-          <w:b w:val="0"/>
-        </w:rPr>
-        <w:t xml:space="preserve"> and limits.</w:t>
-      </w:r>
-    </w:p>
-    <w:p>
-      <w:pPr>
-        <w:pStyle w:val="Heading3"/>
-      </w:pPr>
-      <w:r>
-        <w:t>Feedback that the learner uses</w:t>
-      </w:r>
-    </w:p>
-    <w:p>
-      <w:pPr>
-        <w:spacing w:line="336" w:lineRule="auto" w:after="180"/>
-      </w:pPr>
-      <w:r>
-        <w:rPr>
-          <w:b w:val="0"/>
-        </w:rPr>
-        <w:t>Name the earliest unsupported step and give one action to repair it. Have the learner make that repair now and explain why. Then assess the relevant skill on a fresh, fully specified case.</w:t>
-      </w:r>
-    </w:p>
-    <w:p>
-      <w:pPr>
-        <w:spacing w:line="336" w:lineRule="auto" w:after="180"/>
-      </w:pPr>
-      <w:r>
-        <w:rPr>
-          <w:b w:val="0"/>
-        </w:rPr>
-        <w:t>Confirm it was not previously practised with feedback; solve and check the new case before assigning it. A follow-up design prompt is a starting brief, not automatically an equivalent test.</w:t>
-      </w:r>
-    </w:p>
-    <w:p>
-      <w:pPr>
-        <w:pStyle w:val="Heading1"/>
-      </w:pPr>
-      <w:r>
-        <w:t>06. Connect and extend learning</w:t>
-      </w:r>
-    </w:p>
-    <w:p>
-      <w:r>
-        <w:t>Connect Types of Classification Error to Transparent Book Recommender, adapt support and plan a later changed-case check.</w:t>
-      </w:r>
-    </w:p>
-    <w:p>
-      <w:pPr>
-        <w:pStyle w:val="Heading3"/>
-      </w:pPr>
-      <w:r>
-        <w:t>Transparent Book Recommender</w:t>
-      </w:r>
-    </w:p>
-    <w:p>
-      <w:pPr>
-        <w:spacing w:line="336" w:lineRule="auto" w:after="180"/>
-      </w:pPr>
-      <w:r>
-        <w:rPr>
-          <w:b w:val="0"/>
-        </w:rPr>
-        <w:t>Separate recommending an unsuitable book from failing to surface a suitable one.</w:t>
-      </w:r>
-    </w:p>
-    <w:p>
-      <w:pPr>
-        <w:spacing w:line="336" w:lineRule="auto" w:after="180"/>
-      </w:pPr>
-      <w:r>
-        <w:rPr>
-          <w:b w:val="0"/>
-        </w:rPr>
-        <w:t xml:space="preserve">Keep the decision, </w:t>
-      </w:r>
-      <w:r>
-        <w:rPr>
-          <w:b/>
-        </w:rPr>
-        <w:t>input</w:t>
-      </w:r>
-      <w:r>
-        <w:rPr>
-          <w:b w:val="0"/>
-        </w:rPr>
-        <w:t xml:space="preserve">, result, explanation and remaining limitation in the project </w:t>
-      </w:r>
-      <w:r>
-        <w:rPr>
-          <w:b/>
-        </w:rPr>
-        <w:t>evidence</w:t>
-      </w:r>
-      <w:r>
-        <w:rPr>
-          <w:b w:val="0"/>
-        </w:rPr>
-        <w:t xml:space="preserve"> record. Retrieve this record next week rather than restarting the project.</w:t>
-      </w:r>
-    </w:p>
-    <w:p>
-      <w:pPr>
-        <w:pStyle w:val="Heading3"/>
-      </w:pPr>
-      <w:r>
-        <w:t>Support and stretch</w:t>
-      </w:r>
-    </w:p>
-    <w:p>
-      <w:pPr>
-        <w:spacing w:line="336" w:lineRule="auto" w:after="180"/>
-      </w:pPr>
-      <w:r>
-        <w:rPr>
-          <w:b w:val="0"/>
-        </w:rPr>
-        <w:t>Trace one record or condition at a time with counters and labelled columns. Stretch: introduce a tie, boundary or missing field and declare its handling policy before rerunning.</w:t>
-      </w:r>
-    </w:p>
-    <w:p>
-      <w:pPr>
-        <w:pStyle w:val="Heading3"/>
-      </w:pPr>
-      <w:r>
-        <w:t>Exit reflection</w:t>
-      </w:r>
-    </w:p>
-    <w:p>
-      <w:pPr>
-        <w:spacing w:line="336" w:lineRule="auto" w:after="180"/>
-      </w:pPr>
-      <w:r>
-        <w:rPr>
-          <w:b w:val="0"/>
-        </w:rPr>
-        <w:t xml:space="preserve">Ask for one decision the learner can now justify and one situation requiring more </w:t>
-      </w:r>
-      <w:r>
-        <w:rPr>
-          <w:b/>
-        </w:rPr>
-        <w:t>evidence</w:t>
-      </w:r>
-      <w:r>
-        <w:rPr>
-          <w:b w:val="0"/>
-        </w:rPr>
-        <w:t xml:space="preserve"> or human review. Confidence ratings are separate from correct independent performance.</w:t>
-      </w:r>
-    </w:p>
-    <w:p>
-      <w:pPr>
-        <w:pStyle w:val="Heading3"/>
-      </w:pPr>
-      <w:r>
-        <w:t>Bridge to the next week</w:t>
-      </w:r>
-    </w:p>
-    <w:p>
-      <w:pPr>
-        <w:spacing w:line="336" w:lineRule="auto" w:after="180"/>
-      </w:pPr>
-      <w:r>
-        <w:rPr>
-          <w:b w:val="0"/>
-        </w:rPr>
-        <w:t xml:space="preserve">Next: Week 14: Decision Trees. Retrieve today’s </w:t>
-      </w:r>
-      <w:r>
-        <w:rPr>
-          <w:b/>
-        </w:rPr>
-        <w:t>evidence</w:t>
-      </w:r>
-      <w:r>
-        <w:rPr>
-          <w:b w:val="0"/>
-        </w:rPr>
-        <w:t xml:space="preserve"> and identify what carries forward and what is new.</w:t>
-      </w:r>
-    </w:p>
-    <w:p>
-      <w:pPr>
-        <w:pStyle w:val="Heading3"/>
-      </w:pPr>
-      <w:r>
-        <w:t>Support and fresh reassessment</w:t>
-      </w:r>
-    </w:p>
-    <w:p>
-      <w:pPr>
-        <w:spacing w:line="336" w:lineRule="auto" w:after="180"/>
-      </w:pPr>
-      <w:r>
-        <w:rPr>
-          <w:b w:val="0"/>
-        </w:rPr>
-        <w:t xml:space="preserve">Give a blank labelled matrix and move one ID card at a time. Ask for reference first, </w:t>
-      </w:r>
-      <w:r>
-        <w:rPr>
-          <w:b/>
-        </w:rPr>
-        <w:t>prediction</w:t>
-      </w:r>
-      <w:r>
-        <w:rPr>
-          <w:b w:val="0"/>
-        </w:rPr>
-        <w:t xml:space="preserve"> second before naming a cell. Extension: declare clear positive without changing the worked records.</w:t>
-      </w:r>
-    </w:p>
-    <w:p>
-      <w:pPr>
-        <w:spacing w:line="336" w:lineRule="auto" w:after="180"/>
-      </w:pPr>
-      <w:r>
-        <w:rPr>
-          <w:b w:val="0"/>
-        </w:rPr>
-        <w:t>Then TP=2,TN=3,FP=2,FN=1; explain why the original matrix counts and accuracy remain unchanged if axis order stays clear then blocked.</w:t>
-      </w:r>
-    </w:p>
-    <w:p>
-      <w:pPr>
-        <w:spacing w:line="336" w:lineRule="auto" w:after="180"/>
-      </w:pPr>
-      <w:r>
-        <w:rPr>
-          <w:b w:val="0"/>
-        </w:rPr>
-        <w:t>Require W4 [[1,2],[1,2]], row totals 3,3, column totals 2,4, TP=2,TN=1,FP=2,FN=1 and accuracy 3/6. Fresh retry: S1 blocked/blocked, S2 blocked/clear, S3 clear/clear, S4 clear/clear, S5 clear/blocked, always reference first.</w:t>
-      </w:r>
-    </w:p>
-    <w:p>
-      <w:pPr>
-        <w:spacing w:line="336" w:lineRule="auto" w:after="180"/>
-      </w:pPr>
-      <w:r>
-        <w:rPr>
-          <w:b w:val="0"/>
-        </w:rPr>
         <w:t>Matrix [[2,1],[1,1]], rows 3,2, columns 3,2, TP=1,TN=2,FP=1,FN=1, accuracy 3/5. Require labelled axes and blocked positive before accepting abbreviations.</w:t>
       </w:r>
     </w:p>
     <w:p>
       <w:pPr>
-        <w:spacing w:line="336" w:lineRule="auto" w:after="180"/>
-      </w:pPr>
-      <w:r>
-        <w:rPr>
-          <w:b w:val="0"/>
-        </w:rPr>
-        <w:t xml:space="preserve">Week 14 covers accuracy and class imbalance. Carry forward row totals, class definitions and the full </w:t>
-      </w:r>
-      <w:r>
-        <w:rPr>
-          <w:b/>
-        </w:rPr>
-        <w:t>confusion matrix</w:t>
-      </w:r>
-      <w:r>
-        <w:rPr>
-          <w:b w:val="0"/>
-        </w:rPr>
-        <w:t>.</w:t>
-      </w:r>
-    </w:p>
-    <w:p>
-      <w:pPr>
-        <w:spacing w:line="336" w:lineRule="auto" w:after="180"/>
-      </w:pPr>
-      <w:r>
-        <w:rPr>
-          <w:b w:val="0"/>
-        </w:rPr>
-        <w:t xml:space="preserve">Teacher reference: https://scikit-learn.org/stable/modules/generated/sklearn.metrics.confusion_matrix.html (reference rows, </w:t>
-      </w:r>
-      <w:r>
-        <w:rPr>
-          <w:b/>
-        </w:rPr>
-        <w:t>prediction</w:t>
-      </w:r>
-      <w:r>
-        <w:rPr>
-          <w:b w:val="0"/>
-        </w:rPr>
-        <w:t xml:space="preserve"> columns and label order; reviewed 2026-09-28).</w:t>
-      </w:r>
-    </w:p>
-    <w:p>
-      <w:pPr>
-        <w:pStyle w:val="Heading3"/>
-      </w:pPr>
-      <w:r>
-        <w:t>Plan the delayed return</w:t>
+        <w:pStyle w:val="Heading2"/>
+      </w:pPr>
+      <w:r>
+        <w:t>Plan the delayed check</w:t>
       </w:r>
     </w:p>
     <w:p>
@@ -5450,60 +5478,188 @@
     </w:p>
     <w:p>
       <w:pPr>
+        <w:pStyle w:val="Heading2"/>
+      </w:pPr>
+      <w:r>
+        <w:t>Bridge to next week</w:t>
+      </w:r>
+    </w:p>
+    <w:p>
+      <w:pPr>
+        <w:spacing w:line="336" w:lineRule="auto" w:after="180"/>
+      </w:pPr>
+      <w:r>
+        <w:rPr>
+          <w:b w:val="0"/>
+        </w:rPr>
+        <w:t xml:space="preserve">Ask for one decision the learner can now justify and one situation requiring more </w:t>
+      </w:r>
+      <w:r>
+        <w:rPr>
+          <w:b/>
+        </w:rPr>
+        <w:t>evidence</w:t>
+      </w:r>
+      <w:r>
+        <w:rPr>
+          <w:b w:val="0"/>
+        </w:rPr>
+        <w:t xml:space="preserve"> or human review. Confidence ratings are separate from correct independent performance.</w:t>
+      </w:r>
+    </w:p>
+    <w:p>
+      <w:pPr>
+        <w:spacing w:line="336" w:lineRule="auto" w:after="180"/>
+      </w:pPr>
+      <w:r>
+        <w:rPr>
+          <w:b w:val="0"/>
+        </w:rPr>
+        <w:t xml:space="preserve">Next: Week 14: Decision Trees. Retrieve today’s </w:t>
+      </w:r>
+      <w:r>
+        <w:rPr>
+          <w:b/>
+        </w:rPr>
+        <w:t>evidence</w:t>
+      </w:r>
+      <w:r>
+        <w:rPr>
+          <w:b w:val="0"/>
+        </w:rPr>
+        <w:t xml:space="preserve"> and identify what carries forward and what is new.</w:t>
+      </w:r>
+    </w:p>
+    <w:p>
+      <w:pPr>
+        <w:spacing w:line="336" w:lineRule="auto" w:after="180"/>
+      </w:pPr>
+      <w:r>
+        <w:rPr>
+          <w:b w:val="0"/>
+        </w:rPr>
+        <w:t xml:space="preserve">Next is Week14: Decision Trees. Carry forward labelled outcomes, axis conventions and ID-level error records while tracing a new decision procedure. Teacher reference: https://scikit-learn.org/stable/modules/generated/sklearn.metrics.confusion_matrix.html (reference rows, </w:t>
+      </w:r>
+      <w:r>
+        <w:rPr>
+          <w:b/>
+        </w:rPr>
+        <w:t>prediction</w:t>
+      </w:r>
+      <w:r>
+        <w:rPr>
+          <w:b w:val="0"/>
+        </w:rPr>
+        <w:t xml:space="preserve"> columns and label order; reviewed2026-09-28).</w:t>
+      </w:r>
+    </w:p>
+    <w:p>
+      <w:pPr>
+        <w:pStyle w:val="Heading2"/>
+      </w:pPr>
+      <w:r>
+        <w:t>Earlier wording, alternatives and picture transcripts · reference / check after trying</w:t>
+      </w:r>
+    </w:p>
+    <w:p>
+      <w:pPr>
+        <w:spacing w:line="336" w:lineRule="auto" w:after="180"/>
+      </w:pPr>
+      <w:r>
+        <w:rPr>
+          <w:b w:val="0"/>
+        </w:rPr>
+        <w:t>Connect and extend learning</w:t>
+      </w:r>
+    </w:p>
+    <w:p>
+      <w:pPr>
         <w:pStyle w:val="Heading3"/>
       </w:pPr>
       <w:r>
+        <w:t>Transparent Book Recommender</w:t>
+      </w:r>
+    </w:p>
+    <w:p>
+      <w:pPr>
+        <w:pStyle w:val="Heading3"/>
+      </w:pPr>
+      <w:r>
+        <w:t>Support and stretch</w:t>
+      </w:r>
+    </w:p>
+    <w:p>
+      <w:pPr>
+        <w:pStyle w:val="Heading3"/>
+      </w:pPr>
+      <w:r>
+        <w:t>Exit reflection</w:t>
+      </w:r>
+    </w:p>
+    <w:p>
+      <w:pPr>
+        <w:pStyle w:val="Heading3"/>
+      </w:pPr>
+      <w:r>
+        <w:t>Bridge to the next week</w:t>
+      </w:r>
+    </w:p>
+    <w:p>
+      <w:pPr>
+        <w:pStyle w:val="Heading3"/>
+      </w:pPr>
+      <w:r>
+        <w:t>Support and fresh reassessment</w:t>
+      </w:r>
+    </w:p>
+    <w:p>
+      <w:pPr>
+        <w:pStyle w:val="Heading3"/>
+      </w:pPr>
+      <w:r>
+        <w:t>Plan the delayed return</w:t>
+      </w:r>
+    </w:p>
+    <w:p>
+      <w:pPr>
+        <w:pStyle w:val="Heading3"/>
+      </w:pPr>
+      <w:r>
         <w:t>Project evidence from this case</w:t>
       </w:r>
     </w:p>
     <w:p>
       <w:pPr>
+        <w:pStyle w:val="Heading1"/>
+      </w:pPr>
+      <w:r>
+        <w:t>Reference bank and extra practice</w:t>
+      </w:r>
+    </w:p>
+    <w:p>
+      <w:pPr>
+        <w:pStyle w:val="Heading1"/>
+      </w:pPr>
+      <w:r>
+        <w:t>07. Reference: alternative planning checklist</w:t>
+      </w:r>
+    </w:p>
+    <w:p>
+      <w:r>
+        <w:t>Use as a reminder alongside the main route rather than teaching the cycle twice.</w:t>
+      </w:r>
+    </w:p>
+    <w:p>
+      <w:pPr>
+        <w:pStyle w:val="Heading2"/>
+      </w:pPr>
+      <w:r>
+        <w:t>Preparation and schedule</w:t>
+      </w:r>
+    </w:p>
+    <w:p>
+      <w:pPr>
         <w:spacing w:line="336" w:lineRule="auto" w:after="180"/>
-      </w:pPr>
-      <w:r>
-        <w:rPr>
-          <w:b w:val="0"/>
-        </w:rPr>
-        <w:t xml:space="preserve">Use a confusion table when evaluating recommender category </w:t>
-      </w:r>
-      <w:r>
-        <w:rPr>
-          <w:b/>
-        </w:rPr>
-        <w:t>prediction</w:t>
-      </w:r>
-      <w:r>
-        <w:rPr>
-          <w:b w:val="0"/>
-        </w:rPr>
-        <w:t>s and attach concrete consequences to each error.</w:t>
-      </w:r>
-    </w:p>
-    <w:p>
-      <w:pPr>
-        <w:pStyle w:val="Heading1"/>
-      </w:pPr>
-      <w:r>
-        <w:t>07. Prepare, teach and assess</w:t>
-      </w:r>
-    </w:p>
-    <w:p>
-      <w:r>
-        <w:t>Use this preparation summary alongside the detailed Types of Classification Error lesson; it is a checklist rather than a replacement for the full sequence.</w:t>
-      </w:r>
-    </w:p>
-    <w:p>
-      <w:pPr>
-        <w:pStyle w:val="Heading3"/>
-      </w:pPr>
-      <w:r>
-        <w:t>Teaching target</w:t>
-      </w:r>
-    </w:p>
-    <w:p>
-      <w:pPr>
-        <w:spacing w:line="336" w:lineRule="auto" w:after="180"/>
-        <w:shd w:fill="EDF7F3"/>
       </w:pPr>
       <w:r>
         <w:rPr>
@@ -5704,8 +5860,15 @@
     </w:tbl>
     <w:p>
       <w:pPr>
+        <w:pStyle w:val="Heading2"/>
+      </w:pPr>
+      <w:r>
+        <w:t>Practice and assessment reminders</w:t>
+      </w:r>
+    </w:p>
+    <w:p>
+      <w:pPr>
         <w:spacing w:line="336" w:lineRule="auto" w:after="180"/>
-        <w:shd w:fill="F5F1FB"/>
       </w:pPr>
       <w:r>
         <w:rPr>
@@ -5716,16 +5879,7 @@
     </w:p>
     <w:p>
       <w:pPr>
-        <w:pStyle w:val="Heading3"/>
-      </w:pPr>
-      <w:r>
-        <w:t>Supported practice answer</w:t>
-      </w:r>
-    </w:p>
-    <w:p>
-      <w:pPr>
         <w:spacing w:line="336" w:lineRule="auto" w:after="180"/>
-        <w:shd w:fill="F1F6FC"/>
       </w:pPr>
       <w:r>
         <w:rPr>
@@ -5737,7 +5891,6 @@
     <w:p>
       <w:pPr>
         <w:spacing w:line="336" w:lineRule="auto" w:after="180"/>
-        <w:shd w:fill="F1F6FC"/>
       </w:pPr>
       <w:r>
         <w:rPr>
@@ -5770,16 +5923,7 @@
     </w:p>
     <w:p>
       <w:pPr>
-        <w:pStyle w:val="Heading3"/>
-      </w:pPr>
-      <w:r>
-        <w:t>Repair the misconception</w:t>
-      </w:r>
-    </w:p>
-    <w:p>
-      <w:pPr>
         <w:spacing w:line="336" w:lineRule="auto" w:after="180"/>
-        <w:shd w:fill="FFF5E6"/>
       </w:pPr>
       <w:r>
         <w:rPr>
@@ -5790,16 +5934,7 @@
     </w:p>
     <w:p>
       <w:pPr>
-        <w:pStyle w:val="Heading3"/>
-      </w:pPr>
-      <w:r>
-        <w:t>Support without giving away the answer</w:t>
-      </w:r>
-    </w:p>
-    <w:p>
-      <w:pPr>
         <w:spacing w:line="336" w:lineRule="auto" w:after="180"/>
-        <w:shd w:fill="F1F6F8"/>
       </w:pPr>
       <w:r>
         <w:rPr>
@@ -5822,16 +5957,7 @@
     </w:p>
     <w:p>
       <w:pPr>
-        <w:pStyle w:val="Heading3"/>
-      </w:pPr>
-      <w:r>
-        <w:t>Extend the reasoning</w:t>
-      </w:r>
-    </w:p>
-    <w:p>
-      <w:pPr>
         <w:spacing w:line="336" w:lineRule="auto" w:after="180"/>
-        <w:shd w:fill="F5F1FB"/>
       </w:pPr>
       <w:r>
         <w:rPr>
@@ -5867,7 +5993,6 @@
     <w:p>
       <w:pPr>
         <w:spacing w:line="336" w:lineRule="auto" w:after="180"/>
-        <w:shd w:fill="F5F1FB"/>
       </w:pPr>
       <w:r>
         <w:rPr>
@@ -5902,16 +6027,7 @@
     </w:p>
     <w:p>
       <w:pPr>
-        <w:pStyle w:val="Heading3"/>
-      </w:pPr>
-      <w:r>
-        <w:t>Protect the independent attempt</w:t>
-      </w:r>
-    </w:p>
-    <w:p>
-      <w:pPr>
         <w:spacing w:line="336" w:lineRule="auto" w:after="180"/>
-        <w:shd w:fill="FFF5E6"/>
       </w:pPr>
       <w:r>
         <w:rPr>
@@ -6106,16 +6222,7 @@
     </w:tbl>
     <w:p>
       <w:pPr>
-        <w:pStyle w:val="Heading3"/>
-      </w:pPr>
-      <w:r>
-        <w:t>Project checkpoint</w:t>
-      </w:r>
-    </w:p>
-    <w:p>
-      <w:pPr>
         <w:spacing w:line="336" w:lineRule="auto" w:after="180"/>
-        <w:shd w:fill="EDF7F3"/>
       </w:pPr>
       <w:r>
         <w:rPr>
@@ -6152,12 +6259,20 @@
         <w:pStyle w:val="Heading1"/>
       </w:pPr>
       <w:r>
-        <w:t>08. Use feedback, labs and repair paths</w:t>
-      </w:r>
-    </w:p>
-    <w:p>
-      <w:r>
-        <w:t>Use feedback, earlier review and portfolios purposefully. Apply the coding routine only when this lesson has an executable lab.</w:t>
+        <w:t>08. Reference: feedback and records</w:t>
+      </w:r>
+    </w:p>
+    <w:p>
+      <w:r>
+        <w:t>Use digital tools where they help retain an explanation and its evidence.</w:t>
+      </w:r>
+    </w:p>
+    <w:p>
+      <w:pPr>
+        <w:pStyle w:val="Heading2"/>
+      </w:pPr>
+      <w:r>
+        <w:t>Keep practice and independent evidence separate</w:t>
       </w:r>
     </w:p>
     <w:p>
@@ -6196,12 +6311,62 @@
     </w:p>
     <w:p>
       <w:pPr>
+        <w:pStyle w:val="Heading2"/>
+      </w:pPr>
+      <w:r>
+        <w:t>Repair and portfolio records</w:t>
+      </w:r>
+    </w:p>
+    <w:p>
+      <w:pPr>
         <w:spacing w:line="336" w:lineRule="auto" w:after="180"/>
       </w:pPr>
       <w:r>
         <w:rPr>
           <w:b w:val="0"/>
         </w:rPr>
+        <w:t>Use the earlier worked-explanation links to address a specific missing building block, then return to the current question. Adapt this suggestion after observing the learner; it is not an automatic diagnosis.</w:t>
+      </w:r>
+    </w:p>
+    <w:p>
+      <w:pPr>
+        <w:spacing w:line="336" w:lineRule="auto" w:after="180"/>
+      </w:pPr>
+      <w:r>
+        <w:rPr>
+          <w:b w:val="0"/>
+        </w:rPr>
+        <w:t xml:space="preserve">Collect the completed-work portfolio as </w:t>
+      </w:r>
+      <w:r>
+        <w:rPr>
+          <w:b/>
+        </w:rPr>
+        <w:t>evidence</w:t>
+      </w:r>
+      <w:r>
+        <w:rPr>
+          <w:b w:val="0"/>
+        </w:rPr>
+        <w:t>. Record support separately from correctness, and assess explanation, trace/test and limitations. Progress ticks and quiz selections alone do not establish mastery.</w:t>
+      </w:r>
+    </w:p>
+    <w:p>
+      <w:pPr>
+        <w:pStyle w:val="Heading2"/>
+      </w:pPr>
+      <w:r>
+        <w:t>Earlier wording, alternatives and picture transcripts · reference / check after trying</w:t>
+      </w:r>
+    </w:p>
+    <w:p>
+      <w:pPr>
+        <w:spacing w:line="336" w:lineRule="auto" w:after="180"/>
+      </w:pPr>
+      <w:r>
+        <w:rPr>
+          <w:b w:val="0"/>
+        </w:rPr>
         <w:t xml:space="preserve">Ask students to predict before running code. Preserve errors and actual </w:t>
       </w:r>
       <w:r>
@@ -6219,77 +6384,20 @@
     </w:p>
     <w:p>
       <w:pPr>
-        <w:spacing w:line="336" w:lineRule="auto" w:after="180"/>
-      </w:pPr>
-      <w:r>
-        <w:rPr>
-          <w:b w:val="0"/>
-        </w:rPr>
-        <w:t>Use the earlier worked-explanation links to address a specific missing building block, then return to the current question. Adapt this suggestion after observing the learner; it is not an automatic diagnosis.</w:t>
-      </w:r>
-    </w:p>
-    <w:p>
-      <w:pPr>
-        <w:spacing w:line="336" w:lineRule="auto" w:after="180"/>
-      </w:pPr>
-      <w:r>
-        <w:rPr>
-          <w:b w:val="0"/>
-        </w:rPr>
-        <w:t xml:space="preserve">Collect the completed-work portfolio as </w:t>
-      </w:r>
-      <w:r>
-        <w:rPr>
-          <w:b/>
-        </w:rPr>
-        <w:t>evidence</w:t>
-      </w:r>
-      <w:r>
-        <w:rPr>
-          <w:b w:val="0"/>
-        </w:rPr>
-        <w:t>. Record support separately from correctness, and assess explanation, trace/test and limitations. Progress ticks and quiz selections alone do not establish mastery.</w:t>
-      </w:r>
-    </w:p>
-    <w:p>
-      <w:pPr>
         <w:pStyle w:val="Heading1"/>
       </w:pPr>
       <w:r>
-        <w:t>09. Visual concept journey</w:t>
-      </w:r>
-    </w:p>
-    <w:p>
-      <w:r>
-        <w:t>Show one Types of Classification Error graphic at a time, request a prediction and discuss its trace before the independent assessment.</w:t>
-      </w:r>
-    </w:p>
-    <w:p>
-      <w:pPr>
-        <w:spacing w:line="336" w:lineRule="auto" w:after="180"/>
-      </w:pPr>
-      <w:r>
-        <w:rPr>
-          <w:b w:val="0"/>
-        </w:rPr>
-        <w:t xml:space="preserve">Use one picture at a time. Hide a worked result before asking for a </w:t>
-      </w:r>
-      <w:r>
-        <w:rPr>
-          <w:b/>
-        </w:rPr>
-        <w:t>prediction</w:t>
-      </w:r>
-      <w:r>
-        <w:rPr>
-          <w:b w:val="0"/>
-        </w:rPr>
-        <w:t>, then reveal it for feedback. These are supported teaching cases; retain the separate independent assessment for a fresh first attempt.</w:t>
-      </w:r>
-    </w:p>
-    <w:p>
-      <w:pPr>
-        <w:pStyle w:val="Heading3"/>
+        <w:t>09. Reference: teach with the six pictures</w:t>
+      </w:r>
+    </w:p>
+    <w:p>
+      <w:r>
+        <w:t>Choose the picture for the teaching move and connect it to the explanation.</w:t>
+      </w:r>
+    </w:p>
+    <w:p>
+      <w:pPr>
+        <w:pStyle w:val="Heading2"/>
       </w:pPr>
       <w:r>
         <w:t>01. Types of Classification Error: the case</w:t>
@@ -6300,7 +6408,7 @@
         <w:drawing>
           <wp:inline xmlns:a="http://schemas.openxmlformats.org/drawingml/2006/main" xmlns:pic="http://schemas.openxmlformats.org/drawingml/2006/picture">
             <wp:extent cx="5486400" cy="2840736"/>
-            <wp:docPr id="3" name="Picture 3" descr="A fictional book-condition checker predicts repair or sound. Supplied facts: Use reference rows and prediction columns in order sound,repair. Repair is positive. Six reference/prediction pairs: sound/sound twice; sound/repair once; repair/sound once; repair/repair twice."/>
+            <wp:docPr id="4" name="Picture 4" descr="A fictional book-condition checker predicts repair or sound. Supplied facts: Use reference rows and prediction columns in order sound,repair. Repair is positive. Six reference/prediction pairs: sound/sound twice; sound/repair once; repair/sound once; repair/repair twice."/>
             <wp:cNvGraphicFramePr>
               <a:graphicFrameLocks noChangeAspect="1"/>
             </wp:cNvGraphicFramePr>
@@ -6312,7 +6420,7 @@
                     <pic:cNvPicPr/>
                   </pic:nvPicPr>
                   <pic:blipFill>
-                    <a:blip r:embed="rId11"/>
+                    <a:blip r:embed="rId12"/>
                     <a:stretch>
                       <a:fillRect/>
                     </a:stretch>
@@ -6380,7 +6488,6 @@
     <w:p>
       <w:pPr>
         <w:spacing w:line="336" w:lineRule="auto" w:after="180"/>
-        <w:shd w:fill="F5F1FB"/>
       </w:pPr>
       <w:r>
         <w:rPr>
@@ -6391,16 +6498,7 @@
     </w:p>
     <w:p>
       <w:pPr>
-        <w:pStyle w:val="Heading3"/>
-      </w:pPr>
-      <w:r>
-        <w:t>Discuss while showing the picture</w:t>
-      </w:r>
-    </w:p>
-    <w:p>
-      <w:pPr>
         <w:spacing w:line="336" w:lineRule="auto" w:after="180"/>
-        <w:shd w:fill="F1F6F8"/>
       </w:pPr>
       <w:r>
         <w:rPr>
@@ -6411,7 +6509,7 @@
     </w:p>
     <w:p>
       <w:pPr>
-        <w:pStyle w:val="Heading3"/>
+        <w:pStyle w:val="Heading2"/>
       </w:pPr>
       <w:r>
         <w:t>02. Follow the deciding steps</w:t>
@@ -6422,7 +6520,7 @@
         <w:drawing>
           <wp:inline xmlns:a="http://schemas.openxmlformats.org/drawingml/2006/main" xmlns:pic="http://schemas.openxmlformats.org/drawingml/2006/picture">
             <wp:extent cx="5486400" cy="4005072"/>
-            <wp:docPr id="4" name="Picture 4" descr="Declare axes: Rows: reference sound,repair. Columns: predicted sound,repair. → Fill sound row: Two true negatives and one false positive: [2,1]. → Fill repair row: One false negative and two true positives: [1,2]. → Read result: Matrix [[2,1],[1,2]]: agreement 4/6, repair recall 2/3."/>
+            <wp:docPr id="5" name="Picture 5" descr="Declare axes: Rows: reference sound,repair. Columns: predicted sound,repair. → Fill sound row: Two true negatives and one false positive: [2,1]. → Fill repair row: One false negative and two true positives: [1,2]. → Read result: Matrix [[2,1],[1,2]]: agreement 4/6, repair recall 2/3."/>
             <wp:cNvGraphicFramePr>
               <a:graphicFrameLocks noChangeAspect="1"/>
             </wp:cNvGraphicFramePr>
@@ -6434,7 +6532,7 @@
                     <pic:cNvPicPr/>
                   </pic:nvPicPr>
                   <pic:blipFill>
-                    <a:blip r:embed="rId12"/>
+                    <a:blip r:embed="rId9"/>
                     <a:stretch>
                       <a:fillRect/>
                     </a:stretch>
@@ -6526,7 +6624,6 @@
     <w:p>
       <w:pPr>
         <w:spacing w:line="336" w:lineRule="auto" w:after="180"/>
-        <w:shd w:fill="F5F1FB"/>
       </w:pPr>
       <w:r>
         <w:rPr>
@@ -6549,16 +6646,7 @@
     </w:p>
     <w:p>
       <w:pPr>
-        <w:pStyle w:val="Heading3"/>
-      </w:pPr>
-      <w:r>
-        <w:t>Discuss while showing the picture</w:t>
-      </w:r>
-    </w:p>
-    <w:p>
-      <w:pPr>
         <w:spacing w:line="336" w:lineRule="auto" w:after="180"/>
-        <w:shd w:fill="F1F6F8"/>
       </w:pPr>
       <w:r>
         <w:rPr>
@@ -6581,7 +6669,7 @@
     </w:p>
     <w:p>
       <w:pPr>
-        <w:pStyle w:val="Heading3"/>
+        <w:pStyle w:val="Heading2"/>
       </w:pPr>
       <w:r>
         <w:t>03. Reference rows, prediction columns</w:t>
@@ -6592,7 +6680,7 @@
         <w:drawing>
           <wp:inline xmlns:a="http://schemas.openxmlformats.org/drawingml/2006/main" xmlns:pic="http://schemas.openxmlformats.org/drawingml/2006/picture">
             <wp:extent cx="5486400" cy="3096768"/>
-            <wp:docPr id="5" name="Picture 5" descr="Reference rows, prediction columns. Reference sound: Predicted sound = 2, Predicted repair = 1. Reference repair: Predicted sound = 1, Predicted repair = 2."/>
+            <wp:docPr id="6" name="Picture 6" descr="Reference rows, prediction columns. Reference sound: Predicted sound = 2, Predicted repair = 1. Reference repair: Predicted sound = 1, Predicted repair = 2."/>
             <wp:cNvGraphicFramePr>
               <a:graphicFrameLocks noChangeAspect="1"/>
             </wp:cNvGraphicFramePr>
@@ -6649,7 +6737,6 @@
     <w:p>
       <w:pPr>
         <w:spacing w:line="336" w:lineRule="auto" w:after="180"/>
-        <w:shd w:fill="F5F1FB"/>
       </w:pPr>
       <w:r>
         <w:rPr>
@@ -6660,16 +6747,7 @@
     </w:p>
     <w:p>
       <w:pPr>
-        <w:pStyle w:val="Heading3"/>
-      </w:pPr>
-      <w:r>
-        <w:t>Discuss while showing the picture</w:t>
-      </w:r>
-    </w:p>
-    <w:p>
-      <w:pPr>
         <w:spacing w:line="336" w:lineRule="auto" w:after="180"/>
-        <w:shd w:fill="F1F6F8"/>
       </w:pPr>
       <w:r>
         <w:rPr>
@@ -6681,7 +6759,6 @@
     <w:p>
       <w:pPr>
         <w:spacing w:line="336" w:lineRule="auto" w:after="180"/>
-        <w:shd w:fill="F1F6F8"/>
       </w:pPr>
       <w:r>
         <w:rPr>
@@ -6692,7 +6769,7 @@
     </w:p>
     <w:p>
       <w:pPr>
-        <w:pStyle w:val="Heading3"/>
+        <w:pStyle w:val="Heading2"/>
       </w:pPr>
       <w:r>
         <w:t>04. Change one thing. Trace what follows.</w:t>
@@ -6703,7 +6780,7 @@
         <w:drawing>
           <wp:inline xmlns:a="http://schemas.openxmlformats.org/drawingml/2006/main" xmlns:pic="http://schemas.openxmlformats.org/drawingml/2006/picture">
             <wp:extent cx="5486400" cy="3026664"/>
-            <wp:docPr id="6" name="Picture 6" descr="Original case: Matrix [[2,1],[1,2]]: agreement 4/6, repair recall 2/3. Changed condition: Change one repair/sound prediction to repair/repair after a real model revision. Expected result: Repair row becomes [0,3]; agreement becomes 5/6. Reason: One false negative moves to true positive; the sound row stays [2,1]."/>
+            <wp:docPr id="7" name="Picture 7" descr="Original case: Matrix [[2,1],[1,2]]: agreement 4/6, repair recall 2/3. Changed condition: Change one repair/sound prediction to repair/repair after a real model revision. Expected result: Repair row becomes [0,3]; agreement becomes 5/6. Reason: One false negative moves to true positive; the sound row stays [2,1]."/>
             <wp:cNvGraphicFramePr>
               <a:graphicFrameLocks noChangeAspect="1"/>
             </wp:cNvGraphicFramePr>
@@ -6795,7 +6872,6 @@
     <w:p>
       <w:pPr>
         <w:spacing w:line="336" w:lineRule="auto" w:after="180"/>
-        <w:shd w:fill="F5F1FB"/>
       </w:pPr>
       <w:r>
         <w:rPr>
@@ -6806,16 +6882,7 @@
     </w:p>
     <w:p>
       <w:pPr>
-        <w:pStyle w:val="Heading3"/>
-      </w:pPr>
-      <w:r>
-        <w:t>Discuss while showing the picture</w:t>
-      </w:r>
-    </w:p>
-    <w:p>
-      <w:pPr>
         <w:spacing w:line="336" w:lineRule="auto" w:after="180"/>
-        <w:shd w:fill="F1F6F8"/>
       </w:pPr>
       <w:r>
         <w:rPr>
@@ -6827,7 +6894,6 @@
     <w:p>
       <w:pPr>
         <w:spacing w:line="336" w:lineRule="auto" w:after="180"/>
-        <w:shd w:fill="F1F6F8"/>
       </w:pPr>
       <w:r>
         <w:rPr>
@@ -6862,7 +6928,7 @@
     </w:p>
     <w:p>
       <w:pPr>
-        <w:pStyle w:val="Heading3"/>
+        <w:pStyle w:val="Heading2"/>
       </w:pPr>
       <w:r>
         <w:t>05. Connect the explanation to its limit</w:t>
@@ -6873,7 +6939,7 @@
         <w:drawing>
           <wp:inline xmlns:a="http://schemas.openxmlformats.org/drawingml/2006/main" xmlns:pic="http://schemas.openxmlformats.org/drawingml/2006/picture">
             <wp:extent cx="5486400" cy="2834640"/>
-            <wp:docPr id="7" name="Picture 7" descr="Each case enters one cell according to its reference and predicted label. The off-diagonal cells represent different mistakes: a false alarm on a sound book versus a missed repair. Trace the cell definitions before naming rates; swapping axes changes the table’s interpretation even if its diagonal sum remains unchanged. Limit: Reference labels can themselves be disputed; a true-positive name does not guarantee the annotation is infallible."/>
+            <wp:docPr id="8" name="Picture 8" descr="Each case enters one cell according to its reference and predicted label. The off-diagonal cells represent different mistakes: a false alarm on a sound book versus a missed repair. Trace the cell definitions before naming rates; swapping axes changes the table’s interpretation even if its diagonal sum remains unchanged. Limit: Reference labels can themselves be disputed; a true-positive name does not guarantee the annotation is infallible."/>
             <wp:cNvGraphicFramePr>
               <a:graphicFrameLocks noChangeAspect="1"/>
             </wp:cNvGraphicFramePr>
@@ -6940,7 +7006,6 @@
     <w:p>
       <w:pPr>
         <w:spacing w:line="336" w:lineRule="auto" w:after="180"/>
-        <w:shd w:fill="F5F1FB"/>
       </w:pPr>
       <w:r>
         <w:rPr>
@@ -6951,16 +7016,7 @@
     </w:p>
     <w:p>
       <w:pPr>
-        <w:pStyle w:val="Heading3"/>
-      </w:pPr>
-      <w:r>
-        <w:t>Discuss while showing the picture</w:t>
-      </w:r>
-    </w:p>
-    <w:p>
-      <w:pPr>
         <w:spacing w:line="336" w:lineRule="auto" w:after="180"/>
-        <w:shd w:fill="F1F6F8"/>
       </w:pPr>
       <w:r>
         <w:rPr>
@@ -6972,7 +7028,6 @@
     <w:p>
       <w:pPr>
         <w:spacing w:line="336" w:lineRule="auto" w:after="180"/>
-        <w:shd w:fill="F1F6F8"/>
       </w:pPr>
       <w:r>
         <w:rPr>
@@ -6983,7 +7038,7 @@
     </w:p>
     <w:p>
       <w:pPr>
-        <w:pStyle w:val="Heading3"/>
+        <w:pStyle w:val="Heading2"/>
       </w:pPr>
       <w:r>
         <w:t>06. Make the idea visible in your project</w:t>
@@ -6994,7 +7049,7 @@
         <w:drawing>
           <wp:inline xmlns:a="http://schemas.openxmlformats.org/drawingml/2006/main" xmlns:pic="http://schemas.openxmlformats.org/drawingml/2006/picture">
             <wp:extent cx="5486400" cy="3380232"/>
-            <wp:docPr id="8" name="Picture 8" descr="Use a confusion table when evaluating recommender category predictions and attach concrete consequences to each error. Draw your input, deciding step, result and limit. Supported question: Which error causes a sound book to be sent for unnecessary repair review?"/>
+            <wp:docPr id="9" name="Picture 9" descr="Use a confusion table when evaluating recommender category predictions and attach concrete consequences to each error. Draw your input, deciding step, result and limit. Supported question: Which error causes a sound book to be sent for unnecessary repair review?"/>
             <wp:cNvGraphicFramePr>
               <a:graphicFrameLocks noChangeAspect="1"/>
             </wp:cNvGraphicFramePr>
@@ -7074,7 +7129,6 @@
     <w:p>
       <w:pPr>
         <w:spacing w:line="336" w:lineRule="auto" w:after="180"/>
-        <w:shd w:fill="F5F1FB"/>
       </w:pPr>
       <w:r>
         <w:rPr>
@@ -7097,58 +7151,127 @@
     </w:p>
     <w:p>
       <w:pPr>
+        <w:spacing w:line="336" w:lineRule="auto" w:after="180"/>
+      </w:pPr>
+      <w:r>
+        <w:rPr>
+          <w:b w:val="0"/>
+        </w:rPr>
+        <w:t xml:space="preserve">Teacher prompt: Draw your project trace and justify the deciding step using </w:t>
+      </w:r>
+      <w:r>
+        <w:rPr>
+          <w:b/>
+        </w:rPr>
+        <w:t>evidence</w:t>
+      </w:r>
+      <w:r>
+        <w:rPr>
+          <w:b w:val="0"/>
+        </w:rPr>
+        <w:t>. Ask learners to describe one label or arrow in ordinary words. Use the adjacent transcript if the image is difficult to see.</w:t>
+      </w:r>
+    </w:p>
+    <w:p>
+      <w:pPr>
+        <w:spacing w:line="336" w:lineRule="auto" w:after="180"/>
+      </w:pPr>
+      <w:r>
+        <w:rPr>
+          <w:b w:val="0"/>
+        </w:rPr>
+        <w:t xml:space="preserve">Supported practice key: The sound/repair cell is a </w:t>
+      </w:r>
+      <w:r>
+        <w:rPr>
+          <w:b/>
+        </w:rPr>
+        <w:t>false positive</w:t>
+      </w:r>
+      <w:r>
+        <w:rPr>
+          <w:b w:val="0"/>
+        </w:rPr>
+        <w:t>; there is one in the original matrix.</w:t>
+      </w:r>
+    </w:p>
+    <w:p>
+      <w:pPr>
+        <w:pStyle w:val="Heading2"/>
+      </w:pPr>
+      <w:r>
+        <w:t>Earlier wording, alternatives and picture transcripts · reference / check after trying</w:t>
+      </w:r>
+    </w:p>
+    <w:p>
+      <w:pPr>
+        <w:spacing w:line="336" w:lineRule="auto" w:after="180"/>
+      </w:pPr>
+      <w:r>
+        <w:rPr>
+          <w:b w:val="0"/>
+        </w:rPr>
+        <w:t xml:space="preserve">Use one picture at a time. Hide a worked result before asking for a </w:t>
+      </w:r>
+      <w:r>
+        <w:rPr>
+          <w:b/>
+        </w:rPr>
+        <w:t>prediction</w:t>
+      </w:r>
+      <w:r>
+        <w:rPr>
+          <w:b w:val="0"/>
+        </w:rPr>
+        <w:t>, then reveal it for feedback. These are supported teaching cases; retain the separate independent assessment for a fresh first attempt.</w:t>
+      </w:r>
+    </w:p>
+    <w:p>
+      <w:pPr>
         <w:pStyle w:val="Heading3"/>
       </w:pPr>
       <w:r>
-        <w:t>Discuss while showing the picture</w:t>
-      </w:r>
-    </w:p>
-    <w:p>
-      <w:pPr>
-        <w:spacing w:line="336" w:lineRule="auto" w:after="180"/>
-        <w:shd w:fill="F1F6F8"/>
-      </w:pPr>
-      <w:r>
-        <w:rPr>
-          <w:b w:val="0"/>
-        </w:rPr>
-        <w:t xml:space="preserve">Teacher prompt: Draw your project trace and justify the deciding step using </w:t>
-      </w:r>
-      <w:r>
-        <w:rPr>
-          <w:b/>
-        </w:rPr>
-        <w:t>evidence</w:t>
-      </w:r>
-      <w:r>
-        <w:rPr>
-          <w:b w:val="0"/>
-        </w:rPr>
-        <w:t>. Ask learners to describe one label or arrow in ordinary words. Use the adjacent transcript if the image is difficult to see.</w:t>
-      </w:r>
-    </w:p>
-    <w:p>
-      <w:pPr>
-        <w:spacing w:line="336" w:lineRule="auto" w:after="180"/>
-        <w:shd w:fill="F1F6F8"/>
-      </w:pPr>
-      <w:r>
-        <w:rPr>
-          <w:b w:val="0"/>
-        </w:rPr>
-        <w:t xml:space="preserve">Supported practice key: The sound/repair cell is a </w:t>
-      </w:r>
-      <w:r>
-        <w:rPr>
-          <w:b/>
-        </w:rPr>
-        <w:t>false positive</w:t>
-      </w:r>
-      <w:r>
-        <w:rPr>
-          <w:b w:val="0"/>
-        </w:rPr>
-        <w:t>; there is one in the original matrix.</w:t>
+        <w:t>01. Types of Classification Error: the case</w:t>
+      </w:r>
+    </w:p>
+    <w:p>
+      <w:pPr>
+        <w:pStyle w:val="Heading3"/>
+      </w:pPr>
+      <w:r>
+        <w:t>02. Follow the deciding steps</w:t>
+      </w:r>
+    </w:p>
+    <w:p>
+      <w:pPr>
+        <w:pStyle w:val="Heading3"/>
+      </w:pPr>
+      <w:r>
+        <w:t>03. Reference rows, prediction columns</w:t>
+      </w:r>
+    </w:p>
+    <w:p>
+      <w:pPr>
+        <w:pStyle w:val="Heading3"/>
+      </w:pPr>
+      <w:r>
+        <w:t>04. Change one thing. Trace what follows.</w:t>
+      </w:r>
+    </w:p>
+    <w:p>
+      <w:pPr>
+        <w:pStyle w:val="Heading3"/>
+      </w:pPr>
+      <w:r>
+        <w:t>05. Connect the explanation to its limit</w:t>
+      </w:r>
+    </w:p>
+    <w:p>
+      <w:pPr>
+        <w:pStyle w:val="Heading3"/>
+      </w:pPr>
+      <w:r>
+        <w:t>06. Make the idea visible in your project</w:t>
       </w:r>
     </w:p>
     <w:sectPr>
